--- a/softwareEngineering/assignments/module3/module3.docx
+++ b/softwareEngineering/assignments/module3/module3.docx
@@ -749,17 +749,7 @@
           <w:szCs w:val="24"/>
           <w:lang w:val="en-US"/>
         </w:rPr>
-        <w:t xml:space="preserve">1.3 </w:t>
-      </w:r>
-      <w:r>
-        <w:rPr>
-          <w:b/>
-          <w:bCs/>
-          <w:sz w:val="24"/>
-          <w:szCs w:val="24"/>
-          <w:lang w:val="en-US"/>
-        </w:rPr>
-        <w:t>Explain</w:t>
+        <w:t>1.3 Explain the steps involved in setting up a</w:t>
       </w:r>
       <w:r>
         <w:rPr>
@@ -779,7 +769,7 @@
           <w:szCs w:val="24"/>
           <w:lang w:val="en-US"/>
         </w:rPr>
-        <w:t>the steps involved in setting up a</w:t>
+        <w:t>C++</w:t>
       </w:r>
       <w:r>
         <w:rPr>
@@ -799,7 +789,7 @@
           <w:szCs w:val="24"/>
           <w:lang w:val="en-US"/>
         </w:rPr>
-        <w:t>C++</w:t>
+        <w:t>development</w:t>
       </w:r>
       <w:r>
         <w:rPr>
@@ -819,26 +809,6 @@
           <w:szCs w:val="24"/>
           <w:lang w:val="en-US"/>
         </w:rPr>
-        <w:t>development</w:t>
-      </w:r>
-      <w:r>
-        <w:rPr>
-          <w:b/>
-          <w:bCs/>
-          <w:sz w:val="24"/>
-          <w:szCs w:val="24"/>
-          <w:lang w:val="en-US"/>
-        </w:rPr>
-        <w:t xml:space="preserve"> </w:t>
-      </w:r>
-      <w:r>
-        <w:rPr>
-          <w:b/>
-          <w:bCs/>
-          <w:sz w:val="24"/>
-          <w:szCs w:val="24"/>
-          <w:lang w:val="en-US"/>
-        </w:rPr>
         <w:t>environment</w:t>
       </w:r>
     </w:p>
@@ -873,25 +843,7 @@
           <w:szCs w:val="24"/>
           <w:lang w:val="en-US"/>
         </w:rPr>
-        <w:t xml:space="preserve">Install an IDE or Editor – Visual Studio, </w:t>
-      </w:r>
-      <w:proofErr w:type="gramStart"/>
-      <w:r>
-        <w:rPr>
-          <w:sz w:val="24"/>
-          <w:szCs w:val="24"/>
-          <w:lang w:val="en-US"/>
-        </w:rPr>
-        <w:t>Code::</w:t>
-      </w:r>
-      <w:proofErr w:type="gramEnd"/>
-      <w:r>
-        <w:rPr>
-          <w:sz w:val="24"/>
-          <w:szCs w:val="24"/>
-          <w:lang w:val="en-US"/>
-        </w:rPr>
-        <w:t>Blocks, Dev-C++, or VS Code.</w:t>
+        <w:t>Install an IDE or Editor – Visual Studio, Code::Blocks, Dev-C++, or VS Code.</w:t>
       </w:r>
     </w:p>
     <w:p>
@@ -1058,25 +1010,7 @@
           <w:szCs w:val="24"/>
           <w:lang w:val="en-US"/>
         </w:rPr>
-        <w:t xml:space="preserve"> </w:t>
-      </w:r>
-      <w:proofErr w:type="gramStart"/>
-      <w:r>
-        <w:rPr>
-          <w:sz w:val="24"/>
-          <w:szCs w:val="24"/>
-          <w:lang w:val="en-US"/>
-        </w:rPr>
-        <w:t>C++?Provide</w:t>
-      </w:r>
-      <w:proofErr w:type="gramEnd"/>
-      <w:r>
-        <w:rPr>
-          <w:sz w:val="24"/>
-          <w:szCs w:val="24"/>
-          <w:lang w:val="en-US"/>
-        </w:rPr>
-        <w:t xml:space="preserve"> examples</w:t>
+        <w:t xml:space="preserve"> C++?Provide examples</w:t>
       </w:r>
       <w:r>
         <w:rPr>
@@ -1351,137 +1285,7 @@
           <w:szCs w:val="24"/>
           <w:lang w:val="en-US"/>
         </w:rPr>
-        <w:t xml:space="preserve">2.1 </w:t>
-      </w:r>
-      <w:r>
-        <w:rPr>
-          <w:b/>
-          <w:bCs/>
-          <w:sz w:val="24"/>
-          <w:szCs w:val="24"/>
-          <w:lang w:val="en-US"/>
-        </w:rPr>
-        <w:t>Wha</w:t>
-      </w:r>
-      <w:r>
-        <w:rPr>
-          <w:b/>
-          <w:bCs/>
-          <w:sz w:val="24"/>
-          <w:szCs w:val="24"/>
-          <w:lang w:val="en-US"/>
-        </w:rPr>
-        <w:t>t a</w:t>
-      </w:r>
-      <w:r>
-        <w:rPr>
-          <w:b/>
-          <w:bCs/>
-          <w:sz w:val="24"/>
-          <w:szCs w:val="24"/>
-          <w:lang w:val="en-US"/>
-        </w:rPr>
-        <w:t>re</w:t>
-      </w:r>
-      <w:r>
-        <w:rPr>
-          <w:b/>
-          <w:bCs/>
-          <w:sz w:val="24"/>
-          <w:szCs w:val="24"/>
-          <w:lang w:val="en-US"/>
-        </w:rPr>
-        <w:t xml:space="preserve"> </w:t>
-      </w:r>
-      <w:r>
-        <w:rPr>
-          <w:b/>
-          <w:bCs/>
-          <w:sz w:val="24"/>
-          <w:szCs w:val="24"/>
-          <w:lang w:val="en-US"/>
-        </w:rPr>
-        <w:t>th</w:t>
-      </w:r>
-      <w:r>
-        <w:rPr>
-          <w:b/>
-          <w:bCs/>
-          <w:sz w:val="24"/>
-          <w:szCs w:val="24"/>
-          <w:lang w:val="en-US"/>
-        </w:rPr>
-        <w:t xml:space="preserve">e </w:t>
-      </w:r>
-      <w:r>
-        <w:rPr>
-          <w:b/>
-          <w:bCs/>
-          <w:sz w:val="24"/>
-          <w:szCs w:val="24"/>
-          <w:lang w:val="en-US"/>
-        </w:rPr>
-        <w:t>different</w:t>
-      </w:r>
-      <w:r>
-        <w:rPr>
-          <w:b/>
-          <w:bCs/>
-          <w:sz w:val="24"/>
-          <w:szCs w:val="24"/>
-          <w:lang w:val="en-US"/>
-        </w:rPr>
-        <w:t xml:space="preserve"> </w:t>
-      </w:r>
-      <w:r>
-        <w:rPr>
-          <w:b/>
-          <w:bCs/>
-          <w:sz w:val="24"/>
-          <w:szCs w:val="24"/>
-          <w:lang w:val="en-US"/>
-        </w:rPr>
-        <w:t>data types</w:t>
-      </w:r>
-      <w:r>
-        <w:rPr>
-          <w:b/>
-          <w:bCs/>
-          <w:sz w:val="24"/>
-          <w:szCs w:val="24"/>
-          <w:lang w:val="en-US"/>
-        </w:rPr>
-        <w:t xml:space="preserve"> </w:t>
-      </w:r>
-      <w:r>
-        <w:rPr>
-          <w:b/>
-          <w:bCs/>
-          <w:sz w:val="24"/>
-          <w:szCs w:val="24"/>
-          <w:lang w:val="en-US"/>
-        </w:rPr>
-        <w:t>available in C++?</w:t>
-      </w:r>
-      <w:r>
-        <w:rPr>
-          <w:b/>
-          <w:bCs/>
-          <w:sz w:val="24"/>
-          <w:szCs w:val="24"/>
-          <w:lang w:val="en-US"/>
-        </w:rPr>
-        <w:t xml:space="preserve"> </w:t>
-      </w:r>
-      <w:r>
-        <w:rPr>
-          <w:b/>
-          <w:bCs/>
-          <w:sz w:val="24"/>
-          <w:szCs w:val="24"/>
-          <w:lang w:val="en-US"/>
-        </w:rPr>
-        <w:t>Explain with examples.</w:t>
+        <w:t>2.1 What are the different data types available in C++? Explain with examples.</w:t>
       </w:r>
     </w:p>
     <w:p>
@@ -1698,7 +1502,6 @@
         <w:t xml:space="preserve">int </w:t>
       </w:r>
       <w:proofErr w:type="spellStart"/>
-      <w:proofErr w:type="gramStart"/>
       <w:r>
         <w:rPr>
           <w:sz w:val="24"/>
@@ -1714,16 +1517,7 @@
           <w:szCs w:val="24"/>
           <w:lang w:val="en-US"/>
         </w:rPr>
-        <w:t>[</w:t>
-      </w:r>
-      <w:proofErr w:type="gramEnd"/>
-      <w:r>
-        <w:rPr>
-          <w:sz w:val="24"/>
-          <w:szCs w:val="24"/>
-          <w:lang w:val="en-US"/>
-        </w:rPr>
-        <w:t>5]; → array of integers</w:t>
+        <w:t>[5]; → array of integers</w:t>
       </w:r>
     </w:p>
     <w:p>
@@ -1828,43 +1622,7 @@
           <w:szCs w:val="24"/>
           <w:lang w:val="en-US"/>
         </w:rPr>
-        <w:t xml:space="preserve">struct Student </w:t>
-      </w:r>
-      <w:proofErr w:type="gramStart"/>
-      <w:r>
-        <w:rPr>
-          <w:sz w:val="24"/>
-          <w:szCs w:val="24"/>
-          <w:lang w:val="en-US"/>
-        </w:rPr>
-        <w:t>{ int</w:t>
-      </w:r>
-      <w:proofErr w:type="gramEnd"/>
-      <w:r>
-        <w:rPr>
-          <w:sz w:val="24"/>
-          <w:szCs w:val="24"/>
-          <w:lang w:val="en-US"/>
-        </w:rPr>
-        <w:t xml:space="preserve"> id; string name</w:t>
-      </w:r>
-      <w:proofErr w:type="gramStart"/>
-      <w:r>
-        <w:rPr>
-          <w:sz w:val="24"/>
-          <w:szCs w:val="24"/>
-          <w:lang w:val="en-US"/>
-        </w:rPr>
-        <w:t>; }</w:t>
-      </w:r>
-      <w:proofErr w:type="gramEnd"/>
-      <w:r>
-        <w:rPr>
-          <w:sz w:val="24"/>
-          <w:szCs w:val="24"/>
-          <w:lang w:val="en-US"/>
-        </w:rPr>
-        <w:t>; → group of variables</w:t>
+        <w:t>struct Student { int id; string name; }; → group of variables</w:t>
       </w:r>
     </w:p>
     <w:p>
@@ -1886,43 +1644,7 @@
           <w:szCs w:val="24"/>
           <w:lang w:val="en-US"/>
         </w:rPr>
-        <w:t xml:space="preserve">class Car </w:t>
-      </w:r>
-      <w:proofErr w:type="gramStart"/>
-      <w:r>
-        <w:rPr>
-          <w:sz w:val="24"/>
-          <w:szCs w:val="24"/>
-          <w:lang w:val="en-US"/>
-        </w:rPr>
-        <w:t>{ string</w:t>
-      </w:r>
-      <w:proofErr w:type="gramEnd"/>
-      <w:r>
-        <w:rPr>
-          <w:sz w:val="24"/>
-          <w:szCs w:val="24"/>
-          <w:lang w:val="en-US"/>
-        </w:rPr>
-        <w:t xml:space="preserve"> brand; int year</w:t>
-      </w:r>
-      <w:proofErr w:type="gramStart"/>
-      <w:r>
-        <w:rPr>
-          <w:sz w:val="24"/>
-          <w:szCs w:val="24"/>
-          <w:lang w:val="en-US"/>
-        </w:rPr>
-        <w:t>; }</w:t>
-      </w:r>
-      <w:proofErr w:type="gramEnd"/>
-      <w:r>
-        <w:rPr>
-          <w:sz w:val="24"/>
-          <w:szCs w:val="24"/>
-          <w:lang w:val="en-US"/>
-        </w:rPr>
-        <w:t>; → object-oriented type</w:t>
+        <w:t>class Car { string brand; int year; }; → object-oriented type</w:t>
       </w:r>
     </w:p>
     <w:p>
@@ -1954,43 +1676,7 @@
           <w:szCs w:val="24"/>
           <w:lang w:val="en-US"/>
         </w:rPr>
-        <w:t xml:space="preserve"> Color </w:t>
-      </w:r>
-      <w:proofErr w:type="gramStart"/>
-      <w:r>
-        <w:rPr>
-          <w:sz w:val="24"/>
-          <w:szCs w:val="24"/>
-          <w:lang w:val="en-US"/>
-        </w:rPr>
-        <w:t>{ RED</w:t>
-      </w:r>
-      <w:proofErr w:type="gramEnd"/>
-      <w:r>
-        <w:rPr>
-          <w:sz w:val="24"/>
-          <w:szCs w:val="24"/>
-          <w:lang w:val="en-US"/>
-        </w:rPr>
-        <w:t xml:space="preserve">, GREEN, </w:t>
-      </w:r>
-      <w:proofErr w:type="gramStart"/>
-      <w:r>
-        <w:rPr>
-          <w:sz w:val="24"/>
-          <w:szCs w:val="24"/>
-          <w:lang w:val="en-US"/>
-        </w:rPr>
-        <w:t>BLUE }</w:t>
-      </w:r>
-      <w:proofErr w:type="gramEnd"/>
-      <w:r>
-        <w:rPr>
-          <w:sz w:val="24"/>
-          <w:szCs w:val="24"/>
-          <w:lang w:val="en-US"/>
-        </w:rPr>
-        <w:t>; → named constants</w:t>
+        <w:t xml:space="preserve"> Color { RED, GREEN, BLUE }; → named constants</w:t>
       </w:r>
     </w:p>
     <w:p>
@@ -2127,37 +1813,7 @@
           <w:lang w:val="en-US"/>
         </w:rPr>
         <w:lastRenderedPageBreak/>
-        <w:t xml:space="preserve">2.2 </w:t>
-      </w:r>
-      <w:r>
-        <w:rPr>
-          <w:b/>
-          <w:bCs/>
-          <w:sz w:val="24"/>
-          <w:szCs w:val="24"/>
-          <w:lang w:val="en-US"/>
-        </w:rPr>
-        <w:t>Explain the difference between implicit and explicit</w:t>
-      </w:r>
-      <w:r>
-        <w:rPr>
-          <w:b/>
-          <w:bCs/>
-          <w:sz w:val="24"/>
-          <w:szCs w:val="24"/>
-          <w:lang w:val="en-US"/>
-        </w:rPr>
-        <w:t xml:space="preserve"> </w:t>
-      </w:r>
-      <w:r>
-        <w:rPr>
-          <w:b/>
-          <w:bCs/>
-          <w:sz w:val="24"/>
-          <w:szCs w:val="24"/>
-          <w:lang w:val="en-US"/>
-        </w:rPr>
-        <w:t>type conversion in C++</w:t>
+        <w:t>2.2 Explain the difference between implicit and explicit type conversion in C++</w:t>
       </w:r>
       <w:r>
         <w:rPr>
@@ -2299,15 +1955,7 @@
                 <w:szCs w:val="24"/>
                 <w:lang w:val="en-US"/>
               </w:rPr>
-              <w:t xml:space="preserve"> No </w:t>
-            </w:r>
-            <w:r>
-              <w:rPr>
-                <w:sz w:val="24"/>
-                <w:szCs w:val="24"/>
-                <w:lang w:val="en-US"/>
-              </w:rPr>
-              <w:t>Done manually by programmer</w:t>
+              <w:t xml:space="preserve"> No Done manually by programmer</w:t>
             </w:r>
           </w:p>
         </w:tc>
@@ -2371,15 +2019,7 @@
                 <w:szCs w:val="24"/>
                 <w:lang w:val="en-US"/>
               </w:rPr>
-              <w:t>Usually safe, less risk of data los</w:t>
-            </w:r>
-            <w:r>
-              <w:rPr>
-                <w:sz w:val="24"/>
-                <w:szCs w:val="24"/>
-                <w:lang w:val="en-US"/>
-              </w:rPr>
-              <w:t>s</w:t>
+              <w:t>Usually safe, less risk of data loss</w:t>
             </w:r>
           </w:p>
         </w:tc>
@@ -2425,15 +2065,7 @@
                 <w:szCs w:val="24"/>
                 <w:lang w:val="en-US"/>
               </w:rPr>
-              <w:t>Ex</w:t>
-            </w:r>
-            <w:r>
-              <w:rPr>
-                <w:sz w:val="24"/>
-                <w:szCs w:val="24"/>
-                <w:lang w:val="en-US"/>
-              </w:rPr>
-              <w:t>ample: int a = 10; double b = a;</w:t>
+              <w:t>Example: int a = 10; double b = a;</w:t>
             </w:r>
           </w:p>
         </w:tc>
@@ -2455,15 +2087,7 @@
                 <w:szCs w:val="24"/>
                 <w:lang w:val="en-US"/>
               </w:rPr>
-              <w:t>E</w:t>
-            </w:r>
-            <w:r>
-              <w:rPr>
-                <w:sz w:val="24"/>
-                <w:szCs w:val="24"/>
-                <w:lang w:val="en-US"/>
-              </w:rPr>
-              <w:t>xample: double x = 9.7; int y = (int)x;</w:t>
+              <w:t>Example: double x = 9.7; int y = (int)x;</w:t>
             </w:r>
           </w:p>
         </w:tc>
@@ -2608,18 +2232,7 @@
           <w:szCs w:val="24"/>
           <w:lang w:val="en-US"/>
         </w:rPr>
-        <w:t xml:space="preserve">of operators in </w:t>
-      </w:r>
-      <w:proofErr w:type="gramStart"/>
-      <w:r>
-        <w:rPr>
-          <w:b/>
-          <w:bCs/>
-          <w:sz w:val="24"/>
-          <w:szCs w:val="24"/>
-          <w:lang w:val="en-US"/>
-        </w:rPr>
-        <w:t>C++</w:t>
+        <w:t>of operators in C++</w:t>
       </w:r>
       <w:r>
         <w:rPr>
@@ -2641,7 +2254,6 @@
         </w:rPr>
         <w:t>?</w:t>
       </w:r>
-      <w:proofErr w:type="gramEnd"/>
       <w:r>
         <w:rPr>
           <w:b/>
@@ -2906,25 +2518,7 @@
           <w:szCs w:val="24"/>
           <w:lang w:val="en-US"/>
         </w:rPr>
-        <w:t xml:space="preserve">! NOT </w:t>
-      </w:r>
-      <w:proofErr w:type="gramStart"/>
-      <w:r>
-        <w:rPr>
-          <w:sz w:val="24"/>
-          <w:szCs w:val="24"/>
-          <w:lang w:val="en-US"/>
-        </w:rPr>
-        <w:t>→ !</w:t>
-      </w:r>
-      <w:proofErr w:type="gramEnd"/>
-      <w:r>
-        <w:rPr>
-          <w:sz w:val="24"/>
-          <w:szCs w:val="24"/>
-          <w:lang w:val="en-US"/>
-        </w:rPr>
-        <w:t>(a &gt; b)</w:t>
+        <w:t>! NOT → !(a &gt; b)</w:t>
       </w:r>
     </w:p>
     <w:p>
@@ -3179,43 +2773,7 @@
           <w:szCs w:val="24"/>
           <w:lang w:val="en-US"/>
         </w:rPr>
-        <w:t xml:space="preserve">Example: a &gt; </w:t>
-      </w:r>
-      <w:proofErr w:type="gramStart"/>
-      <w:r>
-        <w:rPr>
-          <w:sz w:val="24"/>
-          <w:szCs w:val="24"/>
-          <w:lang w:val="en-US"/>
-        </w:rPr>
-        <w:t>b ?</w:t>
-      </w:r>
-      <w:proofErr w:type="gramEnd"/>
-      <w:r>
-        <w:rPr>
-          <w:sz w:val="24"/>
-          <w:szCs w:val="24"/>
-          <w:lang w:val="en-US"/>
-        </w:rPr>
-        <w:t xml:space="preserve"> x = </w:t>
-      </w:r>
-      <w:proofErr w:type="gramStart"/>
-      <w:r>
-        <w:rPr>
-          <w:sz w:val="24"/>
-          <w:szCs w:val="24"/>
-          <w:lang w:val="en-US"/>
-        </w:rPr>
-        <w:t>a :</w:t>
-      </w:r>
-      <w:proofErr w:type="gramEnd"/>
-      <w:r>
-        <w:rPr>
-          <w:sz w:val="24"/>
-          <w:szCs w:val="24"/>
-          <w:lang w:val="en-US"/>
-        </w:rPr>
-        <w:t xml:space="preserve"> x = b</w:t>
+        <w:t>Example: a &gt; b ? x = a : x = b</w:t>
       </w:r>
     </w:p>
     <w:p>
@@ -3291,39 +2849,446 @@
           <w:szCs w:val="24"/>
           <w:lang w:val="en-US"/>
         </w:rPr>
-        <w:t>2.</w:t>
-      </w:r>
-      <w:proofErr w:type="gramStart"/>
-      <w:r>
-        <w:rPr>
-          <w:b/>
-          <w:bCs/>
-          <w:sz w:val="24"/>
-          <w:szCs w:val="24"/>
-          <w:lang w:val="en-US"/>
-        </w:rPr>
-        <w:t xml:space="preserve">4 </w:t>
-      </w:r>
-      <w:r>
-        <w:rPr>
-          <w:b/>
-          <w:bCs/>
-          <w:sz w:val="24"/>
-          <w:szCs w:val="24"/>
-          <w:lang w:val="en-US"/>
-        </w:rPr>
-        <w:t>.Explain</w:t>
-      </w:r>
-      <w:proofErr w:type="gramEnd"/>
-      <w:r>
-        <w:rPr>
-          <w:b/>
-          <w:bCs/>
-          <w:sz w:val="24"/>
-          <w:szCs w:val="24"/>
-          <w:lang w:val="en-US"/>
-        </w:rPr>
-        <w:t xml:space="preserve"> the purpose and</w:t>
+        <w:t>2.4 .Explain the purpose and use of constants and literals in C++.</w:t>
+      </w:r>
+    </w:p>
+    <w:p>
+      <w:pPr>
+        <w:rPr>
+          <w:b/>
+          <w:bCs/>
+          <w:sz w:val="24"/>
+          <w:szCs w:val="24"/>
+          <w:lang w:val="en-US"/>
+        </w:rPr>
+      </w:pPr>
+      <w:r>
+        <w:rPr>
+          <w:b/>
+          <w:bCs/>
+          <w:sz w:val="24"/>
+          <w:szCs w:val="24"/>
+          <w:lang w:val="en-US"/>
+        </w:rPr>
+        <w:t>Constants in C++</w:t>
+      </w:r>
+    </w:p>
+    <w:p>
+      <w:pPr>
+        <w:rPr>
+          <w:b/>
+          <w:bCs/>
+          <w:sz w:val="24"/>
+          <w:szCs w:val="24"/>
+          <w:lang w:val="en-US"/>
+        </w:rPr>
+      </w:pPr>
+      <w:r>
+        <w:rPr>
+          <w:b/>
+          <w:bCs/>
+          <w:sz w:val="24"/>
+          <w:szCs w:val="24"/>
+          <w:lang w:val="en-US"/>
+        </w:rPr>
+        <w:t>Purpose:</w:t>
+      </w:r>
+    </w:p>
+    <w:p>
+      <w:pPr>
+        <w:rPr>
+          <w:sz w:val="24"/>
+          <w:szCs w:val="24"/>
+          <w:lang w:val="en-US"/>
+        </w:rPr>
+      </w:pPr>
+      <w:r>
+        <w:rPr>
+          <w:sz w:val="24"/>
+          <w:szCs w:val="24"/>
+          <w:lang w:val="en-US"/>
+        </w:rPr>
+        <w:t>Constants are used to store values that do not change during program execution.</w:t>
+      </w:r>
+    </w:p>
+    <w:p>
+      <w:pPr>
+        <w:rPr>
+          <w:b/>
+          <w:bCs/>
+          <w:sz w:val="24"/>
+          <w:szCs w:val="24"/>
+          <w:lang w:val="en-US"/>
+        </w:rPr>
+      </w:pPr>
+      <w:r>
+        <w:rPr>
+          <w:b/>
+          <w:bCs/>
+          <w:sz w:val="24"/>
+          <w:szCs w:val="24"/>
+          <w:lang w:val="en-US"/>
+        </w:rPr>
+        <w:t>Use:</w:t>
+      </w:r>
+    </w:p>
+    <w:p>
+      <w:pPr>
+        <w:rPr>
+          <w:sz w:val="24"/>
+          <w:szCs w:val="24"/>
+          <w:lang w:val="en-US"/>
+        </w:rPr>
+      </w:pPr>
+      <w:r>
+        <w:rPr>
+          <w:sz w:val="24"/>
+          <w:szCs w:val="24"/>
+          <w:lang w:val="en-US"/>
+        </w:rPr>
+        <w:t>Helps prevent accidental modification of important values.</w:t>
+      </w:r>
+    </w:p>
+    <w:p>
+      <w:pPr>
+        <w:rPr>
+          <w:sz w:val="24"/>
+          <w:szCs w:val="24"/>
+          <w:lang w:val="en-US"/>
+        </w:rPr>
+      </w:pPr>
+      <w:r>
+        <w:rPr>
+          <w:sz w:val="24"/>
+          <w:szCs w:val="24"/>
+          <w:lang w:val="en-US"/>
+        </w:rPr>
+        <w:t>Makes the program easier to read and maintain.</w:t>
+      </w:r>
+    </w:p>
+    <w:p>
+      <w:pPr>
+        <w:rPr>
+          <w:b/>
+          <w:bCs/>
+          <w:sz w:val="24"/>
+          <w:szCs w:val="24"/>
+          <w:lang w:val="en-US"/>
+        </w:rPr>
+      </w:pPr>
+      <w:r>
+        <w:rPr>
+          <w:b/>
+          <w:bCs/>
+          <w:sz w:val="24"/>
+          <w:szCs w:val="24"/>
+          <w:lang w:val="en-US"/>
+        </w:rPr>
+        <w:t>Examples:</w:t>
+      </w:r>
+    </w:p>
+    <w:p>
+      <w:pPr>
+        <w:rPr>
+          <w:sz w:val="24"/>
+          <w:szCs w:val="24"/>
+          <w:lang w:val="en-US"/>
+        </w:rPr>
+      </w:pPr>
+      <w:r>
+        <w:rPr>
+          <w:sz w:val="24"/>
+          <w:szCs w:val="24"/>
+          <w:lang w:val="en-US"/>
+        </w:rPr>
+        <w:t>const int MAX = 100; → MAX cannot be changed</w:t>
+      </w:r>
+    </w:p>
+    <w:p>
+      <w:pPr>
+        <w:rPr>
+          <w:sz w:val="24"/>
+          <w:szCs w:val="24"/>
+          <w:lang w:val="en-US"/>
+        </w:rPr>
+      </w:pPr>
+      <w:r>
+        <w:rPr>
+          <w:sz w:val="24"/>
+          <w:szCs w:val="24"/>
+          <w:lang w:val="en-US"/>
+        </w:rPr>
+        <w:t>const float PI = 3.14159;</w:t>
+      </w:r>
+    </w:p>
+    <w:p>
+      <w:pPr>
+        <w:rPr>
+          <w:b/>
+          <w:bCs/>
+          <w:sz w:val="24"/>
+          <w:szCs w:val="24"/>
+          <w:lang w:val="en-US"/>
+        </w:rPr>
+      </w:pPr>
+      <w:r>
+        <w:rPr>
+          <w:b/>
+          <w:bCs/>
+          <w:sz w:val="24"/>
+          <w:szCs w:val="24"/>
+          <w:lang w:val="en-US"/>
+        </w:rPr>
+        <w:t>Literals in C++</w:t>
+      </w:r>
+    </w:p>
+    <w:p>
+      <w:pPr>
+        <w:rPr>
+          <w:b/>
+          <w:bCs/>
+          <w:sz w:val="24"/>
+          <w:szCs w:val="24"/>
+          <w:lang w:val="en-US"/>
+        </w:rPr>
+      </w:pPr>
+      <w:r>
+        <w:rPr>
+          <w:b/>
+          <w:bCs/>
+          <w:sz w:val="24"/>
+          <w:szCs w:val="24"/>
+          <w:lang w:val="en-US"/>
+        </w:rPr>
+        <w:t>Purpose:</w:t>
+      </w:r>
+    </w:p>
+    <w:p>
+      <w:pPr>
+        <w:rPr>
+          <w:sz w:val="24"/>
+          <w:szCs w:val="24"/>
+          <w:lang w:val="en-US"/>
+        </w:rPr>
+      </w:pPr>
+      <w:r>
+        <w:rPr>
+          <w:sz w:val="24"/>
+          <w:szCs w:val="24"/>
+          <w:lang w:val="en-US"/>
+        </w:rPr>
+        <w:t>Literals are fixed values directly written in the code. They represent data without using variables.</w:t>
+      </w:r>
+    </w:p>
+    <w:p>
+      <w:pPr>
+        <w:rPr>
+          <w:b/>
+          <w:bCs/>
+          <w:sz w:val="24"/>
+          <w:szCs w:val="24"/>
+          <w:lang w:val="en-US"/>
+        </w:rPr>
+      </w:pPr>
+      <w:r>
+        <w:rPr>
+          <w:b/>
+          <w:bCs/>
+          <w:sz w:val="24"/>
+          <w:szCs w:val="24"/>
+          <w:lang w:val="en-US"/>
+        </w:rPr>
+        <w:t>Use:</w:t>
+      </w:r>
+    </w:p>
+    <w:p>
+      <w:pPr>
+        <w:rPr>
+          <w:sz w:val="24"/>
+          <w:szCs w:val="24"/>
+          <w:lang w:val="en-US"/>
+        </w:rPr>
+      </w:pPr>
+      <w:r>
+        <w:rPr>
+          <w:sz w:val="24"/>
+          <w:szCs w:val="24"/>
+          <w:lang w:val="en-US"/>
+        </w:rPr>
+        <w:t>Used to assign values to variables or perform calculations.</w:t>
+      </w:r>
+    </w:p>
+    <w:p>
+      <w:pPr>
+        <w:rPr>
+          <w:sz w:val="24"/>
+          <w:szCs w:val="24"/>
+          <w:lang w:val="en-US"/>
+        </w:rPr>
+      </w:pPr>
+      <w:r>
+        <w:rPr>
+          <w:sz w:val="24"/>
+          <w:szCs w:val="24"/>
+          <w:lang w:val="en-US"/>
+        </w:rPr>
+        <w:t xml:space="preserve">Can be of different types: integer, floating-point, character, string, or </w:t>
+      </w:r>
+      <w:proofErr w:type="spellStart"/>
+      <w:r>
+        <w:rPr>
+          <w:sz w:val="24"/>
+          <w:szCs w:val="24"/>
+          <w:lang w:val="en-US"/>
+        </w:rPr>
+        <w:t>boolean</w:t>
+      </w:r>
+      <w:proofErr w:type="spellEnd"/>
+      <w:r>
+        <w:rPr>
+          <w:sz w:val="24"/>
+          <w:szCs w:val="24"/>
+          <w:lang w:val="en-US"/>
+        </w:rPr>
+        <w:t>.</w:t>
+      </w:r>
+    </w:p>
+    <w:p>
+      <w:pPr>
+        <w:rPr>
+          <w:b/>
+          <w:bCs/>
+          <w:sz w:val="24"/>
+          <w:szCs w:val="24"/>
+          <w:lang w:val="en-US"/>
+        </w:rPr>
+      </w:pPr>
+      <w:r>
+        <w:rPr>
+          <w:b/>
+          <w:bCs/>
+          <w:sz w:val="24"/>
+          <w:szCs w:val="24"/>
+          <w:lang w:val="en-US"/>
+        </w:rPr>
+        <w:t>Examples:</w:t>
+      </w:r>
+    </w:p>
+    <w:p>
+      <w:pPr>
+        <w:rPr>
+          <w:sz w:val="24"/>
+          <w:szCs w:val="24"/>
+          <w:lang w:val="en-US"/>
+        </w:rPr>
+      </w:pPr>
+      <w:r>
+        <w:rPr>
+          <w:sz w:val="24"/>
+          <w:szCs w:val="24"/>
+          <w:lang w:val="en-US"/>
+        </w:rPr>
+        <w:t>Integer literal: 10</w:t>
+      </w:r>
+    </w:p>
+    <w:p>
+      <w:pPr>
+        <w:rPr>
+          <w:sz w:val="24"/>
+          <w:szCs w:val="24"/>
+          <w:lang w:val="en-US"/>
+        </w:rPr>
+      </w:pPr>
+      <w:r>
+        <w:rPr>
+          <w:sz w:val="24"/>
+          <w:szCs w:val="24"/>
+          <w:lang w:val="en-US"/>
+        </w:rPr>
+        <w:t>Floating-point literal: 3.14</w:t>
+      </w:r>
+    </w:p>
+    <w:p>
+      <w:pPr>
+        <w:rPr>
+          <w:sz w:val="24"/>
+          <w:szCs w:val="24"/>
+          <w:lang w:val="en-US"/>
+        </w:rPr>
+      </w:pPr>
+      <w:r>
+        <w:rPr>
+          <w:sz w:val="24"/>
+          <w:szCs w:val="24"/>
+          <w:lang w:val="en-US"/>
+        </w:rPr>
+        <w:t>Character literal: 'A'</w:t>
+      </w:r>
+    </w:p>
+    <w:p>
+      <w:pPr>
+        <w:rPr>
+          <w:sz w:val="24"/>
+          <w:szCs w:val="24"/>
+          <w:lang w:val="en-US"/>
+        </w:rPr>
+      </w:pPr>
+      <w:r>
+        <w:rPr>
+          <w:sz w:val="24"/>
+          <w:szCs w:val="24"/>
+          <w:lang w:val="en-US"/>
+        </w:rPr>
+        <w:t>String literal: "Hello"</w:t>
+      </w:r>
+    </w:p>
+    <w:p>
+      <w:pPr>
+        <w:rPr>
+          <w:sz w:val="24"/>
+          <w:szCs w:val="24"/>
+          <w:lang w:val="en-US"/>
+        </w:rPr>
+      </w:pPr>
+      <w:r>
+        <w:rPr>
+          <w:sz w:val="24"/>
+          <w:szCs w:val="24"/>
+          <w:lang w:val="en-US"/>
+        </w:rPr>
+        <w:t>Boolean literal: true or false</w:t>
+      </w:r>
+    </w:p>
+    <w:p>
+      <w:pPr>
+        <w:rPr>
+          <w:b/>
+          <w:bCs/>
+          <w:sz w:val="24"/>
+          <w:szCs w:val="24"/>
+          <w:lang w:val="en-US"/>
+        </w:rPr>
+      </w:pPr>
+      <w:r>
+        <w:rPr>
+          <w:b/>
+          <w:bCs/>
+          <w:sz w:val="24"/>
+          <w:szCs w:val="24"/>
+          <w:lang w:val="en-US"/>
+        </w:rPr>
+        <w:lastRenderedPageBreak/>
+        <w:t xml:space="preserve">3.1 </w:t>
+      </w:r>
+      <w:r>
+        <w:rPr>
+          <w:b/>
+          <w:bCs/>
+          <w:sz w:val="24"/>
+          <w:szCs w:val="24"/>
+          <w:lang w:val="en-US"/>
+        </w:rPr>
+        <w:t>.What</w:t>
       </w:r>
       <w:r>
         <w:rPr>
@@ -3343,7 +3308,7 @@
           <w:szCs w:val="24"/>
           <w:lang w:val="en-US"/>
         </w:rPr>
-        <w:t>use of</w:t>
+        <w:t>are</w:t>
       </w:r>
       <w:r>
         <w:rPr>
@@ -3363,290 +3328,1524 @@
           <w:szCs w:val="24"/>
           <w:lang w:val="en-US"/>
         </w:rPr>
-        <w:t>constants and literals in C++.</w:t>
-      </w:r>
-    </w:p>
-    <w:p>
-      <w:pPr>
-        <w:rPr>
-          <w:b/>
-          <w:bCs/>
-          <w:sz w:val="24"/>
-          <w:szCs w:val="24"/>
-          <w:lang w:val="en-US"/>
-        </w:rPr>
-      </w:pPr>
-      <w:r>
-        <w:rPr>
-          <w:b/>
-          <w:bCs/>
-          <w:sz w:val="24"/>
-          <w:szCs w:val="24"/>
-          <w:lang w:val="en-US"/>
-        </w:rPr>
-        <w:t>Constants in C++</w:t>
-      </w:r>
-    </w:p>
-    <w:p>
-      <w:pPr>
-        <w:rPr>
-          <w:b/>
-          <w:bCs/>
-          <w:sz w:val="24"/>
-          <w:szCs w:val="24"/>
-          <w:lang w:val="en-US"/>
-        </w:rPr>
-      </w:pPr>
-      <w:r>
-        <w:rPr>
-          <w:b/>
-          <w:bCs/>
-          <w:sz w:val="24"/>
-          <w:szCs w:val="24"/>
-          <w:lang w:val="en-US"/>
-        </w:rPr>
-        <w:t>Purpose:</w:t>
-      </w:r>
-    </w:p>
-    <w:p>
-      <w:pPr>
-        <w:rPr>
-          <w:sz w:val="24"/>
-          <w:szCs w:val="24"/>
-          <w:lang w:val="en-US"/>
-        </w:rPr>
-      </w:pPr>
-      <w:r>
-        <w:rPr>
-          <w:sz w:val="24"/>
-          <w:szCs w:val="24"/>
-          <w:lang w:val="en-US"/>
-        </w:rPr>
-        <w:t>Constants are used to store values that do not change during program execution.</w:t>
-      </w:r>
-    </w:p>
-    <w:p>
-      <w:pPr>
-        <w:rPr>
-          <w:b/>
-          <w:bCs/>
-          <w:sz w:val="24"/>
-          <w:szCs w:val="24"/>
-          <w:lang w:val="en-US"/>
-        </w:rPr>
-      </w:pPr>
-      <w:r>
-        <w:rPr>
-          <w:b/>
-          <w:bCs/>
-          <w:sz w:val="24"/>
-          <w:szCs w:val="24"/>
-          <w:lang w:val="en-US"/>
-        </w:rPr>
-        <w:t>Use:</w:t>
-      </w:r>
-    </w:p>
-    <w:p>
-      <w:pPr>
-        <w:rPr>
-          <w:sz w:val="24"/>
-          <w:szCs w:val="24"/>
-          <w:lang w:val="en-US"/>
-        </w:rPr>
-      </w:pPr>
-      <w:r>
-        <w:rPr>
-          <w:sz w:val="24"/>
-          <w:szCs w:val="24"/>
-          <w:lang w:val="en-US"/>
-        </w:rPr>
-        <w:t>Helps prevent accidental modification of important values.</w:t>
-      </w:r>
-    </w:p>
-    <w:p>
-      <w:pPr>
-        <w:rPr>
-          <w:sz w:val="24"/>
-          <w:szCs w:val="24"/>
-          <w:lang w:val="en-US"/>
-        </w:rPr>
-      </w:pPr>
-      <w:r>
-        <w:rPr>
-          <w:sz w:val="24"/>
-          <w:szCs w:val="24"/>
-          <w:lang w:val="en-US"/>
-        </w:rPr>
-        <w:t>Makes the program easier to read and maintain.</w:t>
-      </w:r>
-    </w:p>
-    <w:p>
-      <w:pPr>
-        <w:rPr>
-          <w:b/>
-          <w:bCs/>
-          <w:sz w:val="24"/>
-          <w:szCs w:val="24"/>
-          <w:lang w:val="en-US"/>
-        </w:rPr>
-      </w:pPr>
-      <w:r>
-        <w:rPr>
-          <w:b/>
-          <w:bCs/>
-          <w:sz w:val="24"/>
-          <w:szCs w:val="24"/>
-          <w:lang w:val="en-US"/>
-        </w:rPr>
-        <w:t>Examples:</w:t>
-      </w:r>
-    </w:p>
-    <w:p>
-      <w:pPr>
-        <w:rPr>
-          <w:sz w:val="24"/>
-          <w:szCs w:val="24"/>
-          <w:lang w:val="en-US"/>
-        </w:rPr>
-      </w:pPr>
-      <w:r>
-        <w:rPr>
-          <w:sz w:val="24"/>
-          <w:szCs w:val="24"/>
-          <w:lang w:val="en-US"/>
-        </w:rPr>
-        <w:t>const int MAX = 100; → MAX cannot be changed</w:t>
-      </w:r>
-    </w:p>
-    <w:p>
-      <w:pPr>
-        <w:rPr>
-          <w:sz w:val="24"/>
-          <w:szCs w:val="24"/>
-          <w:lang w:val="en-US"/>
-        </w:rPr>
-      </w:pPr>
-      <w:r>
-        <w:rPr>
-          <w:sz w:val="24"/>
-          <w:szCs w:val="24"/>
-          <w:lang w:val="en-US"/>
-        </w:rPr>
-        <w:t>const float PI = 3.14159;</w:t>
-      </w:r>
-    </w:p>
-    <w:p>
-      <w:pPr>
-        <w:rPr>
-          <w:b/>
-          <w:bCs/>
-          <w:sz w:val="24"/>
-          <w:szCs w:val="24"/>
-          <w:lang w:val="en-US"/>
-        </w:rPr>
-      </w:pPr>
-      <w:r>
-        <w:rPr>
-          <w:b/>
-          <w:bCs/>
-          <w:sz w:val="24"/>
-          <w:szCs w:val="24"/>
-          <w:lang w:val="en-US"/>
-        </w:rPr>
-        <w:t>Literals in C++</w:t>
-      </w:r>
-    </w:p>
-    <w:p>
-      <w:pPr>
-        <w:rPr>
-          <w:b/>
-          <w:bCs/>
-          <w:sz w:val="24"/>
-          <w:szCs w:val="24"/>
-          <w:lang w:val="en-US"/>
-        </w:rPr>
-      </w:pPr>
-      <w:r>
-        <w:rPr>
-          <w:b/>
-          <w:bCs/>
-          <w:sz w:val="24"/>
-          <w:szCs w:val="24"/>
-          <w:lang w:val="en-US"/>
-        </w:rPr>
-        <w:t>Purpose:</w:t>
-      </w:r>
-    </w:p>
-    <w:p>
-      <w:pPr>
-        <w:rPr>
-          <w:sz w:val="24"/>
-          <w:szCs w:val="24"/>
-          <w:lang w:val="en-US"/>
-        </w:rPr>
-      </w:pPr>
-      <w:r>
-        <w:rPr>
-          <w:sz w:val="24"/>
-          <w:szCs w:val="24"/>
-          <w:lang w:val="en-US"/>
-        </w:rPr>
-        <w:t>Literals are fixed values directly written in the code. They represent data without using variables.</w:t>
-      </w:r>
-    </w:p>
-    <w:p>
-      <w:pPr>
-        <w:rPr>
-          <w:b/>
-          <w:bCs/>
-          <w:sz w:val="24"/>
-          <w:szCs w:val="24"/>
-          <w:lang w:val="en-US"/>
-        </w:rPr>
-      </w:pPr>
-      <w:r>
-        <w:rPr>
-          <w:b/>
-          <w:bCs/>
-          <w:sz w:val="24"/>
-          <w:szCs w:val="24"/>
-          <w:lang w:val="en-US"/>
-        </w:rPr>
-        <w:t>Use:</w:t>
-      </w:r>
-    </w:p>
-    <w:p>
-      <w:pPr>
-        <w:rPr>
-          <w:sz w:val="24"/>
-          <w:szCs w:val="24"/>
-          <w:lang w:val="en-US"/>
-        </w:rPr>
-      </w:pPr>
-      <w:r>
-        <w:rPr>
-          <w:sz w:val="24"/>
-          <w:szCs w:val="24"/>
-          <w:lang w:val="en-US"/>
-        </w:rPr>
-        <w:t>Used to assign values to variables or perform calculations.</w:t>
-      </w:r>
-    </w:p>
-    <w:p>
-      <w:pPr>
-        <w:rPr>
-          <w:sz w:val="24"/>
-          <w:szCs w:val="24"/>
-          <w:lang w:val="en-US"/>
-        </w:rPr>
-      </w:pPr>
-      <w:r>
-        <w:rPr>
-          <w:sz w:val="24"/>
-          <w:szCs w:val="24"/>
-          <w:lang w:val="en-US"/>
-        </w:rPr>
-        <w:t xml:space="preserve">Can be of different types: integer, floating-point, character, string, or </w:t>
+        <w:t>conditional statements</w:t>
+      </w:r>
+      <w:r>
+        <w:rPr>
+          <w:b/>
+          <w:bCs/>
+          <w:sz w:val="24"/>
+          <w:szCs w:val="24"/>
+          <w:lang w:val="en-US"/>
+        </w:rPr>
+        <w:t xml:space="preserve"> </w:t>
+      </w:r>
+      <w:r>
+        <w:rPr>
+          <w:b/>
+          <w:bCs/>
+          <w:sz w:val="24"/>
+          <w:szCs w:val="24"/>
+          <w:lang w:val="en-US"/>
+        </w:rPr>
+        <w:t>in C++?</w:t>
+      </w:r>
+      <w:r>
+        <w:rPr>
+          <w:b/>
+          <w:bCs/>
+          <w:sz w:val="24"/>
+          <w:szCs w:val="24"/>
+          <w:lang w:val="en-US"/>
+        </w:rPr>
+        <w:t xml:space="preserve"> </w:t>
+      </w:r>
+      <w:r>
+        <w:rPr>
+          <w:b/>
+          <w:bCs/>
+          <w:sz w:val="24"/>
+          <w:szCs w:val="24"/>
+          <w:lang w:val="en-US"/>
+        </w:rPr>
+        <w:t>Explain the</w:t>
+      </w:r>
+      <w:r>
+        <w:rPr>
+          <w:b/>
+          <w:bCs/>
+          <w:sz w:val="24"/>
+          <w:szCs w:val="24"/>
+          <w:lang w:val="en-US"/>
+        </w:rPr>
+        <w:t xml:space="preserve"> </w:t>
+      </w:r>
+      <w:r>
+        <w:rPr>
+          <w:b/>
+          <w:bCs/>
+          <w:sz w:val="24"/>
+          <w:szCs w:val="24"/>
+          <w:lang w:val="en-US"/>
+        </w:rPr>
+        <w:t>if-else</w:t>
+      </w:r>
+      <w:r>
+        <w:rPr>
+          <w:b/>
+          <w:bCs/>
+          <w:sz w:val="24"/>
+          <w:szCs w:val="24"/>
+          <w:lang w:val="en-US"/>
+        </w:rPr>
+        <w:t xml:space="preserve"> </w:t>
+      </w:r>
+      <w:r>
+        <w:rPr>
+          <w:b/>
+          <w:bCs/>
+          <w:sz w:val="24"/>
+          <w:szCs w:val="24"/>
+          <w:lang w:val="en-US"/>
+        </w:rPr>
+        <w:t>and switch statements</w:t>
+      </w:r>
+      <w:r>
+        <w:rPr>
+          <w:b/>
+          <w:bCs/>
+          <w:sz w:val="24"/>
+          <w:szCs w:val="24"/>
+          <w:lang w:val="en-US"/>
+        </w:rPr>
+        <w:t>.</w:t>
+      </w:r>
+    </w:p>
+    <w:p>
+      <w:pPr>
+        <w:rPr>
+          <w:b/>
+          <w:bCs/>
+          <w:sz w:val="24"/>
+          <w:szCs w:val="24"/>
+          <w:lang w:val="en-US"/>
+        </w:rPr>
+      </w:pPr>
+      <w:r>
+        <w:rPr>
+          <w:b/>
+          <w:bCs/>
+          <w:sz w:val="24"/>
+          <w:szCs w:val="24"/>
+          <w:lang w:val="en-US"/>
+        </w:rPr>
+        <w:t>D</w:t>
+      </w:r>
+      <w:r>
+        <w:rPr>
+          <w:b/>
+          <w:bCs/>
+          <w:sz w:val="24"/>
+          <w:szCs w:val="24"/>
+          <w:lang w:val="en-US"/>
+        </w:rPr>
+        <w:t>efinition</w:t>
+      </w:r>
+    </w:p>
+    <w:p>
+      <w:pPr>
+        <w:rPr>
+          <w:sz w:val="24"/>
+          <w:szCs w:val="24"/>
+          <w:lang w:val="en-US"/>
+        </w:rPr>
+      </w:pPr>
+      <w:r>
+        <w:rPr>
+          <w:sz w:val="24"/>
+          <w:szCs w:val="24"/>
+          <w:lang w:val="en-US"/>
+        </w:rPr>
+        <w:t>Conditional statements are used to control the flow of a program based on conditions.</w:t>
+      </w:r>
+    </w:p>
+    <w:p>
+      <w:pPr>
+        <w:rPr>
+          <w:sz w:val="24"/>
+          <w:szCs w:val="24"/>
+          <w:lang w:val="en-US"/>
+        </w:rPr>
+      </w:pPr>
+      <w:r>
+        <w:rPr>
+          <w:sz w:val="24"/>
+          <w:szCs w:val="24"/>
+          <w:lang w:val="en-US"/>
+        </w:rPr>
+        <w:t>They allow the program to make decisions and execute different statements depending on whether a condition is true or false.</w:t>
+      </w:r>
+    </w:p>
+    <w:p>
+      <w:pPr>
+        <w:rPr>
+          <w:b/>
+          <w:bCs/>
+          <w:sz w:val="24"/>
+          <w:szCs w:val="24"/>
+          <w:lang w:val="en-US"/>
+        </w:rPr>
+      </w:pPr>
+      <w:r>
+        <w:rPr>
+          <w:b/>
+          <w:bCs/>
+          <w:sz w:val="24"/>
+          <w:szCs w:val="24"/>
+          <w:lang w:val="en-US"/>
+        </w:rPr>
+        <w:t>Types of Conditional Statements</w:t>
+      </w:r>
+    </w:p>
+    <w:p>
+      <w:pPr>
+        <w:rPr>
+          <w:sz w:val="24"/>
+          <w:szCs w:val="24"/>
+          <w:lang w:val="en-US"/>
+        </w:rPr>
+      </w:pPr>
+      <w:r>
+        <w:rPr>
+          <w:sz w:val="24"/>
+          <w:szCs w:val="24"/>
+          <w:lang w:val="en-US"/>
+        </w:rPr>
+        <w:t>if</w:t>
+      </w:r>
+    </w:p>
+    <w:p>
+      <w:pPr>
+        <w:rPr>
+          <w:sz w:val="24"/>
+          <w:szCs w:val="24"/>
+          <w:lang w:val="en-US"/>
+        </w:rPr>
+      </w:pPr>
+      <w:r>
+        <w:rPr>
+          <w:sz w:val="24"/>
+          <w:szCs w:val="24"/>
+          <w:lang w:val="en-US"/>
+        </w:rPr>
+        <w:t>if-else</w:t>
+      </w:r>
+    </w:p>
+    <w:p>
+      <w:pPr>
+        <w:rPr>
+          <w:sz w:val="24"/>
+          <w:szCs w:val="24"/>
+          <w:lang w:val="en-US"/>
+        </w:rPr>
+      </w:pPr>
+      <w:r>
+        <w:rPr>
+          <w:sz w:val="24"/>
+          <w:szCs w:val="24"/>
+          <w:lang w:val="en-US"/>
+        </w:rPr>
+        <w:t>else-if ladder</w:t>
+      </w:r>
+    </w:p>
+    <w:p>
+      <w:pPr>
+        <w:rPr>
+          <w:sz w:val="24"/>
+          <w:szCs w:val="24"/>
+          <w:lang w:val="en-US"/>
+        </w:rPr>
+      </w:pPr>
+      <w:r>
+        <w:rPr>
+          <w:sz w:val="24"/>
+          <w:szCs w:val="24"/>
+          <w:lang w:val="en-US"/>
+        </w:rPr>
+        <w:t>switch</w:t>
+      </w:r>
+    </w:p>
+    <w:p>
+      <w:pPr>
+        <w:rPr>
+          <w:b/>
+          <w:bCs/>
+          <w:sz w:val="24"/>
+          <w:szCs w:val="24"/>
+          <w:lang w:val="en-US"/>
+        </w:rPr>
+      </w:pPr>
+      <w:r>
+        <w:rPr>
+          <w:b/>
+          <w:bCs/>
+          <w:sz w:val="24"/>
+          <w:szCs w:val="24"/>
+          <w:lang w:val="en-US"/>
+        </w:rPr>
+        <w:t xml:space="preserve"> if-else Statement</w:t>
+      </w:r>
+    </w:p>
+    <w:p>
+      <w:pPr>
+        <w:rPr>
+          <w:b/>
+          <w:bCs/>
+          <w:sz w:val="24"/>
+          <w:szCs w:val="24"/>
+          <w:lang w:val="en-US"/>
+        </w:rPr>
+      </w:pPr>
+      <w:r>
+        <w:rPr>
+          <w:b/>
+          <w:bCs/>
+          <w:sz w:val="24"/>
+          <w:szCs w:val="24"/>
+          <w:lang w:val="en-US"/>
+        </w:rPr>
+        <w:t xml:space="preserve"> Purpose</w:t>
+      </w:r>
+    </w:p>
+    <w:p>
+      <w:pPr>
+        <w:rPr>
+          <w:b/>
+          <w:bCs/>
+          <w:sz w:val="24"/>
+          <w:szCs w:val="24"/>
+          <w:lang w:val="en-US"/>
+        </w:rPr>
+      </w:pPr>
+      <w:r>
+        <w:rPr>
+          <w:sz w:val="24"/>
+          <w:szCs w:val="24"/>
+          <w:lang w:val="en-US"/>
+        </w:rPr>
+        <w:t>The if-else statement is used to execute one block of statements if a condition is true and another block if the condition is false</w:t>
+      </w:r>
+      <w:r>
+        <w:rPr>
+          <w:b/>
+          <w:bCs/>
+          <w:sz w:val="24"/>
+          <w:szCs w:val="24"/>
+          <w:lang w:val="en-US"/>
+        </w:rPr>
+        <w:t>.</w:t>
+      </w:r>
+    </w:p>
+    <w:p>
+      <w:pPr>
+        <w:rPr>
+          <w:b/>
+          <w:bCs/>
+          <w:sz w:val="24"/>
+          <w:szCs w:val="24"/>
+          <w:lang w:val="en-US"/>
+        </w:rPr>
+      </w:pPr>
+      <w:r>
+        <w:rPr>
+          <w:b/>
+          <w:bCs/>
+          <w:sz w:val="24"/>
+          <w:szCs w:val="24"/>
+          <w:lang w:val="en-US"/>
+        </w:rPr>
+        <w:t xml:space="preserve"> Working</w:t>
+      </w:r>
+    </w:p>
+    <w:p>
+      <w:pPr>
+        <w:rPr>
+          <w:sz w:val="24"/>
+          <w:szCs w:val="24"/>
+          <w:lang w:val="en-US"/>
+        </w:rPr>
+      </w:pPr>
+      <w:r>
+        <w:rPr>
+          <w:sz w:val="24"/>
+          <w:szCs w:val="24"/>
+          <w:lang w:val="en-US"/>
+        </w:rPr>
+        <w:t>The condition is evaluated first.</w:t>
+      </w:r>
+    </w:p>
+    <w:p>
+      <w:pPr>
+        <w:rPr>
+          <w:sz w:val="24"/>
+          <w:szCs w:val="24"/>
+          <w:lang w:val="en-US"/>
+        </w:rPr>
+      </w:pPr>
+      <w:r>
+        <w:rPr>
+          <w:sz w:val="24"/>
+          <w:szCs w:val="24"/>
+          <w:lang w:val="en-US"/>
+        </w:rPr>
+        <w:t>If the condition is true, the if block is executed.</w:t>
+      </w:r>
+    </w:p>
+    <w:p>
+      <w:pPr>
+        <w:rPr>
+          <w:sz w:val="24"/>
+          <w:szCs w:val="24"/>
+          <w:lang w:val="en-US"/>
+        </w:rPr>
+      </w:pPr>
+      <w:r>
+        <w:rPr>
+          <w:sz w:val="24"/>
+          <w:szCs w:val="24"/>
+          <w:lang w:val="en-US"/>
+        </w:rPr>
+        <w:t>If the condition is false, the else block is executed.</w:t>
+      </w:r>
+    </w:p>
+    <w:p>
+      <w:pPr>
+        <w:rPr>
+          <w:b/>
+          <w:bCs/>
+          <w:sz w:val="24"/>
+          <w:szCs w:val="24"/>
+          <w:lang w:val="en-US"/>
+        </w:rPr>
+      </w:pPr>
+      <w:r>
+        <w:rPr>
+          <w:b/>
+          <w:bCs/>
+          <w:sz w:val="24"/>
+          <w:szCs w:val="24"/>
+          <w:lang w:val="en-US"/>
+        </w:rPr>
+        <w:t xml:space="preserve"> else-if Ladder</w:t>
+      </w:r>
+    </w:p>
+    <w:p>
+      <w:pPr>
+        <w:rPr>
+          <w:sz w:val="24"/>
+          <w:szCs w:val="24"/>
+          <w:lang w:val="en-US"/>
+        </w:rPr>
+      </w:pPr>
+      <w:r>
+        <w:rPr>
+          <w:sz w:val="24"/>
+          <w:szCs w:val="24"/>
+          <w:lang w:val="en-US"/>
+        </w:rPr>
+        <w:t>Used when there are multiple conditions.</w:t>
+      </w:r>
+    </w:p>
+    <w:p>
+      <w:pPr>
+        <w:rPr>
+          <w:sz w:val="24"/>
+          <w:szCs w:val="24"/>
+          <w:lang w:val="en-US"/>
+        </w:rPr>
+      </w:pPr>
+      <w:r>
+        <w:rPr>
+          <w:sz w:val="24"/>
+          <w:szCs w:val="24"/>
+          <w:lang w:val="en-US"/>
+        </w:rPr>
+        <w:t>Conditions are checked one by one.</w:t>
+      </w:r>
+    </w:p>
+    <w:p>
+      <w:pPr>
+        <w:rPr>
+          <w:sz w:val="24"/>
+          <w:szCs w:val="24"/>
+          <w:lang w:val="en-US"/>
+        </w:rPr>
+      </w:pPr>
+      <w:r>
+        <w:rPr>
+          <w:sz w:val="24"/>
+          <w:szCs w:val="24"/>
+          <w:lang w:val="en-US"/>
+        </w:rPr>
+        <w:t>The first true condition block is executed.</w:t>
+      </w:r>
+    </w:p>
+    <w:p>
+      <w:pPr>
+        <w:rPr>
+          <w:sz w:val="24"/>
+          <w:szCs w:val="24"/>
+          <w:lang w:val="en-US"/>
+        </w:rPr>
+      </w:pPr>
+      <w:r>
+        <w:rPr>
+          <w:sz w:val="24"/>
+          <w:szCs w:val="24"/>
+          <w:lang w:val="en-US"/>
+        </w:rPr>
+        <w:t>If none are true, the else block executes.</w:t>
+      </w:r>
+    </w:p>
+    <w:p>
+      <w:pPr>
+        <w:rPr>
+          <w:b/>
+          <w:bCs/>
+          <w:sz w:val="24"/>
+          <w:szCs w:val="24"/>
+          <w:lang w:val="en-US"/>
+        </w:rPr>
+      </w:pPr>
+      <w:r>
+        <w:rPr>
+          <w:b/>
+          <w:bCs/>
+          <w:sz w:val="24"/>
+          <w:szCs w:val="24"/>
+          <w:lang w:val="en-US"/>
+        </w:rPr>
+        <w:t>switch Statement</w:t>
+      </w:r>
+    </w:p>
+    <w:p>
+      <w:pPr>
+        <w:rPr>
+          <w:b/>
+          <w:bCs/>
+          <w:sz w:val="24"/>
+          <w:szCs w:val="24"/>
+          <w:lang w:val="en-US"/>
+        </w:rPr>
+      </w:pPr>
+      <w:r>
+        <w:rPr>
+          <w:b/>
+          <w:bCs/>
+          <w:sz w:val="24"/>
+          <w:szCs w:val="24"/>
+          <w:lang w:val="en-US"/>
+        </w:rPr>
+        <w:t>Purpose</w:t>
+      </w:r>
+    </w:p>
+    <w:p>
+      <w:pPr>
+        <w:rPr>
+          <w:b/>
+          <w:bCs/>
+          <w:sz w:val="24"/>
+          <w:szCs w:val="24"/>
+          <w:lang w:val="en-US"/>
+        </w:rPr>
+      </w:pPr>
+      <w:r>
+        <w:rPr>
+          <w:sz w:val="24"/>
+          <w:szCs w:val="24"/>
+          <w:lang w:val="en-US"/>
+        </w:rPr>
+        <w:t>The switch statement is used to select one option from multiple choices based on a value</w:t>
+      </w:r>
+      <w:r>
+        <w:rPr>
+          <w:b/>
+          <w:bCs/>
+          <w:sz w:val="24"/>
+          <w:szCs w:val="24"/>
+          <w:lang w:val="en-US"/>
+        </w:rPr>
+        <w:t>.</w:t>
+      </w:r>
+    </w:p>
+    <w:p>
+      <w:pPr>
+        <w:rPr>
+          <w:b/>
+          <w:bCs/>
+          <w:sz w:val="24"/>
+          <w:szCs w:val="24"/>
+          <w:lang w:val="en-US"/>
+        </w:rPr>
+      </w:pPr>
+      <w:r>
+        <w:rPr>
+          <w:b/>
+          <w:bCs/>
+          <w:sz w:val="24"/>
+          <w:szCs w:val="24"/>
+          <w:lang w:val="en-US"/>
+        </w:rPr>
+        <w:t xml:space="preserve"> Working</w:t>
+      </w:r>
+    </w:p>
+    <w:p>
+      <w:pPr>
+        <w:rPr>
+          <w:sz w:val="24"/>
+          <w:szCs w:val="24"/>
+          <w:lang w:val="en-US"/>
+        </w:rPr>
+      </w:pPr>
+      <w:r>
+        <w:rPr>
+          <w:sz w:val="24"/>
+          <w:szCs w:val="24"/>
+          <w:lang w:val="en-US"/>
+        </w:rPr>
+        <w:t>The expression is evaluated once.</w:t>
+      </w:r>
+    </w:p>
+    <w:p>
+      <w:pPr>
+        <w:rPr>
+          <w:sz w:val="24"/>
+          <w:szCs w:val="24"/>
+          <w:lang w:val="en-US"/>
+        </w:rPr>
+      </w:pPr>
+      <w:r>
+        <w:rPr>
+          <w:sz w:val="24"/>
+          <w:szCs w:val="24"/>
+          <w:lang w:val="en-US"/>
+        </w:rPr>
+        <w:t>Its value is compared with each case.</w:t>
+      </w:r>
+    </w:p>
+    <w:p>
+      <w:pPr>
+        <w:rPr>
+          <w:sz w:val="24"/>
+          <w:szCs w:val="24"/>
+          <w:lang w:val="en-US"/>
+        </w:rPr>
+      </w:pPr>
+      <w:r>
+        <w:rPr>
+          <w:sz w:val="24"/>
+          <w:szCs w:val="24"/>
+          <w:lang w:val="en-US"/>
+        </w:rPr>
+        <w:t>When a matching case is found, that block is executed.</w:t>
+      </w:r>
+    </w:p>
+    <w:p>
+      <w:pPr>
+        <w:rPr>
+          <w:sz w:val="24"/>
+          <w:szCs w:val="24"/>
+          <w:lang w:val="en-US"/>
+        </w:rPr>
+      </w:pPr>
+      <w:r>
+        <w:rPr>
+          <w:sz w:val="24"/>
+          <w:szCs w:val="24"/>
+          <w:lang w:val="en-US"/>
+        </w:rPr>
+        <w:lastRenderedPageBreak/>
+        <w:t>The break statement is used to stop further execution.</w:t>
+      </w:r>
+    </w:p>
+    <w:p>
+      <w:pPr>
+        <w:rPr>
+          <w:sz w:val="24"/>
+          <w:szCs w:val="24"/>
+          <w:lang w:val="en-US"/>
+        </w:rPr>
+      </w:pPr>
+      <w:r>
+        <w:rPr>
+          <w:sz w:val="24"/>
+          <w:szCs w:val="24"/>
+          <w:lang w:val="en-US"/>
+        </w:rPr>
+        <w:t>If no case matches, the default block is executed</w:t>
+      </w:r>
+    </w:p>
+    <w:p>
+      <w:pPr>
+        <w:rPr>
+          <w:b/>
+          <w:bCs/>
+          <w:sz w:val="24"/>
+          <w:szCs w:val="24"/>
+          <w:lang w:val="en-US"/>
+        </w:rPr>
+      </w:pPr>
+      <w:r>
+        <w:rPr>
+          <w:b/>
+          <w:bCs/>
+          <w:sz w:val="24"/>
+          <w:szCs w:val="24"/>
+          <w:lang w:val="en-US"/>
+        </w:rPr>
+        <w:t xml:space="preserve">3.2 </w:t>
+      </w:r>
+      <w:r>
+        <w:rPr>
+          <w:b/>
+          <w:bCs/>
+          <w:sz w:val="24"/>
+          <w:szCs w:val="24"/>
+          <w:lang w:val="en-US"/>
+        </w:rPr>
+        <w:t>What is the difference between for, while, and do-while loops in C++?</w:t>
+      </w:r>
+    </w:p>
+    <w:tbl>
+      <w:tblPr>
+        <w:tblStyle w:val="TableGrid"/>
+        <w:tblW w:w="0" w:type="auto"/>
+        <w:tblLook w:val="04A0" w:firstRow="1" w:lastRow="0" w:firstColumn="1" w:lastColumn="0" w:noHBand="0" w:noVBand="1"/>
+      </w:tblPr>
+      <w:tblGrid>
+        <w:gridCol w:w="2254"/>
+        <w:gridCol w:w="2254"/>
+        <w:gridCol w:w="2254"/>
+        <w:gridCol w:w="2254"/>
+      </w:tblGrid>
+      <w:tr>
+        <w:tc>
+          <w:tcPr>
+            <w:tcW w:w="2254" w:type="dxa"/>
+          </w:tcPr>
+          <w:p>
+            <w:pPr>
+              <w:rPr>
+                <w:b/>
+                <w:bCs/>
+              </w:rPr>
+            </w:pPr>
+            <w:r>
+              <w:rPr>
+                <w:b/>
+                <w:bCs/>
+              </w:rPr>
+              <w:t>Feature</w:t>
+            </w:r>
+          </w:p>
+          <w:p>
+            <w:pPr>
+              <w:rPr>
+                <w:sz w:val="24"/>
+                <w:szCs w:val="24"/>
+                <w:lang w:val="en-US"/>
+              </w:rPr>
+            </w:pPr>
+          </w:p>
+        </w:tc>
+        <w:tc>
+          <w:tcPr>
+            <w:tcW w:w="2254" w:type="dxa"/>
+          </w:tcPr>
+          <w:p>
+            <w:pPr>
+              <w:rPr>
+                <w:sz w:val="24"/>
+                <w:szCs w:val="24"/>
+                <w:lang w:val="en-US"/>
+              </w:rPr>
+            </w:pPr>
+            <w:r>
+              <w:rPr>
+                <w:sz w:val="24"/>
+                <w:szCs w:val="24"/>
+                <w:lang w:val="en-US"/>
+              </w:rPr>
+              <w:t>for loop</w:t>
+            </w:r>
+          </w:p>
+        </w:tc>
+        <w:tc>
+          <w:tcPr>
+            <w:tcW w:w="2254" w:type="dxa"/>
+          </w:tcPr>
+          <w:p>
+            <w:pPr>
+              <w:rPr>
+                <w:sz w:val="24"/>
+                <w:szCs w:val="24"/>
+                <w:lang w:val="en-US"/>
+              </w:rPr>
+            </w:pPr>
+            <w:r>
+              <w:rPr>
+                <w:sz w:val="24"/>
+                <w:szCs w:val="24"/>
+                <w:lang w:val="en-US"/>
+              </w:rPr>
+              <w:t>While loop</w:t>
+            </w:r>
+          </w:p>
+        </w:tc>
+        <w:tc>
+          <w:tcPr>
+            <w:tcW w:w="2254" w:type="dxa"/>
+          </w:tcPr>
+          <w:p>
+            <w:pPr>
+              <w:rPr>
+                <w:sz w:val="24"/>
+                <w:szCs w:val="24"/>
+                <w:lang w:val="en-US"/>
+              </w:rPr>
+            </w:pPr>
+            <w:r>
+              <w:rPr>
+                <w:sz w:val="24"/>
+                <w:szCs w:val="24"/>
+                <w:lang w:val="en-US"/>
+              </w:rPr>
+              <w:t>Do while loop</w:t>
+            </w:r>
+          </w:p>
+        </w:tc>
+      </w:tr>
+      <w:tr>
+        <w:tc>
+          <w:tcPr>
+            <w:tcW w:w="2254" w:type="dxa"/>
+          </w:tcPr>
+          <w:p>
+            <w:pPr>
+              <w:rPr>
+                <w:sz w:val="24"/>
+                <w:szCs w:val="24"/>
+                <w:lang w:val="en-US"/>
+              </w:rPr>
+            </w:pPr>
+            <w:r>
+              <w:rPr>
+                <w:sz w:val="24"/>
+                <w:szCs w:val="24"/>
+                <w:lang w:val="en-US"/>
+              </w:rPr>
+              <w:t>Definition</w:t>
+            </w:r>
+          </w:p>
+        </w:tc>
+        <w:tc>
+          <w:tcPr>
+            <w:tcW w:w="2254" w:type="dxa"/>
+          </w:tcPr>
+          <w:p>
+            <w:pPr>
+              <w:rPr>
+                <w:sz w:val="24"/>
+                <w:szCs w:val="24"/>
+                <w:lang w:val="en-US"/>
+              </w:rPr>
+            </w:pPr>
+            <w:r>
+              <w:rPr>
+                <w:sz w:val="24"/>
+                <w:szCs w:val="24"/>
+                <w:lang w:val="en-US"/>
+              </w:rPr>
+              <w:t>Entry-controlled loop with initialization, condition, and update in one place</w:t>
+            </w:r>
+          </w:p>
+        </w:tc>
+        <w:tc>
+          <w:tcPr>
+            <w:tcW w:w="2254" w:type="dxa"/>
+          </w:tcPr>
+          <w:p>
+            <w:pPr>
+              <w:rPr>
+                <w:sz w:val="24"/>
+                <w:szCs w:val="24"/>
+                <w:lang w:val="en-US"/>
+              </w:rPr>
+            </w:pPr>
+            <w:r>
+              <w:rPr>
+                <w:sz w:val="24"/>
+                <w:szCs w:val="24"/>
+                <w:lang w:val="en-US"/>
+              </w:rPr>
+              <w:t>Entry-controlled loop that checks condition before execution</w:t>
+            </w:r>
+          </w:p>
+        </w:tc>
+        <w:tc>
+          <w:tcPr>
+            <w:tcW w:w="2254" w:type="dxa"/>
+          </w:tcPr>
+          <w:p>
+            <w:pPr>
+              <w:rPr>
+                <w:sz w:val="24"/>
+                <w:szCs w:val="24"/>
+                <w:lang w:val="en-US"/>
+              </w:rPr>
+            </w:pPr>
+            <w:r>
+              <w:rPr>
+                <w:sz w:val="24"/>
+                <w:szCs w:val="24"/>
+                <w:lang w:val="en-US"/>
+              </w:rPr>
+              <w:t>Exit-controlled loop that checks condition after execution</w:t>
+            </w:r>
+          </w:p>
+        </w:tc>
+      </w:tr>
+      <w:tr>
+        <w:tc>
+          <w:tcPr>
+            <w:tcW w:w="2254" w:type="dxa"/>
+          </w:tcPr>
+          <w:p>
+            <w:pPr>
+              <w:rPr>
+                <w:sz w:val="24"/>
+                <w:szCs w:val="24"/>
+                <w:lang w:val="en-US"/>
+              </w:rPr>
+            </w:pPr>
+            <w:r>
+              <w:rPr>
+                <w:sz w:val="24"/>
+                <w:szCs w:val="24"/>
+                <w:lang w:val="en-US"/>
+              </w:rPr>
+              <w:t>Condition Check</w:t>
+            </w:r>
+          </w:p>
+        </w:tc>
+        <w:tc>
+          <w:tcPr>
+            <w:tcW w:w="2254" w:type="dxa"/>
+          </w:tcPr>
+          <w:p>
+            <w:pPr>
+              <w:rPr>
+                <w:sz w:val="24"/>
+                <w:szCs w:val="24"/>
+                <w:lang w:val="en-US"/>
+              </w:rPr>
+            </w:pPr>
+            <w:r>
+              <w:rPr>
+                <w:sz w:val="24"/>
+                <w:szCs w:val="24"/>
+                <w:lang w:val="en-US"/>
+              </w:rPr>
+              <w:t>Before loop starts</w:t>
+            </w:r>
+          </w:p>
+        </w:tc>
+        <w:tc>
+          <w:tcPr>
+            <w:tcW w:w="2254" w:type="dxa"/>
+          </w:tcPr>
+          <w:p>
+            <w:pPr>
+              <w:rPr>
+                <w:sz w:val="24"/>
+                <w:szCs w:val="24"/>
+                <w:lang w:val="en-US"/>
+              </w:rPr>
+            </w:pPr>
+            <w:r>
+              <w:rPr>
+                <w:sz w:val="24"/>
+                <w:szCs w:val="24"/>
+                <w:lang w:val="en-US"/>
+              </w:rPr>
+              <w:t>Before loop starts</w:t>
+            </w:r>
+          </w:p>
+        </w:tc>
+        <w:tc>
+          <w:tcPr>
+            <w:tcW w:w="2254" w:type="dxa"/>
+          </w:tcPr>
+          <w:p>
+            <w:pPr>
+              <w:rPr>
+                <w:sz w:val="24"/>
+                <w:szCs w:val="24"/>
+                <w:lang w:val="en-US"/>
+              </w:rPr>
+            </w:pPr>
+            <w:r>
+              <w:rPr>
+                <w:sz w:val="24"/>
+                <w:szCs w:val="24"/>
+                <w:lang w:val="en-US"/>
+              </w:rPr>
+              <w:t>After loop execution</w:t>
+            </w:r>
+          </w:p>
+        </w:tc>
+      </w:tr>
+      <w:tr>
+        <w:tc>
+          <w:tcPr>
+            <w:tcW w:w="2254" w:type="dxa"/>
+          </w:tcPr>
+          <w:p>
+            <w:pPr>
+              <w:rPr>
+                <w:sz w:val="24"/>
+                <w:szCs w:val="24"/>
+                <w:lang w:val="en-US"/>
+              </w:rPr>
+            </w:pPr>
+            <w:r>
+              <w:rPr>
+                <w:sz w:val="24"/>
+                <w:szCs w:val="24"/>
+                <w:lang w:val="en-US"/>
+              </w:rPr>
+              <w:t>E</w:t>
+            </w:r>
+            <w:r>
+              <w:rPr>
+                <w:sz w:val="24"/>
+                <w:szCs w:val="24"/>
+                <w:lang w:val="en-US"/>
+              </w:rPr>
+              <w:t>xecution Guarantee</w:t>
+            </w:r>
+          </w:p>
+        </w:tc>
+        <w:tc>
+          <w:tcPr>
+            <w:tcW w:w="2254" w:type="dxa"/>
+          </w:tcPr>
+          <w:p>
+            <w:pPr>
+              <w:rPr>
+                <w:sz w:val="24"/>
+                <w:szCs w:val="24"/>
+                <w:lang w:val="en-US"/>
+              </w:rPr>
+            </w:pPr>
+            <w:r>
+              <w:rPr>
+                <w:sz w:val="24"/>
+                <w:szCs w:val="24"/>
+                <w:lang w:val="en-US"/>
+              </w:rPr>
+              <w:t>May execute 0 times</w:t>
+            </w:r>
+          </w:p>
+        </w:tc>
+        <w:tc>
+          <w:tcPr>
+            <w:tcW w:w="2254" w:type="dxa"/>
+          </w:tcPr>
+          <w:p>
+            <w:pPr>
+              <w:rPr>
+                <w:sz w:val="24"/>
+                <w:szCs w:val="24"/>
+                <w:lang w:val="en-US"/>
+              </w:rPr>
+            </w:pPr>
+            <w:r>
+              <w:rPr>
+                <w:sz w:val="24"/>
+                <w:szCs w:val="24"/>
+                <w:lang w:val="en-US"/>
+              </w:rPr>
+              <w:t>May execute 0 times</w:t>
+            </w:r>
+          </w:p>
+        </w:tc>
+        <w:tc>
+          <w:tcPr>
+            <w:tcW w:w="2254" w:type="dxa"/>
+          </w:tcPr>
+          <w:p>
+            <w:pPr>
+              <w:rPr>
+                <w:sz w:val="24"/>
+                <w:szCs w:val="24"/>
+                <w:lang w:val="en-US"/>
+              </w:rPr>
+            </w:pPr>
+            <w:r>
+              <w:rPr>
+                <w:sz w:val="24"/>
+                <w:szCs w:val="24"/>
+                <w:lang w:val="en-US"/>
+              </w:rPr>
+              <w:t>Executes at least once</w:t>
+            </w:r>
+          </w:p>
+        </w:tc>
+      </w:tr>
+      <w:tr>
+        <w:tc>
+          <w:tcPr>
+            <w:tcW w:w="2254" w:type="dxa"/>
+          </w:tcPr>
+          <w:p>
+            <w:pPr>
+              <w:rPr>
+                <w:sz w:val="24"/>
+                <w:szCs w:val="24"/>
+                <w:lang w:val="en-US"/>
+              </w:rPr>
+            </w:pPr>
+            <w:r>
+              <w:rPr>
+                <w:sz w:val="24"/>
+                <w:szCs w:val="24"/>
+                <w:lang w:val="en-US"/>
+              </w:rPr>
+              <w:t>Initialization</w:t>
+            </w:r>
+          </w:p>
+        </w:tc>
+        <w:tc>
+          <w:tcPr>
+            <w:tcW w:w="2254" w:type="dxa"/>
+          </w:tcPr>
+          <w:p>
+            <w:pPr>
+              <w:rPr>
+                <w:sz w:val="24"/>
+                <w:szCs w:val="24"/>
+                <w:lang w:val="en-US"/>
+              </w:rPr>
+            </w:pPr>
+            <w:r>
+              <w:rPr>
+                <w:sz w:val="24"/>
+                <w:szCs w:val="24"/>
+                <w:lang w:val="en-US"/>
+              </w:rPr>
+              <w:t>Done inside loop</w:t>
+            </w:r>
+          </w:p>
+        </w:tc>
+        <w:tc>
+          <w:tcPr>
+            <w:tcW w:w="2254" w:type="dxa"/>
+          </w:tcPr>
+          <w:p>
+            <w:pPr>
+              <w:rPr>
+                <w:sz w:val="24"/>
+                <w:szCs w:val="24"/>
+                <w:lang w:val="en-US"/>
+              </w:rPr>
+            </w:pPr>
+            <w:r>
+              <w:rPr>
+                <w:sz w:val="24"/>
+                <w:szCs w:val="24"/>
+                <w:lang w:val="en-US"/>
+              </w:rPr>
+              <w:t>Done before loop</w:t>
+            </w:r>
+          </w:p>
+        </w:tc>
+        <w:tc>
+          <w:tcPr>
+            <w:tcW w:w="2254" w:type="dxa"/>
+          </w:tcPr>
+          <w:p>
+            <w:pPr>
+              <w:rPr>
+                <w:sz w:val="24"/>
+                <w:szCs w:val="24"/>
+                <w:lang w:val="en-US"/>
+              </w:rPr>
+            </w:pPr>
+            <w:r>
+              <w:rPr>
+                <w:sz w:val="24"/>
+                <w:szCs w:val="24"/>
+                <w:lang w:val="en-US"/>
+              </w:rPr>
+              <w:t>Done before loop</w:t>
+            </w:r>
+          </w:p>
+        </w:tc>
+      </w:tr>
+      <w:tr>
+        <w:tc>
+          <w:tcPr>
+            <w:tcW w:w="2254" w:type="dxa"/>
+          </w:tcPr>
+          <w:p>
+            <w:pPr>
+              <w:rPr>
+                <w:sz w:val="24"/>
+                <w:szCs w:val="24"/>
+                <w:lang w:val="en-US"/>
+              </w:rPr>
+            </w:pPr>
+            <w:r>
+              <w:rPr>
+                <w:sz w:val="24"/>
+                <w:szCs w:val="24"/>
+                <w:lang w:val="en-US"/>
+              </w:rPr>
+              <w:t>Update</w:t>
+            </w:r>
+          </w:p>
+        </w:tc>
+        <w:tc>
+          <w:tcPr>
+            <w:tcW w:w="2254" w:type="dxa"/>
+          </w:tcPr>
+          <w:p>
+            <w:pPr>
+              <w:rPr>
+                <w:sz w:val="24"/>
+                <w:szCs w:val="24"/>
+                <w:lang w:val="en-US"/>
+              </w:rPr>
+            </w:pPr>
+            <w:r>
+              <w:rPr>
+                <w:sz w:val="24"/>
+                <w:szCs w:val="24"/>
+                <w:lang w:val="en-US"/>
+              </w:rPr>
+              <w:t>Done in loop statement</w:t>
+            </w:r>
+          </w:p>
+        </w:tc>
+        <w:tc>
+          <w:tcPr>
+            <w:tcW w:w="2254" w:type="dxa"/>
+          </w:tcPr>
+          <w:p>
+            <w:pPr>
+              <w:rPr>
+                <w:sz w:val="24"/>
+                <w:szCs w:val="24"/>
+                <w:lang w:val="en-US"/>
+              </w:rPr>
+            </w:pPr>
+            <w:r>
+              <w:rPr>
+                <w:sz w:val="24"/>
+                <w:szCs w:val="24"/>
+                <w:lang w:val="en-US"/>
+              </w:rPr>
+              <w:t>Done inside loop body</w:t>
+            </w:r>
+          </w:p>
+        </w:tc>
+        <w:tc>
+          <w:tcPr>
+            <w:tcW w:w="2254" w:type="dxa"/>
+          </w:tcPr>
+          <w:p>
+            <w:pPr>
+              <w:rPr>
+                <w:sz w:val="24"/>
+                <w:szCs w:val="24"/>
+                <w:lang w:val="en-US"/>
+              </w:rPr>
+            </w:pPr>
+            <w:r>
+              <w:rPr>
+                <w:sz w:val="24"/>
+                <w:szCs w:val="24"/>
+                <w:lang w:val="en-US"/>
+              </w:rPr>
+              <w:t>Done inside loop body</w:t>
+            </w:r>
+          </w:p>
+        </w:tc>
+      </w:tr>
+    </w:tbl>
+    <w:p>
+      <w:pPr>
+        <w:rPr>
+          <w:b/>
+          <w:bCs/>
+          <w:sz w:val="24"/>
+          <w:szCs w:val="24"/>
+          <w:lang w:val="en-US"/>
+        </w:rPr>
+      </w:pPr>
+    </w:p>
+    <w:p>
+      <w:pPr>
+        <w:rPr>
+          <w:b/>
+          <w:bCs/>
+          <w:sz w:val="24"/>
+          <w:szCs w:val="24"/>
+          <w:lang w:val="en-US"/>
+        </w:rPr>
+      </w:pPr>
+      <w:r>
+        <w:rPr>
+          <w:b/>
+          <w:bCs/>
+          <w:sz w:val="24"/>
+          <w:szCs w:val="24"/>
+          <w:lang w:val="en-US"/>
+        </w:rPr>
+        <w:t xml:space="preserve">3.3 </w:t>
+      </w:r>
+      <w:r>
+        <w:rPr>
+          <w:b/>
+          <w:bCs/>
+          <w:sz w:val="24"/>
+          <w:szCs w:val="24"/>
+          <w:lang w:val="en-US"/>
+        </w:rPr>
+        <w:t>.Ho</w:t>
+      </w:r>
+      <w:r>
+        <w:rPr>
+          <w:b/>
+          <w:bCs/>
+          <w:sz w:val="24"/>
+          <w:szCs w:val="24"/>
+          <w:lang w:val="en-US"/>
+        </w:rPr>
+        <w:t xml:space="preserve">w </w:t>
+      </w:r>
+      <w:r>
+        <w:rPr>
+          <w:b/>
+          <w:bCs/>
+          <w:sz w:val="24"/>
+          <w:szCs w:val="24"/>
+          <w:lang w:val="en-US"/>
+        </w:rPr>
+        <w:t>are</w:t>
+      </w:r>
+      <w:r>
+        <w:rPr>
+          <w:b/>
+          <w:bCs/>
+          <w:sz w:val="24"/>
+          <w:szCs w:val="24"/>
+          <w:lang w:val="en-US"/>
+        </w:rPr>
+        <w:t xml:space="preserve"> </w:t>
+      </w:r>
+      <w:r>
+        <w:rPr>
+          <w:b/>
+          <w:bCs/>
+          <w:sz w:val="24"/>
+          <w:szCs w:val="24"/>
+          <w:lang w:val="en-US"/>
+        </w:rPr>
+        <w:t>break</w:t>
+      </w:r>
+      <w:r>
+        <w:rPr>
+          <w:b/>
+          <w:bCs/>
+          <w:sz w:val="24"/>
+          <w:szCs w:val="24"/>
+          <w:lang w:val="en-US"/>
+        </w:rPr>
+        <w:t xml:space="preserve"> </w:t>
+      </w:r>
+      <w:r>
+        <w:rPr>
+          <w:b/>
+          <w:bCs/>
+          <w:sz w:val="24"/>
+          <w:szCs w:val="24"/>
+          <w:lang w:val="en-US"/>
+        </w:rPr>
+        <w:t>an</w:t>
+      </w:r>
+      <w:r>
+        <w:rPr>
+          <w:b/>
+          <w:bCs/>
+          <w:sz w:val="24"/>
+          <w:szCs w:val="24"/>
+          <w:lang w:val="en-US"/>
+        </w:rPr>
+        <w:t xml:space="preserve"> </w:t>
+      </w:r>
+      <w:r>
+        <w:rPr>
+          <w:b/>
+          <w:bCs/>
+          <w:sz w:val="24"/>
+          <w:szCs w:val="24"/>
+          <w:lang w:val="en-US"/>
+        </w:rPr>
+        <w:t>continue statements</w:t>
+      </w:r>
+      <w:r>
+        <w:rPr>
+          <w:b/>
+          <w:bCs/>
+          <w:sz w:val="24"/>
+          <w:szCs w:val="24"/>
+          <w:lang w:val="en-US"/>
+        </w:rPr>
+        <w:t xml:space="preserve"> </w:t>
+      </w:r>
+      <w:r>
+        <w:rPr>
+          <w:b/>
+          <w:bCs/>
+          <w:sz w:val="24"/>
+          <w:szCs w:val="24"/>
+          <w:lang w:val="en-US"/>
+        </w:rPr>
+        <w:t>used in</w:t>
+      </w:r>
+      <w:r>
+        <w:rPr>
+          <w:b/>
+          <w:bCs/>
+          <w:sz w:val="24"/>
+          <w:szCs w:val="24"/>
+          <w:lang w:val="en-US"/>
+        </w:rPr>
+        <w:t xml:space="preserve"> </w:t>
+      </w:r>
+      <w:r>
+        <w:rPr>
+          <w:b/>
+          <w:bCs/>
+          <w:sz w:val="24"/>
+          <w:szCs w:val="24"/>
+          <w:lang w:val="en-US"/>
+        </w:rPr>
+        <w:t>loops? Provide examples.</w:t>
+      </w:r>
+    </w:p>
+    <w:p>
+      <w:pPr>
+        <w:rPr>
+          <w:sz w:val="24"/>
+          <w:szCs w:val="24"/>
+          <w:lang w:val="en-US"/>
+        </w:rPr>
+      </w:pPr>
+      <w:r>
+        <w:rPr>
+          <w:sz w:val="24"/>
+          <w:szCs w:val="24"/>
+          <w:lang w:val="en-US"/>
+        </w:rPr>
+        <w:t>Break statement:</w:t>
+      </w:r>
+    </w:p>
+    <w:p>
+      <w:pPr>
+        <w:rPr>
+          <w:sz w:val="24"/>
+          <w:szCs w:val="24"/>
+          <w:lang w:val="en-US"/>
+        </w:rPr>
+      </w:pPr>
+      <w:r>
+        <w:rPr>
+          <w:sz w:val="24"/>
+          <w:szCs w:val="24"/>
+          <w:lang w:val="en-US"/>
+        </w:rPr>
+        <w:t>The break statement is used to immediately terminate the loop. When break is executed, control comes out of the loop.</w:t>
+      </w:r>
+    </w:p>
+    <w:p>
+      <w:pPr>
+        <w:rPr>
+          <w:sz w:val="24"/>
+          <w:szCs w:val="24"/>
+          <w:lang w:val="en-US"/>
+        </w:rPr>
+      </w:pPr>
+      <w:r>
+        <w:rPr>
+          <w:sz w:val="24"/>
+          <w:szCs w:val="24"/>
+          <w:lang w:val="en-US"/>
+        </w:rPr>
+        <w:t>#include&lt;iostream&gt;</w:t>
+      </w:r>
+    </w:p>
+    <w:p>
+      <w:pPr>
+        <w:rPr>
+          <w:sz w:val="24"/>
+          <w:szCs w:val="24"/>
+          <w:lang w:val="en-US"/>
+        </w:rPr>
+      </w:pPr>
+      <w:r>
+        <w:rPr>
+          <w:sz w:val="24"/>
+          <w:szCs w:val="24"/>
+          <w:lang w:val="en-US"/>
+        </w:rPr>
+        <w:t>using namespace std;</w:t>
+      </w:r>
+    </w:p>
+    <w:p>
+      <w:pPr>
+        <w:rPr>
+          <w:sz w:val="24"/>
+          <w:szCs w:val="24"/>
+          <w:lang w:val="en-US"/>
+        </w:rPr>
+      </w:pPr>
+      <w:r>
+        <w:rPr>
+          <w:sz w:val="24"/>
+          <w:szCs w:val="24"/>
+          <w:lang w:val="en-US"/>
+        </w:rPr>
+        <w:t>int main(){</w:t>
+      </w:r>
+    </w:p>
+    <w:p>
+      <w:pPr>
+        <w:rPr>
+          <w:sz w:val="24"/>
+          <w:szCs w:val="24"/>
+          <w:lang w:val="en-US"/>
+        </w:rPr>
+      </w:pPr>
+      <w:r>
+        <w:rPr>
+          <w:sz w:val="24"/>
+          <w:szCs w:val="24"/>
+          <w:lang w:val="en-US"/>
+        </w:rPr>
+        <w:t xml:space="preserve">    for(int </w:t>
       </w:r>
       <w:proofErr w:type="spellStart"/>
       <w:r>
@@ -3655,7 +4854,7 @@
           <w:szCs w:val="24"/>
           <w:lang w:val="en-US"/>
         </w:rPr>
-        <w:t>boolean</w:t>
+        <w:t>i</w:t>
       </w:r>
       <w:proofErr w:type="spellEnd"/>
       <w:r>
@@ -3664,114 +4863,1403 @@
           <w:szCs w:val="24"/>
           <w:lang w:val="en-US"/>
         </w:rPr>
+        <w:t xml:space="preserve"> = 1; </w:t>
+      </w:r>
+      <w:proofErr w:type="spellStart"/>
+      <w:r>
+        <w:rPr>
+          <w:sz w:val="24"/>
+          <w:szCs w:val="24"/>
+          <w:lang w:val="en-US"/>
+        </w:rPr>
+        <w:t>i</w:t>
+      </w:r>
+      <w:proofErr w:type="spellEnd"/>
+      <w:r>
+        <w:rPr>
+          <w:sz w:val="24"/>
+          <w:szCs w:val="24"/>
+          <w:lang w:val="en-US"/>
+        </w:rPr>
+        <w:t xml:space="preserve"> &lt;= 10; </w:t>
+      </w:r>
+      <w:proofErr w:type="spellStart"/>
+      <w:r>
+        <w:rPr>
+          <w:sz w:val="24"/>
+          <w:szCs w:val="24"/>
+          <w:lang w:val="en-US"/>
+        </w:rPr>
+        <w:t>i</w:t>
+      </w:r>
+      <w:proofErr w:type="spellEnd"/>
+      <w:r>
+        <w:rPr>
+          <w:sz w:val="24"/>
+          <w:szCs w:val="24"/>
+          <w:lang w:val="en-US"/>
+        </w:rPr>
+        <w:t>++)</w:t>
+      </w:r>
+    </w:p>
+    <w:p>
+      <w:pPr>
+        <w:rPr>
+          <w:sz w:val="24"/>
+          <w:szCs w:val="24"/>
+          <w:lang w:val="en-US"/>
+        </w:rPr>
+      </w:pPr>
+      <w:r>
+        <w:rPr>
+          <w:sz w:val="24"/>
+          <w:szCs w:val="24"/>
+          <w:lang w:val="en-US"/>
+        </w:rPr>
+        <w:t xml:space="preserve">    {</w:t>
+      </w:r>
+    </w:p>
+    <w:p>
+      <w:pPr>
+        <w:rPr>
+          <w:sz w:val="24"/>
+          <w:szCs w:val="24"/>
+          <w:lang w:val="en-US"/>
+        </w:rPr>
+      </w:pPr>
+      <w:r>
+        <w:rPr>
+          <w:sz w:val="24"/>
+          <w:szCs w:val="24"/>
+          <w:lang w:val="en-US"/>
+        </w:rPr>
+        <w:t xml:space="preserve">        if(</w:t>
+      </w:r>
+      <w:proofErr w:type="spellStart"/>
+      <w:r>
+        <w:rPr>
+          <w:sz w:val="24"/>
+          <w:szCs w:val="24"/>
+          <w:lang w:val="en-US"/>
+        </w:rPr>
+        <w:t>i</w:t>
+      </w:r>
+      <w:proofErr w:type="spellEnd"/>
+      <w:r>
+        <w:rPr>
+          <w:sz w:val="24"/>
+          <w:szCs w:val="24"/>
+          <w:lang w:val="en-US"/>
+        </w:rPr>
+        <w:t xml:space="preserve"> == 5)</w:t>
+      </w:r>
+    </w:p>
+    <w:p>
+      <w:pPr>
+        <w:rPr>
+          <w:sz w:val="24"/>
+          <w:szCs w:val="24"/>
+          <w:lang w:val="en-US"/>
+        </w:rPr>
+      </w:pPr>
+      <w:r>
+        <w:rPr>
+          <w:sz w:val="24"/>
+          <w:szCs w:val="24"/>
+          <w:lang w:val="en-US"/>
+        </w:rPr>
+        <w:t xml:space="preserve">            break;</w:t>
+      </w:r>
+    </w:p>
+    <w:p>
+      <w:pPr>
+        <w:rPr>
+          <w:sz w:val="24"/>
+          <w:szCs w:val="24"/>
+          <w:lang w:val="en-US"/>
+        </w:rPr>
+      </w:pPr>
+      <w:r>
+        <w:rPr>
+          <w:sz w:val="24"/>
+          <w:szCs w:val="24"/>
+          <w:lang w:val="en-US"/>
+        </w:rPr>
+        <w:t xml:space="preserve">        </w:t>
+      </w:r>
+      <w:proofErr w:type="spellStart"/>
+      <w:r>
+        <w:rPr>
+          <w:sz w:val="24"/>
+          <w:szCs w:val="24"/>
+          <w:lang w:val="en-US"/>
+        </w:rPr>
+        <w:t>cout</w:t>
+      </w:r>
+      <w:proofErr w:type="spellEnd"/>
+      <w:r>
+        <w:rPr>
+          <w:sz w:val="24"/>
+          <w:szCs w:val="24"/>
+          <w:lang w:val="en-US"/>
+        </w:rPr>
+        <w:t xml:space="preserve"> &lt;&lt; </w:t>
+      </w:r>
+      <w:proofErr w:type="spellStart"/>
+      <w:r>
+        <w:rPr>
+          <w:sz w:val="24"/>
+          <w:szCs w:val="24"/>
+          <w:lang w:val="en-US"/>
+        </w:rPr>
+        <w:t>i</w:t>
+      </w:r>
+      <w:proofErr w:type="spellEnd"/>
+      <w:r>
+        <w:rPr>
+          <w:sz w:val="24"/>
+          <w:szCs w:val="24"/>
+          <w:lang w:val="en-US"/>
+        </w:rPr>
+        <w:t xml:space="preserve"> &lt;&lt; " ";</w:t>
+      </w:r>
+    </w:p>
+    <w:p>
+      <w:pPr>
+        <w:rPr>
+          <w:sz w:val="24"/>
+          <w:szCs w:val="24"/>
+          <w:lang w:val="en-US"/>
+        </w:rPr>
+      </w:pPr>
+      <w:r>
+        <w:rPr>
+          <w:sz w:val="24"/>
+          <w:szCs w:val="24"/>
+          <w:lang w:val="en-US"/>
+        </w:rPr>
+        <w:t xml:space="preserve">    }</w:t>
+      </w:r>
+    </w:p>
+    <w:p>
+      <w:pPr>
+        <w:rPr>
+          <w:sz w:val="24"/>
+          <w:szCs w:val="24"/>
+          <w:lang w:val="en-US"/>
+        </w:rPr>
+      </w:pPr>
+      <w:r>
+        <w:rPr>
+          <w:sz w:val="24"/>
+          <w:szCs w:val="24"/>
+          <w:lang w:val="en-US"/>
+        </w:rPr>
+        <w:t xml:space="preserve">    return 0;</w:t>
+      </w:r>
+    </w:p>
+    <w:p>
+      <w:pPr>
+        <w:rPr>
+          <w:sz w:val="24"/>
+          <w:szCs w:val="24"/>
+          <w:lang w:val="en-US"/>
+        </w:rPr>
+      </w:pPr>
+      <w:r>
+        <w:rPr>
+          <w:sz w:val="24"/>
+          <w:szCs w:val="24"/>
+          <w:lang w:val="en-US"/>
+        </w:rPr>
+        <w:t>}</w:t>
+      </w:r>
+    </w:p>
+    <w:p>
+      <w:pPr>
+        <w:rPr>
+          <w:sz w:val="24"/>
+          <w:szCs w:val="24"/>
+          <w:lang w:val="en-US"/>
+        </w:rPr>
+      </w:pPr>
+      <w:r>
+        <w:rPr>
+          <w:sz w:val="24"/>
+          <w:szCs w:val="24"/>
+          <w:lang w:val="en-US"/>
+        </w:rPr>
+        <w:t>Output: 1 2 3 4</w:t>
+      </w:r>
+    </w:p>
+    <w:p>
+      <w:pPr>
+        <w:rPr>
+          <w:sz w:val="24"/>
+          <w:szCs w:val="24"/>
+          <w:lang w:val="en-US"/>
+        </w:rPr>
+      </w:pPr>
+      <w:r>
+        <w:rPr>
+          <w:sz w:val="24"/>
+          <w:szCs w:val="24"/>
+          <w:lang w:val="en-US"/>
+        </w:rPr>
+        <w:t>Continue statement:</w:t>
+      </w:r>
+    </w:p>
+    <w:p>
+      <w:pPr>
+        <w:rPr>
+          <w:sz w:val="24"/>
+          <w:szCs w:val="24"/>
+          <w:lang w:val="en-US"/>
+        </w:rPr>
+      </w:pPr>
+      <w:r>
+        <w:rPr>
+          <w:sz w:val="24"/>
+          <w:szCs w:val="24"/>
+          <w:lang w:val="en-US"/>
+        </w:rPr>
+        <w:lastRenderedPageBreak/>
+        <w:t>The continue statement is used to skip the current iteration and continue with the next iteration of the loop.</w:t>
+      </w:r>
+    </w:p>
+    <w:p>
+      <w:pPr>
+        <w:rPr>
+          <w:sz w:val="24"/>
+          <w:szCs w:val="24"/>
+          <w:lang w:val="en-US"/>
+        </w:rPr>
+      </w:pPr>
+      <w:r>
+        <w:rPr>
+          <w:sz w:val="24"/>
+          <w:szCs w:val="24"/>
+          <w:lang w:val="en-US"/>
+        </w:rPr>
+        <w:t>Example:</w:t>
+      </w:r>
+    </w:p>
+    <w:p>
+      <w:pPr>
+        <w:rPr>
+          <w:sz w:val="24"/>
+          <w:szCs w:val="24"/>
+          <w:lang w:val="en-US"/>
+        </w:rPr>
+      </w:pPr>
+      <w:r>
+        <w:rPr>
+          <w:sz w:val="24"/>
+          <w:szCs w:val="24"/>
+          <w:lang w:val="en-US"/>
+        </w:rPr>
+        <w:t>#include&lt;iostream&gt;</w:t>
+      </w:r>
+    </w:p>
+    <w:p>
+      <w:pPr>
+        <w:rPr>
+          <w:sz w:val="24"/>
+          <w:szCs w:val="24"/>
+          <w:lang w:val="en-US"/>
+        </w:rPr>
+      </w:pPr>
+      <w:r>
+        <w:rPr>
+          <w:sz w:val="24"/>
+          <w:szCs w:val="24"/>
+          <w:lang w:val="en-US"/>
+        </w:rPr>
+        <w:t>using namespace std;</w:t>
+      </w:r>
+    </w:p>
+    <w:p>
+      <w:pPr>
+        <w:rPr>
+          <w:sz w:val="24"/>
+          <w:szCs w:val="24"/>
+          <w:lang w:val="en-US"/>
+        </w:rPr>
+      </w:pPr>
+      <w:r>
+        <w:rPr>
+          <w:sz w:val="24"/>
+          <w:szCs w:val="24"/>
+          <w:lang w:val="en-US"/>
+        </w:rPr>
+        <w:t>int main(){</w:t>
+      </w:r>
+    </w:p>
+    <w:p>
+      <w:pPr>
+        <w:rPr>
+          <w:sz w:val="24"/>
+          <w:szCs w:val="24"/>
+          <w:lang w:val="en-US"/>
+        </w:rPr>
+      </w:pPr>
+      <w:r>
+        <w:rPr>
+          <w:sz w:val="24"/>
+          <w:szCs w:val="24"/>
+          <w:lang w:val="en-US"/>
+        </w:rPr>
+        <w:t xml:space="preserve">    for(int </w:t>
+      </w:r>
+      <w:proofErr w:type="spellStart"/>
+      <w:r>
+        <w:rPr>
+          <w:sz w:val="24"/>
+          <w:szCs w:val="24"/>
+          <w:lang w:val="en-US"/>
+        </w:rPr>
+        <w:t>i</w:t>
+      </w:r>
+      <w:proofErr w:type="spellEnd"/>
+      <w:r>
+        <w:rPr>
+          <w:sz w:val="24"/>
+          <w:szCs w:val="24"/>
+          <w:lang w:val="en-US"/>
+        </w:rPr>
+        <w:t xml:space="preserve"> = 1; </w:t>
+      </w:r>
+      <w:proofErr w:type="spellStart"/>
+      <w:r>
+        <w:rPr>
+          <w:sz w:val="24"/>
+          <w:szCs w:val="24"/>
+          <w:lang w:val="en-US"/>
+        </w:rPr>
+        <w:t>i</w:t>
+      </w:r>
+      <w:proofErr w:type="spellEnd"/>
+      <w:r>
+        <w:rPr>
+          <w:sz w:val="24"/>
+          <w:szCs w:val="24"/>
+          <w:lang w:val="en-US"/>
+        </w:rPr>
+        <w:t xml:space="preserve"> &lt;= 5; </w:t>
+      </w:r>
+      <w:proofErr w:type="spellStart"/>
+      <w:r>
+        <w:rPr>
+          <w:sz w:val="24"/>
+          <w:szCs w:val="24"/>
+          <w:lang w:val="en-US"/>
+        </w:rPr>
+        <w:t>i</w:t>
+      </w:r>
+      <w:proofErr w:type="spellEnd"/>
+      <w:r>
+        <w:rPr>
+          <w:sz w:val="24"/>
+          <w:szCs w:val="24"/>
+          <w:lang w:val="en-US"/>
+        </w:rPr>
+        <w:t>++)</w:t>
+      </w:r>
+    </w:p>
+    <w:p>
+      <w:pPr>
+        <w:rPr>
+          <w:sz w:val="24"/>
+          <w:szCs w:val="24"/>
+          <w:lang w:val="en-US"/>
+        </w:rPr>
+      </w:pPr>
+      <w:r>
+        <w:rPr>
+          <w:sz w:val="24"/>
+          <w:szCs w:val="24"/>
+          <w:lang w:val="en-US"/>
+        </w:rPr>
+        <w:t xml:space="preserve">    {</w:t>
+      </w:r>
+    </w:p>
+    <w:p>
+      <w:pPr>
+        <w:rPr>
+          <w:sz w:val="24"/>
+          <w:szCs w:val="24"/>
+          <w:lang w:val="en-US"/>
+        </w:rPr>
+      </w:pPr>
+      <w:r>
+        <w:rPr>
+          <w:sz w:val="24"/>
+          <w:szCs w:val="24"/>
+          <w:lang w:val="en-US"/>
+        </w:rPr>
+        <w:t xml:space="preserve">        if(</w:t>
+      </w:r>
+      <w:proofErr w:type="spellStart"/>
+      <w:r>
+        <w:rPr>
+          <w:sz w:val="24"/>
+          <w:szCs w:val="24"/>
+          <w:lang w:val="en-US"/>
+        </w:rPr>
+        <w:t>i</w:t>
+      </w:r>
+      <w:proofErr w:type="spellEnd"/>
+      <w:r>
+        <w:rPr>
+          <w:sz w:val="24"/>
+          <w:szCs w:val="24"/>
+          <w:lang w:val="en-US"/>
+        </w:rPr>
+        <w:t xml:space="preserve"> == 3)</w:t>
+      </w:r>
+    </w:p>
+    <w:p>
+      <w:pPr>
+        <w:rPr>
+          <w:sz w:val="24"/>
+          <w:szCs w:val="24"/>
+          <w:lang w:val="en-US"/>
+        </w:rPr>
+      </w:pPr>
+      <w:r>
+        <w:rPr>
+          <w:sz w:val="24"/>
+          <w:szCs w:val="24"/>
+          <w:lang w:val="en-US"/>
+        </w:rPr>
+        <w:t xml:space="preserve">            continue;</w:t>
+      </w:r>
+    </w:p>
+    <w:p>
+      <w:pPr>
+        <w:rPr>
+          <w:sz w:val="24"/>
+          <w:szCs w:val="24"/>
+          <w:lang w:val="en-US"/>
+        </w:rPr>
+      </w:pPr>
+      <w:r>
+        <w:rPr>
+          <w:sz w:val="24"/>
+          <w:szCs w:val="24"/>
+          <w:lang w:val="en-US"/>
+        </w:rPr>
+        <w:t xml:space="preserve">        </w:t>
+      </w:r>
+      <w:proofErr w:type="spellStart"/>
+      <w:r>
+        <w:rPr>
+          <w:sz w:val="24"/>
+          <w:szCs w:val="24"/>
+          <w:lang w:val="en-US"/>
+        </w:rPr>
+        <w:t>cout</w:t>
+      </w:r>
+      <w:proofErr w:type="spellEnd"/>
+      <w:r>
+        <w:rPr>
+          <w:sz w:val="24"/>
+          <w:szCs w:val="24"/>
+          <w:lang w:val="en-US"/>
+        </w:rPr>
+        <w:t xml:space="preserve"> &lt;&lt; </w:t>
+      </w:r>
+      <w:proofErr w:type="spellStart"/>
+      <w:r>
+        <w:rPr>
+          <w:sz w:val="24"/>
+          <w:szCs w:val="24"/>
+          <w:lang w:val="en-US"/>
+        </w:rPr>
+        <w:t>i</w:t>
+      </w:r>
+      <w:proofErr w:type="spellEnd"/>
+      <w:r>
+        <w:rPr>
+          <w:sz w:val="24"/>
+          <w:szCs w:val="24"/>
+          <w:lang w:val="en-US"/>
+        </w:rPr>
+        <w:t xml:space="preserve"> &lt;&lt; " ";</w:t>
+      </w:r>
+    </w:p>
+    <w:p>
+      <w:pPr>
+        <w:rPr>
+          <w:sz w:val="24"/>
+          <w:szCs w:val="24"/>
+          <w:lang w:val="en-US"/>
+        </w:rPr>
+      </w:pPr>
+      <w:r>
+        <w:rPr>
+          <w:sz w:val="24"/>
+          <w:szCs w:val="24"/>
+          <w:lang w:val="en-US"/>
+        </w:rPr>
+        <w:t xml:space="preserve">    }</w:t>
+      </w:r>
+    </w:p>
+    <w:p>
+      <w:pPr>
+        <w:rPr>
+          <w:sz w:val="24"/>
+          <w:szCs w:val="24"/>
+          <w:lang w:val="en-US"/>
+        </w:rPr>
+      </w:pPr>
+      <w:r>
+        <w:rPr>
+          <w:sz w:val="24"/>
+          <w:szCs w:val="24"/>
+          <w:lang w:val="en-US"/>
+        </w:rPr>
+        <w:t xml:space="preserve">    return 0;</w:t>
+      </w:r>
+    </w:p>
+    <w:p>
+      <w:pPr>
+        <w:rPr>
+          <w:sz w:val="24"/>
+          <w:szCs w:val="24"/>
+          <w:lang w:val="en-US"/>
+        </w:rPr>
+      </w:pPr>
+      <w:r>
+        <w:rPr>
+          <w:sz w:val="24"/>
+          <w:szCs w:val="24"/>
+          <w:lang w:val="en-US"/>
+        </w:rPr>
+        <w:t>}</w:t>
+      </w:r>
+    </w:p>
+    <w:p>
+      <w:pPr>
+        <w:rPr>
+          <w:sz w:val="24"/>
+          <w:szCs w:val="24"/>
+          <w:lang w:val="en-US"/>
+        </w:rPr>
+      </w:pPr>
+    </w:p>
+    <w:p>
+      <w:pPr>
+        <w:rPr>
+          <w:sz w:val="24"/>
+          <w:szCs w:val="24"/>
+          <w:lang w:val="en-US"/>
+        </w:rPr>
+      </w:pPr>
+      <w:r>
+        <w:rPr>
+          <w:sz w:val="24"/>
+          <w:szCs w:val="24"/>
+          <w:lang w:val="en-US"/>
+        </w:rPr>
+        <w:t>Output: 1 2 4 5</w:t>
+      </w:r>
+    </w:p>
+    <w:p>
+      <w:pPr>
+        <w:rPr>
+          <w:b/>
+          <w:bCs/>
+          <w:sz w:val="24"/>
+          <w:szCs w:val="24"/>
+          <w:lang w:val="en-US"/>
+        </w:rPr>
+      </w:pPr>
+    </w:p>
+    <w:p>
+      <w:pPr>
+        <w:rPr>
+          <w:b/>
+          <w:bCs/>
+          <w:sz w:val="24"/>
+          <w:szCs w:val="24"/>
+          <w:lang w:val="en-US"/>
+        </w:rPr>
+      </w:pPr>
+      <w:r>
+        <w:rPr>
+          <w:b/>
+          <w:bCs/>
+          <w:sz w:val="24"/>
+          <w:szCs w:val="24"/>
+          <w:lang w:val="en-US"/>
+        </w:rPr>
+        <w:t xml:space="preserve">3.4 </w:t>
+      </w:r>
+      <w:r>
+        <w:rPr>
+          <w:b/>
+          <w:bCs/>
+          <w:sz w:val="24"/>
+          <w:szCs w:val="24"/>
+          <w:lang w:val="en-US"/>
+        </w:rPr>
+        <w:t>Explain nested control structures with an example.</w:t>
+      </w:r>
+    </w:p>
+    <w:p>
+      <w:pPr>
+        <w:rPr>
+          <w:b/>
+          <w:bCs/>
+          <w:sz w:val="24"/>
+          <w:szCs w:val="24"/>
+          <w:lang w:val="en-US"/>
+        </w:rPr>
+      </w:pPr>
+      <w:r>
+        <w:rPr>
+          <w:b/>
+          <w:bCs/>
+          <w:sz w:val="24"/>
+          <w:szCs w:val="24"/>
+          <w:lang w:val="en-US"/>
+        </w:rPr>
+        <w:t>Nested control structures:</w:t>
+      </w:r>
+    </w:p>
+    <w:p>
+      <w:pPr>
+        <w:rPr>
+          <w:sz w:val="24"/>
+          <w:szCs w:val="24"/>
+          <w:lang w:val="en-US"/>
+        </w:rPr>
+      </w:pPr>
+      <w:r>
+        <w:rPr>
+          <w:sz w:val="24"/>
+          <w:szCs w:val="24"/>
+          <w:lang w:val="en-US"/>
+        </w:rPr>
+        <w:t>Nested control structures mean placing one control statement inside another control statement. This can be loops inside loops or conditional statements inside loops or other conditions.</w:t>
+      </w:r>
+    </w:p>
+    <w:p>
+      <w:pPr>
+        <w:rPr>
+          <w:sz w:val="24"/>
+          <w:szCs w:val="24"/>
+          <w:lang w:val="en-US"/>
+        </w:rPr>
+      </w:pPr>
+      <w:r>
+        <w:rPr>
+          <w:sz w:val="24"/>
+          <w:szCs w:val="24"/>
+          <w:lang w:val="en-US"/>
+        </w:rPr>
+        <w:t>They are used when a problem requires checking multiple conditions or repeating tasks within tasks.</w:t>
+      </w:r>
+    </w:p>
+    <w:p>
+      <w:pPr>
+        <w:rPr>
+          <w:sz w:val="24"/>
+          <w:szCs w:val="24"/>
+          <w:lang w:val="en-US"/>
+        </w:rPr>
+      </w:pPr>
+      <w:r>
+        <w:rPr>
+          <w:sz w:val="24"/>
+          <w:szCs w:val="24"/>
+          <w:lang w:val="en-US"/>
+        </w:rPr>
+        <w:t>#include&lt;iostream&gt;</w:t>
+      </w:r>
+    </w:p>
+    <w:p>
+      <w:pPr>
+        <w:rPr>
+          <w:sz w:val="24"/>
+          <w:szCs w:val="24"/>
+          <w:lang w:val="en-US"/>
+        </w:rPr>
+      </w:pPr>
+      <w:r>
+        <w:rPr>
+          <w:sz w:val="24"/>
+          <w:szCs w:val="24"/>
+          <w:lang w:val="en-US"/>
+        </w:rPr>
+        <w:t>using namespace std;</w:t>
+      </w:r>
+    </w:p>
+    <w:p>
+      <w:pPr>
+        <w:rPr>
+          <w:sz w:val="24"/>
+          <w:szCs w:val="24"/>
+          <w:lang w:val="en-US"/>
+        </w:rPr>
+      </w:pPr>
+      <w:r>
+        <w:rPr>
+          <w:sz w:val="24"/>
+          <w:szCs w:val="24"/>
+          <w:lang w:val="en-US"/>
+        </w:rPr>
+        <w:t>int main()</w:t>
+      </w:r>
+    </w:p>
+    <w:p>
+      <w:pPr>
+        <w:rPr>
+          <w:sz w:val="24"/>
+          <w:szCs w:val="24"/>
+          <w:lang w:val="en-US"/>
+        </w:rPr>
+      </w:pPr>
+      <w:r>
+        <w:rPr>
+          <w:sz w:val="24"/>
+          <w:szCs w:val="24"/>
+          <w:lang w:val="en-US"/>
+        </w:rPr>
+        <w:t>{</w:t>
+      </w:r>
+    </w:p>
+    <w:p>
+      <w:pPr>
+        <w:rPr>
+          <w:sz w:val="24"/>
+          <w:szCs w:val="24"/>
+          <w:lang w:val="en-US"/>
+        </w:rPr>
+      </w:pPr>
+      <w:r>
+        <w:rPr>
+          <w:sz w:val="24"/>
+          <w:szCs w:val="24"/>
+          <w:lang w:val="en-US"/>
+        </w:rPr>
+        <w:t xml:space="preserve">    for(int </w:t>
+      </w:r>
+      <w:proofErr w:type="spellStart"/>
+      <w:r>
+        <w:rPr>
+          <w:sz w:val="24"/>
+          <w:szCs w:val="24"/>
+          <w:lang w:val="en-US"/>
+        </w:rPr>
+        <w:t>i</w:t>
+      </w:r>
+      <w:proofErr w:type="spellEnd"/>
+      <w:r>
+        <w:rPr>
+          <w:sz w:val="24"/>
+          <w:szCs w:val="24"/>
+          <w:lang w:val="en-US"/>
+        </w:rPr>
+        <w:t xml:space="preserve"> = 1; </w:t>
+      </w:r>
+      <w:proofErr w:type="spellStart"/>
+      <w:r>
+        <w:rPr>
+          <w:sz w:val="24"/>
+          <w:szCs w:val="24"/>
+          <w:lang w:val="en-US"/>
+        </w:rPr>
+        <w:t>i</w:t>
+      </w:r>
+      <w:proofErr w:type="spellEnd"/>
+      <w:r>
+        <w:rPr>
+          <w:sz w:val="24"/>
+          <w:szCs w:val="24"/>
+          <w:lang w:val="en-US"/>
+        </w:rPr>
+        <w:t xml:space="preserve"> &lt;= 3; </w:t>
+      </w:r>
+      <w:proofErr w:type="spellStart"/>
+      <w:r>
+        <w:rPr>
+          <w:sz w:val="24"/>
+          <w:szCs w:val="24"/>
+          <w:lang w:val="en-US"/>
+        </w:rPr>
+        <w:t>i</w:t>
+      </w:r>
+      <w:proofErr w:type="spellEnd"/>
+      <w:r>
+        <w:rPr>
+          <w:sz w:val="24"/>
+          <w:szCs w:val="24"/>
+          <w:lang w:val="en-US"/>
+        </w:rPr>
+        <w:t>++)</w:t>
+      </w:r>
+    </w:p>
+    <w:p>
+      <w:pPr>
+        <w:rPr>
+          <w:sz w:val="24"/>
+          <w:szCs w:val="24"/>
+          <w:lang w:val="en-US"/>
+        </w:rPr>
+      </w:pPr>
+      <w:r>
+        <w:rPr>
+          <w:sz w:val="24"/>
+          <w:szCs w:val="24"/>
+          <w:lang w:val="en-US"/>
+        </w:rPr>
+        <w:t xml:space="preserve">    {</w:t>
+      </w:r>
+    </w:p>
+    <w:p>
+      <w:pPr>
+        <w:rPr>
+          <w:sz w:val="24"/>
+          <w:szCs w:val="24"/>
+          <w:lang w:val="en-US"/>
+        </w:rPr>
+      </w:pPr>
+      <w:r>
+        <w:rPr>
+          <w:sz w:val="24"/>
+          <w:szCs w:val="24"/>
+          <w:lang w:val="en-US"/>
+        </w:rPr>
+        <w:t xml:space="preserve">        for(int j = 1; j &lt;= 3; </w:t>
+      </w:r>
+      <w:proofErr w:type="spellStart"/>
+      <w:r>
+        <w:rPr>
+          <w:sz w:val="24"/>
+          <w:szCs w:val="24"/>
+          <w:lang w:val="en-US"/>
+        </w:rPr>
+        <w:t>j++</w:t>
+      </w:r>
+      <w:proofErr w:type="spellEnd"/>
+      <w:r>
+        <w:rPr>
+          <w:sz w:val="24"/>
+          <w:szCs w:val="24"/>
+          <w:lang w:val="en-US"/>
+        </w:rPr>
+        <w:t>)</w:t>
+      </w:r>
+    </w:p>
+    <w:p>
+      <w:pPr>
+        <w:rPr>
+          <w:sz w:val="24"/>
+          <w:szCs w:val="24"/>
+          <w:lang w:val="en-US"/>
+        </w:rPr>
+      </w:pPr>
+      <w:r>
+        <w:rPr>
+          <w:sz w:val="24"/>
+          <w:szCs w:val="24"/>
+          <w:lang w:val="en-US"/>
+        </w:rPr>
+        <w:lastRenderedPageBreak/>
+        <w:t xml:space="preserve">        {</w:t>
+      </w:r>
+    </w:p>
+    <w:p>
+      <w:pPr>
+        <w:rPr>
+          <w:sz w:val="24"/>
+          <w:szCs w:val="24"/>
+          <w:lang w:val="en-US"/>
+        </w:rPr>
+      </w:pPr>
+      <w:r>
+        <w:rPr>
+          <w:sz w:val="24"/>
+          <w:szCs w:val="24"/>
+          <w:lang w:val="en-US"/>
+        </w:rPr>
+        <w:t xml:space="preserve">            </w:t>
+      </w:r>
+      <w:proofErr w:type="spellStart"/>
+      <w:r>
+        <w:rPr>
+          <w:sz w:val="24"/>
+          <w:szCs w:val="24"/>
+          <w:lang w:val="en-US"/>
+        </w:rPr>
+        <w:t>cout</w:t>
+      </w:r>
+      <w:proofErr w:type="spellEnd"/>
+      <w:r>
+        <w:rPr>
+          <w:sz w:val="24"/>
+          <w:szCs w:val="24"/>
+          <w:lang w:val="en-US"/>
+        </w:rPr>
+        <w:t xml:space="preserve"> &lt;&lt; </w:t>
+      </w:r>
+      <w:proofErr w:type="spellStart"/>
+      <w:r>
+        <w:rPr>
+          <w:sz w:val="24"/>
+          <w:szCs w:val="24"/>
+          <w:lang w:val="en-US"/>
+        </w:rPr>
+        <w:t>i</w:t>
+      </w:r>
+      <w:proofErr w:type="spellEnd"/>
+      <w:r>
+        <w:rPr>
+          <w:sz w:val="24"/>
+          <w:szCs w:val="24"/>
+          <w:lang w:val="en-US"/>
+        </w:rPr>
+        <w:t xml:space="preserve"> &lt;&lt; " " &lt;&lt; j &lt;&lt; </w:t>
+      </w:r>
+      <w:proofErr w:type="spellStart"/>
+      <w:r>
+        <w:rPr>
+          <w:sz w:val="24"/>
+          <w:szCs w:val="24"/>
+          <w:lang w:val="en-US"/>
+        </w:rPr>
+        <w:t>endl</w:t>
+      </w:r>
+      <w:proofErr w:type="spellEnd"/>
+      <w:r>
+        <w:rPr>
+          <w:sz w:val="24"/>
+          <w:szCs w:val="24"/>
+          <w:lang w:val="en-US"/>
+        </w:rPr>
+        <w:t>;</w:t>
+      </w:r>
+    </w:p>
+    <w:p>
+      <w:pPr>
+        <w:rPr>
+          <w:sz w:val="24"/>
+          <w:szCs w:val="24"/>
+          <w:lang w:val="en-US"/>
+        </w:rPr>
+      </w:pPr>
+      <w:r>
+        <w:rPr>
+          <w:sz w:val="24"/>
+          <w:szCs w:val="24"/>
+          <w:lang w:val="en-US"/>
+        </w:rPr>
+        <w:t xml:space="preserve">        }</w:t>
+      </w:r>
+    </w:p>
+    <w:p>
+      <w:pPr>
+        <w:rPr>
+          <w:sz w:val="24"/>
+          <w:szCs w:val="24"/>
+          <w:lang w:val="en-US"/>
+        </w:rPr>
+      </w:pPr>
+      <w:r>
+        <w:rPr>
+          <w:sz w:val="24"/>
+          <w:szCs w:val="24"/>
+          <w:lang w:val="en-US"/>
+        </w:rPr>
+        <w:t xml:space="preserve">    }</w:t>
+      </w:r>
+    </w:p>
+    <w:p>
+      <w:pPr>
+        <w:rPr>
+          <w:sz w:val="24"/>
+          <w:szCs w:val="24"/>
+          <w:lang w:val="en-US"/>
+        </w:rPr>
+      </w:pPr>
+      <w:r>
+        <w:rPr>
+          <w:sz w:val="24"/>
+          <w:szCs w:val="24"/>
+          <w:lang w:val="en-US"/>
+        </w:rPr>
+        <w:t xml:space="preserve">    return 0;</w:t>
+      </w:r>
+    </w:p>
+    <w:p>
+      <w:pPr>
+        <w:rPr>
+          <w:sz w:val="24"/>
+          <w:szCs w:val="24"/>
+          <w:lang w:val="en-US"/>
+        </w:rPr>
+      </w:pPr>
+      <w:r>
+        <w:rPr>
+          <w:sz w:val="24"/>
+          <w:szCs w:val="24"/>
+          <w:lang w:val="en-US"/>
+        </w:rPr>
+        <w:t>}</w:t>
+      </w:r>
+    </w:p>
+    <w:p>
+      <w:pPr>
+        <w:rPr>
+          <w:sz w:val="24"/>
+          <w:szCs w:val="24"/>
+          <w:lang w:val="en-US"/>
+        </w:rPr>
+      </w:pPr>
+      <w:r>
+        <w:rPr>
+          <w:sz w:val="24"/>
+          <w:szCs w:val="24"/>
+          <w:lang w:val="en-US"/>
+        </w:rPr>
+        <w:t>Output:</w:t>
+      </w:r>
+    </w:p>
+    <w:p>
+      <w:pPr>
+        <w:rPr>
+          <w:sz w:val="24"/>
+          <w:szCs w:val="24"/>
+          <w:lang w:val="en-US"/>
+        </w:rPr>
+      </w:pPr>
+      <w:r>
+        <w:rPr>
+          <w:sz w:val="24"/>
+          <w:szCs w:val="24"/>
+          <w:lang w:val="en-US"/>
+        </w:rPr>
+        <w:t>1 1</w:t>
+      </w:r>
+    </w:p>
+    <w:p>
+      <w:pPr>
+        <w:rPr>
+          <w:sz w:val="24"/>
+          <w:szCs w:val="24"/>
+          <w:lang w:val="en-US"/>
+        </w:rPr>
+      </w:pPr>
+      <w:r>
+        <w:rPr>
+          <w:sz w:val="24"/>
+          <w:szCs w:val="24"/>
+          <w:lang w:val="en-US"/>
+        </w:rPr>
+        <w:t>1 2</w:t>
+      </w:r>
+    </w:p>
+    <w:p>
+      <w:pPr>
+        <w:rPr>
+          <w:sz w:val="24"/>
+          <w:szCs w:val="24"/>
+          <w:lang w:val="en-US"/>
+        </w:rPr>
+      </w:pPr>
+      <w:r>
+        <w:rPr>
+          <w:sz w:val="24"/>
+          <w:szCs w:val="24"/>
+          <w:lang w:val="en-US"/>
+        </w:rPr>
+        <w:t>1 3</w:t>
+      </w:r>
+    </w:p>
+    <w:p>
+      <w:pPr>
+        <w:rPr>
+          <w:sz w:val="24"/>
+          <w:szCs w:val="24"/>
+          <w:lang w:val="en-US"/>
+        </w:rPr>
+      </w:pPr>
+      <w:r>
+        <w:rPr>
+          <w:sz w:val="24"/>
+          <w:szCs w:val="24"/>
+          <w:lang w:val="en-US"/>
+        </w:rPr>
+        <w:t>2 1</w:t>
+      </w:r>
+    </w:p>
+    <w:p>
+      <w:pPr>
+        <w:rPr>
+          <w:sz w:val="24"/>
+          <w:szCs w:val="24"/>
+          <w:lang w:val="en-US"/>
+        </w:rPr>
+      </w:pPr>
+      <w:r>
+        <w:rPr>
+          <w:sz w:val="24"/>
+          <w:szCs w:val="24"/>
+          <w:lang w:val="en-US"/>
+        </w:rPr>
+        <w:t>2 2</w:t>
+      </w:r>
+    </w:p>
+    <w:p>
+      <w:pPr>
+        <w:rPr>
+          <w:sz w:val="24"/>
+          <w:szCs w:val="24"/>
+          <w:lang w:val="en-US"/>
+        </w:rPr>
+      </w:pPr>
+      <w:r>
+        <w:rPr>
+          <w:sz w:val="24"/>
+          <w:szCs w:val="24"/>
+          <w:lang w:val="en-US"/>
+        </w:rPr>
+        <w:t>2 3</w:t>
+      </w:r>
+    </w:p>
+    <w:p>
+      <w:pPr>
+        <w:rPr>
+          <w:sz w:val="24"/>
+          <w:szCs w:val="24"/>
+          <w:lang w:val="en-US"/>
+        </w:rPr>
+      </w:pPr>
+      <w:r>
+        <w:rPr>
+          <w:sz w:val="24"/>
+          <w:szCs w:val="24"/>
+          <w:lang w:val="en-US"/>
+        </w:rPr>
+        <w:t>3 1</w:t>
+      </w:r>
+    </w:p>
+    <w:p>
+      <w:pPr>
+        <w:rPr>
+          <w:sz w:val="24"/>
+          <w:szCs w:val="24"/>
+          <w:lang w:val="en-US"/>
+        </w:rPr>
+      </w:pPr>
+      <w:r>
+        <w:rPr>
+          <w:sz w:val="24"/>
+          <w:szCs w:val="24"/>
+          <w:lang w:val="en-US"/>
+        </w:rPr>
+        <w:t>3 2</w:t>
+      </w:r>
+    </w:p>
+    <w:p>
+      <w:pPr>
+        <w:rPr>
+          <w:sz w:val="24"/>
+          <w:szCs w:val="24"/>
+          <w:lang w:val="en-US"/>
+        </w:rPr>
+      </w:pPr>
+      <w:r>
+        <w:rPr>
+          <w:sz w:val="24"/>
+          <w:szCs w:val="24"/>
+          <w:lang w:val="en-US"/>
+        </w:rPr>
+        <w:t>3 3</w:t>
+      </w:r>
+    </w:p>
+    <w:p>
+      <w:pPr>
+        <w:rPr>
+          <w:sz w:val="24"/>
+          <w:szCs w:val="24"/>
+          <w:lang w:val="en-US"/>
+        </w:rPr>
+      </w:pPr>
+      <w:r>
+        <w:rPr>
+          <w:sz w:val="24"/>
+          <w:szCs w:val="24"/>
+          <w:lang w:val="en-US"/>
+        </w:rPr>
+        <w:t xml:space="preserve">4.1 </w:t>
+      </w:r>
+      <w:r>
+        <w:rPr>
+          <w:sz w:val="24"/>
+          <w:szCs w:val="24"/>
+          <w:lang w:val="en-US"/>
+        </w:rPr>
+        <w:t>What</w:t>
+      </w:r>
+      <w:r>
+        <w:rPr>
+          <w:sz w:val="24"/>
+          <w:szCs w:val="24"/>
+          <w:lang w:val="en-US"/>
+        </w:rPr>
+        <w:t xml:space="preserve"> </w:t>
+      </w:r>
+      <w:r>
+        <w:rPr>
+          <w:sz w:val="24"/>
+          <w:szCs w:val="24"/>
+          <w:lang w:val="en-US"/>
+        </w:rPr>
+        <w:t>is</w:t>
+      </w:r>
+      <w:r>
+        <w:rPr>
+          <w:sz w:val="24"/>
+          <w:szCs w:val="24"/>
+          <w:lang w:val="en-US"/>
+        </w:rPr>
+        <w:t xml:space="preserve"> </w:t>
+      </w:r>
+      <w:r>
+        <w:rPr>
+          <w:sz w:val="24"/>
+          <w:szCs w:val="24"/>
+          <w:lang w:val="en-US"/>
+        </w:rPr>
+        <w:t>a</w:t>
+      </w:r>
+      <w:r>
+        <w:rPr>
+          <w:sz w:val="24"/>
+          <w:szCs w:val="24"/>
+          <w:lang w:val="en-US"/>
+        </w:rPr>
+        <w:t xml:space="preserve"> </w:t>
+      </w:r>
+      <w:r>
+        <w:rPr>
+          <w:sz w:val="24"/>
+          <w:szCs w:val="24"/>
+          <w:lang w:val="en-US"/>
+        </w:rPr>
+        <w:t>function in</w:t>
+      </w:r>
+      <w:r>
+        <w:rPr>
+          <w:sz w:val="24"/>
+          <w:szCs w:val="24"/>
+          <w:lang w:val="en-US"/>
+        </w:rPr>
+        <w:t xml:space="preserve"> </w:t>
+      </w:r>
+      <w:r>
+        <w:rPr>
+          <w:sz w:val="24"/>
+          <w:szCs w:val="24"/>
+          <w:lang w:val="en-US"/>
+        </w:rPr>
+        <w:t>C++?</w:t>
+      </w:r>
+      <w:r>
+        <w:rPr>
+          <w:sz w:val="24"/>
+          <w:szCs w:val="24"/>
+          <w:lang w:val="en-US"/>
+        </w:rPr>
+        <w:t xml:space="preserve"> </w:t>
+      </w:r>
+      <w:r>
+        <w:rPr>
+          <w:sz w:val="24"/>
+          <w:szCs w:val="24"/>
+          <w:lang w:val="en-US"/>
+        </w:rPr>
+        <w:t>Explain</w:t>
+      </w:r>
+      <w:r>
+        <w:rPr>
+          <w:sz w:val="24"/>
+          <w:szCs w:val="24"/>
+          <w:lang w:val="en-US"/>
+        </w:rPr>
+        <w:t xml:space="preserve"> </w:t>
+      </w:r>
+      <w:r>
+        <w:rPr>
+          <w:sz w:val="24"/>
+          <w:szCs w:val="24"/>
+          <w:lang w:val="en-US"/>
+        </w:rPr>
+        <w:t>the concept of</w:t>
+      </w:r>
+      <w:r>
+        <w:rPr>
+          <w:sz w:val="24"/>
+          <w:szCs w:val="24"/>
+          <w:lang w:val="en-US"/>
+        </w:rPr>
+        <w:t xml:space="preserve"> </w:t>
+      </w:r>
+      <w:r>
+        <w:rPr>
+          <w:sz w:val="24"/>
+          <w:szCs w:val="24"/>
+          <w:lang w:val="en-US"/>
+        </w:rPr>
+        <w:t>function declaration, definition, and calling</w:t>
+      </w:r>
+      <w:r>
+        <w:rPr>
+          <w:sz w:val="24"/>
+          <w:szCs w:val="24"/>
+          <w:lang w:val="en-US"/>
+        </w:rPr>
         <w:t>.</w:t>
       </w:r>
     </w:p>
     <w:p>
       <w:pPr>
         <w:rPr>
-          <w:b/>
-          <w:bCs/>
-          <w:sz w:val="24"/>
-          <w:szCs w:val="24"/>
-          <w:lang w:val="en-US"/>
-        </w:rPr>
-      </w:pPr>
-      <w:r>
-        <w:rPr>
-          <w:b/>
-          <w:bCs/>
-          <w:sz w:val="24"/>
-          <w:szCs w:val="24"/>
-          <w:lang w:val="en-US"/>
-        </w:rPr>
-        <w:t>Examples:</w:t>
-      </w:r>
-    </w:p>
-    <w:p>
-      <w:pPr>
-        <w:rPr>
-          <w:sz w:val="24"/>
-          <w:szCs w:val="24"/>
-          <w:lang w:val="en-US"/>
-        </w:rPr>
-      </w:pPr>
-      <w:r>
-        <w:rPr>
-          <w:sz w:val="24"/>
-          <w:szCs w:val="24"/>
-          <w:lang w:val="en-US"/>
-        </w:rPr>
-        <w:t>Integer literal: 10</w:t>
-      </w:r>
-    </w:p>
-    <w:p>
-      <w:pPr>
-        <w:rPr>
-          <w:sz w:val="24"/>
-          <w:szCs w:val="24"/>
-          <w:lang w:val="en-US"/>
-        </w:rPr>
-      </w:pPr>
-      <w:r>
-        <w:rPr>
-          <w:sz w:val="24"/>
-          <w:szCs w:val="24"/>
-          <w:lang w:val="en-US"/>
-        </w:rPr>
-        <w:t>Floating-point literal: 3.14</w:t>
-      </w:r>
-    </w:p>
-    <w:p>
-      <w:pPr>
-        <w:rPr>
-          <w:sz w:val="24"/>
-          <w:szCs w:val="24"/>
-          <w:lang w:val="en-US"/>
-        </w:rPr>
-      </w:pPr>
-      <w:r>
-        <w:rPr>
-          <w:sz w:val="24"/>
-          <w:szCs w:val="24"/>
-          <w:lang w:val="en-US"/>
-        </w:rPr>
-        <w:t>Character literal: 'A'</w:t>
-      </w:r>
-    </w:p>
-    <w:p>
-      <w:pPr>
-        <w:rPr>
-          <w:sz w:val="24"/>
-          <w:szCs w:val="24"/>
-          <w:lang w:val="en-US"/>
-        </w:rPr>
-      </w:pPr>
-      <w:r>
-        <w:rPr>
-          <w:sz w:val="24"/>
-          <w:szCs w:val="24"/>
-          <w:lang w:val="en-US"/>
-        </w:rPr>
-        <w:t>String literal: "Hello"</w:t>
-      </w:r>
-    </w:p>
-    <w:p>
-      <w:pPr>
-        <w:rPr>
-          <w:sz w:val="24"/>
-          <w:szCs w:val="24"/>
-          <w:lang w:val="en-US"/>
-        </w:rPr>
-      </w:pPr>
-      <w:r>
-        <w:rPr>
-          <w:sz w:val="24"/>
-          <w:szCs w:val="24"/>
-          <w:lang w:val="en-US"/>
-        </w:rPr>
-        <w:t>Boolean literal: true or false</w:t>
-      </w:r>
+          <w:sz w:val="24"/>
+          <w:szCs w:val="24"/>
+          <w:lang w:val="en-US"/>
+        </w:rPr>
+      </w:pPr>
+    </w:p>
+    <w:p>
+      <w:pPr>
+        <w:rPr>
+          <w:sz w:val="24"/>
+          <w:szCs w:val="24"/>
+          <w:lang w:val="en-US"/>
+        </w:rPr>
+      </w:pPr>
+    </w:p>
+    <w:p>
+      <w:pPr>
+        <w:rPr>
+          <w:sz w:val="24"/>
+          <w:szCs w:val="24"/>
+          <w:lang w:val="en-US"/>
+        </w:rPr>
+      </w:pPr>
+    </w:p>
+    <w:p>
+      <w:pPr>
+        <w:rPr>
+          <w:sz w:val="24"/>
+          <w:szCs w:val="24"/>
+          <w:lang w:val="en-US"/>
+        </w:rPr>
+      </w:pPr>
     </w:p>
     <w:sectPr>
       <w:pgSz w:w="11906" w:h="16838"/>
@@ -4855,7 +7343,6 @@
   <w:style w:type="character" w:default="1" w:styleId="DefaultParagraphFont">
     <w:name w:val="Default Paragraph Font"/>
     <w:uiPriority w:val="1"/>
-    <w:semiHidden/>
     <w:unhideWhenUsed/>
   </w:style>
   <w:style w:type="table" w:default="1" w:styleId="TableNormal">

--- a/softwareEngineering/assignments/module3/module3.docx
+++ b/softwareEngineering/assignments/module3/module3.docx
@@ -843,7 +843,25 @@
           <w:szCs w:val="24"/>
           <w:lang w:val="en-US"/>
         </w:rPr>
-        <w:t>Install an IDE or Editor – Visual Studio, Code::Blocks, Dev-C++, or VS Code.</w:t>
+        <w:t xml:space="preserve">Install an IDE or Editor – Visual Studio, </w:t>
+      </w:r>
+      <w:proofErr w:type="gramStart"/>
+      <w:r>
+        <w:rPr>
+          <w:sz w:val="24"/>
+          <w:szCs w:val="24"/>
+          <w:lang w:val="en-US"/>
+        </w:rPr>
+        <w:t>Code::</w:t>
+      </w:r>
+      <w:proofErr w:type="gramEnd"/>
+      <w:r>
+        <w:rPr>
+          <w:sz w:val="24"/>
+          <w:szCs w:val="24"/>
+          <w:lang w:val="en-US"/>
+        </w:rPr>
+        <w:t>Blocks, Dev-C++, or VS Code.</w:t>
       </w:r>
     </w:p>
     <w:p>
@@ -1010,7 +1028,25 @@
           <w:szCs w:val="24"/>
           <w:lang w:val="en-US"/>
         </w:rPr>
-        <w:t xml:space="preserve"> C++?Provide examples</w:t>
+        <w:t xml:space="preserve"> </w:t>
+      </w:r>
+      <w:proofErr w:type="gramStart"/>
+      <w:r>
+        <w:rPr>
+          <w:sz w:val="24"/>
+          <w:szCs w:val="24"/>
+          <w:lang w:val="en-US"/>
+        </w:rPr>
+        <w:t>C++?Provide</w:t>
+      </w:r>
+      <w:proofErr w:type="gramEnd"/>
+      <w:r>
+        <w:rPr>
+          <w:sz w:val="24"/>
+          <w:szCs w:val="24"/>
+          <w:lang w:val="en-US"/>
+        </w:rPr>
+        <w:t xml:space="preserve"> examples</w:t>
       </w:r>
       <w:r>
         <w:rPr>
@@ -1502,6 +1538,7 @@
         <w:t xml:space="preserve">int </w:t>
       </w:r>
       <w:proofErr w:type="spellStart"/>
+      <w:proofErr w:type="gramStart"/>
       <w:r>
         <w:rPr>
           <w:sz w:val="24"/>
@@ -1517,7 +1554,16 @@
           <w:szCs w:val="24"/>
           <w:lang w:val="en-US"/>
         </w:rPr>
-        <w:t>[5]; → array of integers</w:t>
+        <w:t>[</w:t>
+      </w:r>
+      <w:proofErr w:type="gramEnd"/>
+      <w:r>
+        <w:rPr>
+          <w:sz w:val="24"/>
+          <w:szCs w:val="24"/>
+          <w:lang w:val="en-US"/>
+        </w:rPr>
+        <w:t>5]; → array of integers</w:t>
       </w:r>
     </w:p>
     <w:p>
@@ -1622,7 +1668,43 @@
           <w:szCs w:val="24"/>
           <w:lang w:val="en-US"/>
         </w:rPr>
-        <w:t>struct Student { int id; string name; }; → group of variables</w:t>
+        <w:t xml:space="preserve">struct Student </w:t>
+      </w:r>
+      <w:proofErr w:type="gramStart"/>
+      <w:r>
+        <w:rPr>
+          <w:sz w:val="24"/>
+          <w:szCs w:val="24"/>
+          <w:lang w:val="en-US"/>
+        </w:rPr>
+        <w:t>{ int</w:t>
+      </w:r>
+      <w:proofErr w:type="gramEnd"/>
+      <w:r>
+        <w:rPr>
+          <w:sz w:val="24"/>
+          <w:szCs w:val="24"/>
+          <w:lang w:val="en-US"/>
+        </w:rPr>
+        <w:t xml:space="preserve"> id; string name</w:t>
+      </w:r>
+      <w:proofErr w:type="gramStart"/>
+      <w:r>
+        <w:rPr>
+          <w:sz w:val="24"/>
+          <w:szCs w:val="24"/>
+          <w:lang w:val="en-US"/>
+        </w:rPr>
+        <w:t>; }</w:t>
+      </w:r>
+      <w:proofErr w:type="gramEnd"/>
+      <w:r>
+        <w:rPr>
+          <w:sz w:val="24"/>
+          <w:szCs w:val="24"/>
+          <w:lang w:val="en-US"/>
+        </w:rPr>
+        <w:t>; → group of variables</w:t>
       </w:r>
     </w:p>
     <w:p>
@@ -1644,7 +1726,43 @@
           <w:szCs w:val="24"/>
           <w:lang w:val="en-US"/>
         </w:rPr>
-        <w:t>class Car { string brand; int year; }; → object-oriented type</w:t>
+        <w:t xml:space="preserve">class Car </w:t>
+      </w:r>
+      <w:proofErr w:type="gramStart"/>
+      <w:r>
+        <w:rPr>
+          <w:sz w:val="24"/>
+          <w:szCs w:val="24"/>
+          <w:lang w:val="en-US"/>
+        </w:rPr>
+        <w:t>{ string</w:t>
+      </w:r>
+      <w:proofErr w:type="gramEnd"/>
+      <w:r>
+        <w:rPr>
+          <w:sz w:val="24"/>
+          <w:szCs w:val="24"/>
+          <w:lang w:val="en-US"/>
+        </w:rPr>
+        <w:t xml:space="preserve"> brand; int year</w:t>
+      </w:r>
+      <w:proofErr w:type="gramStart"/>
+      <w:r>
+        <w:rPr>
+          <w:sz w:val="24"/>
+          <w:szCs w:val="24"/>
+          <w:lang w:val="en-US"/>
+        </w:rPr>
+        <w:t>; }</w:t>
+      </w:r>
+      <w:proofErr w:type="gramEnd"/>
+      <w:r>
+        <w:rPr>
+          <w:sz w:val="24"/>
+          <w:szCs w:val="24"/>
+          <w:lang w:val="en-US"/>
+        </w:rPr>
+        <w:t>; → object-oriented type</w:t>
       </w:r>
     </w:p>
     <w:p>
@@ -1676,7 +1794,43 @@
           <w:szCs w:val="24"/>
           <w:lang w:val="en-US"/>
         </w:rPr>
-        <w:t xml:space="preserve"> Color { RED, GREEN, BLUE }; → named constants</w:t>
+        <w:t xml:space="preserve"> Color </w:t>
+      </w:r>
+      <w:proofErr w:type="gramStart"/>
+      <w:r>
+        <w:rPr>
+          <w:sz w:val="24"/>
+          <w:szCs w:val="24"/>
+          <w:lang w:val="en-US"/>
+        </w:rPr>
+        <w:t>{ RED</w:t>
+      </w:r>
+      <w:proofErr w:type="gramEnd"/>
+      <w:r>
+        <w:rPr>
+          <w:sz w:val="24"/>
+          <w:szCs w:val="24"/>
+          <w:lang w:val="en-US"/>
+        </w:rPr>
+        <w:t xml:space="preserve">, GREEN, </w:t>
+      </w:r>
+      <w:proofErr w:type="gramStart"/>
+      <w:r>
+        <w:rPr>
+          <w:sz w:val="24"/>
+          <w:szCs w:val="24"/>
+          <w:lang w:val="en-US"/>
+        </w:rPr>
+        <w:t>BLUE }</w:t>
+      </w:r>
+      <w:proofErr w:type="gramEnd"/>
+      <w:r>
+        <w:rPr>
+          <w:sz w:val="24"/>
+          <w:szCs w:val="24"/>
+          <w:lang w:val="en-US"/>
+        </w:rPr>
+        <w:t>; → named constants</w:t>
       </w:r>
     </w:p>
     <w:p>
@@ -2232,7 +2386,18 @@
           <w:szCs w:val="24"/>
           <w:lang w:val="en-US"/>
         </w:rPr>
-        <w:t>of operators in C++</w:t>
+        <w:t xml:space="preserve">of operators in </w:t>
+      </w:r>
+      <w:proofErr w:type="gramStart"/>
+      <w:r>
+        <w:rPr>
+          <w:b/>
+          <w:bCs/>
+          <w:sz w:val="24"/>
+          <w:szCs w:val="24"/>
+          <w:lang w:val="en-US"/>
+        </w:rPr>
+        <w:t>C++</w:t>
       </w:r>
       <w:r>
         <w:rPr>
@@ -2254,6 +2419,7 @@
         </w:rPr>
         <w:t>?</w:t>
       </w:r>
+      <w:proofErr w:type="gramEnd"/>
       <w:r>
         <w:rPr>
           <w:b/>
@@ -2518,7 +2684,25 @@
           <w:szCs w:val="24"/>
           <w:lang w:val="en-US"/>
         </w:rPr>
-        <w:t>! NOT → !(a &gt; b)</w:t>
+        <w:t xml:space="preserve">! NOT </w:t>
+      </w:r>
+      <w:proofErr w:type="gramStart"/>
+      <w:r>
+        <w:rPr>
+          <w:sz w:val="24"/>
+          <w:szCs w:val="24"/>
+          <w:lang w:val="en-US"/>
+        </w:rPr>
+        <w:t>→ !</w:t>
+      </w:r>
+      <w:proofErr w:type="gramEnd"/>
+      <w:r>
+        <w:rPr>
+          <w:sz w:val="24"/>
+          <w:szCs w:val="24"/>
+          <w:lang w:val="en-US"/>
+        </w:rPr>
+        <w:t>(a &gt; b)</w:t>
       </w:r>
     </w:p>
     <w:p>
@@ -2773,7 +2957,43 @@
           <w:szCs w:val="24"/>
           <w:lang w:val="en-US"/>
         </w:rPr>
-        <w:t>Example: a &gt; b ? x = a : x = b</w:t>
+        <w:t xml:space="preserve">Example: a &gt; </w:t>
+      </w:r>
+      <w:proofErr w:type="gramStart"/>
+      <w:r>
+        <w:rPr>
+          <w:sz w:val="24"/>
+          <w:szCs w:val="24"/>
+          <w:lang w:val="en-US"/>
+        </w:rPr>
+        <w:t>b ?</w:t>
+      </w:r>
+      <w:proofErr w:type="gramEnd"/>
+      <w:r>
+        <w:rPr>
+          <w:sz w:val="24"/>
+          <w:szCs w:val="24"/>
+          <w:lang w:val="en-US"/>
+        </w:rPr>
+        <w:t xml:space="preserve"> x = </w:t>
+      </w:r>
+      <w:proofErr w:type="gramStart"/>
+      <w:r>
+        <w:rPr>
+          <w:sz w:val="24"/>
+          <w:szCs w:val="24"/>
+          <w:lang w:val="en-US"/>
+        </w:rPr>
+        <w:t>a :</w:t>
+      </w:r>
+      <w:proofErr w:type="gramEnd"/>
+      <w:r>
+        <w:rPr>
+          <w:sz w:val="24"/>
+          <w:szCs w:val="24"/>
+          <w:lang w:val="en-US"/>
+        </w:rPr>
+        <w:t xml:space="preserve"> x = b</w:t>
       </w:r>
     </w:p>
     <w:p>
@@ -2849,7 +3069,29 @@
           <w:szCs w:val="24"/>
           <w:lang w:val="en-US"/>
         </w:rPr>
-        <w:t>2.4 .Explain the purpose and use of constants and literals in C++.</w:t>
+        <w:t>2.</w:t>
+      </w:r>
+      <w:proofErr w:type="gramStart"/>
+      <w:r>
+        <w:rPr>
+          <w:b/>
+          <w:bCs/>
+          <w:sz w:val="24"/>
+          <w:szCs w:val="24"/>
+          <w:lang w:val="en-US"/>
+        </w:rPr>
+        <w:t>4 .Explain</w:t>
+      </w:r>
+      <w:proofErr w:type="gramEnd"/>
+      <w:r>
+        <w:rPr>
+          <w:b/>
+          <w:bCs/>
+          <w:sz w:val="24"/>
+          <w:szCs w:val="24"/>
+          <w:lang w:val="en-US"/>
+        </w:rPr>
+        <w:t xml:space="preserve"> the purpose and use of constants and literals in C++.</w:t>
       </w:r>
     </w:p>
     <w:p>
@@ -3278,147 +3520,29 @@
           <w:lang w:val="en-US"/>
         </w:rPr>
         <w:lastRenderedPageBreak/>
-        <w:t xml:space="preserve">3.1 </w:t>
-      </w:r>
-      <w:r>
-        <w:rPr>
-          <w:b/>
-          <w:bCs/>
-          <w:sz w:val="24"/>
-          <w:szCs w:val="24"/>
-          <w:lang w:val="en-US"/>
-        </w:rPr>
-        <w:t>.What</w:t>
-      </w:r>
-      <w:r>
-        <w:rPr>
-          <w:b/>
-          <w:bCs/>
-          <w:sz w:val="24"/>
-          <w:szCs w:val="24"/>
-          <w:lang w:val="en-US"/>
-        </w:rPr>
-        <w:t xml:space="preserve"> </w:t>
-      </w:r>
-      <w:r>
-        <w:rPr>
-          <w:b/>
-          <w:bCs/>
-          <w:sz w:val="24"/>
-          <w:szCs w:val="24"/>
-          <w:lang w:val="en-US"/>
-        </w:rPr>
-        <w:t>are</w:t>
-      </w:r>
-      <w:r>
-        <w:rPr>
-          <w:b/>
-          <w:bCs/>
-          <w:sz w:val="24"/>
-          <w:szCs w:val="24"/>
-          <w:lang w:val="en-US"/>
-        </w:rPr>
-        <w:t xml:space="preserve"> </w:t>
-      </w:r>
-      <w:r>
-        <w:rPr>
-          <w:b/>
-          <w:bCs/>
-          <w:sz w:val="24"/>
-          <w:szCs w:val="24"/>
-          <w:lang w:val="en-US"/>
-        </w:rPr>
-        <w:t>conditional statements</w:t>
-      </w:r>
-      <w:r>
-        <w:rPr>
-          <w:b/>
-          <w:bCs/>
-          <w:sz w:val="24"/>
-          <w:szCs w:val="24"/>
-          <w:lang w:val="en-US"/>
-        </w:rPr>
-        <w:t xml:space="preserve"> </w:t>
-      </w:r>
-      <w:r>
-        <w:rPr>
-          <w:b/>
-          <w:bCs/>
-          <w:sz w:val="24"/>
-          <w:szCs w:val="24"/>
-          <w:lang w:val="en-US"/>
-        </w:rPr>
-        <w:t>in C++?</w:t>
-      </w:r>
-      <w:r>
-        <w:rPr>
-          <w:b/>
-          <w:bCs/>
-          <w:sz w:val="24"/>
-          <w:szCs w:val="24"/>
-          <w:lang w:val="en-US"/>
-        </w:rPr>
-        <w:t xml:space="preserve"> </w:t>
-      </w:r>
-      <w:r>
-        <w:rPr>
-          <w:b/>
-          <w:bCs/>
-          <w:sz w:val="24"/>
-          <w:szCs w:val="24"/>
-          <w:lang w:val="en-US"/>
-        </w:rPr>
-        <w:t>Explain the</w:t>
-      </w:r>
-      <w:r>
-        <w:rPr>
-          <w:b/>
-          <w:bCs/>
-          <w:sz w:val="24"/>
-          <w:szCs w:val="24"/>
-          <w:lang w:val="en-US"/>
-        </w:rPr>
-        <w:t xml:space="preserve"> </w:t>
-      </w:r>
-      <w:r>
-        <w:rPr>
-          <w:b/>
-          <w:bCs/>
-          <w:sz w:val="24"/>
-          <w:szCs w:val="24"/>
-          <w:lang w:val="en-US"/>
-        </w:rPr>
-        <w:t>if-else</w:t>
-      </w:r>
-      <w:r>
-        <w:rPr>
-          <w:b/>
-          <w:bCs/>
-          <w:sz w:val="24"/>
-          <w:szCs w:val="24"/>
-          <w:lang w:val="en-US"/>
-        </w:rPr>
-        <w:t xml:space="preserve"> </w:t>
-      </w:r>
-      <w:r>
-        <w:rPr>
-          <w:b/>
-          <w:bCs/>
-          <w:sz w:val="24"/>
-          <w:szCs w:val="24"/>
-          <w:lang w:val="en-US"/>
-        </w:rPr>
-        <w:t>and switch statements</w:t>
-      </w:r>
-      <w:r>
-        <w:rPr>
-          <w:b/>
-          <w:bCs/>
-          <w:sz w:val="24"/>
-          <w:szCs w:val="24"/>
-          <w:lang w:val="en-US"/>
-        </w:rPr>
-        <w:t>.</w:t>
+        <w:t>3.</w:t>
+      </w:r>
+      <w:proofErr w:type="gramStart"/>
+      <w:r>
+        <w:rPr>
+          <w:b/>
+          <w:bCs/>
+          <w:sz w:val="24"/>
+          <w:szCs w:val="24"/>
+          <w:lang w:val="en-US"/>
+        </w:rPr>
+        <w:t>1 .What</w:t>
+      </w:r>
+      <w:proofErr w:type="gramEnd"/>
+      <w:r>
+        <w:rPr>
+          <w:b/>
+          <w:bCs/>
+          <w:sz w:val="24"/>
+          <w:szCs w:val="24"/>
+          <w:lang w:val="en-US"/>
+        </w:rPr>
+        <w:t xml:space="preserve"> are conditional statements in C++? Explain the if-else and switch statements.</w:t>
       </w:r>
     </w:p>
     <w:p>
@@ -4613,137 +4737,29 @@
           <w:szCs w:val="24"/>
           <w:lang w:val="en-US"/>
         </w:rPr>
-        <w:t xml:space="preserve">3.3 </w:t>
-      </w:r>
-      <w:r>
-        <w:rPr>
-          <w:b/>
-          <w:bCs/>
-          <w:sz w:val="24"/>
-          <w:szCs w:val="24"/>
-          <w:lang w:val="en-US"/>
-        </w:rPr>
-        <w:t>.Ho</w:t>
-      </w:r>
-      <w:r>
-        <w:rPr>
-          <w:b/>
-          <w:bCs/>
-          <w:sz w:val="24"/>
-          <w:szCs w:val="24"/>
-          <w:lang w:val="en-US"/>
-        </w:rPr>
-        <w:t xml:space="preserve">w </w:t>
-      </w:r>
-      <w:r>
-        <w:rPr>
-          <w:b/>
-          <w:bCs/>
-          <w:sz w:val="24"/>
-          <w:szCs w:val="24"/>
-          <w:lang w:val="en-US"/>
-        </w:rPr>
-        <w:t>are</w:t>
-      </w:r>
-      <w:r>
-        <w:rPr>
-          <w:b/>
-          <w:bCs/>
-          <w:sz w:val="24"/>
-          <w:szCs w:val="24"/>
-          <w:lang w:val="en-US"/>
-        </w:rPr>
-        <w:t xml:space="preserve"> </w:t>
-      </w:r>
-      <w:r>
-        <w:rPr>
-          <w:b/>
-          <w:bCs/>
-          <w:sz w:val="24"/>
-          <w:szCs w:val="24"/>
-          <w:lang w:val="en-US"/>
-        </w:rPr>
-        <w:t>break</w:t>
-      </w:r>
-      <w:r>
-        <w:rPr>
-          <w:b/>
-          <w:bCs/>
-          <w:sz w:val="24"/>
-          <w:szCs w:val="24"/>
-          <w:lang w:val="en-US"/>
-        </w:rPr>
-        <w:t xml:space="preserve"> </w:t>
-      </w:r>
-      <w:r>
-        <w:rPr>
-          <w:b/>
-          <w:bCs/>
-          <w:sz w:val="24"/>
-          <w:szCs w:val="24"/>
-          <w:lang w:val="en-US"/>
-        </w:rPr>
-        <w:t>an</w:t>
-      </w:r>
-      <w:r>
-        <w:rPr>
-          <w:b/>
-          <w:bCs/>
-          <w:sz w:val="24"/>
-          <w:szCs w:val="24"/>
-          <w:lang w:val="en-US"/>
-        </w:rPr>
-        <w:t xml:space="preserve"> </w:t>
-      </w:r>
-      <w:r>
-        <w:rPr>
-          <w:b/>
-          <w:bCs/>
-          <w:sz w:val="24"/>
-          <w:szCs w:val="24"/>
-          <w:lang w:val="en-US"/>
-        </w:rPr>
-        <w:t>continue statements</w:t>
-      </w:r>
-      <w:r>
-        <w:rPr>
-          <w:b/>
-          <w:bCs/>
-          <w:sz w:val="24"/>
-          <w:szCs w:val="24"/>
-          <w:lang w:val="en-US"/>
-        </w:rPr>
-        <w:t xml:space="preserve"> </w:t>
-      </w:r>
-      <w:r>
-        <w:rPr>
-          <w:b/>
-          <w:bCs/>
-          <w:sz w:val="24"/>
-          <w:szCs w:val="24"/>
-          <w:lang w:val="en-US"/>
-        </w:rPr>
-        <w:t>used in</w:t>
-      </w:r>
-      <w:r>
-        <w:rPr>
-          <w:b/>
-          <w:bCs/>
-          <w:sz w:val="24"/>
-          <w:szCs w:val="24"/>
-          <w:lang w:val="en-US"/>
-        </w:rPr>
-        <w:t xml:space="preserve"> </w:t>
-      </w:r>
-      <w:r>
-        <w:rPr>
-          <w:b/>
-          <w:bCs/>
-          <w:sz w:val="24"/>
-          <w:szCs w:val="24"/>
-          <w:lang w:val="en-US"/>
-        </w:rPr>
-        <w:t>loops? Provide examples.</w:t>
+        <w:t>3.</w:t>
+      </w:r>
+      <w:proofErr w:type="gramStart"/>
+      <w:r>
+        <w:rPr>
+          <w:b/>
+          <w:bCs/>
+          <w:sz w:val="24"/>
+          <w:szCs w:val="24"/>
+          <w:lang w:val="en-US"/>
+        </w:rPr>
+        <w:t>3 .How</w:t>
+      </w:r>
+      <w:proofErr w:type="gramEnd"/>
+      <w:r>
+        <w:rPr>
+          <w:b/>
+          <w:bCs/>
+          <w:sz w:val="24"/>
+          <w:szCs w:val="24"/>
+          <w:lang w:val="en-US"/>
+        </w:rPr>
+        <w:t xml:space="preserve"> are break an continue statements used in loops? Provide examples.</w:t>
       </w:r>
     </w:p>
     <w:p>
@@ -4828,24 +4844,52 @@
           <w:szCs w:val="24"/>
           <w:lang w:val="en-US"/>
         </w:rPr>
-        <w:t>int main(){</w:t>
-      </w:r>
-    </w:p>
-    <w:p>
-      <w:pPr>
-        <w:rPr>
-          <w:sz w:val="24"/>
-          <w:szCs w:val="24"/>
-          <w:lang w:val="en-US"/>
-        </w:rPr>
-      </w:pPr>
-      <w:r>
-        <w:rPr>
-          <w:sz w:val="24"/>
-          <w:szCs w:val="24"/>
-          <w:lang w:val="en-US"/>
-        </w:rPr>
-        <w:t xml:space="preserve">    for(int </w:t>
+        <w:t xml:space="preserve">int </w:t>
+      </w:r>
+      <w:proofErr w:type="gramStart"/>
+      <w:r>
+        <w:rPr>
+          <w:sz w:val="24"/>
+          <w:szCs w:val="24"/>
+          <w:lang w:val="en-US"/>
+        </w:rPr>
+        <w:t>main(){</w:t>
+      </w:r>
+      <w:proofErr w:type="gramEnd"/>
+    </w:p>
+    <w:p>
+      <w:pPr>
+        <w:rPr>
+          <w:sz w:val="24"/>
+          <w:szCs w:val="24"/>
+          <w:lang w:val="en-US"/>
+        </w:rPr>
+      </w:pPr>
+      <w:r>
+        <w:rPr>
+          <w:sz w:val="24"/>
+          <w:szCs w:val="24"/>
+          <w:lang w:val="en-US"/>
+        </w:rPr>
+        <w:t xml:space="preserve">    </w:t>
+      </w:r>
+      <w:proofErr w:type="gramStart"/>
+      <w:r>
+        <w:rPr>
+          <w:sz w:val="24"/>
+          <w:szCs w:val="24"/>
+          <w:lang w:val="en-US"/>
+        </w:rPr>
+        <w:t>for(</w:t>
+      </w:r>
+      <w:proofErr w:type="gramEnd"/>
+      <w:r>
+        <w:rPr>
+          <w:sz w:val="24"/>
+          <w:szCs w:val="24"/>
+          <w:lang w:val="en-US"/>
+        </w:rPr>
+        <w:t xml:space="preserve">int </w:t>
       </w:r>
       <w:proofErr w:type="spellStart"/>
       <w:r>
@@ -4933,9 +4977,19 @@
           <w:szCs w:val="24"/>
           <w:lang w:val="en-US"/>
         </w:rPr>
-        <w:t xml:space="preserve">        if(</w:t>
+        <w:t xml:space="preserve">        </w:t>
+      </w:r>
+      <w:proofErr w:type="gramStart"/>
+      <w:r>
+        <w:rPr>
+          <w:sz w:val="24"/>
+          <w:szCs w:val="24"/>
+          <w:lang w:val="en-US"/>
+        </w:rPr>
+        <w:t>if(</w:t>
       </w:r>
       <w:proofErr w:type="spellStart"/>
+      <w:proofErr w:type="gramEnd"/>
       <w:r>
         <w:rPr>
           <w:sz w:val="24"/>
@@ -5192,24 +5246,52 @@
           <w:szCs w:val="24"/>
           <w:lang w:val="en-US"/>
         </w:rPr>
-        <w:t>int main(){</w:t>
-      </w:r>
-    </w:p>
-    <w:p>
-      <w:pPr>
-        <w:rPr>
-          <w:sz w:val="24"/>
-          <w:szCs w:val="24"/>
-          <w:lang w:val="en-US"/>
-        </w:rPr>
-      </w:pPr>
-      <w:r>
-        <w:rPr>
-          <w:sz w:val="24"/>
-          <w:szCs w:val="24"/>
-          <w:lang w:val="en-US"/>
-        </w:rPr>
-        <w:t xml:space="preserve">    for(int </w:t>
+        <w:t xml:space="preserve">int </w:t>
+      </w:r>
+      <w:proofErr w:type="gramStart"/>
+      <w:r>
+        <w:rPr>
+          <w:sz w:val="24"/>
+          <w:szCs w:val="24"/>
+          <w:lang w:val="en-US"/>
+        </w:rPr>
+        <w:t>main(){</w:t>
+      </w:r>
+      <w:proofErr w:type="gramEnd"/>
+    </w:p>
+    <w:p>
+      <w:pPr>
+        <w:rPr>
+          <w:sz w:val="24"/>
+          <w:szCs w:val="24"/>
+          <w:lang w:val="en-US"/>
+        </w:rPr>
+      </w:pPr>
+      <w:r>
+        <w:rPr>
+          <w:sz w:val="24"/>
+          <w:szCs w:val="24"/>
+          <w:lang w:val="en-US"/>
+        </w:rPr>
+        <w:t xml:space="preserve">    </w:t>
+      </w:r>
+      <w:proofErr w:type="gramStart"/>
+      <w:r>
+        <w:rPr>
+          <w:sz w:val="24"/>
+          <w:szCs w:val="24"/>
+          <w:lang w:val="en-US"/>
+        </w:rPr>
+        <w:t>for(</w:t>
+      </w:r>
+      <w:proofErr w:type="gramEnd"/>
+      <w:r>
+        <w:rPr>
+          <w:sz w:val="24"/>
+          <w:szCs w:val="24"/>
+          <w:lang w:val="en-US"/>
+        </w:rPr>
+        <w:t xml:space="preserve">int </w:t>
       </w:r>
       <w:proofErr w:type="spellStart"/>
       <w:r>
@@ -5297,9 +5379,19 @@
           <w:szCs w:val="24"/>
           <w:lang w:val="en-US"/>
         </w:rPr>
-        <w:t xml:space="preserve">        if(</w:t>
+        <w:t xml:space="preserve">        </w:t>
+      </w:r>
+      <w:proofErr w:type="gramStart"/>
+      <w:r>
+        <w:rPr>
+          <w:sz w:val="24"/>
+          <w:szCs w:val="24"/>
+          <w:lang w:val="en-US"/>
+        </w:rPr>
+        <w:t>if(</w:t>
       </w:r>
       <w:proofErr w:type="spellStart"/>
+      <w:proofErr w:type="gramEnd"/>
       <w:r>
         <w:rPr>
           <w:sz w:val="24"/>
@@ -5494,17 +5586,7 @@
           <w:szCs w:val="24"/>
           <w:lang w:val="en-US"/>
         </w:rPr>
-        <w:t xml:space="preserve">3.4 </w:t>
-      </w:r>
-      <w:r>
-        <w:rPr>
-          <w:b/>
-          <w:bCs/>
-          <w:sz w:val="24"/>
-          <w:szCs w:val="24"/>
-          <w:lang w:val="en-US"/>
-        </w:rPr>
-        <w:t>Explain nested control structures with an example.</w:t>
+        <w:t>3.4 Explain nested control structures with an example.</w:t>
       </w:r>
     </w:p>
     <w:p>
@@ -5610,7 +5692,25 @@
           <w:szCs w:val="24"/>
           <w:lang w:val="en-US"/>
         </w:rPr>
-        <w:t>int main()</w:t>
+        <w:t xml:space="preserve">int </w:t>
+      </w:r>
+      <w:proofErr w:type="gramStart"/>
+      <w:r>
+        <w:rPr>
+          <w:sz w:val="24"/>
+          <w:szCs w:val="24"/>
+          <w:lang w:val="en-US"/>
+        </w:rPr>
+        <w:t>main(</w:t>
+      </w:r>
+      <w:proofErr w:type="gramEnd"/>
+      <w:r>
+        <w:rPr>
+          <w:sz w:val="24"/>
+          <w:szCs w:val="24"/>
+          <w:lang w:val="en-US"/>
+        </w:rPr>
+        <w:t>)</w:t>
       </w:r>
     </w:p>
     <w:p>
@@ -5644,7 +5744,25 @@
           <w:szCs w:val="24"/>
           <w:lang w:val="en-US"/>
         </w:rPr>
-        <w:t xml:space="preserve">    for(int </w:t>
+        <w:t xml:space="preserve">    </w:t>
+      </w:r>
+      <w:proofErr w:type="gramStart"/>
+      <w:r>
+        <w:rPr>
+          <w:sz w:val="24"/>
+          <w:szCs w:val="24"/>
+          <w:lang w:val="en-US"/>
+        </w:rPr>
+        <w:t>for(</w:t>
+      </w:r>
+      <w:proofErr w:type="gramEnd"/>
+      <w:r>
+        <w:rPr>
+          <w:sz w:val="24"/>
+          <w:szCs w:val="24"/>
+          <w:lang w:val="en-US"/>
+        </w:rPr>
+        <w:t xml:space="preserve">int </w:t>
       </w:r>
       <w:proofErr w:type="spellStart"/>
       <w:r>
@@ -5732,7 +5850,25 @@
           <w:szCs w:val="24"/>
           <w:lang w:val="en-US"/>
         </w:rPr>
-        <w:t xml:space="preserve">        for(int j = 1; j &lt;= 3; </w:t>
+        <w:t xml:space="preserve">        </w:t>
+      </w:r>
+      <w:proofErr w:type="gramStart"/>
+      <w:r>
+        <w:rPr>
+          <w:sz w:val="24"/>
+          <w:szCs w:val="24"/>
+          <w:lang w:val="en-US"/>
+        </w:rPr>
+        <w:t>for(</w:t>
+      </w:r>
+      <w:proofErr w:type="gramEnd"/>
+      <w:r>
+        <w:rPr>
+          <w:sz w:val="24"/>
+          <w:szCs w:val="24"/>
+          <w:lang w:val="en-US"/>
+        </w:rPr>
+        <w:t xml:space="preserve">int j = 1; j &lt;= 3; </w:t>
       </w:r>
       <w:proofErr w:type="spellStart"/>
       <w:r>
@@ -6083,21 +6219,726 @@
     <w:p>
       <w:pPr>
         <w:rPr>
-          <w:sz w:val="24"/>
-          <w:szCs w:val="24"/>
-          <w:lang w:val="en-US"/>
-        </w:rPr>
-      </w:pPr>
-      <w:r>
-        <w:rPr>
-          <w:sz w:val="24"/>
-          <w:szCs w:val="24"/>
-          <w:lang w:val="en-US"/>
-        </w:rPr>
-        <w:t xml:space="preserve">4.1 </w:t>
-      </w:r>
-      <w:r>
-        <w:rPr>
+          <w:b/>
+          <w:bCs/>
+          <w:sz w:val="24"/>
+          <w:szCs w:val="24"/>
+          <w:lang w:val="en-US"/>
+        </w:rPr>
+      </w:pPr>
+      <w:r>
+        <w:rPr>
+          <w:b/>
+          <w:bCs/>
+          <w:sz w:val="24"/>
+          <w:szCs w:val="24"/>
+          <w:lang w:val="en-US"/>
+        </w:rPr>
+        <w:t>4.1 What is a function in C++? Explain the concept of function declaration, definition, and calling.</w:t>
+      </w:r>
+    </w:p>
+    <w:p>
+      <w:pPr>
+        <w:rPr>
+          <w:sz w:val="24"/>
+          <w:szCs w:val="24"/>
+          <w:lang w:val="en-US"/>
+        </w:rPr>
+      </w:pPr>
+      <w:r>
+        <w:rPr>
+          <w:sz w:val="24"/>
+          <w:szCs w:val="24"/>
+          <w:lang w:val="en-US"/>
+        </w:rPr>
+        <w:t>A function is a block of code used to perform a specific task.</w:t>
+      </w:r>
+    </w:p>
+    <w:p>
+      <w:pPr>
+        <w:rPr>
+          <w:sz w:val="24"/>
+          <w:szCs w:val="24"/>
+          <w:lang w:val="en-US"/>
+        </w:rPr>
+      </w:pPr>
+      <w:r>
+        <w:rPr>
+          <w:sz w:val="24"/>
+          <w:szCs w:val="24"/>
+          <w:lang w:val="en-US"/>
+        </w:rPr>
+        <w:t>Types of Steps</w:t>
+      </w:r>
+    </w:p>
+    <w:p>
+      <w:pPr>
+        <w:rPr>
+          <w:sz w:val="24"/>
+          <w:szCs w:val="24"/>
+          <w:lang w:val="en-US"/>
+        </w:rPr>
+      </w:pPr>
+      <w:r>
+        <w:rPr>
+          <w:sz w:val="24"/>
+          <w:szCs w:val="24"/>
+          <w:lang w:val="en-US"/>
+        </w:rPr>
+        <w:t>1. Declaration</w:t>
+      </w:r>
+    </w:p>
+    <w:p>
+      <w:pPr>
+        <w:rPr>
+          <w:sz w:val="24"/>
+          <w:szCs w:val="24"/>
+          <w:lang w:val="en-US"/>
+        </w:rPr>
+      </w:pPr>
+      <w:r>
+        <w:rPr>
+          <w:sz w:val="24"/>
+          <w:szCs w:val="24"/>
+          <w:lang w:val="en-US"/>
+        </w:rPr>
+        <w:t>Tells about function name and parameters.</w:t>
+      </w:r>
+    </w:p>
+    <w:p>
+      <w:pPr>
+        <w:rPr>
+          <w:sz w:val="24"/>
+          <w:szCs w:val="24"/>
+          <w:lang w:val="en-US"/>
+        </w:rPr>
+      </w:pPr>
+      <w:r>
+        <w:rPr>
+          <w:sz w:val="24"/>
+          <w:szCs w:val="24"/>
+          <w:lang w:val="en-US"/>
+        </w:rPr>
+        <w:t xml:space="preserve">int </w:t>
+      </w:r>
+      <w:proofErr w:type="gramStart"/>
+      <w:r>
+        <w:rPr>
+          <w:sz w:val="24"/>
+          <w:szCs w:val="24"/>
+          <w:lang w:val="en-US"/>
+        </w:rPr>
+        <w:t>add(</w:t>
+      </w:r>
+      <w:proofErr w:type="gramEnd"/>
+      <w:r>
+        <w:rPr>
+          <w:sz w:val="24"/>
+          <w:szCs w:val="24"/>
+          <w:lang w:val="en-US"/>
+        </w:rPr>
+        <w:t>int, int);</w:t>
+      </w:r>
+    </w:p>
+    <w:p>
+      <w:pPr>
+        <w:rPr>
+          <w:sz w:val="24"/>
+          <w:szCs w:val="24"/>
+          <w:lang w:val="en-US"/>
+        </w:rPr>
+      </w:pPr>
+      <w:r>
+        <w:rPr>
+          <w:sz w:val="24"/>
+          <w:szCs w:val="24"/>
+          <w:lang w:val="en-US"/>
+        </w:rPr>
+        <w:t>2. Definition</w:t>
+      </w:r>
+    </w:p>
+    <w:p>
+      <w:pPr>
+        <w:rPr>
+          <w:sz w:val="24"/>
+          <w:szCs w:val="24"/>
+          <w:lang w:val="en-US"/>
+        </w:rPr>
+      </w:pPr>
+      <w:r>
+        <w:rPr>
+          <w:sz w:val="24"/>
+          <w:szCs w:val="24"/>
+          <w:lang w:val="en-US"/>
+        </w:rPr>
+        <w:t>Contains actual code.</w:t>
+      </w:r>
+    </w:p>
+    <w:p>
+      <w:pPr>
+        <w:rPr>
+          <w:sz w:val="24"/>
+          <w:szCs w:val="24"/>
+          <w:lang w:val="en-US"/>
+        </w:rPr>
+      </w:pPr>
+      <w:r>
+        <w:rPr>
+          <w:sz w:val="24"/>
+          <w:szCs w:val="24"/>
+          <w:lang w:val="en-US"/>
+        </w:rPr>
+        <w:t xml:space="preserve">int </w:t>
+      </w:r>
+      <w:proofErr w:type="gramStart"/>
+      <w:r>
+        <w:rPr>
+          <w:sz w:val="24"/>
+          <w:szCs w:val="24"/>
+          <w:lang w:val="en-US"/>
+        </w:rPr>
+        <w:t>add(</w:t>
+      </w:r>
+      <w:proofErr w:type="gramEnd"/>
+      <w:r>
+        <w:rPr>
+          <w:sz w:val="24"/>
+          <w:szCs w:val="24"/>
+          <w:lang w:val="en-US"/>
+        </w:rPr>
+        <w:t xml:space="preserve">int a, int </w:t>
+      </w:r>
+      <w:proofErr w:type="gramStart"/>
+      <w:r>
+        <w:rPr>
+          <w:sz w:val="24"/>
+          <w:szCs w:val="24"/>
+          <w:lang w:val="en-US"/>
+        </w:rPr>
+        <w:t>b){</w:t>
+      </w:r>
+      <w:proofErr w:type="gramEnd"/>
+    </w:p>
+    <w:p>
+      <w:pPr>
+        <w:rPr>
+          <w:sz w:val="24"/>
+          <w:szCs w:val="24"/>
+          <w:lang w:val="en-US"/>
+        </w:rPr>
+      </w:pPr>
+      <w:r>
+        <w:rPr>
+          <w:sz w:val="24"/>
+          <w:szCs w:val="24"/>
+          <w:lang w:val="en-US"/>
+        </w:rPr>
+        <w:t xml:space="preserve">    return a + b;</w:t>
+      </w:r>
+    </w:p>
+    <w:p>
+      <w:pPr>
+        <w:rPr>
+          <w:sz w:val="24"/>
+          <w:szCs w:val="24"/>
+          <w:lang w:val="en-US"/>
+        </w:rPr>
+      </w:pPr>
+      <w:r>
+        <w:rPr>
+          <w:sz w:val="24"/>
+          <w:szCs w:val="24"/>
+          <w:lang w:val="en-US"/>
+        </w:rPr>
+        <w:t>}</w:t>
+      </w:r>
+    </w:p>
+    <w:p>
+      <w:pPr>
+        <w:rPr>
+          <w:sz w:val="24"/>
+          <w:szCs w:val="24"/>
+          <w:lang w:val="en-US"/>
+        </w:rPr>
+      </w:pPr>
+      <w:r>
+        <w:rPr>
+          <w:sz w:val="24"/>
+          <w:szCs w:val="24"/>
+          <w:lang w:val="en-US"/>
+        </w:rPr>
+        <w:t>3. Calling</w:t>
+      </w:r>
+    </w:p>
+    <w:p>
+      <w:pPr>
+        <w:rPr>
+          <w:sz w:val="24"/>
+          <w:szCs w:val="24"/>
+          <w:lang w:val="en-US"/>
+        </w:rPr>
+      </w:pPr>
+    </w:p>
+    <w:p>
+      <w:pPr>
+        <w:rPr>
+          <w:sz w:val="24"/>
+          <w:szCs w:val="24"/>
+          <w:lang w:val="en-US"/>
+        </w:rPr>
+      </w:pPr>
+      <w:r>
+        <w:rPr>
+          <w:sz w:val="24"/>
+          <w:szCs w:val="24"/>
+          <w:lang w:val="en-US"/>
+        </w:rPr>
+        <w:lastRenderedPageBreak/>
+        <w:t xml:space="preserve">Function is used inside </w:t>
+      </w:r>
+      <w:proofErr w:type="gramStart"/>
+      <w:r>
+        <w:rPr>
+          <w:sz w:val="24"/>
+          <w:szCs w:val="24"/>
+          <w:lang w:val="en-US"/>
+        </w:rPr>
+        <w:t>main(</w:t>
+      </w:r>
+      <w:proofErr w:type="gramEnd"/>
+      <w:r>
+        <w:rPr>
+          <w:sz w:val="24"/>
+          <w:szCs w:val="24"/>
+          <w:lang w:val="en-US"/>
+        </w:rPr>
+        <w:t>).</w:t>
+      </w:r>
+    </w:p>
+    <w:p>
+      <w:pPr>
+        <w:rPr>
+          <w:sz w:val="24"/>
+          <w:szCs w:val="24"/>
+          <w:lang w:val="en-US"/>
+        </w:rPr>
+      </w:pPr>
+      <w:r>
+        <w:rPr>
+          <w:sz w:val="24"/>
+          <w:szCs w:val="24"/>
+          <w:lang w:val="en-US"/>
+        </w:rPr>
+        <w:t xml:space="preserve">int result = </w:t>
+      </w:r>
+      <w:proofErr w:type="gramStart"/>
+      <w:r>
+        <w:rPr>
+          <w:sz w:val="24"/>
+          <w:szCs w:val="24"/>
+          <w:lang w:val="en-US"/>
+        </w:rPr>
+        <w:t>add(</w:t>
+      </w:r>
+      <w:proofErr w:type="gramEnd"/>
+      <w:r>
+        <w:rPr>
+          <w:sz w:val="24"/>
+          <w:szCs w:val="24"/>
+          <w:lang w:val="en-US"/>
+        </w:rPr>
+        <w:t>5, 3);</w:t>
+      </w:r>
+    </w:p>
+    <w:p>
+      <w:pPr>
+        <w:rPr>
+          <w:sz w:val="24"/>
+          <w:szCs w:val="24"/>
+          <w:lang w:val="en-US"/>
+        </w:rPr>
+      </w:pPr>
+      <w:r>
+        <w:rPr>
+          <w:sz w:val="24"/>
+          <w:szCs w:val="24"/>
+          <w:lang w:val="en-US"/>
+        </w:rPr>
+        <w:t>Complete Example</w:t>
+      </w:r>
+    </w:p>
+    <w:p>
+      <w:pPr>
+        <w:rPr>
+          <w:sz w:val="24"/>
+          <w:szCs w:val="24"/>
+          <w:lang w:val="en-US"/>
+        </w:rPr>
+      </w:pPr>
+      <w:r>
+        <w:rPr>
+          <w:sz w:val="24"/>
+          <w:szCs w:val="24"/>
+          <w:lang w:val="en-US"/>
+        </w:rPr>
+        <w:t>#include&lt;iostream&gt;</w:t>
+      </w:r>
+    </w:p>
+    <w:p>
+      <w:pPr>
+        <w:rPr>
+          <w:sz w:val="24"/>
+          <w:szCs w:val="24"/>
+          <w:lang w:val="en-US"/>
+        </w:rPr>
+      </w:pPr>
+      <w:r>
+        <w:rPr>
+          <w:sz w:val="24"/>
+          <w:szCs w:val="24"/>
+          <w:lang w:val="en-US"/>
+        </w:rPr>
+        <w:t>using namespace std;</w:t>
+      </w:r>
+    </w:p>
+    <w:p>
+      <w:pPr>
+        <w:rPr>
+          <w:sz w:val="24"/>
+          <w:szCs w:val="24"/>
+          <w:lang w:val="en-US"/>
+        </w:rPr>
+      </w:pPr>
+      <w:r>
+        <w:rPr>
+          <w:sz w:val="24"/>
+          <w:szCs w:val="24"/>
+          <w:lang w:val="en-US"/>
+        </w:rPr>
+        <w:t xml:space="preserve">int </w:t>
+      </w:r>
+      <w:proofErr w:type="gramStart"/>
+      <w:r>
+        <w:rPr>
+          <w:sz w:val="24"/>
+          <w:szCs w:val="24"/>
+          <w:lang w:val="en-US"/>
+        </w:rPr>
+        <w:t>add(</w:t>
+      </w:r>
+      <w:proofErr w:type="gramEnd"/>
+      <w:r>
+        <w:rPr>
+          <w:sz w:val="24"/>
+          <w:szCs w:val="24"/>
+          <w:lang w:val="en-US"/>
+        </w:rPr>
+        <w:t>int, int</w:t>
+      </w:r>
+      <w:proofErr w:type="gramStart"/>
+      <w:r>
+        <w:rPr>
+          <w:sz w:val="24"/>
+          <w:szCs w:val="24"/>
+          <w:lang w:val="en-US"/>
+        </w:rPr>
+        <w:t xml:space="preserve">);   </w:t>
+      </w:r>
+      <w:proofErr w:type="gramEnd"/>
+      <w:r>
+        <w:rPr>
+          <w:sz w:val="24"/>
+          <w:szCs w:val="24"/>
+          <w:lang w:val="en-US"/>
+        </w:rPr>
+        <w:t>// Declaration</w:t>
+      </w:r>
+    </w:p>
+    <w:p>
+      <w:pPr>
+        <w:rPr>
+          <w:sz w:val="24"/>
+          <w:szCs w:val="24"/>
+          <w:lang w:val="en-US"/>
+        </w:rPr>
+      </w:pPr>
+      <w:r>
+        <w:rPr>
+          <w:sz w:val="24"/>
+          <w:szCs w:val="24"/>
+          <w:lang w:val="en-US"/>
+        </w:rPr>
+        <w:t xml:space="preserve">int </w:t>
+      </w:r>
+      <w:proofErr w:type="gramStart"/>
+      <w:r>
+        <w:rPr>
+          <w:sz w:val="24"/>
+          <w:szCs w:val="24"/>
+          <w:lang w:val="en-US"/>
+        </w:rPr>
+        <w:t>main(</w:t>
+      </w:r>
+      <w:proofErr w:type="gramEnd"/>
+      <w:r>
+        <w:rPr>
+          <w:sz w:val="24"/>
+          <w:szCs w:val="24"/>
+          <w:lang w:val="en-US"/>
+        </w:rPr>
+        <w:t>)</w:t>
+      </w:r>
+    </w:p>
+    <w:p>
+      <w:pPr>
+        <w:rPr>
+          <w:sz w:val="24"/>
+          <w:szCs w:val="24"/>
+          <w:lang w:val="en-US"/>
+        </w:rPr>
+      </w:pPr>
+      <w:r>
+        <w:rPr>
+          <w:sz w:val="24"/>
+          <w:szCs w:val="24"/>
+          <w:lang w:val="en-US"/>
+        </w:rPr>
+        <w:t>{</w:t>
+      </w:r>
+    </w:p>
+    <w:p>
+      <w:pPr>
+        <w:rPr>
+          <w:sz w:val="24"/>
+          <w:szCs w:val="24"/>
+          <w:lang w:val="en-US"/>
+        </w:rPr>
+      </w:pPr>
+      <w:r>
+        <w:rPr>
+          <w:sz w:val="24"/>
+          <w:szCs w:val="24"/>
+          <w:lang w:val="en-US"/>
+        </w:rPr>
+        <w:t xml:space="preserve">    int result = </w:t>
+      </w:r>
+      <w:proofErr w:type="gramStart"/>
+      <w:r>
+        <w:rPr>
+          <w:sz w:val="24"/>
+          <w:szCs w:val="24"/>
+          <w:lang w:val="en-US"/>
+        </w:rPr>
+        <w:t>add(</w:t>
+      </w:r>
+      <w:proofErr w:type="gramEnd"/>
+      <w:r>
+        <w:rPr>
+          <w:sz w:val="24"/>
+          <w:szCs w:val="24"/>
+          <w:lang w:val="en-US"/>
+        </w:rPr>
+        <w:t>5, 3</w:t>
+      </w:r>
+      <w:proofErr w:type="gramStart"/>
+      <w:r>
+        <w:rPr>
+          <w:sz w:val="24"/>
+          <w:szCs w:val="24"/>
+          <w:lang w:val="en-US"/>
+        </w:rPr>
+        <w:t xml:space="preserve">);   </w:t>
+      </w:r>
+      <w:proofErr w:type="gramEnd"/>
+      <w:r>
+        <w:rPr>
+          <w:sz w:val="24"/>
+          <w:szCs w:val="24"/>
+          <w:lang w:val="en-US"/>
+        </w:rPr>
+        <w:t>// Calling</w:t>
+      </w:r>
+    </w:p>
+    <w:p>
+      <w:pPr>
+        <w:rPr>
+          <w:sz w:val="24"/>
+          <w:szCs w:val="24"/>
+          <w:lang w:val="en-US"/>
+        </w:rPr>
+      </w:pPr>
+      <w:r>
+        <w:rPr>
+          <w:sz w:val="24"/>
+          <w:szCs w:val="24"/>
+          <w:lang w:val="en-US"/>
+        </w:rPr>
+        <w:t xml:space="preserve">    </w:t>
+      </w:r>
+      <w:proofErr w:type="spellStart"/>
+      <w:r>
+        <w:rPr>
+          <w:sz w:val="24"/>
+          <w:szCs w:val="24"/>
+          <w:lang w:val="en-US"/>
+        </w:rPr>
+        <w:t>cout</w:t>
+      </w:r>
+      <w:proofErr w:type="spellEnd"/>
+      <w:r>
+        <w:rPr>
+          <w:sz w:val="24"/>
+          <w:szCs w:val="24"/>
+          <w:lang w:val="en-US"/>
+        </w:rPr>
+        <w:t xml:space="preserve"> &lt;&lt; result;</w:t>
+      </w:r>
+    </w:p>
+    <w:p>
+      <w:pPr>
+        <w:rPr>
+          <w:sz w:val="24"/>
+          <w:szCs w:val="24"/>
+          <w:lang w:val="en-US"/>
+        </w:rPr>
+      </w:pPr>
+      <w:r>
+        <w:rPr>
+          <w:sz w:val="24"/>
+          <w:szCs w:val="24"/>
+          <w:lang w:val="en-US"/>
+        </w:rPr>
+        <w:t>}</w:t>
+      </w:r>
+    </w:p>
+    <w:p>
+      <w:pPr>
+        <w:rPr>
+          <w:sz w:val="24"/>
+          <w:szCs w:val="24"/>
+          <w:lang w:val="en-US"/>
+        </w:rPr>
+      </w:pPr>
+      <w:r>
+        <w:rPr>
+          <w:sz w:val="24"/>
+          <w:szCs w:val="24"/>
+          <w:lang w:val="en-US"/>
+        </w:rPr>
+        <w:t xml:space="preserve">int </w:t>
+      </w:r>
+      <w:proofErr w:type="gramStart"/>
+      <w:r>
+        <w:rPr>
+          <w:sz w:val="24"/>
+          <w:szCs w:val="24"/>
+          <w:lang w:val="en-US"/>
+        </w:rPr>
+        <w:t>add(</w:t>
+      </w:r>
+      <w:proofErr w:type="gramEnd"/>
+      <w:r>
+        <w:rPr>
+          <w:sz w:val="24"/>
+          <w:szCs w:val="24"/>
+          <w:lang w:val="en-US"/>
+        </w:rPr>
+        <w:t xml:space="preserve">int a, int </w:t>
+      </w:r>
+      <w:proofErr w:type="gramStart"/>
+      <w:r>
+        <w:rPr>
+          <w:sz w:val="24"/>
+          <w:szCs w:val="24"/>
+          <w:lang w:val="en-US"/>
+        </w:rPr>
+        <w:t xml:space="preserve">b)   </w:t>
+      </w:r>
+      <w:proofErr w:type="gramEnd"/>
+      <w:r>
+        <w:rPr>
+          <w:sz w:val="24"/>
+          <w:szCs w:val="24"/>
+          <w:lang w:val="en-US"/>
+        </w:rPr>
+        <w:t>// Definition</w:t>
+      </w:r>
+    </w:p>
+    <w:p>
+      <w:pPr>
+        <w:rPr>
+          <w:sz w:val="24"/>
+          <w:szCs w:val="24"/>
+          <w:lang w:val="en-US"/>
+        </w:rPr>
+      </w:pPr>
+      <w:r>
+        <w:rPr>
+          <w:sz w:val="24"/>
+          <w:szCs w:val="24"/>
+          <w:lang w:val="en-US"/>
+        </w:rPr>
+        <w:t>{</w:t>
+      </w:r>
+    </w:p>
+    <w:p>
+      <w:pPr>
+        <w:rPr>
+          <w:sz w:val="24"/>
+          <w:szCs w:val="24"/>
+          <w:lang w:val="en-US"/>
+        </w:rPr>
+      </w:pPr>
+      <w:r>
+        <w:rPr>
+          <w:sz w:val="24"/>
+          <w:szCs w:val="24"/>
+          <w:lang w:val="en-US"/>
+        </w:rPr>
+        <w:t xml:space="preserve">    return a + b;</w:t>
+      </w:r>
+    </w:p>
+    <w:p>
+      <w:pPr>
+        <w:rPr>
+          <w:sz w:val="24"/>
+          <w:szCs w:val="24"/>
+          <w:lang w:val="en-US"/>
+        </w:rPr>
+      </w:pPr>
+      <w:r>
+        <w:rPr>
+          <w:sz w:val="24"/>
+          <w:szCs w:val="24"/>
+          <w:lang w:val="en-US"/>
+        </w:rPr>
+        <w:t>}</w:t>
+      </w:r>
+    </w:p>
+    <w:p>
+      <w:pPr>
+        <w:rPr>
+          <w:b/>
+          <w:bCs/>
+          <w:sz w:val="24"/>
+          <w:szCs w:val="24"/>
+          <w:lang w:val="en-US"/>
+        </w:rPr>
+      </w:pPr>
+      <w:r>
+        <w:rPr>
+          <w:b/>
+          <w:bCs/>
+          <w:sz w:val="24"/>
+          <w:szCs w:val="24"/>
+          <w:lang w:val="en-US"/>
+        </w:rPr>
+        <w:t xml:space="preserve">4.2 </w:t>
+      </w:r>
+      <w:r>
+        <w:rPr>
+          <w:b/>
+          <w:bCs/>
           <w:sz w:val="24"/>
           <w:szCs w:val="24"/>
           <w:lang w:val="en-US"/>
@@ -6106,6 +6947,8 @@
       </w:r>
       <w:r>
         <w:rPr>
+          <w:b/>
+          <w:bCs/>
           <w:sz w:val="24"/>
           <w:szCs w:val="24"/>
           <w:lang w:val="en-US"/>
@@ -6114,6 +6957,8 @@
       </w:r>
       <w:r>
         <w:rPr>
+          <w:b/>
+          <w:bCs/>
           <w:sz w:val="24"/>
           <w:szCs w:val="24"/>
           <w:lang w:val="en-US"/>
@@ -6122,6 +6967,8 @@
       </w:r>
       <w:r>
         <w:rPr>
+          <w:b/>
+          <w:bCs/>
           <w:sz w:val="24"/>
           <w:szCs w:val="24"/>
           <w:lang w:val="en-US"/>
@@ -6130,14 +6977,18 @@
       </w:r>
       <w:r>
         <w:rPr>
-          <w:sz w:val="24"/>
-          <w:szCs w:val="24"/>
-          <w:lang w:val="en-US"/>
-        </w:rPr>
-        <w:t>a</w:t>
-      </w:r>
-      <w:r>
-        <w:rPr>
+          <w:b/>
+          <w:bCs/>
+          <w:sz w:val="24"/>
+          <w:szCs w:val="24"/>
+          <w:lang w:val="en-US"/>
+        </w:rPr>
+        <w:t>the</w:t>
+      </w:r>
+      <w:r>
+        <w:rPr>
+          <w:b/>
+          <w:bCs/>
           <w:sz w:val="24"/>
           <w:szCs w:val="24"/>
           <w:lang w:val="en-US"/>
@@ -6146,14 +6997,18 @@
       </w:r>
       <w:r>
         <w:rPr>
-          <w:sz w:val="24"/>
-          <w:szCs w:val="24"/>
-          <w:lang w:val="en-US"/>
-        </w:rPr>
-        <w:t>function in</w:t>
-      </w:r>
-      <w:r>
-        <w:rPr>
+          <w:b/>
+          <w:bCs/>
+          <w:sz w:val="24"/>
+          <w:szCs w:val="24"/>
+          <w:lang w:val="en-US"/>
+        </w:rPr>
+        <w:t>scope</w:t>
+      </w:r>
+      <w:r>
+        <w:rPr>
+          <w:b/>
+          <w:bCs/>
           <w:sz w:val="24"/>
           <w:szCs w:val="24"/>
           <w:lang w:val="en-US"/>
@@ -6162,6 +7017,4942 @@
       </w:r>
       <w:r>
         <w:rPr>
+          <w:b/>
+          <w:bCs/>
+          <w:sz w:val="24"/>
+          <w:szCs w:val="24"/>
+          <w:lang w:val="en-US"/>
+        </w:rPr>
+        <w:t>of variables in C++?</w:t>
+      </w:r>
+      <w:r>
+        <w:rPr>
+          <w:b/>
+          <w:bCs/>
+          <w:sz w:val="24"/>
+          <w:szCs w:val="24"/>
+          <w:lang w:val="en-US"/>
+        </w:rPr>
+        <w:t xml:space="preserve"> </w:t>
+      </w:r>
+      <w:r>
+        <w:rPr>
+          <w:b/>
+          <w:bCs/>
+          <w:sz w:val="24"/>
+          <w:szCs w:val="24"/>
+          <w:lang w:val="en-US"/>
+        </w:rPr>
+        <w:t>Differentiate</w:t>
+      </w:r>
+      <w:r>
+        <w:rPr>
+          <w:b/>
+          <w:bCs/>
+          <w:sz w:val="24"/>
+          <w:szCs w:val="24"/>
+          <w:lang w:val="en-US"/>
+        </w:rPr>
+        <w:t xml:space="preserve"> </w:t>
+      </w:r>
+      <w:r>
+        <w:rPr>
+          <w:b/>
+          <w:bCs/>
+          <w:sz w:val="24"/>
+          <w:szCs w:val="24"/>
+          <w:lang w:val="en-US"/>
+        </w:rPr>
+        <w:t>between local and global scope.</w:t>
+      </w:r>
+    </w:p>
+    <w:p>
+      <w:pPr>
+        <w:rPr>
+          <w:sz w:val="24"/>
+          <w:szCs w:val="24"/>
+          <w:lang w:val="en-US"/>
+        </w:rPr>
+      </w:pPr>
+      <w:r>
+        <w:rPr>
+          <w:sz w:val="24"/>
+          <w:szCs w:val="24"/>
+          <w:lang w:val="en-US"/>
+        </w:rPr>
+        <w:t>Scope means the area of the program where a variable can be used.</w:t>
+      </w:r>
+    </w:p>
+    <w:p>
+      <w:pPr>
+        <w:rPr>
+          <w:sz w:val="24"/>
+          <w:szCs w:val="24"/>
+          <w:lang w:val="en-US"/>
+        </w:rPr>
+      </w:pPr>
+      <w:r>
+        <w:rPr>
+          <w:sz w:val="24"/>
+          <w:szCs w:val="24"/>
+          <w:lang w:val="en-US"/>
+        </w:rPr>
+        <w:t>Types of Scope</w:t>
+      </w:r>
+    </w:p>
+    <w:p>
+      <w:pPr>
+        <w:rPr>
+          <w:sz w:val="24"/>
+          <w:szCs w:val="24"/>
+          <w:lang w:val="en-US"/>
+        </w:rPr>
+      </w:pPr>
+      <w:r>
+        <w:rPr>
+          <w:sz w:val="24"/>
+          <w:szCs w:val="24"/>
+          <w:lang w:val="en-US"/>
+        </w:rPr>
+        <w:t>1. Local Scope</w:t>
+      </w:r>
+    </w:p>
+    <w:p>
+      <w:pPr>
+        <w:rPr>
+          <w:sz w:val="24"/>
+          <w:szCs w:val="24"/>
+          <w:lang w:val="en-US"/>
+        </w:rPr>
+      </w:pPr>
+      <w:r>
+        <w:rPr>
+          <w:sz w:val="24"/>
+          <w:szCs w:val="24"/>
+          <w:lang w:val="en-US"/>
+        </w:rPr>
+        <w:t>Variable declared inside a function/block</w:t>
+      </w:r>
+    </w:p>
+    <w:p>
+      <w:pPr>
+        <w:rPr>
+          <w:sz w:val="24"/>
+          <w:szCs w:val="24"/>
+          <w:lang w:val="en-US"/>
+        </w:rPr>
+      </w:pPr>
+      <w:r>
+        <w:rPr>
+          <w:sz w:val="24"/>
+          <w:szCs w:val="24"/>
+          <w:lang w:val="en-US"/>
+        </w:rPr>
+        <w:t>Can be used only within that function</w:t>
+      </w:r>
+    </w:p>
+    <w:p>
+      <w:pPr>
+        <w:rPr>
+          <w:sz w:val="24"/>
+          <w:szCs w:val="24"/>
+          <w:lang w:val="en-US"/>
+        </w:rPr>
+      </w:pPr>
+      <w:r>
+        <w:rPr>
+          <w:sz w:val="24"/>
+          <w:szCs w:val="24"/>
+          <w:lang w:val="en-US"/>
+        </w:rPr>
+        <w:t>2. Global Scope</w:t>
+      </w:r>
+    </w:p>
+    <w:p>
+      <w:pPr>
+        <w:rPr>
+          <w:sz w:val="24"/>
+          <w:szCs w:val="24"/>
+          <w:lang w:val="en-US"/>
+        </w:rPr>
+      </w:pPr>
+      <w:r>
+        <w:rPr>
+          <w:sz w:val="24"/>
+          <w:szCs w:val="24"/>
+          <w:lang w:val="en-US"/>
+        </w:rPr>
+        <w:t>Variable declared outside all functions</w:t>
+      </w:r>
+    </w:p>
+    <w:p>
+      <w:pPr>
+        <w:rPr>
+          <w:sz w:val="24"/>
+          <w:szCs w:val="24"/>
+          <w:lang w:val="en-US"/>
+        </w:rPr>
+      </w:pPr>
+      <w:r>
+        <w:rPr>
+          <w:sz w:val="24"/>
+          <w:szCs w:val="24"/>
+          <w:lang w:val="en-US"/>
+        </w:rPr>
+        <w:t>Can be used throughout the program</w:t>
+      </w:r>
+    </w:p>
+    <w:p>
+      <w:pPr>
+        <w:rPr>
+          <w:b/>
+          <w:bCs/>
+          <w:sz w:val="24"/>
+          <w:szCs w:val="24"/>
+          <w:lang w:val="en-US"/>
+        </w:rPr>
+      </w:pPr>
+      <w:r>
+        <w:rPr>
+          <w:b/>
+          <w:bCs/>
+          <w:sz w:val="24"/>
+          <w:szCs w:val="24"/>
+          <w:lang w:val="en-US"/>
+        </w:rPr>
+        <w:t>Difference Between Local and Global Scope</w:t>
+      </w:r>
+    </w:p>
+    <w:tbl>
+      <w:tblPr>
+        <w:tblStyle w:val="TableGrid"/>
+        <w:tblW w:w="0" w:type="auto"/>
+        <w:tblLook w:val="04A0" w:firstRow="1" w:lastRow="0" w:firstColumn="1" w:lastColumn="0" w:noHBand="0" w:noVBand="1"/>
+      </w:tblPr>
+      <w:tblGrid>
+        <w:gridCol w:w="4508"/>
+        <w:gridCol w:w="4508"/>
+      </w:tblGrid>
+      <w:tr>
+        <w:tc>
+          <w:tcPr>
+            <w:tcW w:w="4508" w:type="dxa"/>
+          </w:tcPr>
+          <w:p>
+            <w:pPr>
+              <w:rPr>
+                <w:b/>
+                <w:bCs/>
+                <w:sz w:val="24"/>
+                <w:szCs w:val="24"/>
+                <w:lang w:val="en-US"/>
+              </w:rPr>
+            </w:pPr>
+            <w:r>
+              <w:rPr>
+                <w:b/>
+                <w:bCs/>
+                <w:sz w:val="24"/>
+                <w:szCs w:val="24"/>
+                <w:lang w:val="en-US"/>
+              </w:rPr>
+              <w:t>Local Scope</w:t>
+            </w:r>
+          </w:p>
+        </w:tc>
+        <w:tc>
+          <w:tcPr>
+            <w:tcW w:w="4508" w:type="dxa"/>
+          </w:tcPr>
+          <w:p>
+            <w:pPr>
+              <w:rPr>
+                <w:b/>
+                <w:bCs/>
+                <w:sz w:val="24"/>
+                <w:szCs w:val="24"/>
+                <w:lang w:val="en-US"/>
+              </w:rPr>
+            </w:pPr>
+            <w:r>
+              <w:rPr>
+                <w:b/>
+                <w:bCs/>
+                <w:sz w:val="24"/>
+                <w:szCs w:val="24"/>
+                <w:lang w:val="en-US"/>
+              </w:rPr>
+              <w:t>Global Scope</w:t>
+            </w:r>
+          </w:p>
+        </w:tc>
+      </w:tr>
+      <w:tr>
+        <w:tc>
+          <w:tcPr>
+            <w:tcW w:w="4508" w:type="dxa"/>
+          </w:tcPr>
+          <w:p>
+            <w:pPr>
+              <w:rPr>
+                <w:sz w:val="24"/>
+                <w:szCs w:val="24"/>
+                <w:lang w:val="en-US"/>
+              </w:rPr>
+            </w:pPr>
+            <w:r>
+              <w:rPr>
+                <w:sz w:val="24"/>
+                <w:szCs w:val="24"/>
+                <w:lang w:val="en-US"/>
+              </w:rPr>
+              <w:t>D</w:t>
+            </w:r>
+            <w:r>
+              <w:rPr>
+                <w:sz w:val="24"/>
+                <w:szCs w:val="24"/>
+                <w:lang w:val="en-US"/>
+              </w:rPr>
+              <w:t>eclared inside function</w:t>
+            </w:r>
+          </w:p>
+        </w:tc>
+        <w:tc>
+          <w:tcPr>
+            <w:tcW w:w="4508" w:type="dxa"/>
+          </w:tcPr>
+          <w:p>
+            <w:pPr>
+              <w:rPr>
+                <w:sz w:val="24"/>
+                <w:szCs w:val="24"/>
+                <w:lang w:val="en-US"/>
+              </w:rPr>
+            </w:pPr>
+            <w:r>
+              <w:rPr>
+                <w:sz w:val="24"/>
+                <w:szCs w:val="24"/>
+                <w:lang w:val="en-US"/>
+              </w:rPr>
+              <w:t>Declared outside function</w:t>
+            </w:r>
+          </w:p>
+        </w:tc>
+      </w:tr>
+      <w:tr>
+        <w:tc>
+          <w:tcPr>
+            <w:tcW w:w="4508" w:type="dxa"/>
+          </w:tcPr>
+          <w:p>
+            <w:pPr>
+              <w:rPr>
+                <w:sz w:val="24"/>
+                <w:szCs w:val="24"/>
+                <w:lang w:val="en-US"/>
+              </w:rPr>
+            </w:pPr>
+            <w:r>
+              <w:rPr>
+                <w:sz w:val="24"/>
+                <w:szCs w:val="24"/>
+                <w:lang w:val="en-US"/>
+              </w:rPr>
+              <w:t>Accessible only in that function</w:t>
+            </w:r>
+          </w:p>
+        </w:tc>
+        <w:tc>
+          <w:tcPr>
+            <w:tcW w:w="4508" w:type="dxa"/>
+          </w:tcPr>
+          <w:p>
+            <w:pPr>
+              <w:rPr>
+                <w:sz w:val="24"/>
+                <w:szCs w:val="24"/>
+                <w:lang w:val="en-US"/>
+              </w:rPr>
+            </w:pPr>
+            <w:r>
+              <w:rPr>
+                <w:sz w:val="24"/>
+                <w:szCs w:val="24"/>
+                <w:lang w:val="en-US"/>
+              </w:rPr>
+              <w:t>Accessible everywhere</w:t>
+            </w:r>
+          </w:p>
+        </w:tc>
+      </w:tr>
+      <w:tr>
+        <w:tc>
+          <w:tcPr>
+            <w:tcW w:w="4508" w:type="dxa"/>
+          </w:tcPr>
+          <w:p>
+            <w:pPr>
+              <w:rPr>
+                <w:sz w:val="24"/>
+                <w:szCs w:val="24"/>
+                <w:lang w:val="en-US"/>
+              </w:rPr>
+            </w:pPr>
+            <w:r>
+              <w:rPr>
+                <w:sz w:val="24"/>
+                <w:szCs w:val="24"/>
+                <w:lang w:val="en-US"/>
+              </w:rPr>
+              <w:t>Lifetime limited to function</w:t>
+            </w:r>
+          </w:p>
+        </w:tc>
+        <w:tc>
+          <w:tcPr>
+            <w:tcW w:w="4508" w:type="dxa"/>
+          </w:tcPr>
+          <w:p>
+            <w:pPr>
+              <w:rPr>
+                <w:sz w:val="24"/>
+                <w:szCs w:val="24"/>
+                <w:lang w:val="en-US"/>
+              </w:rPr>
+            </w:pPr>
+            <w:r>
+              <w:rPr>
+                <w:sz w:val="24"/>
+                <w:szCs w:val="24"/>
+                <w:lang w:val="en-US"/>
+              </w:rPr>
+              <w:t>Lifetime is whole program</w:t>
+            </w:r>
+          </w:p>
+        </w:tc>
+      </w:tr>
+    </w:tbl>
+    <w:p>
+      <w:pPr>
+        <w:rPr>
+          <w:b/>
+          <w:bCs/>
+          <w:sz w:val="24"/>
+          <w:szCs w:val="24"/>
+          <w:lang w:val="en-US"/>
+        </w:rPr>
+      </w:pPr>
+    </w:p>
+    <w:p>
+      <w:pPr>
+        <w:rPr>
+          <w:b/>
+          <w:bCs/>
+          <w:sz w:val="24"/>
+          <w:szCs w:val="24"/>
+          <w:lang w:val="en-US"/>
+        </w:rPr>
+      </w:pPr>
+      <w:r>
+        <w:rPr>
+          <w:b/>
+          <w:bCs/>
+          <w:sz w:val="24"/>
+          <w:szCs w:val="24"/>
+          <w:lang w:val="en-US"/>
+        </w:rPr>
+        <w:t xml:space="preserve">4.3 </w:t>
+      </w:r>
+      <w:r>
+        <w:rPr>
+          <w:b/>
+          <w:bCs/>
+          <w:sz w:val="24"/>
+          <w:szCs w:val="24"/>
+          <w:lang w:val="en-US"/>
+        </w:rPr>
+        <w:t>Explain recursion in C++</w:t>
+      </w:r>
+      <w:r>
+        <w:rPr>
+          <w:b/>
+          <w:bCs/>
+          <w:sz w:val="24"/>
+          <w:szCs w:val="24"/>
+          <w:lang w:val="en-US"/>
+        </w:rPr>
+        <w:t xml:space="preserve"> </w:t>
+      </w:r>
+      <w:r>
+        <w:rPr>
+          <w:b/>
+          <w:bCs/>
+          <w:sz w:val="24"/>
+          <w:szCs w:val="24"/>
+          <w:lang w:val="en-US"/>
+        </w:rPr>
+        <w:t>with</w:t>
+      </w:r>
+      <w:r>
+        <w:rPr>
+          <w:b/>
+          <w:bCs/>
+          <w:sz w:val="24"/>
+          <w:szCs w:val="24"/>
+          <w:lang w:val="en-US"/>
+        </w:rPr>
+        <w:t xml:space="preserve"> </w:t>
+      </w:r>
+      <w:r>
+        <w:rPr>
+          <w:b/>
+          <w:bCs/>
+          <w:sz w:val="24"/>
+          <w:szCs w:val="24"/>
+          <w:lang w:val="en-US"/>
+        </w:rPr>
+        <w:t>an example.</w:t>
+      </w:r>
+    </w:p>
+    <w:p>
+      <w:pPr>
+        <w:rPr>
+          <w:sz w:val="24"/>
+          <w:szCs w:val="24"/>
+          <w:lang w:val="en-US"/>
+        </w:rPr>
+      </w:pPr>
+      <w:r>
+        <w:rPr>
+          <w:sz w:val="24"/>
+          <w:szCs w:val="24"/>
+          <w:lang w:val="en-US"/>
+        </w:rPr>
+        <w:lastRenderedPageBreak/>
+        <w:t>Recursion is a technique where a function calls itself to solve a problem.</w:t>
+      </w:r>
+    </w:p>
+    <w:p>
+      <w:pPr>
+        <w:rPr>
+          <w:sz w:val="24"/>
+          <w:szCs w:val="24"/>
+          <w:lang w:val="en-US"/>
+        </w:rPr>
+      </w:pPr>
+      <w:r>
+        <w:rPr>
+          <w:sz w:val="24"/>
+          <w:szCs w:val="24"/>
+          <w:lang w:val="en-US"/>
+        </w:rPr>
+        <w:t xml:space="preserve"> It must have a base case to stop the function, otherwise it will run infinitely.</w:t>
+      </w:r>
+    </w:p>
+    <w:p>
+      <w:pPr>
+        <w:rPr>
+          <w:b/>
+          <w:bCs/>
+          <w:sz w:val="24"/>
+          <w:szCs w:val="24"/>
+          <w:lang w:val="en-US"/>
+        </w:rPr>
+      </w:pPr>
+      <w:r>
+        <w:rPr>
+          <w:b/>
+          <w:bCs/>
+          <w:sz w:val="24"/>
+          <w:szCs w:val="24"/>
+          <w:lang w:val="en-US"/>
+        </w:rPr>
+        <w:t>Example (Factorial)</w:t>
+      </w:r>
+    </w:p>
+    <w:p>
+      <w:pPr>
+        <w:rPr>
+          <w:sz w:val="24"/>
+          <w:szCs w:val="24"/>
+          <w:lang w:val="en-US"/>
+        </w:rPr>
+      </w:pPr>
+      <w:r>
+        <w:rPr>
+          <w:sz w:val="24"/>
+          <w:szCs w:val="24"/>
+          <w:lang w:val="en-US"/>
+        </w:rPr>
+        <w:t>#include&lt;iostream&gt;</w:t>
+      </w:r>
+    </w:p>
+    <w:p>
+      <w:pPr>
+        <w:rPr>
+          <w:sz w:val="24"/>
+          <w:szCs w:val="24"/>
+          <w:lang w:val="en-US"/>
+        </w:rPr>
+      </w:pPr>
+      <w:r>
+        <w:rPr>
+          <w:sz w:val="24"/>
+          <w:szCs w:val="24"/>
+          <w:lang w:val="en-US"/>
+        </w:rPr>
+        <w:t>using namespace std;</w:t>
+      </w:r>
+    </w:p>
+    <w:p>
+      <w:pPr>
+        <w:rPr>
+          <w:sz w:val="24"/>
+          <w:szCs w:val="24"/>
+          <w:lang w:val="en-US"/>
+        </w:rPr>
+      </w:pPr>
+      <w:r>
+        <w:rPr>
+          <w:sz w:val="24"/>
+          <w:szCs w:val="24"/>
+          <w:lang w:val="en-US"/>
+        </w:rPr>
+        <w:t xml:space="preserve">int </w:t>
+      </w:r>
+      <w:proofErr w:type="gramStart"/>
+      <w:r>
+        <w:rPr>
+          <w:sz w:val="24"/>
+          <w:szCs w:val="24"/>
+          <w:lang w:val="en-US"/>
+        </w:rPr>
+        <w:t>fact(</w:t>
+      </w:r>
+      <w:proofErr w:type="gramEnd"/>
+      <w:r>
+        <w:rPr>
+          <w:sz w:val="24"/>
+          <w:szCs w:val="24"/>
+          <w:lang w:val="en-US"/>
+        </w:rPr>
+        <w:t>int n)</w:t>
+      </w:r>
+    </w:p>
+    <w:p>
+      <w:pPr>
+        <w:rPr>
+          <w:sz w:val="24"/>
+          <w:szCs w:val="24"/>
+          <w:lang w:val="en-US"/>
+        </w:rPr>
+      </w:pPr>
+      <w:r>
+        <w:rPr>
+          <w:sz w:val="24"/>
+          <w:szCs w:val="24"/>
+          <w:lang w:val="en-US"/>
+        </w:rPr>
+        <w:t>{</w:t>
+      </w:r>
+    </w:p>
+    <w:p>
+      <w:pPr>
+        <w:rPr>
+          <w:sz w:val="24"/>
+          <w:szCs w:val="24"/>
+          <w:lang w:val="en-US"/>
+        </w:rPr>
+      </w:pPr>
+      <w:r>
+        <w:rPr>
+          <w:sz w:val="24"/>
+          <w:szCs w:val="24"/>
+          <w:lang w:val="en-US"/>
+        </w:rPr>
+        <w:t xml:space="preserve">    </w:t>
+      </w:r>
+      <w:proofErr w:type="gramStart"/>
+      <w:r>
+        <w:rPr>
+          <w:sz w:val="24"/>
+          <w:szCs w:val="24"/>
+          <w:lang w:val="en-US"/>
+        </w:rPr>
+        <w:t>if(</w:t>
+      </w:r>
+      <w:proofErr w:type="gramEnd"/>
+      <w:r>
+        <w:rPr>
+          <w:sz w:val="24"/>
+          <w:szCs w:val="24"/>
+          <w:lang w:val="en-US"/>
+        </w:rPr>
+        <w:t>n == 0)   // Base case</w:t>
+      </w:r>
+    </w:p>
+    <w:p>
+      <w:pPr>
+        <w:rPr>
+          <w:sz w:val="24"/>
+          <w:szCs w:val="24"/>
+          <w:lang w:val="en-US"/>
+        </w:rPr>
+      </w:pPr>
+      <w:r>
+        <w:rPr>
+          <w:sz w:val="24"/>
+          <w:szCs w:val="24"/>
+          <w:lang w:val="en-US"/>
+        </w:rPr>
+        <w:t xml:space="preserve">        return 1;</w:t>
+      </w:r>
+    </w:p>
+    <w:p>
+      <w:pPr>
+        <w:rPr>
+          <w:sz w:val="24"/>
+          <w:szCs w:val="24"/>
+          <w:lang w:val="en-US"/>
+        </w:rPr>
+      </w:pPr>
+      <w:r>
+        <w:rPr>
+          <w:sz w:val="24"/>
+          <w:szCs w:val="24"/>
+          <w:lang w:val="en-US"/>
+        </w:rPr>
+        <w:t xml:space="preserve">    else</w:t>
+      </w:r>
+    </w:p>
+    <w:p>
+      <w:pPr>
+        <w:rPr>
+          <w:sz w:val="24"/>
+          <w:szCs w:val="24"/>
+          <w:lang w:val="en-US"/>
+        </w:rPr>
+      </w:pPr>
+      <w:r>
+        <w:rPr>
+          <w:sz w:val="24"/>
+          <w:szCs w:val="24"/>
+          <w:lang w:val="en-US"/>
+        </w:rPr>
+        <w:t xml:space="preserve">        return n * </w:t>
+      </w:r>
+      <w:proofErr w:type="gramStart"/>
+      <w:r>
+        <w:rPr>
+          <w:sz w:val="24"/>
+          <w:szCs w:val="24"/>
+          <w:lang w:val="en-US"/>
+        </w:rPr>
+        <w:t>fact(</w:t>
+      </w:r>
+      <w:proofErr w:type="gramEnd"/>
+      <w:r>
+        <w:rPr>
+          <w:sz w:val="24"/>
+          <w:szCs w:val="24"/>
+          <w:lang w:val="en-US"/>
+        </w:rPr>
+        <w:t>n - 1</w:t>
+      </w:r>
+      <w:proofErr w:type="gramStart"/>
+      <w:r>
+        <w:rPr>
+          <w:sz w:val="24"/>
+          <w:szCs w:val="24"/>
+          <w:lang w:val="en-US"/>
+        </w:rPr>
+        <w:t xml:space="preserve">);   </w:t>
+      </w:r>
+      <w:proofErr w:type="gramEnd"/>
+      <w:r>
+        <w:rPr>
+          <w:sz w:val="24"/>
+          <w:szCs w:val="24"/>
+          <w:lang w:val="en-US"/>
+        </w:rPr>
+        <w:t>// Recursive call</w:t>
+      </w:r>
+    </w:p>
+    <w:p>
+      <w:pPr>
+        <w:rPr>
+          <w:sz w:val="24"/>
+          <w:szCs w:val="24"/>
+          <w:lang w:val="en-US"/>
+        </w:rPr>
+      </w:pPr>
+      <w:r>
+        <w:rPr>
+          <w:sz w:val="24"/>
+          <w:szCs w:val="24"/>
+          <w:lang w:val="en-US"/>
+        </w:rPr>
+        <w:t>}</w:t>
+      </w:r>
+    </w:p>
+    <w:p>
+      <w:pPr>
+        <w:rPr>
+          <w:sz w:val="24"/>
+          <w:szCs w:val="24"/>
+          <w:lang w:val="en-US"/>
+        </w:rPr>
+      </w:pPr>
+      <w:r>
+        <w:rPr>
+          <w:sz w:val="24"/>
+          <w:szCs w:val="24"/>
+          <w:lang w:val="en-US"/>
+        </w:rPr>
+        <w:t xml:space="preserve">int </w:t>
+      </w:r>
+      <w:proofErr w:type="gramStart"/>
+      <w:r>
+        <w:rPr>
+          <w:sz w:val="24"/>
+          <w:szCs w:val="24"/>
+          <w:lang w:val="en-US"/>
+        </w:rPr>
+        <w:t>main(){</w:t>
+      </w:r>
+      <w:proofErr w:type="gramEnd"/>
+    </w:p>
+    <w:p>
+      <w:pPr>
+        <w:rPr>
+          <w:sz w:val="24"/>
+          <w:szCs w:val="24"/>
+          <w:lang w:val="en-US"/>
+        </w:rPr>
+      </w:pPr>
+      <w:r>
+        <w:rPr>
+          <w:sz w:val="24"/>
+          <w:szCs w:val="24"/>
+          <w:lang w:val="en-US"/>
+        </w:rPr>
+        <w:t xml:space="preserve">    </w:t>
+      </w:r>
+      <w:proofErr w:type="spellStart"/>
+      <w:r>
+        <w:rPr>
+          <w:sz w:val="24"/>
+          <w:szCs w:val="24"/>
+          <w:lang w:val="en-US"/>
+        </w:rPr>
+        <w:t>cout</w:t>
+      </w:r>
+      <w:proofErr w:type="spellEnd"/>
+      <w:r>
+        <w:rPr>
+          <w:sz w:val="24"/>
+          <w:szCs w:val="24"/>
+          <w:lang w:val="en-US"/>
+        </w:rPr>
+        <w:t xml:space="preserve"> &lt;&lt; </w:t>
+      </w:r>
+      <w:proofErr w:type="gramStart"/>
+      <w:r>
+        <w:rPr>
+          <w:sz w:val="24"/>
+          <w:szCs w:val="24"/>
+          <w:lang w:val="en-US"/>
+        </w:rPr>
+        <w:t>fact(</w:t>
+      </w:r>
+      <w:proofErr w:type="gramEnd"/>
+      <w:r>
+        <w:rPr>
+          <w:sz w:val="24"/>
+          <w:szCs w:val="24"/>
+          <w:lang w:val="en-US"/>
+        </w:rPr>
+        <w:t>5);</w:t>
+      </w:r>
+    </w:p>
+    <w:p>
+      <w:pPr>
+        <w:rPr>
+          <w:sz w:val="24"/>
+          <w:szCs w:val="24"/>
+          <w:lang w:val="en-US"/>
+        </w:rPr>
+      </w:pPr>
+      <w:r>
+        <w:rPr>
+          <w:sz w:val="24"/>
+          <w:szCs w:val="24"/>
+          <w:lang w:val="en-US"/>
+        </w:rPr>
+        <w:t>}</w:t>
+      </w:r>
+    </w:p>
+    <w:p>
+      <w:pPr>
+        <w:rPr>
+          <w:b/>
+          <w:bCs/>
+          <w:sz w:val="24"/>
+          <w:szCs w:val="24"/>
+          <w:lang w:val="en-US"/>
+        </w:rPr>
+      </w:pPr>
+      <w:r>
+        <w:rPr>
+          <w:b/>
+          <w:bCs/>
+          <w:sz w:val="24"/>
+          <w:szCs w:val="24"/>
+          <w:lang w:val="en-US"/>
+        </w:rPr>
+        <w:t>Explanation</w:t>
+      </w:r>
+    </w:p>
+    <w:p>
+      <w:pPr>
+        <w:rPr>
+          <w:sz w:val="24"/>
+          <w:szCs w:val="24"/>
+          <w:lang w:val="en-US"/>
+        </w:rPr>
+      </w:pPr>
+      <w:proofErr w:type="gramStart"/>
+      <w:r>
+        <w:rPr>
+          <w:sz w:val="24"/>
+          <w:szCs w:val="24"/>
+          <w:lang w:val="en-US"/>
+        </w:rPr>
+        <w:t>fact(</w:t>
+      </w:r>
+      <w:proofErr w:type="gramEnd"/>
+      <w:r>
+        <w:rPr>
+          <w:sz w:val="24"/>
+          <w:szCs w:val="24"/>
+          <w:lang w:val="en-US"/>
+        </w:rPr>
+        <w:t xml:space="preserve">5) = 5 × </w:t>
+      </w:r>
+      <w:proofErr w:type="gramStart"/>
+      <w:r>
+        <w:rPr>
+          <w:sz w:val="24"/>
+          <w:szCs w:val="24"/>
+          <w:lang w:val="en-US"/>
+        </w:rPr>
+        <w:t>fact(</w:t>
+      </w:r>
+      <w:proofErr w:type="gramEnd"/>
+      <w:r>
+        <w:rPr>
+          <w:sz w:val="24"/>
+          <w:szCs w:val="24"/>
+          <w:lang w:val="en-US"/>
+        </w:rPr>
+        <w:t>4)</w:t>
+      </w:r>
+    </w:p>
+    <w:p>
+      <w:pPr>
+        <w:rPr>
+          <w:sz w:val="24"/>
+          <w:szCs w:val="24"/>
+          <w:lang w:val="en-US"/>
+        </w:rPr>
+      </w:pPr>
+      <w:proofErr w:type="gramStart"/>
+      <w:r>
+        <w:rPr>
+          <w:sz w:val="24"/>
+          <w:szCs w:val="24"/>
+          <w:lang w:val="en-US"/>
+        </w:rPr>
+        <w:t>fact(</w:t>
+      </w:r>
+      <w:proofErr w:type="gramEnd"/>
+      <w:r>
+        <w:rPr>
+          <w:sz w:val="24"/>
+          <w:szCs w:val="24"/>
+          <w:lang w:val="en-US"/>
+        </w:rPr>
+        <w:t xml:space="preserve">4) = 4 × </w:t>
+      </w:r>
+      <w:proofErr w:type="gramStart"/>
+      <w:r>
+        <w:rPr>
+          <w:sz w:val="24"/>
+          <w:szCs w:val="24"/>
+          <w:lang w:val="en-US"/>
+        </w:rPr>
+        <w:t>fact(</w:t>
+      </w:r>
+      <w:proofErr w:type="gramEnd"/>
+      <w:r>
+        <w:rPr>
+          <w:sz w:val="24"/>
+          <w:szCs w:val="24"/>
+          <w:lang w:val="en-US"/>
+        </w:rPr>
+        <w:t>3)</w:t>
+      </w:r>
+    </w:p>
+    <w:p>
+      <w:pPr>
+        <w:rPr>
+          <w:sz w:val="24"/>
+          <w:szCs w:val="24"/>
+          <w:lang w:val="en-US"/>
+        </w:rPr>
+      </w:pPr>
+      <w:r>
+        <w:rPr>
+          <w:sz w:val="24"/>
+          <w:szCs w:val="24"/>
+          <w:lang w:val="en-US"/>
+        </w:rPr>
+        <w:t>… continues</w:t>
+      </w:r>
+    </w:p>
+    <w:p>
+      <w:pPr>
+        <w:rPr>
+          <w:sz w:val="24"/>
+          <w:szCs w:val="24"/>
+          <w:lang w:val="en-US"/>
+        </w:rPr>
+      </w:pPr>
+      <w:proofErr w:type="gramStart"/>
+      <w:r>
+        <w:rPr>
+          <w:sz w:val="24"/>
+          <w:szCs w:val="24"/>
+          <w:lang w:val="en-US"/>
+        </w:rPr>
+        <w:t>fact(</w:t>
+      </w:r>
+      <w:proofErr w:type="gramEnd"/>
+      <w:r>
+        <w:rPr>
+          <w:sz w:val="24"/>
+          <w:szCs w:val="24"/>
+          <w:lang w:val="en-US"/>
+        </w:rPr>
+        <w:t>0) = 1 (stops)</w:t>
+      </w:r>
+    </w:p>
+    <w:p>
+      <w:pPr>
+        <w:rPr>
+          <w:b/>
+          <w:bCs/>
+          <w:sz w:val="24"/>
+          <w:szCs w:val="24"/>
+          <w:lang w:val="en-US"/>
+        </w:rPr>
+      </w:pPr>
+      <w:r>
+        <w:rPr>
+          <w:b/>
+          <w:bCs/>
+          <w:sz w:val="24"/>
+          <w:szCs w:val="24"/>
+          <w:lang w:val="en-US"/>
+        </w:rPr>
+        <w:t xml:space="preserve">4.4 </w:t>
+      </w:r>
+      <w:r>
+        <w:rPr>
+          <w:b/>
+          <w:bCs/>
+          <w:sz w:val="24"/>
+          <w:szCs w:val="24"/>
+          <w:lang w:val="en-US"/>
+        </w:rPr>
+        <w:t>What</w:t>
+      </w:r>
+      <w:r>
+        <w:rPr>
+          <w:b/>
+          <w:bCs/>
+          <w:sz w:val="24"/>
+          <w:szCs w:val="24"/>
+          <w:lang w:val="en-US"/>
+        </w:rPr>
+        <w:t xml:space="preserve"> </w:t>
+      </w:r>
+      <w:r>
+        <w:rPr>
+          <w:b/>
+          <w:bCs/>
+          <w:sz w:val="24"/>
+          <w:szCs w:val="24"/>
+          <w:lang w:val="en-US"/>
+        </w:rPr>
+        <w:t>are</w:t>
+      </w:r>
+      <w:r>
+        <w:rPr>
+          <w:b/>
+          <w:bCs/>
+          <w:sz w:val="24"/>
+          <w:szCs w:val="24"/>
+          <w:lang w:val="en-US"/>
+        </w:rPr>
+        <w:t xml:space="preserve"> </w:t>
+      </w:r>
+      <w:r>
+        <w:rPr>
+          <w:b/>
+          <w:bCs/>
+          <w:sz w:val="24"/>
+          <w:szCs w:val="24"/>
+          <w:lang w:val="en-US"/>
+        </w:rPr>
+        <w:t>function prototypes in</w:t>
+      </w:r>
+      <w:r>
+        <w:rPr>
+          <w:b/>
+          <w:bCs/>
+          <w:sz w:val="24"/>
+          <w:szCs w:val="24"/>
+          <w:lang w:val="en-US"/>
+        </w:rPr>
+        <w:t xml:space="preserve"> </w:t>
+      </w:r>
+      <w:proofErr w:type="gramStart"/>
+      <w:r>
+        <w:rPr>
+          <w:b/>
+          <w:bCs/>
+          <w:sz w:val="24"/>
+          <w:szCs w:val="24"/>
+          <w:lang w:val="en-US"/>
+        </w:rPr>
+        <w:t>C++?Why</w:t>
+      </w:r>
+      <w:proofErr w:type="gramEnd"/>
+      <w:r>
+        <w:rPr>
+          <w:b/>
+          <w:bCs/>
+          <w:sz w:val="24"/>
+          <w:szCs w:val="24"/>
+          <w:lang w:val="en-US"/>
+        </w:rPr>
+        <w:t xml:space="preserve"> </w:t>
+      </w:r>
+      <w:r>
+        <w:rPr>
+          <w:b/>
+          <w:bCs/>
+          <w:sz w:val="24"/>
+          <w:szCs w:val="24"/>
+          <w:lang w:val="en-US"/>
+        </w:rPr>
+        <w:t>are</w:t>
+      </w:r>
+      <w:r>
+        <w:rPr>
+          <w:b/>
+          <w:bCs/>
+          <w:sz w:val="24"/>
+          <w:szCs w:val="24"/>
+          <w:lang w:val="en-US"/>
+        </w:rPr>
+        <w:t xml:space="preserve"> </w:t>
+      </w:r>
+      <w:r>
+        <w:rPr>
+          <w:b/>
+          <w:bCs/>
+          <w:sz w:val="24"/>
+          <w:szCs w:val="24"/>
+          <w:lang w:val="en-US"/>
+        </w:rPr>
+        <w:t>they</w:t>
+      </w:r>
+      <w:r>
+        <w:rPr>
+          <w:b/>
+          <w:bCs/>
+          <w:sz w:val="24"/>
+          <w:szCs w:val="24"/>
+          <w:lang w:val="en-US"/>
+        </w:rPr>
+        <w:t xml:space="preserve"> </w:t>
+      </w:r>
+      <w:r>
+        <w:rPr>
+          <w:b/>
+          <w:bCs/>
+          <w:sz w:val="24"/>
+          <w:szCs w:val="24"/>
+          <w:lang w:val="en-US"/>
+        </w:rPr>
+        <w:t>used?</w:t>
+      </w:r>
+    </w:p>
+    <w:p>
+      <w:pPr>
+        <w:rPr>
+          <w:sz w:val="24"/>
+          <w:szCs w:val="24"/>
+          <w:lang w:val="en-US"/>
+        </w:rPr>
+      </w:pPr>
+      <w:r>
+        <w:rPr>
+          <w:sz w:val="24"/>
+          <w:szCs w:val="24"/>
+          <w:lang w:val="en-US"/>
+        </w:rPr>
+        <w:t>A function prototype is a declaration of a function that tells the compiler:</w:t>
+      </w:r>
+    </w:p>
+    <w:p>
+      <w:pPr>
+        <w:rPr>
+          <w:sz w:val="24"/>
+          <w:szCs w:val="24"/>
+          <w:lang w:val="en-US"/>
+        </w:rPr>
+      </w:pPr>
+      <w:r>
+        <w:rPr>
+          <w:sz w:val="24"/>
+          <w:szCs w:val="24"/>
+          <w:lang w:val="en-US"/>
+        </w:rPr>
+        <w:t>Function name</w:t>
+      </w:r>
+    </w:p>
+    <w:p>
+      <w:pPr>
+        <w:rPr>
+          <w:sz w:val="24"/>
+          <w:szCs w:val="24"/>
+          <w:lang w:val="en-US"/>
+        </w:rPr>
+      </w:pPr>
+      <w:r>
+        <w:rPr>
+          <w:sz w:val="24"/>
+          <w:szCs w:val="24"/>
+          <w:lang w:val="en-US"/>
+        </w:rPr>
+        <w:t>Return type</w:t>
+      </w:r>
+    </w:p>
+    <w:p>
+      <w:pPr>
+        <w:rPr>
+          <w:sz w:val="24"/>
+          <w:szCs w:val="24"/>
+          <w:lang w:val="en-US"/>
+        </w:rPr>
+      </w:pPr>
+      <w:r>
+        <w:rPr>
+          <w:sz w:val="24"/>
+          <w:szCs w:val="24"/>
+          <w:lang w:val="en-US"/>
+        </w:rPr>
+        <w:t>Parameters</w:t>
+      </w:r>
+    </w:p>
+    <w:p>
+      <w:pPr>
+        <w:rPr>
+          <w:sz w:val="24"/>
+          <w:szCs w:val="24"/>
+          <w:lang w:val="en-US"/>
+        </w:rPr>
+      </w:pPr>
+      <w:r>
+        <w:rPr>
+          <w:sz w:val="24"/>
+          <w:szCs w:val="24"/>
+          <w:lang w:val="en-US"/>
+        </w:rPr>
+        <w:t xml:space="preserve">It is written before </w:t>
+      </w:r>
+      <w:proofErr w:type="gramStart"/>
+      <w:r>
+        <w:rPr>
+          <w:sz w:val="24"/>
+          <w:szCs w:val="24"/>
+          <w:lang w:val="en-US"/>
+        </w:rPr>
+        <w:t>main(</w:t>
+      </w:r>
+      <w:proofErr w:type="gramEnd"/>
+      <w:r>
+        <w:rPr>
+          <w:sz w:val="24"/>
+          <w:szCs w:val="24"/>
+          <w:lang w:val="en-US"/>
+        </w:rPr>
+        <w:t>).</w:t>
+      </w:r>
+    </w:p>
+    <w:p>
+      <w:pPr>
+        <w:rPr>
+          <w:b/>
+          <w:bCs/>
+          <w:sz w:val="24"/>
+          <w:szCs w:val="24"/>
+          <w:lang w:val="en-US"/>
+        </w:rPr>
+      </w:pPr>
+      <w:r>
+        <w:rPr>
+          <w:b/>
+          <w:bCs/>
+          <w:sz w:val="24"/>
+          <w:szCs w:val="24"/>
+          <w:lang w:val="en-US"/>
+        </w:rPr>
+        <w:t>Example</w:t>
+      </w:r>
+    </w:p>
+    <w:p>
+      <w:pPr>
+        <w:rPr>
+          <w:sz w:val="24"/>
+          <w:szCs w:val="24"/>
+          <w:lang w:val="en-US"/>
+        </w:rPr>
+      </w:pPr>
+      <w:r>
+        <w:rPr>
+          <w:sz w:val="24"/>
+          <w:szCs w:val="24"/>
+          <w:lang w:val="en-US"/>
+        </w:rPr>
+        <w:t>#include&lt;iostream&gt;</w:t>
+      </w:r>
+    </w:p>
+    <w:p>
+      <w:pPr>
+        <w:rPr>
+          <w:sz w:val="24"/>
+          <w:szCs w:val="24"/>
+          <w:lang w:val="en-US"/>
+        </w:rPr>
+      </w:pPr>
+      <w:r>
+        <w:rPr>
+          <w:sz w:val="24"/>
+          <w:szCs w:val="24"/>
+          <w:lang w:val="en-US"/>
+        </w:rPr>
+        <w:t>using namespace std;</w:t>
+      </w:r>
+    </w:p>
+    <w:p>
+      <w:pPr>
+        <w:rPr>
+          <w:sz w:val="24"/>
+          <w:szCs w:val="24"/>
+          <w:lang w:val="en-US"/>
+        </w:rPr>
+      </w:pPr>
+    </w:p>
+    <w:p>
+      <w:pPr>
+        <w:rPr>
+          <w:sz w:val="24"/>
+          <w:szCs w:val="24"/>
+          <w:lang w:val="en-US"/>
+        </w:rPr>
+      </w:pPr>
+      <w:r>
+        <w:rPr>
+          <w:sz w:val="24"/>
+          <w:szCs w:val="24"/>
+          <w:lang w:val="en-US"/>
+        </w:rPr>
+        <w:t xml:space="preserve">int </w:t>
+      </w:r>
+      <w:proofErr w:type="gramStart"/>
+      <w:r>
+        <w:rPr>
+          <w:sz w:val="24"/>
+          <w:szCs w:val="24"/>
+          <w:lang w:val="en-US"/>
+        </w:rPr>
+        <w:t>add(</w:t>
+      </w:r>
+      <w:proofErr w:type="gramEnd"/>
+      <w:r>
+        <w:rPr>
+          <w:sz w:val="24"/>
+          <w:szCs w:val="24"/>
+          <w:lang w:val="en-US"/>
+        </w:rPr>
+        <w:t>int, int</w:t>
+      </w:r>
+      <w:proofErr w:type="gramStart"/>
+      <w:r>
+        <w:rPr>
+          <w:sz w:val="24"/>
+          <w:szCs w:val="24"/>
+          <w:lang w:val="en-US"/>
+        </w:rPr>
+        <w:t xml:space="preserve">);   </w:t>
+      </w:r>
+      <w:proofErr w:type="gramEnd"/>
+      <w:r>
+        <w:rPr>
+          <w:sz w:val="24"/>
+          <w:szCs w:val="24"/>
+          <w:lang w:val="en-US"/>
+        </w:rPr>
+        <w:t>// Function prototype</w:t>
+      </w:r>
+    </w:p>
+    <w:p>
+      <w:pPr>
+        <w:rPr>
+          <w:sz w:val="24"/>
+          <w:szCs w:val="24"/>
+          <w:lang w:val="en-US"/>
+        </w:rPr>
+      </w:pPr>
+      <w:r>
+        <w:rPr>
+          <w:sz w:val="24"/>
+          <w:szCs w:val="24"/>
+          <w:lang w:val="en-US"/>
+        </w:rPr>
+        <w:t xml:space="preserve">int </w:t>
+      </w:r>
+      <w:proofErr w:type="gramStart"/>
+      <w:r>
+        <w:rPr>
+          <w:sz w:val="24"/>
+          <w:szCs w:val="24"/>
+          <w:lang w:val="en-US"/>
+        </w:rPr>
+        <w:t>main(</w:t>
+      </w:r>
+      <w:proofErr w:type="gramEnd"/>
+      <w:r>
+        <w:rPr>
+          <w:sz w:val="24"/>
+          <w:szCs w:val="24"/>
+          <w:lang w:val="en-US"/>
+        </w:rPr>
+        <w:t>)</w:t>
+      </w:r>
+    </w:p>
+    <w:p>
+      <w:pPr>
+        <w:rPr>
+          <w:sz w:val="24"/>
+          <w:szCs w:val="24"/>
+          <w:lang w:val="en-US"/>
+        </w:rPr>
+      </w:pPr>
+      <w:r>
+        <w:rPr>
+          <w:sz w:val="24"/>
+          <w:szCs w:val="24"/>
+          <w:lang w:val="en-US"/>
+        </w:rPr>
+        <w:t>{</w:t>
+      </w:r>
+    </w:p>
+    <w:p>
+      <w:pPr>
+        <w:rPr>
+          <w:sz w:val="24"/>
+          <w:szCs w:val="24"/>
+          <w:lang w:val="en-US"/>
+        </w:rPr>
+      </w:pPr>
+      <w:r>
+        <w:rPr>
+          <w:sz w:val="24"/>
+          <w:szCs w:val="24"/>
+          <w:lang w:val="en-US"/>
+        </w:rPr>
+        <w:t xml:space="preserve">    </w:t>
+      </w:r>
+      <w:proofErr w:type="spellStart"/>
+      <w:r>
+        <w:rPr>
+          <w:sz w:val="24"/>
+          <w:szCs w:val="24"/>
+          <w:lang w:val="en-US"/>
+        </w:rPr>
+        <w:t>cout</w:t>
+      </w:r>
+      <w:proofErr w:type="spellEnd"/>
+      <w:r>
+        <w:rPr>
+          <w:sz w:val="24"/>
+          <w:szCs w:val="24"/>
+          <w:lang w:val="en-US"/>
+        </w:rPr>
+        <w:t xml:space="preserve"> &lt;&lt; </w:t>
+      </w:r>
+      <w:proofErr w:type="gramStart"/>
+      <w:r>
+        <w:rPr>
+          <w:sz w:val="24"/>
+          <w:szCs w:val="24"/>
+          <w:lang w:val="en-US"/>
+        </w:rPr>
+        <w:t>add(</w:t>
+      </w:r>
+      <w:proofErr w:type="gramEnd"/>
+      <w:r>
+        <w:rPr>
+          <w:sz w:val="24"/>
+          <w:szCs w:val="24"/>
+          <w:lang w:val="en-US"/>
+        </w:rPr>
+        <w:t>2, 3);</w:t>
+      </w:r>
+    </w:p>
+    <w:p>
+      <w:pPr>
+        <w:rPr>
+          <w:sz w:val="24"/>
+          <w:szCs w:val="24"/>
+          <w:lang w:val="en-US"/>
+        </w:rPr>
+      </w:pPr>
+      <w:r>
+        <w:rPr>
+          <w:sz w:val="24"/>
+          <w:szCs w:val="24"/>
+          <w:lang w:val="en-US"/>
+        </w:rPr>
+        <w:t>}</w:t>
+      </w:r>
+    </w:p>
+    <w:p>
+      <w:pPr>
+        <w:rPr>
+          <w:sz w:val="24"/>
+          <w:szCs w:val="24"/>
+          <w:lang w:val="en-US"/>
+        </w:rPr>
+      </w:pPr>
+      <w:r>
+        <w:rPr>
+          <w:sz w:val="24"/>
+          <w:szCs w:val="24"/>
+          <w:lang w:val="en-US"/>
+        </w:rPr>
+        <w:t xml:space="preserve">int </w:t>
+      </w:r>
+      <w:proofErr w:type="gramStart"/>
+      <w:r>
+        <w:rPr>
+          <w:sz w:val="24"/>
+          <w:szCs w:val="24"/>
+          <w:lang w:val="en-US"/>
+        </w:rPr>
+        <w:t>add(</w:t>
+      </w:r>
+      <w:proofErr w:type="gramEnd"/>
+      <w:r>
+        <w:rPr>
+          <w:sz w:val="24"/>
+          <w:szCs w:val="24"/>
+          <w:lang w:val="en-US"/>
+        </w:rPr>
+        <w:t xml:space="preserve">int a, int </w:t>
+      </w:r>
+      <w:proofErr w:type="gramStart"/>
+      <w:r>
+        <w:rPr>
+          <w:sz w:val="24"/>
+          <w:szCs w:val="24"/>
+          <w:lang w:val="en-US"/>
+        </w:rPr>
+        <w:t xml:space="preserve">b)   </w:t>
+      </w:r>
+      <w:proofErr w:type="gramEnd"/>
+      <w:r>
+        <w:rPr>
+          <w:sz w:val="24"/>
+          <w:szCs w:val="24"/>
+          <w:lang w:val="en-US"/>
+        </w:rPr>
+        <w:t>// Function definition</w:t>
+      </w:r>
+    </w:p>
+    <w:p>
+      <w:pPr>
+        <w:rPr>
+          <w:sz w:val="24"/>
+          <w:szCs w:val="24"/>
+          <w:lang w:val="en-US"/>
+        </w:rPr>
+      </w:pPr>
+      <w:r>
+        <w:rPr>
+          <w:sz w:val="24"/>
+          <w:szCs w:val="24"/>
+          <w:lang w:val="en-US"/>
+        </w:rPr>
+        <w:t>{</w:t>
+      </w:r>
+    </w:p>
+    <w:p>
+      <w:pPr>
+        <w:rPr>
+          <w:sz w:val="24"/>
+          <w:szCs w:val="24"/>
+          <w:lang w:val="en-US"/>
+        </w:rPr>
+      </w:pPr>
+      <w:r>
+        <w:rPr>
+          <w:sz w:val="24"/>
+          <w:szCs w:val="24"/>
+          <w:lang w:val="en-US"/>
+        </w:rPr>
+        <w:t xml:space="preserve">    return a + b;</w:t>
+      </w:r>
+    </w:p>
+    <w:p>
+      <w:pPr>
+        <w:rPr>
+          <w:sz w:val="24"/>
+          <w:szCs w:val="24"/>
+          <w:lang w:val="en-US"/>
+        </w:rPr>
+      </w:pPr>
+      <w:r>
+        <w:rPr>
+          <w:sz w:val="24"/>
+          <w:szCs w:val="24"/>
+          <w:lang w:val="en-US"/>
+        </w:rPr>
+        <w:t>}</w:t>
+      </w:r>
+    </w:p>
+    <w:p>
+      <w:pPr>
+        <w:rPr>
+          <w:b/>
+          <w:bCs/>
+          <w:sz w:val="24"/>
+          <w:szCs w:val="24"/>
+          <w:lang w:val="en-US"/>
+        </w:rPr>
+      </w:pPr>
+      <w:r>
+        <w:rPr>
+          <w:b/>
+          <w:bCs/>
+          <w:sz w:val="24"/>
+          <w:szCs w:val="24"/>
+          <w:lang w:val="en-US"/>
+        </w:rPr>
+        <w:t>Uses:</w:t>
+      </w:r>
+    </w:p>
+    <w:p>
+      <w:pPr>
+        <w:rPr>
+          <w:sz w:val="24"/>
+          <w:szCs w:val="24"/>
+          <w:lang w:val="en-US"/>
+        </w:rPr>
+      </w:pPr>
+      <w:r>
+        <w:rPr>
+          <w:sz w:val="24"/>
+          <w:szCs w:val="24"/>
+          <w:lang w:val="en-US"/>
+        </w:rPr>
+        <w:t>To inform the compiler about the function before its use</w:t>
+      </w:r>
+    </w:p>
+    <w:p>
+      <w:pPr>
+        <w:rPr>
+          <w:sz w:val="24"/>
+          <w:szCs w:val="24"/>
+          <w:lang w:val="en-US"/>
+        </w:rPr>
+      </w:pPr>
+      <w:r>
+        <w:rPr>
+          <w:sz w:val="24"/>
+          <w:szCs w:val="24"/>
+          <w:lang w:val="en-US"/>
+        </w:rPr>
+        <w:t xml:space="preserve">To avoid errors when function is defined after </w:t>
+      </w:r>
+      <w:proofErr w:type="gramStart"/>
+      <w:r>
+        <w:rPr>
+          <w:sz w:val="24"/>
+          <w:szCs w:val="24"/>
+          <w:lang w:val="en-US"/>
+        </w:rPr>
+        <w:t>main(</w:t>
+      </w:r>
+      <w:proofErr w:type="gramEnd"/>
+      <w:r>
+        <w:rPr>
+          <w:sz w:val="24"/>
+          <w:szCs w:val="24"/>
+          <w:lang w:val="en-US"/>
+        </w:rPr>
+        <w:t>)</w:t>
+      </w:r>
+    </w:p>
+    <w:p>
+      <w:pPr>
+        <w:rPr>
+          <w:sz w:val="24"/>
+          <w:szCs w:val="24"/>
+          <w:lang w:val="en-US"/>
+        </w:rPr>
+      </w:pPr>
+      <w:r>
+        <w:rPr>
+          <w:sz w:val="24"/>
+          <w:szCs w:val="24"/>
+          <w:lang w:val="en-US"/>
+        </w:rPr>
+        <w:t>Helps in type checking of arguments</w:t>
+      </w:r>
+    </w:p>
+    <w:p>
+      <w:pPr>
+        <w:rPr>
+          <w:b/>
+          <w:bCs/>
+          <w:sz w:val="24"/>
+          <w:szCs w:val="24"/>
+          <w:lang w:val="en-US"/>
+        </w:rPr>
+      </w:pPr>
+      <w:r>
+        <w:rPr>
+          <w:b/>
+          <w:bCs/>
+          <w:sz w:val="24"/>
+          <w:szCs w:val="24"/>
+          <w:lang w:val="en-US"/>
+        </w:rPr>
+        <w:t xml:space="preserve">5.1 </w:t>
+      </w:r>
+      <w:r>
+        <w:rPr>
+          <w:b/>
+          <w:bCs/>
+          <w:sz w:val="24"/>
+          <w:szCs w:val="24"/>
+          <w:lang w:val="en-US"/>
+        </w:rPr>
+        <w:t>What</w:t>
+      </w:r>
+      <w:r>
+        <w:rPr>
+          <w:b/>
+          <w:bCs/>
+          <w:sz w:val="24"/>
+          <w:szCs w:val="24"/>
+          <w:lang w:val="en-US"/>
+        </w:rPr>
+        <w:t xml:space="preserve"> </w:t>
+      </w:r>
+      <w:r>
+        <w:rPr>
+          <w:b/>
+          <w:bCs/>
+          <w:sz w:val="24"/>
+          <w:szCs w:val="24"/>
+          <w:lang w:val="en-US"/>
+        </w:rPr>
+        <w:t>are</w:t>
+      </w:r>
+      <w:r>
+        <w:rPr>
+          <w:b/>
+          <w:bCs/>
+          <w:sz w:val="24"/>
+          <w:szCs w:val="24"/>
+          <w:lang w:val="en-US"/>
+        </w:rPr>
+        <w:t xml:space="preserve"> </w:t>
+      </w:r>
+      <w:r>
+        <w:rPr>
+          <w:b/>
+          <w:bCs/>
+          <w:sz w:val="24"/>
+          <w:szCs w:val="24"/>
+          <w:lang w:val="en-US"/>
+        </w:rPr>
+        <w:t>arrays in C++?</w:t>
+      </w:r>
+      <w:r>
+        <w:rPr>
+          <w:b/>
+          <w:bCs/>
+          <w:sz w:val="24"/>
+          <w:szCs w:val="24"/>
+          <w:lang w:val="en-US"/>
+        </w:rPr>
+        <w:t xml:space="preserve"> </w:t>
+      </w:r>
+      <w:r>
+        <w:rPr>
+          <w:b/>
+          <w:bCs/>
+          <w:sz w:val="24"/>
+          <w:szCs w:val="24"/>
+          <w:lang w:val="en-US"/>
+        </w:rPr>
+        <w:t>Explain the difference between single-dimensional and multi</w:t>
+      </w:r>
+    </w:p>
+    <w:p>
+      <w:pPr>
+        <w:rPr>
+          <w:b/>
+          <w:bCs/>
+          <w:sz w:val="24"/>
+          <w:szCs w:val="24"/>
+          <w:lang w:val="en-US"/>
+        </w:rPr>
+      </w:pPr>
+      <w:r>
+        <w:rPr>
+          <w:b/>
+          <w:bCs/>
+          <w:sz w:val="24"/>
+          <w:szCs w:val="24"/>
+          <w:lang w:val="en-US"/>
+        </w:rPr>
+        <w:t>dimensional arrays.</w:t>
+      </w:r>
+    </w:p>
+    <w:p>
+      <w:pPr>
+        <w:rPr>
+          <w:b/>
+          <w:bCs/>
+          <w:sz w:val="24"/>
+          <w:szCs w:val="24"/>
+          <w:lang w:val="en-US"/>
+        </w:rPr>
+      </w:pPr>
+      <w:r>
+        <w:rPr>
+          <w:b/>
+          <w:bCs/>
+          <w:sz w:val="24"/>
+          <w:szCs w:val="24"/>
+          <w:lang w:val="en-US"/>
+        </w:rPr>
+        <w:t xml:space="preserve">Arrays </w:t>
+      </w:r>
+    </w:p>
+    <w:p>
+      <w:pPr>
+        <w:rPr>
+          <w:sz w:val="24"/>
+          <w:szCs w:val="24"/>
+          <w:lang w:val="en-US"/>
+        </w:rPr>
+      </w:pPr>
+      <w:r>
+        <w:rPr>
+          <w:sz w:val="24"/>
+          <w:szCs w:val="24"/>
+          <w:lang w:val="en-US"/>
+        </w:rPr>
+        <w:t>An array is a collection of elements of the same data type stored at continuous memory locations.</w:t>
+      </w:r>
+    </w:p>
+    <w:p>
+      <w:pPr>
+        <w:rPr>
+          <w:b/>
+          <w:bCs/>
+          <w:sz w:val="24"/>
+          <w:szCs w:val="24"/>
+          <w:lang w:val="en-US"/>
+        </w:rPr>
+      </w:pPr>
+      <w:r>
+        <w:rPr>
+          <w:b/>
+          <w:bCs/>
+          <w:sz w:val="24"/>
+          <w:szCs w:val="24"/>
+          <w:lang w:val="en-US"/>
+        </w:rPr>
+        <w:t>Types of Arrays</w:t>
+      </w:r>
+    </w:p>
+    <w:p>
+      <w:pPr>
+        <w:rPr>
+          <w:sz w:val="24"/>
+          <w:szCs w:val="24"/>
+          <w:lang w:val="en-US"/>
+        </w:rPr>
+      </w:pPr>
+      <w:r>
+        <w:rPr>
+          <w:sz w:val="24"/>
+          <w:szCs w:val="24"/>
+          <w:lang w:val="en-US"/>
+        </w:rPr>
+        <w:t>1. Single-Dimensional Array</w:t>
+      </w:r>
+    </w:p>
+    <w:p>
+      <w:pPr>
+        <w:rPr>
+          <w:sz w:val="24"/>
+          <w:szCs w:val="24"/>
+          <w:lang w:val="en-US"/>
+        </w:rPr>
+      </w:pPr>
+      <w:r>
+        <w:rPr>
+          <w:sz w:val="24"/>
+          <w:szCs w:val="24"/>
+          <w:lang w:val="en-US"/>
+        </w:rPr>
+        <w:t>Stores elements in one row (linear form)</w:t>
+      </w:r>
+    </w:p>
+    <w:p>
+      <w:pPr>
+        <w:rPr>
+          <w:sz w:val="24"/>
+          <w:szCs w:val="24"/>
+          <w:lang w:val="en-US"/>
+        </w:rPr>
+      </w:pPr>
+      <w:r>
+        <w:rPr>
+          <w:sz w:val="24"/>
+          <w:szCs w:val="24"/>
+          <w:lang w:val="en-US"/>
+        </w:rPr>
+        <w:t>Uses one index</w:t>
+      </w:r>
+    </w:p>
+    <w:p>
+      <w:pPr>
+        <w:rPr>
+          <w:sz w:val="24"/>
+          <w:szCs w:val="24"/>
+          <w:lang w:val="en-US"/>
+        </w:rPr>
+      </w:pPr>
+      <w:r>
+        <w:rPr>
+          <w:sz w:val="24"/>
+          <w:szCs w:val="24"/>
+          <w:lang w:val="en-US"/>
+        </w:rPr>
+        <w:t>Example:</w:t>
+      </w:r>
+    </w:p>
+    <w:p>
+      <w:pPr>
+        <w:rPr>
+          <w:sz w:val="24"/>
+          <w:szCs w:val="24"/>
+          <w:lang w:val="en-US"/>
+        </w:rPr>
+      </w:pPr>
+      <w:r>
+        <w:rPr>
+          <w:sz w:val="24"/>
+          <w:szCs w:val="24"/>
+          <w:lang w:val="en-US"/>
+        </w:rPr>
+        <w:t xml:space="preserve">int </w:t>
+      </w:r>
+      <w:proofErr w:type="spellStart"/>
+      <w:proofErr w:type="gramStart"/>
+      <w:r>
+        <w:rPr>
+          <w:sz w:val="24"/>
+          <w:szCs w:val="24"/>
+          <w:lang w:val="en-US"/>
+        </w:rPr>
+        <w:t>arr</w:t>
+      </w:r>
+      <w:proofErr w:type="spellEnd"/>
+      <w:r>
+        <w:rPr>
+          <w:sz w:val="24"/>
+          <w:szCs w:val="24"/>
+          <w:lang w:val="en-US"/>
+        </w:rPr>
+        <w:t>[</w:t>
+      </w:r>
+      <w:proofErr w:type="gramEnd"/>
+      <w:r>
+        <w:rPr>
+          <w:sz w:val="24"/>
+          <w:szCs w:val="24"/>
+          <w:lang w:val="en-US"/>
+        </w:rPr>
+        <w:t>5] = {1, 2, 3, 4, 5};</w:t>
+      </w:r>
+    </w:p>
+    <w:p>
+      <w:pPr>
+        <w:rPr>
+          <w:sz w:val="24"/>
+          <w:szCs w:val="24"/>
+          <w:lang w:val="en-US"/>
+        </w:rPr>
+      </w:pPr>
+      <w:r>
+        <w:rPr>
+          <w:sz w:val="24"/>
+          <w:szCs w:val="24"/>
+          <w:lang w:val="en-US"/>
+        </w:rPr>
+        <w:t>2. Multi-Dimensional Array</w:t>
+      </w:r>
+    </w:p>
+    <w:p>
+      <w:pPr>
+        <w:rPr>
+          <w:sz w:val="24"/>
+          <w:szCs w:val="24"/>
+          <w:lang w:val="en-US"/>
+        </w:rPr>
+      </w:pPr>
+      <w:r>
+        <w:rPr>
+          <w:sz w:val="24"/>
+          <w:szCs w:val="24"/>
+          <w:lang w:val="en-US"/>
+        </w:rPr>
+        <w:t>Stores elements in rows and columns (table form)</w:t>
+      </w:r>
+    </w:p>
+    <w:p>
+      <w:pPr>
+        <w:rPr>
+          <w:sz w:val="24"/>
+          <w:szCs w:val="24"/>
+          <w:lang w:val="en-US"/>
+        </w:rPr>
+      </w:pPr>
+      <w:r>
+        <w:rPr>
+          <w:sz w:val="24"/>
+          <w:szCs w:val="24"/>
+          <w:lang w:val="en-US"/>
+        </w:rPr>
+        <w:t>Uses multiple indices</w:t>
+      </w:r>
+    </w:p>
+    <w:p>
+      <w:pPr>
+        <w:rPr>
+          <w:sz w:val="24"/>
+          <w:szCs w:val="24"/>
+          <w:lang w:val="en-US"/>
+        </w:rPr>
+      </w:pPr>
+      <w:r>
+        <w:rPr>
+          <w:sz w:val="24"/>
+          <w:szCs w:val="24"/>
+          <w:lang w:val="en-US"/>
+        </w:rPr>
+        <w:t>Example:</w:t>
+      </w:r>
+    </w:p>
+    <w:p>
+      <w:pPr>
+        <w:rPr>
+          <w:sz w:val="24"/>
+          <w:szCs w:val="24"/>
+          <w:lang w:val="en-US"/>
+        </w:rPr>
+      </w:pPr>
+      <w:r>
+        <w:rPr>
+          <w:sz w:val="24"/>
+          <w:szCs w:val="24"/>
+          <w:lang w:val="en-US"/>
+        </w:rPr>
+        <w:t xml:space="preserve">int </w:t>
+      </w:r>
+      <w:proofErr w:type="spellStart"/>
+      <w:proofErr w:type="gramStart"/>
+      <w:r>
+        <w:rPr>
+          <w:sz w:val="24"/>
+          <w:szCs w:val="24"/>
+          <w:lang w:val="en-US"/>
+        </w:rPr>
+        <w:t>arr</w:t>
+      </w:r>
+      <w:proofErr w:type="spellEnd"/>
+      <w:r>
+        <w:rPr>
+          <w:sz w:val="24"/>
+          <w:szCs w:val="24"/>
+          <w:lang w:val="en-US"/>
+        </w:rPr>
+        <w:t>[</w:t>
+      </w:r>
+      <w:proofErr w:type="gramEnd"/>
+      <w:r>
+        <w:rPr>
+          <w:sz w:val="24"/>
+          <w:szCs w:val="24"/>
+          <w:lang w:val="en-US"/>
+        </w:rPr>
+        <w:t>2][3] = {{1, 2, 3}, {4, 5, 6}};</w:t>
+      </w:r>
+    </w:p>
+    <w:tbl>
+      <w:tblPr>
+        <w:tblStyle w:val="TableGrid"/>
+        <w:tblW w:w="0" w:type="auto"/>
+        <w:tblLook w:val="04A0" w:firstRow="1" w:lastRow="0" w:firstColumn="1" w:lastColumn="0" w:noHBand="0" w:noVBand="1"/>
+      </w:tblPr>
+      <w:tblGrid>
+        <w:gridCol w:w="4508"/>
+        <w:gridCol w:w="4508"/>
+      </w:tblGrid>
+      <w:tr>
+        <w:trPr>
+          <w:trHeight w:val="274"/>
+        </w:trPr>
+        <w:tc>
+          <w:tcPr>
+            <w:tcW w:w="4508" w:type="dxa"/>
+          </w:tcPr>
+          <w:p>
+            <w:pPr>
+              <w:rPr>
+                <w:b/>
+                <w:bCs/>
+              </w:rPr>
+            </w:pPr>
+            <w:r>
+              <w:rPr>
+                <w:b/>
+                <w:bCs/>
+              </w:rPr>
+              <w:lastRenderedPageBreak/>
+              <w:t>Single-Dimensional</w:t>
+            </w:r>
+          </w:p>
+          <w:p>
+            <w:pPr>
+              <w:rPr>
+                <w:sz w:val="24"/>
+                <w:szCs w:val="24"/>
+                <w:lang w:val="en-US"/>
+              </w:rPr>
+            </w:pPr>
+          </w:p>
+        </w:tc>
+        <w:tc>
+          <w:tcPr>
+            <w:tcW w:w="4508" w:type="dxa"/>
+          </w:tcPr>
+          <w:p>
+            <w:pPr>
+              <w:rPr>
+                <w:b/>
+                <w:bCs/>
+                <w:sz w:val="24"/>
+                <w:szCs w:val="24"/>
+                <w:lang w:val="en-US"/>
+              </w:rPr>
+            </w:pPr>
+            <w:proofErr w:type="spellStart"/>
+            <w:r>
+              <w:rPr>
+                <w:b/>
+                <w:bCs/>
+                <w:sz w:val="24"/>
+                <w:szCs w:val="24"/>
+                <w:lang w:val="en-US"/>
+              </w:rPr>
+              <w:t>Multi Dimensional</w:t>
+            </w:r>
+            <w:proofErr w:type="spellEnd"/>
+          </w:p>
+        </w:tc>
+      </w:tr>
+      <w:tr>
+        <w:tc>
+          <w:tcPr>
+            <w:tcW w:w="4508" w:type="dxa"/>
+          </w:tcPr>
+          <w:p>
+            <w:pPr>
+              <w:rPr>
+                <w:sz w:val="24"/>
+                <w:szCs w:val="24"/>
+                <w:lang w:val="en-US"/>
+              </w:rPr>
+            </w:pPr>
+            <w:r>
+              <w:rPr>
+                <w:sz w:val="24"/>
+                <w:szCs w:val="24"/>
+                <w:lang w:val="en-US"/>
+              </w:rPr>
+              <w:t>One index</w:t>
+            </w:r>
+          </w:p>
+        </w:tc>
+        <w:tc>
+          <w:tcPr>
+            <w:tcW w:w="4508" w:type="dxa"/>
+          </w:tcPr>
+          <w:p>
+            <w:pPr>
+              <w:rPr>
+                <w:sz w:val="24"/>
+                <w:szCs w:val="24"/>
+                <w:lang w:val="en-US"/>
+              </w:rPr>
+            </w:pPr>
+            <w:r>
+              <w:rPr>
+                <w:sz w:val="24"/>
+                <w:szCs w:val="24"/>
+                <w:lang w:val="en-US"/>
+              </w:rPr>
+              <w:t>Two or more indices</w:t>
+            </w:r>
+          </w:p>
+        </w:tc>
+      </w:tr>
+      <w:tr>
+        <w:tc>
+          <w:tcPr>
+            <w:tcW w:w="4508" w:type="dxa"/>
+          </w:tcPr>
+          <w:p>
+            <w:pPr>
+              <w:rPr>
+                <w:sz w:val="24"/>
+                <w:szCs w:val="24"/>
+                <w:lang w:val="en-US"/>
+              </w:rPr>
+            </w:pPr>
+            <w:r>
+              <w:rPr>
+                <w:sz w:val="24"/>
+                <w:szCs w:val="24"/>
+                <w:lang w:val="en-US"/>
+              </w:rPr>
+              <w:t>Linear structure</w:t>
+            </w:r>
+          </w:p>
+        </w:tc>
+        <w:tc>
+          <w:tcPr>
+            <w:tcW w:w="4508" w:type="dxa"/>
+          </w:tcPr>
+          <w:p>
+            <w:pPr>
+              <w:rPr>
+                <w:sz w:val="24"/>
+                <w:szCs w:val="24"/>
+                <w:lang w:val="en-US"/>
+              </w:rPr>
+            </w:pPr>
+            <w:r>
+              <w:rPr>
+                <w:sz w:val="24"/>
+                <w:szCs w:val="24"/>
+                <w:lang w:val="en-US"/>
+              </w:rPr>
+              <w:t>Table (rows &amp; columns)</w:t>
+            </w:r>
+          </w:p>
+        </w:tc>
+      </w:tr>
+      <w:tr>
+        <w:tc>
+          <w:tcPr>
+            <w:tcW w:w="4508" w:type="dxa"/>
+          </w:tcPr>
+          <w:p>
+            <w:pPr>
+              <w:rPr>
+                <w:sz w:val="24"/>
+                <w:szCs w:val="24"/>
+                <w:lang w:val="en-US"/>
+              </w:rPr>
+            </w:pPr>
+            <w:r>
+              <w:rPr>
+                <w:sz w:val="24"/>
+                <w:szCs w:val="24"/>
+                <w:lang w:val="en-US"/>
+              </w:rPr>
+              <w:t>Example: arr[i]</w:t>
+            </w:r>
+          </w:p>
+        </w:tc>
+        <w:tc>
+          <w:tcPr>
+            <w:tcW w:w="4508" w:type="dxa"/>
+          </w:tcPr>
+          <w:p>
+            <w:pPr>
+              <w:rPr>
+                <w:sz w:val="24"/>
+                <w:szCs w:val="24"/>
+                <w:lang w:val="en-US"/>
+              </w:rPr>
+            </w:pPr>
+            <w:r>
+              <w:rPr>
+                <w:sz w:val="24"/>
+                <w:szCs w:val="24"/>
+                <w:lang w:val="en-US"/>
+              </w:rPr>
+              <w:t>Example: arr[i][j]</w:t>
+            </w:r>
+          </w:p>
+        </w:tc>
+      </w:tr>
+    </w:tbl>
+    <w:p>
+      <w:pPr>
+        <w:rPr>
+          <w:b/>
+          <w:bCs/>
+          <w:sz w:val="24"/>
+          <w:szCs w:val="24"/>
+          <w:lang w:val="en-US"/>
+        </w:rPr>
+      </w:pPr>
+    </w:p>
+    <w:p>
+      <w:pPr>
+        <w:rPr>
+          <w:b/>
+          <w:bCs/>
+          <w:sz w:val="24"/>
+          <w:szCs w:val="24"/>
+          <w:lang w:val="en-US"/>
+        </w:rPr>
+      </w:pPr>
+      <w:r>
+        <w:rPr>
+          <w:b/>
+          <w:bCs/>
+          <w:sz w:val="24"/>
+          <w:szCs w:val="24"/>
+          <w:lang w:val="en-US"/>
+        </w:rPr>
+        <w:t>5.</w:t>
+      </w:r>
+      <w:proofErr w:type="gramStart"/>
+      <w:r>
+        <w:rPr>
+          <w:b/>
+          <w:bCs/>
+          <w:sz w:val="24"/>
+          <w:szCs w:val="24"/>
+          <w:lang w:val="en-US"/>
+        </w:rPr>
+        <w:t xml:space="preserve">2 </w:t>
+      </w:r>
+      <w:r>
+        <w:rPr>
+          <w:b/>
+          <w:bCs/>
+          <w:sz w:val="24"/>
+          <w:szCs w:val="24"/>
+          <w:lang w:val="en-US"/>
+        </w:rPr>
+        <w:t>.Explain</w:t>
+      </w:r>
+      <w:proofErr w:type="gramEnd"/>
+      <w:r>
+        <w:rPr>
+          <w:b/>
+          <w:bCs/>
+          <w:sz w:val="24"/>
+          <w:szCs w:val="24"/>
+          <w:lang w:val="en-US"/>
+        </w:rPr>
+        <w:t xml:space="preserve"> string handling in C++ with examples</w:t>
+      </w:r>
+    </w:p>
+    <w:p>
+      <w:pPr>
+        <w:rPr>
+          <w:b/>
+          <w:bCs/>
+          <w:sz w:val="24"/>
+          <w:szCs w:val="24"/>
+          <w:lang w:val="en-US"/>
+        </w:rPr>
+      </w:pPr>
+      <w:r>
+        <w:rPr>
+          <w:b/>
+          <w:bCs/>
+          <w:sz w:val="24"/>
+          <w:szCs w:val="24"/>
+          <w:lang w:val="en-US"/>
+        </w:rPr>
+        <w:t>String Handling in C++</w:t>
+      </w:r>
+    </w:p>
+    <w:p>
+      <w:pPr>
+        <w:rPr>
+          <w:sz w:val="24"/>
+          <w:szCs w:val="24"/>
+          <w:lang w:val="en-US"/>
+        </w:rPr>
+      </w:pPr>
+      <w:r>
+        <w:rPr>
+          <w:sz w:val="24"/>
+          <w:szCs w:val="24"/>
+          <w:lang w:val="en-US"/>
+        </w:rPr>
+        <w:t>String handling in C++ refers to the process of storing and manipulating text (sequence of characters). C++ provides two ways to handle strings: C-style strings and string class.</w:t>
+      </w:r>
+    </w:p>
+    <w:p>
+      <w:pPr>
+        <w:rPr>
+          <w:b/>
+          <w:bCs/>
+          <w:sz w:val="24"/>
+          <w:szCs w:val="24"/>
+          <w:lang w:val="en-US"/>
+        </w:rPr>
+      </w:pPr>
+      <w:r>
+        <w:rPr>
+          <w:b/>
+          <w:bCs/>
+          <w:sz w:val="24"/>
+          <w:szCs w:val="24"/>
+          <w:lang w:val="en-US"/>
+        </w:rPr>
+        <w:t>1. C-Style Strings</w:t>
+      </w:r>
+    </w:p>
+    <w:p>
+      <w:pPr>
+        <w:rPr>
+          <w:sz w:val="24"/>
+          <w:szCs w:val="24"/>
+          <w:lang w:val="en-US"/>
+        </w:rPr>
+      </w:pPr>
+      <w:r>
+        <w:rPr>
+          <w:sz w:val="24"/>
+          <w:szCs w:val="24"/>
+          <w:lang w:val="en-US"/>
+        </w:rPr>
+        <w:t>C-style strings are implemented using character arrays and are terminated by a null character ('\0').</w:t>
+      </w:r>
+    </w:p>
+    <w:p>
+      <w:pPr>
+        <w:rPr>
+          <w:sz w:val="24"/>
+          <w:szCs w:val="24"/>
+          <w:lang w:val="en-US"/>
+        </w:rPr>
+      </w:pPr>
+      <w:r>
+        <w:rPr>
+          <w:sz w:val="24"/>
+          <w:szCs w:val="24"/>
+          <w:lang w:val="en-US"/>
+        </w:rPr>
+        <w:t>Example:</w:t>
+      </w:r>
+    </w:p>
+    <w:p>
+      <w:pPr>
+        <w:rPr>
+          <w:sz w:val="24"/>
+          <w:szCs w:val="24"/>
+          <w:lang w:val="en-US"/>
+        </w:rPr>
+      </w:pPr>
+      <w:r>
+        <w:rPr>
+          <w:sz w:val="24"/>
+          <w:szCs w:val="24"/>
+          <w:lang w:val="en-US"/>
+        </w:rPr>
+        <w:t xml:space="preserve">char </w:t>
+      </w:r>
+      <w:proofErr w:type="gramStart"/>
+      <w:r>
+        <w:rPr>
+          <w:sz w:val="24"/>
+          <w:szCs w:val="24"/>
+          <w:lang w:val="en-US"/>
+        </w:rPr>
+        <w:t>str[</w:t>
+      </w:r>
+      <w:proofErr w:type="gramEnd"/>
+      <w:r>
+        <w:rPr>
+          <w:sz w:val="24"/>
+          <w:szCs w:val="24"/>
+          <w:lang w:val="en-US"/>
+        </w:rPr>
+        <w:t>10] = "Hello";</w:t>
+      </w:r>
+    </w:p>
+    <w:p>
+      <w:pPr>
+        <w:rPr>
+          <w:sz w:val="24"/>
+          <w:szCs w:val="24"/>
+          <w:lang w:val="en-US"/>
+        </w:rPr>
+      </w:pPr>
+      <w:proofErr w:type="spellStart"/>
+      <w:r>
+        <w:rPr>
+          <w:sz w:val="24"/>
+          <w:szCs w:val="24"/>
+          <w:lang w:val="en-US"/>
+        </w:rPr>
+        <w:t>cout</w:t>
+      </w:r>
+      <w:proofErr w:type="spellEnd"/>
+      <w:r>
+        <w:rPr>
+          <w:sz w:val="24"/>
+          <w:szCs w:val="24"/>
+          <w:lang w:val="en-US"/>
+        </w:rPr>
+        <w:t xml:space="preserve"> &lt;&lt; str;</w:t>
+      </w:r>
+    </w:p>
+    <w:p>
+      <w:pPr>
+        <w:rPr>
+          <w:b/>
+          <w:bCs/>
+          <w:sz w:val="24"/>
+          <w:szCs w:val="24"/>
+          <w:lang w:val="en-US"/>
+        </w:rPr>
+      </w:pPr>
+      <w:r>
+        <w:rPr>
+          <w:b/>
+          <w:bCs/>
+          <w:sz w:val="24"/>
+          <w:szCs w:val="24"/>
+          <w:lang w:val="en-US"/>
+        </w:rPr>
+        <w:t>2. String Class</w:t>
+      </w:r>
+    </w:p>
+    <w:p>
+      <w:pPr>
+        <w:rPr>
+          <w:sz w:val="24"/>
+          <w:szCs w:val="24"/>
+          <w:lang w:val="en-US"/>
+        </w:rPr>
+      </w:pPr>
+      <w:r>
+        <w:rPr>
+          <w:sz w:val="24"/>
+          <w:szCs w:val="24"/>
+          <w:lang w:val="en-US"/>
+        </w:rPr>
+        <w:t>C++ provides a string class in the &lt;string&gt; library which is easier and more flexible to use.</w:t>
+      </w:r>
+    </w:p>
+    <w:p>
+      <w:pPr>
+        <w:rPr>
+          <w:sz w:val="24"/>
+          <w:szCs w:val="24"/>
+          <w:lang w:val="en-US"/>
+        </w:rPr>
+      </w:pPr>
+      <w:r>
+        <w:rPr>
+          <w:sz w:val="24"/>
+          <w:szCs w:val="24"/>
+          <w:lang w:val="en-US"/>
+        </w:rPr>
+        <w:t>Example:</w:t>
+      </w:r>
+    </w:p>
+    <w:p>
+      <w:pPr>
+        <w:rPr>
+          <w:sz w:val="24"/>
+          <w:szCs w:val="24"/>
+          <w:lang w:val="en-US"/>
+        </w:rPr>
+      </w:pPr>
+      <w:r>
+        <w:rPr>
+          <w:sz w:val="24"/>
+          <w:szCs w:val="24"/>
+          <w:lang w:val="en-US"/>
+        </w:rPr>
+        <w:t>#include&lt;string&gt;</w:t>
+      </w:r>
+    </w:p>
+    <w:p>
+      <w:pPr>
+        <w:rPr>
+          <w:sz w:val="24"/>
+          <w:szCs w:val="24"/>
+          <w:lang w:val="en-US"/>
+        </w:rPr>
+      </w:pPr>
+      <w:r>
+        <w:rPr>
+          <w:sz w:val="24"/>
+          <w:szCs w:val="24"/>
+          <w:lang w:val="en-US"/>
+        </w:rPr>
+        <w:t>string s = "Hello";</w:t>
+      </w:r>
+    </w:p>
+    <w:p>
+      <w:pPr>
+        <w:rPr>
+          <w:sz w:val="24"/>
+          <w:szCs w:val="24"/>
+          <w:lang w:val="en-US"/>
+        </w:rPr>
+      </w:pPr>
+      <w:proofErr w:type="spellStart"/>
+      <w:r>
+        <w:rPr>
+          <w:sz w:val="24"/>
+          <w:szCs w:val="24"/>
+          <w:lang w:val="en-US"/>
+        </w:rPr>
+        <w:t>cout</w:t>
+      </w:r>
+      <w:proofErr w:type="spellEnd"/>
+      <w:r>
+        <w:rPr>
+          <w:sz w:val="24"/>
+          <w:szCs w:val="24"/>
+          <w:lang w:val="en-US"/>
+        </w:rPr>
+        <w:t xml:space="preserve"> &lt;&lt; s;</w:t>
+      </w:r>
+    </w:p>
+    <w:p>
+      <w:pPr>
+        <w:rPr>
+          <w:sz w:val="24"/>
+          <w:szCs w:val="24"/>
+          <w:lang w:val="en-US"/>
+        </w:rPr>
+      </w:pPr>
+      <w:r>
+        <w:rPr>
+          <w:sz w:val="24"/>
+          <w:szCs w:val="24"/>
+          <w:lang w:val="en-US"/>
+        </w:rPr>
+        <w:t>Common String Operations</w:t>
+      </w:r>
+    </w:p>
+    <w:p>
+      <w:pPr>
+        <w:rPr>
+          <w:sz w:val="24"/>
+          <w:szCs w:val="24"/>
+          <w:lang w:val="en-US"/>
+        </w:rPr>
+      </w:pPr>
+      <w:r>
+        <w:rPr>
+          <w:sz w:val="24"/>
+          <w:szCs w:val="24"/>
+          <w:lang w:val="en-US"/>
+        </w:rPr>
+        <w:t>Concatenation (Joining Strings):</w:t>
+      </w:r>
+    </w:p>
+    <w:p>
+      <w:pPr>
+        <w:rPr>
+          <w:sz w:val="24"/>
+          <w:szCs w:val="24"/>
+          <w:lang w:val="en-US"/>
+        </w:rPr>
+      </w:pPr>
+      <w:r>
+        <w:rPr>
+          <w:sz w:val="24"/>
+          <w:szCs w:val="24"/>
+          <w:lang w:val="en-US"/>
+        </w:rPr>
+        <w:t>string a = "Hi ";</w:t>
+      </w:r>
+    </w:p>
+    <w:p>
+      <w:pPr>
+        <w:rPr>
+          <w:sz w:val="24"/>
+          <w:szCs w:val="24"/>
+          <w:lang w:val="en-US"/>
+        </w:rPr>
+      </w:pPr>
+      <w:r>
+        <w:rPr>
+          <w:sz w:val="24"/>
+          <w:szCs w:val="24"/>
+          <w:lang w:val="en-US"/>
+        </w:rPr>
+        <w:t>string b = "Raj";</w:t>
+      </w:r>
+    </w:p>
+    <w:p>
+      <w:pPr>
+        <w:rPr>
+          <w:sz w:val="24"/>
+          <w:szCs w:val="24"/>
+          <w:lang w:val="en-US"/>
+        </w:rPr>
+      </w:pPr>
+      <w:proofErr w:type="spellStart"/>
+      <w:r>
+        <w:rPr>
+          <w:sz w:val="24"/>
+          <w:szCs w:val="24"/>
+          <w:lang w:val="en-US"/>
+        </w:rPr>
+        <w:t>cout</w:t>
+      </w:r>
+      <w:proofErr w:type="spellEnd"/>
+      <w:r>
+        <w:rPr>
+          <w:sz w:val="24"/>
+          <w:szCs w:val="24"/>
+          <w:lang w:val="en-US"/>
+        </w:rPr>
+        <w:t xml:space="preserve"> &lt;&lt; a + b;</w:t>
+      </w:r>
+    </w:p>
+    <w:p>
+      <w:pPr>
+        <w:rPr>
+          <w:sz w:val="24"/>
+          <w:szCs w:val="24"/>
+          <w:lang w:val="en-US"/>
+        </w:rPr>
+      </w:pPr>
+      <w:r>
+        <w:rPr>
+          <w:sz w:val="24"/>
+          <w:szCs w:val="24"/>
+          <w:lang w:val="en-US"/>
+        </w:rPr>
+        <w:t>Finding Length:</w:t>
+      </w:r>
+    </w:p>
+    <w:p>
+      <w:pPr>
+        <w:rPr>
+          <w:sz w:val="24"/>
+          <w:szCs w:val="24"/>
+          <w:lang w:val="en-US"/>
+        </w:rPr>
+      </w:pPr>
+      <w:proofErr w:type="spellStart"/>
+      <w:r>
+        <w:rPr>
+          <w:sz w:val="24"/>
+          <w:szCs w:val="24"/>
+          <w:lang w:val="en-US"/>
+        </w:rPr>
+        <w:t>cout</w:t>
+      </w:r>
+      <w:proofErr w:type="spellEnd"/>
+      <w:r>
+        <w:rPr>
+          <w:sz w:val="24"/>
+          <w:szCs w:val="24"/>
+          <w:lang w:val="en-US"/>
+        </w:rPr>
+        <w:t xml:space="preserve"> &lt;&lt; </w:t>
+      </w:r>
+      <w:proofErr w:type="spellStart"/>
+      <w:proofErr w:type="gramStart"/>
+      <w:r>
+        <w:rPr>
+          <w:sz w:val="24"/>
+          <w:szCs w:val="24"/>
+          <w:lang w:val="en-US"/>
+        </w:rPr>
+        <w:t>s.length</w:t>
+      </w:r>
+      <w:proofErr w:type="spellEnd"/>
+      <w:proofErr w:type="gramEnd"/>
+      <w:r>
+        <w:rPr>
+          <w:sz w:val="24"/>
+          <w:szCs w:val="24"/>
+          <w:lang w:val="en-US"/>
+        </w:rPr>
+        <w:t>();</w:t>
+      </w:r>
+    </w:p>
+    <w:p>
+      <w:pPr>
+        <w:rPr>
+          <w:sz w:val="24"/>
+          <w:szCs w:val="24"/>
+          <w:lang w:val="en-US"/>
+        </w:rPr>
+      </w:pPr>
+      <w:r>
+        <w:rPr>
+          <w:sz w:val="24"/>
+          <w:szCs w:val="24"/>
+          <w:lang w:val="en-US"/>
+        </w:rPr>
+        <w:t>Accessing Characters:</w:t>
+      </w:r>
+    </w:p>
+    <w:p>
+      <w:pPr>
+        <w:rPr>
+          <w:sz w:val="24"/>
+          <w:szCs w:val="24"/>
+          <w:lang w:val="en-US"/>
+        </w:rPr>
+      </w:pPr>
+      <w:proofErr w:type="spellStart"/>
+      <w:r>
+        <w:rPr>
+          <w:sz w:val="24"/>
+          <w:szCs w:val="24"/>
+          <w:lang w:val="en-US"/>
+        </w:rPr>
+        <w:t>cout</w:t>
+      </w:r>
+      <w:proofErr w:type="spellEnd"/>
+      <w:r>
+        <w:rPr>
+          <w:sz w:val="24"/>
+          <w:szCs w:val="24"/>
+          <w:lang w:val="en-US"/>
+        </w:rPr>
+        <w:t xml:space="preserve"> &lt;&lt; </w:t>
+      </w:r>
+      <w:proofErr w:type="gramStart"/>
+      <w:r>
+        <w:rPr>
+          <w:sz w:val="24"/>
+          <w:szCs w:val="24"/>
+          <w:lang w:val="en-US"/>
+        </w:rPr>
+        <w:t>s[</w:t>
+      </w:r>
+      <w:proofErr w:type="gramEnd"/>
+      <w:r>
+        <w:rPr>
+          <w:sz w:val="24"/>
+          <w:szCs w:val="24"/>
+          <w:lang w:val="en-US"/>
+        </w:rPr>
+        <w:t>0];</w:t>
+      </w:r>
+    </w:p>
+    <w:p>
+      <w:pPr>
+        <w:rPr>
+          <w:b/>
+          <w:bCs/>
+          <w:sz w:val="24"/>
+          <w:szCs w:val="24"/>
+          <w:lang w:val="en-US"/>
+        </w:rPr>
+      </w:pPr>
+      <w:r>
+        <w:rPr>
+          <w:b/>
+          <w:bCs/>
+          <w:sz w:val="24"/>
+          <w:szCs w:val="24"/>
+          <w:lang w:val="en-US"/>
+        </w:rPr>
+        <w:t xml:space="preserve">5.3 </w:t>
+      </w:r>
+      <w:r>
+        <w:rPr>
+          <w:b/>
+          <w:bCs/>
+          <w:sz w:val="24"/>
+          <w:szCs w:val="24"/>
+          <w:lang w:val="en-US"/>
+        </w:rPr>
+        <w:t>How</w:t>
+      </w:r>
+      <w:r>
+        <w:rPr>
+          <w:b/>
+          <w:bCs/>
+          <w:sz w:val="24"/>
+          <w:szCs w:val="24"/>
+          <w:lang w:val="en-US"/>
+        </w:rPr>
+        <w:t xml:space="preserve"> </w:t>
+      </w:r>
+      <w:r>
+        <w:rPr>
+          <w:b/>
+          <w:bCs/>
+          <w:sz w:val="24"/>
+          <w:szCs w:val="24"/>
+          <w:lang w:val="en-US"/>
+        </w:rPr>
+        <w:t>are</w:t>
+      </w:r>
+      <w:r>
+        <w:rPr>
+          <w:b/>
+          <w:bCs/>
+          <w:sz w:val="24"/>
+          <w:szCs w:val="24"/>
+          <w:lang w:val="en-US"/>
+        </w:rPr>
+        <w:t xml:space="preserve"> </w:t>
+      </w:r>
+      <w:r>
+        <w:rPr>
+          <w:b/>
+          <w:bCs/>
+          <w:sz w:val="24"/>
+          <w:szCs w:val="24"/>
+          <w:lang w:val="en-US"/>
+        </w:rPr>
+        <w:t>arrays initialized in C++? Provide examples</w:t>
+      </w:r>
+      <w:r>
+        <w:rPr>
+          <w:b/>
+          <w:bCs/>
+          <w:sz w:val="24"/>
+          <w:szCs w:val="24"/>
+          <w:lang w:val="en-US"/>
+        </w:rPr>
+        <w:t xml:space="preserve"> </w:t>
+      </w:r>
+      <w:r>
+        <w:rPr>
+          <w:b/>
+          <w:bCs/>
+          <w:sz w:val="24"/>
+          <w:szCs w:val="24"/>
+          <w:lang w:val="en-US"/>
+        </w:rPr>
+        <w:t>of both1D and 2Darrays</w:t>
+      </w:r>
+    </w:p>
+    <w:p>
+      <w:pPr>
+        <w:rPr>
+          <w:b/>
+          <w:bCs/>
+          <w:sz w:val="24"/>
+          <w:szCs w:val="24"/>
+          <w:lang w:val="en-US"/>
+        </w:rPr>
+      </w:pPr>
+      <w:r>
+        <w:rPr>
+          <w:b/>
+          <w:bCs/>
+          <w:sz w:val="24"/>
+          <w:szCs w:val="24"/>
+          <w:lang w:val="en-US"/>
+        </w:rPr>
+        <w:lastRenderedPageBreak/>
+        <w:t>Initialization of Arrays in C++</w:t>
+      </w:r>
+    </w:p>
+    <w:p>
+      <w:pPr>
+        <w:rPr>
+          <w:sz w:val="24"/>
+          <w:szCs w:val="24"/>
+          <w:lang w:val="en-US"/>
+        </w:rPr>
+      </w:pPr>
+      <w:r>
+        <w:rPr>
+          <w:sz w:val="24"/>
+          <w:szCs w:val="24"/>
+          <w:lang w:val="en-US"/>
+        </w:rPr>
+        <w:t>Array initialization in C++ means assigning values to array elements at the time of declaration.</w:t>
+      </w:r>
+    </w:p>
+    <w:p>
+      <w:pPr>
+        <w:rPr>
+          <w:b/>
+          <w:bCs/>
+          <w:sz w:val="24"/>
+          <w:szCs w:val="24"/>
+          <w:lang w:val="en-US"/>
+        </w:rPr>
+      </w:pPr>
+      <w:r>
+        <w:rPr>
+          <w:b/>
+          <w:bCs/>
+          <w:sz w:val="24"/>
+          <w:szCs w:val="24"/>
+          <w:lang w:val="en-US"/>
+        </w:rPr>
+        <w:t>1. One-Dimensional (1D) Array Initialization</w:t>
+      </w:r>
+    </w:p>
+    <w:p>
+      <w:pPr>
+        <w:rPr>
+          <w:sz w:val="24"/>
+          <w:szCs w:val="24"/>
+          <w:lang w:val="en-US"/>
+        </w:rPr>
+      </w:pPr>
+      <w:r>
+        <w:rPr>
+          <w:sz w:val="24"/>
+          <w:szCs w:val="24"/>
+          <w:lang w:val="en-US"/>
+        </w:rPr>
+        <w:t>A 1D array is a linear list of elements and uses a single index.</w:t>
+      </w:r>
+    </w:p>
+    <w:p>
+      <w:pPr>
+        <w:rPr>
+          <w:sz w:val="24"/>
+          <w:szCs w:val="24"/>
+          <w:lang w:val="en-US"/>
+        </w:rPr>
+      </w:pPr>
+      <w:r>
+        <w:rPr>
+          <w:sz w:val="24"/>
+          <w:szCs w:val="24"/>
+          <w:lang w:val="en-US"/>
+        </w:rPr>
+        <w:t>Example:</w:t>
+      </w:r>
+    </w:p>
+    <w:p>
+      <w:pPr>
+        <w:rPr>
+          <w:sz w:val="24"/>
+          <w:szCs w:val="24"/>
+          <w:lang w:val="en-US"/>
+        </w:rPr>
+      </w:pPr>
+      <w:r>
+        <w:rPr>
+          <w:sz w:val="24"/>
+          <w:szCs w:val="24"/>
+          <w:lang w:val="en-US"/>
+        </w:rPr>
+        <w:t xml:space="preserve">int </w:t>
+      </w:r>
+      <w:proofErr w:type="spellStart"/>
+      <w:proofErr w:type="gramStart"/>
+      <w:r>
+        <w:rPr>
+          <w:sz w:val="24"/>
+          <w:szCs w:val="24"/>
+          <w:lang w:val="en-US"/>
+        </w:rPr>
+        <w:t>arr</w:t>
+      </w:r>
+      <w:proofErr w:type="spellEnd"/>
+      <w:r>
+        <w:rPr>
+          <w:sz w:val="24"/>
+          <w:szCs w:val="24"/>
+          <w:lang w:val="en-US"/>
+        </w:rPr>
+        <w:t>[</w:t>
+      </w:r>
+      <w:proofErr w:type="gramEnd"/>
+      <w:r>
+        <w:rPr>
+          <w:sz w:val="24"/>
+          <w:szCs w:val="24"/>
+          <w:lang w:val="en-US"/>
+        </w:rPr>
+        <w:t>5] = {1, 2, 3, 4, 5};</w:t>
+      </w:r>
+    </w:p>
+    <w:p>
+      <w:pPr>
+        <w:rPr>
+          <w:sz w:val="24"/>
+          <w:szCs w:val="24"/>
+          <w:lang w:val="en-US"/>
+        </w:rPr>
+      </w:pPr>
+      <w:r>
+        <w:rPr>
+          <w:sz w:val="24"/>
+          <w:szCs w:val="24"/>
+          <w:lang w:val="en-US"/>
+        </w:rPr>
+        <w:t xml:space="preserve"> Here, 5 elements are stored in a single row.</w:t>
+      </w:r>
+    </w:p>
+    <w:p>
+      <w:pPr>
+        <w:rPr>
+          <w:b/>
+          <w:bCs/>
+          <w:sz w:val="24"/>
+          <w:szCs w:val="24"/>
+          <w:lang w:val="en-US"/>
+        </w:rPr>
+      </w:pPr>
+      <w:r>
+        <w:rPr>
+          <w:b/>
+          <w:bCs/>
+          <w:sz w:val="24"/>
+          <w:szCs w:val="24"/>
+          <w:lang w:val="en-US"/>
+        </w:rPr>
+        <w:t>Partial Initialization:</w:t>
+      </w:r>
+    </w:p>
+    <w:p>
+      <w:pPr>
+        <w:rPr>
+          <w:sz w:val="24"/>
+          <w:szCs w:val="24"/>
+          <w:lang w:val="en-US"/>
+        </w:rPr>
+      </w:pPr>
+      <w:r>
+        <w:rPr>
+          <w:sz w:val="24"/>
+          <w:szCs w:val="24"/>
+          <w:lang w:val="en-US"/>
+        </w:rPr>
+        <w:t xml:space="preserve">int </w:t>
+      </w:r>
+      <w:proofErr w:type="spellStart"/>
+      <w:proofErr w:type="gramStart"/>
+      <w:r>
+        <w:rPr>
+          <w:sz w:val="24"/>
+          <w:szCs w:val="24"/>
+          <w:lang w:val="en-US"/>
+        </w:rPr>
+        <w:t>arr</w:t>
+      </w:r>
+      <w:proofErr w:type="spellEnd"/>
+      <w:r>
+        <w:rPr>
+          <w:sz w:val="24"/>
+          <w:szCs w:val="24"/>
+          <w:lang w:val="en-US"/>
+        </w:rPr>
+        <w:t>[</w:t>
+      </w:r>
+      <w:proofErr w:type="gramEnd"/>
+      <w:r>
+        <w:rPr>
+          <w:sz w:val="24"/>
+          <w:szCs w:val="24"/>
+          <w:lang w:val="en-US"/>
+        </w:rPr>
+        <w:t>5] = {1, 2};</w:t>
+      </w:r>
+    </w:p>
+    <w:p>
+      <w:pPr>
+        <w:rPr>
+          <w:sz w:val="24"/>
+          <w:szCs w:val="24"/>
+          <w:lang w:val="en-US"/>
+        </w:rPr>
+      </w:pPr>
+      <w:r>
+        <w:rPr>
+          <w:sz w:val="24"/>
+          <w:szCs w:val="24"/>
+          <w:lang w:val="en-US"/>
+        </w:rPr>
+        <w:t xml:space="preserve"> Remaining elements are automatically initialized to 0.</w:t>
+      </w:r>
+    </w:p>
+    <w:p>
+      <w:pPr>
+        <w:rPr>
+          <w:b/>
+          <w:bCs/>
+          <w:sz w:val="24"/>
+          <w:szCs w:val="24"/>
+          <w:lang w:val="en-US"/>
+        </w:rPr>
+      </w:pPr>
+      <w:r>
+        <w:rPr>
+          <w:b/>
+          <w:bCs/>
+          <w:sz w:val="24"/>
+          <w:szCs w:val="24"/>
+          <w:lang w:val="en-US"/>
+        </w:rPr>
+        <w:t>2. Two-Dimensional (2D) Array Initialization</w:t>
+      </w:r>
+    </w:p>
+    <w:p>
+      <w:pPr>
+        <w:rPr>
+          <w:sz w:val="24"/>
+          <w:szCs w:val="24"/>
+          <w:lang w:val="en-US"/>
+        </w:rPr>
+      </w:pPr>
+      <w:r>
+        <w:rPr>
+          <w:sz w:val="24"/>
+          <w:szCs w:val="24"/>
+          <w:lang w:val="en-US"/>
+        </w:rPr>
+        <w:t>A 2D array stores elements in rows and columns (matrix form).</w:t>
+      </w:r>
+    </w:p>
+    <w:p>
+      <w:pPr>
+        <w:rPr>
+          <w:sz w:val="24"/>
+          <w:szCs w:val="24"/>
+          <w:lang w:val="en-US"/>
+        </w:rPr>
+      </w:pPr>
+      <w:r>
+        <w:rPr>
+          <w:sz w:val="24"/>
+          <w:szCs w:val="24"/>
+          <w:lang w:val="en-US"/>
+        </w:rPr>
+        <w:t>Example:</w:t>
+      </w:r>
+    </w:p>
+    <w:p>
+      <w:pPr>
+        <w:rPr>
+          <w:sz w:val="24"/>
+          <w:szCs w:val="24"/>
+          <w:lang w:val="en-US"/>
+        </w:rPr>
+      </w:pPr>
+      <w:r>
+        <w:rPr>
+          <w:sz w:val="24"/>
+          <w:szCs w:val="24"/>
+          <w:lang w:val="en-US"/>
+        </w:rPr>
+        <w:t xml:space="preserve">int </w:t>
+      </w:r>
+      <w:proofErr w:type="spellStart"/>
+      <w:proofErr w:type="gramStart"/>
+      <w:r>
+        <w:rPr>
+          <w:sz w:val="24"/>
+          <w:szCs w:val="24"/>
+          <w:lang w:val="en-US"/>
+        </w:rPr>
+        <w:t>arr</w:t>
+      </w:r>
+      <w:proofErr w:type="spellEnd"/>
+      <w:r>
+        <w:rPr>
+          <w:sz w:val="24"/>
+          <w:szCs w:val="24"/>
+          <w:lang w:val="en-US"/>
+        </w:rPr>
+        <w:t>[</w:t>
+      </w:r>
+      <w:proofErr w:type="gramEnd"/>
+      <w:r>
+        <w:rPr>
+          <w:sz w:val="24"/>
+          <w:szCs w:val="24"/>
+          <w:lang w:val="en-US"/>
+        </w:rPr>
+        <w:t>2][3] = {{1, 2, 3}, {4, 5, 6}};</w:t>
+      </w:r>
+    </w:p>
+    <w:p>
+      <w:pPr>
+        <w:rPr>
+          <w:sz w:val="24"/>
+          <w:szCs w:val="24"/>
+          <w:lang w:val="en-US"/>
+        </w:rPr>
+      </w:pPr>
+      <w:r>
+        <w:rPr>
+          <w:sz w:val="24"/>
+          <w:szCs w:val="24"/>
+          <w:lang w:val="en-US"/>
+        </w:rPr>
+        <w:t>This represents:</w:t>
+      </w:r>
+    </w:p>
+    <w:p>
+      <w:pPr>
+        <w:rPr>
+          <w:sz w:val="24"/>
+          <w:szCs w:val="24"/>
+          <w:lang w:val="en-US"/>
+        </w:rPr>
+      </w:pPr>
+      <w:proofErr w:type="gramStart"/>
+      <w:r>
+        <w:rPr>
+          <w:sz w:val="24"/>
+          <w:szCs w:val="24"/>
+          <w:lang w:val="en-US"/>
+        </w:rPr>
+        <w:t>1  2</w:t>
+      </w:r>
+      <w:proofErr w:type="gramEnd"/>
+      <w:r>
+        <w:rPr>
+          <w:sz w:val="24"/>
+          <w:szCs w:val="24"/>
+          <w:lang w:val="en-US"/>
+        </w:rPr>
+        <w:t xml:space="preserve">  </w:t>
+      </w:r>
+      <w:proofErr w:type="gramStart"/>
+      <w:r>
+        <w:rPr>
+          <w:sz w:val="24"/>
+          <w:szCs w:val="24"/>
+          <w:lang w:val="en-US"/>
+        </w:rPr>
+        <w:t>3</w:t>
+      </w:r>
+      <w:r>
+        <w:rPr>
+          <w:sz w:val="24"/>
+          <w:szCs w:val="24"/>
+          <w:lang w:val="en-US"/>
+        </w:rPr>
+        <w:t xml:space="preserve"> </w:t>
+      </w:r>
+      <w:r>
+        <w:rPr>
+          <w:sz w:val="24"/>
+          <w:szCs w:val="24"/>
+          <w:lang w:val="en-US"/>
+        </w:rPr>
+        <w:t xml:space="preserve"> </w:t>
+      </w:r>
+      <w:r>
+        <w:rPr>
+          <w:sz w:val="24"/>
+          <w:szCs w:val="24"/>
+          <w:lang w:val="en-US"/>
+        </w:rPr>
+        <w:t>4</w:t>
+      </w:r>
+      <w:proofErr w:type="gramEnd"/>
+      <w:r>
+        <w:rPr>
+          <w:sz w:val="24"/>
+          <w:szCs w:val="24"/>
+          <w:lang w:val="en-US"/>
+        </w:rPr>
+        <w:t xml:space="preserve">  </w:t>
+      </w:r>
+      <w:proofErr w:type="gramStart"/>
+      <w:r>
+        <w:rPr>
+          <w:sz w:val="24"/>
+          <w:szCs w:val="24"/>
+          <w:lang w:val="en-US"/>
+        </w:rPr>
+        <w:t>5  6</w:t>
+      </w:r>
+      <w:proofErr w:type="gramEnd"/>
+    </w:p>
+    <w:p>
+      <w:pPr>
+        <w:rPr>
+          <w:b/>
+          <w:bCs/>
+          <w:sz w:val="24"/>
+          <w:szCs w:val="24"/>
+          <w:lang w:val="en-US"/>
+        </w:rPr>
+      </w:pPr>
+      <w:r>
+        <w:rPr>
+          <w:b/>
+          <w:bCs/>
+          <w:sz w:val="24"/>
+          <w:szCs w:val="24"/>
+          <w:lang w:val="en-US"/>
+        </w:rPr>
+        <w:t xml:space="preserve">5.4 </w:t>
+      </w:r>
+      <w:r>
+        <w:rPr>
+          <w:b/>
+          <w:bCs/>
+          <w:sz w:val="24"/>
+          <w:szCs w:val="24"/>
+          <w:lang w:val="en-US"/>
+        </w:rPr>
+        <w:t>Explain</w:t>
+      </w:r>
+      <w:r>
+        <w:rPr>
+          <w:b/>
+          <w:bCs/>
+          <w:sz w:val="24"/>
+          <w:szCs w:val="24"/>
+          <w:lang w:val="en-US"/>
+        </w:rPr>
+        <w:t xml:space="preserve"> </w:t>
+      </w:r>
+      <w:r>
+        <w:rPr>
+          <w:b/>
+          <w:bCs/>
+          <w:sz w:val="24"/>
+          <w:szCs w:val="24"/>
+          <w:lang w:val="en-US"/>
+        </w:rPr>
+        <w:t>string operations and functions in C++.</w:t>
+      </w:r>
+    </w:p>
+    <w:p>
+      <w:pPr>
+        <w:rPr>
+          <w:b/>
+          <w:bCs/>
+          <w:sz w:val="24"/>
+          <w:szCs w:val="24"/>
+          <w:lang w:val="en-US"/>
+        </w:rPr>
+      </w:pPr>
+      <w:r>
+        <w:rPr>
+          <w:b/>
+          <w:bCs/>
+          <w:sz w:val="24"/>
+          <w:szCs w:val="24"/>
+          <w:lang w:val="en-US"/>
+        </w:rPr>
+        <w:t>String Operations and Functions in C++</w:t>
+      </w:r>
+    </w:p>
+    <w:p>
+      <w:pPr>
+        <w:rPr>
+          <w:sz w:val="24"/>
+          <w:szCs w:val="24"/>
+          <w:lang w:val="en-US"/>
+        </w:rPr>
+      </w:pPr>
+      <w:r>
+        <w:rPr>
+          <w:sz w:val="24"/>
+          <w:szCs w:val="24"/>
+          <w:lang w:val="en-US"/>
+        </w:rPr>
+        <w:t>In C++, string operations are used to manipulate and work with text (sequence of characters). These operations are mainly performed using the string class from the &lt;string&gt; library.</w:t>
+      </w:r>
+    </w:p>
+    <w:p>
+      <w:pPr>
+        <w:rPr>
+          <w:b/>
+          <w:bCs/>
+          <w:sz w:val="24"/>
+          <w:szCs w:val="24"/>
+          <w:lang w:val="en-US"/>
+        </w:rPr>
+      </w:pPr>
+      <w:r>
+        <w:rPr>
+          <w:b/>
+          <w:bCs/>
+          <w:sz w:val="24"/>
+          <w:szCs w:val="24"/>
+          <w:lang w:val="en-US"/>
+        </w:rPr>
+        <w:t>Common String Operations</w:t>
+      </w:r>
+    </w:p>
+    <w:p>
+      <w:pPr>
+        <w:rPr>
+          <w:b/>
+          <w:bCs/>
+          <w:sz w:val="24"/>
+          <w:szCs w:val="24"/>
+          <w:lang w:val="en-US"/>
+        </w:rPr>
+      </w:pPr>
+      <w:r>
+        <w:rPr>
+          <w:b/>
+          <w:bCs/>
+          <w:sz w:val="24"/>
+          <w:szCs w:val="24"/>
+          <w:lang w:val="en-US"/>
+        </w:rPr>
+        <w:t>1. Concatenation (Joining Strings)</w:t>
+      </w:r>
+    </w:p>
+    <w:p>
+      <w:pPr>
+        <w:rPr>
+          <w:sz w:val="24"/>
+          <w:szCs w:val="24"/>
+          <w:lang w:val="en-US"/>
+        </w:rPr>
+      </w:pPr>
+      <w:r>
+        <w:rPr>
+          <w:sz w:val="24"/>
+          <w:szCs w:val="24"/>
+          <w:lang w:val="en-US"/>
+        </w:rPr>
+        <w:t>Used to combine two strings.</w:t>
+      </w:r>
+    </w:p>
+    <w:p>
+      <w:pPr>
+        <w:rPr>
+          <w:sz w:val="24"/>
+          <w:szCs w:val="24"/>
+          <w:lang w:val="en-US"/>
+        </w:rPr>
+      </w:pPr>
+      <w:r>
+        <w:rPr>
+          <w:sz w:val="24"/>
+          <w:szCs w:val="24"/>
+          <w:lang w:val="en-US"/>
+        </w:rPr>
+        <w:t>string a = "Hello ";</w:t>
+      </w:r>
+    </w:p>
+    <w:p>
+      <w:pPr>
+        <w:rPr>
+          <w:sz w:val="24"/>
+          <w:szCs w:val="24"/>
+          <w:lang w:val="en-US"/>
+        </w:rPr>
+      </w:pPr>
+      <w:r>
+        <w:rPr>
+          <w:sz w:val="24"/>
+          <w:szCs w:val="24"/>
+          <w:lang w:val="en-US"/>
+        </w:rPr>
+        <w:t>string b = "World";</w:t>
+      </w:r>
+    </w:p>
+    <w:p>
+      <w:pPr>
+        <w:rPr>
+          <w:sz w:val="24"/>
+          <w:szCs w:val="24"/>
+          <w:lang w:val="en-US"/>
+        </w:rPr>
+      </w:pPr>
+      <w:proofErr w:type="spellStart"/>
+      <w:r>
+        <w:rPr>
+          <w:sz w:val="24"/>
+          <w:szCs w:val="24"/>
+          <w:lang w:val="en-US"/>
+        </w:rPr>
+        <w:t>cout</w:t>
+      </w:r>
+      <w:proofErr w:type="spellEnd"/>
+      <w:r>
+        <w:rPr>
+          <w:sz w:val="24"/>
+          <w:szCs w:val="24"/>
+          <w:lang w:val="en-US"/>
+        </w:rPr>
+        <w:t xml:space="preserve"> &lt;&lt; a + b;</w:t>
+      </w:r>
+    </w:p>
+    <w:p>
+      <w:pPr>
+        <w:rPr>
+          <w:b/>
+          <w:bCs/>
+          <w:sz w:val="24"/>
+          <w:szCs w:val="24"/>
+          <w:lang w:val="en-US"/>
+        </w:rPr>
+      </w:pPr>
+      <w:r>
+        <w:rPr>
+          <w:b/>
+          <w:bCs/>
+          <w:sz w:val="24"/>
+          <w:szCs w:val="24"/>
+          <w:lang w:val="en-US"/>
+        </w:rPr>
+        <w:t>2. Finding Length</w:t>
+      </w:r>
+    </w:p>
+    <w:p>
+      <w:pPr>
+        <w:rPr>
+          <w:sz w:val="24"/>
+          <w:szCs w:val="24"/>
+          <w:lang w:val="en-US"/>
+        </w:rPr>
+      </w:pPr>
+      <w:r>
+        <w:rPr>
+          <w:sz w:val="24"/>
+          <w:szCs w:val="24"/>
+          <w:lang w:val="en-US"/>
+        </w:rPr>
+        <w:t>Used to get the number of characters in a string.</w:t>
+      </w:r>
+    </w:p>
+    <w:p>
+      <w:pPr>
+        <w:rPr>
+          <w:sz w:val="24"/>
+          <w:szCs w:val="24"/>
+          <w:lang w:val="en-US"/>
+        </w:rPr>
+      </w:pPr>
+      <w:r>
+        <w:rPr>
+          <w:sz w:val="24"/>
+          <w:szCs w:val="24"/>
+          <w:lang w:val="en-US"/>
+        </w:rPr>
+        <w:lastRenderedPageBreak/>
+        <w:t>string s = "Hello";</w:t>
+      </w:r>
+    </w:p>
+    <w:p>
+      <w:pPr>
+        <w:rPr>
+          <w:sz w:val="24"/>
+          <w:szCs w:val="24"/>
+          <w:lang w:val="en-US"/>
+        </w:rPr>
+      </w:pPr>
+      <w:proofErr w:type="spellStart"/>
+      <w:r>
+        <w:rPr>
+          <w:sz w:val="24"/>
+          <w:szCs w:val="24"/>
+          <w:lang w:val="en-US"/>
+        </w:rPr>
+        <w:t>cout</w:t>
+      </w:r>
+      <w:proofErr w:type="spellEnd"/>
+      <w:r>
+        <w:rPr>
+          <w:sz w:val="24"/>
+          <w:szCs w:val="24"/>
+          <w:lang w:val="en-US"/>
+        </w:rPr>
+        <w:t xml:space="preserve"> &lt;&lt; </w:t>
+      </w:r>
+      <w:proofErr w:type="spellStart"/>
+      <w:proofErr w:type="gramStart"/>
+      <w:r>
+        <w:rPr>
+          <w:sz w:val="24"/>
+          <w:szCs w:val="24"/>
+          <w:lang w:val="en-US"/>
+        </w:rPr>
+        <w:t>s.length</w:t>
+      </w:r>
+      <w:proofErr w:type="spellEnd"/>
+      <w:proofErr w:type="gramEnd"/>
+      <w:r>
+        <w:rPr>
+          <w:sz w:val="24"/>
+          <w:szCs w:val="24"/>
+          <w:lang w:val="en-US"/>
+        </w:rPr>
+        <w:t>();</w:t>
+      </w:r>
+    </w:p>
+    <w:p>
+      <w:pPr>
+        <w:rPr>
+          <w:b/>
+          <w:bCs/>
+          <w:sz w:val="24"/>
+          <w:szCs w:val="24"/>
+          <w:lang w:val="en-US"/>
+        </w:rPr>
+      </w:pPr>
+      <w:r>
+        <w:rPr>
+          <w:b/>
+          <w:bCs/>
+          <w:sz w:val="24"/>
+          <w:szCs w:val="24"/>
+          <w:lang w:val="en-US"/>
+        </w:rPr>
+        <w:t>3. Accessing Characters</w:t>
+      </w:r>
+    </w:p>
+    <w:p>
+      <w:pPr>
+        <w:rPr>
+          <w:sz w:val="24"/>
+          <w:szCs w:val="24"/>
+          <w:lang w:val="en-US"/>
+        </w:rPr>
+      </w:pPr>
+      <w:r>
+        <w:rPr>
+          <w:sz w:val="24"/>
+          <w:szCs w:val="24"/>
+          <w:lang w:val="en-US"/>
+        </w:rPr>
+        <w:t>Used to access individual characters.</w:t>
+      </w:r>
+    </w:p>
+    <w:p>
+      <w:pPr>
+        <w:rPr>
+          <w:sz w:val="24"/>
+          <w:szCs w:val="24"/>
+          <w:lang w:val="en-US"/>
+        </w:rPr>
+      </w:pPr>
+      <w:proofErr w:type="spellStart"/>
+      <w:r>
+        <w:rPr>
+          <w:sz w:val="24"/>
+          <w:szCs w:val="24"/>
+          <w:lang w:val="en-US"/>
+        </w:rPr>
+        <w:t>cout</w:t>
+      </w:r>
+      <w:proofErr w:type="spellEnd"/>
+      <w:r>
+        <w:rPr>
+          <w:sz w:val="24"/>
+          <w:szCs w:val="24"/>
+          <w:lang w:val="en-US"/>
+        </w:rPr>
+        <w:t xml:space="preserve"> &lt;&lt; </w:t>
+      </w:r>
+      <w:proofErr w:type="gramStart"/>
+      <w:r>
+        <w:rPr>
+          <w:sz w:val="24"/>
+          <w:szCs w:val="24"/>
+          <w:lang w:val="en-US"/>
+        </w:rPr>
+        <w:t>s[</w:t>
+      </w:r>
+      <w:proofErr w:type="gramEnd"/>
+      <w:r>
+        <w:rPr>
+          <w:sz w:val="24"/>
+          <w:szCs w:val="24"/>
+          <w:lang w:val="en-US"/>
+        </w:rPr>
+        <w:t>0];</w:t>
+      </w:r>
+    </w:p>
+    <w:p>
+      <w:pPr>
+        <w:rPr>
+          <w:b/>
+          <w:bCs/>
+          <w:sz w:val="24"/>
+          <w:szCs w:val="24"/>
+          <w:lang w:val="en-US"/>
+        </w:rPr>
+      </w:pPr>
+      <w:r>
+        <w:rPr>
+          <w:b/>
+          <w:bCs/>
+          <w:sz w:val="24"/>
+          <w:szCs w:val="24"/>
+          <w:lang w:val="en-US"/>
+        </w:rPr>
+        <w:t>4. Input and Output</w:t>
+      </w:r>
+    </w:p>
+    <w:p>
+      <w:pPr>
+        <w:rPr>
+          <w:sz w:val="24"/>
+          <w:szCs w:val="24"/>
+          <w:lang w:val="en-US"/>
+        </w:rPr>
+      </w:pPr>
+      <w:r>
+        <w:rPr>
+          <w:sz w:val="24"/>
+          <w:szCs w:val="24"/>
+          <w:lang w:val="en-US"/>
+        </w:rPr>
+        <w:t>string name;</w:t>
+      </w:r>
+    </w:p>
+    <w:p>
+      <w:pPr>
+        <w:rPr>
+          <w:sz w:val="24"/>
+          <w:szCs w:val="24"/>
+          <w:lang w:val="en-US"/>
+        </w:rPr>
+      </w:pPr>
+      <w:proofErr w:type="spellStart"/>
+      <w:r>
+        <w:rPr>
+          <w:sz w:val="24"/>
+          <w:szCs w:val="24"/>
+          <w:lang w:val="en-US"/>
+        </w:rPr>
+        <w:t>cin</w:t>
+      </w:r>
+      <w:proofErr w:type="spellEnd"/>
+      <w:r>
+        <w:rPr>
+          <w:sz w:val="24"/>
+          <w:szCs w:val="24"/>
+          <w:lang w:val="en-US"/>
+        </w:rPr>
+        <w:t xml:space="preserve"> &gt;&gt; name;</w:t>
+      </w:r>
+    </w:p>
+    <w:p>
+      <w:pPr>
+        <w:rPr>
+          <w:sz w:val="24"/>
+          <w:szCs w:val="24"/>
+          <w:lang w:val="en-US"/>
+        </w:rPr>
+      </w:pPr>
+      <w:proofErr w:type="spellStart"/>
+      <w:r>
+        <w:rPr>
+          <w:sz w:val="24"/>
+          <w:szCs w:val="24"/>
+          <w:lang w:val="en-US"/>
+        </w:rPr>
+        <w:t>cout</w:t>
+      </w:r>
+      <w:proofErr w:type="spellEnd"/>
+      <w:r>
+        <w:rPr>
+          <w:sz w:val="24"/>
+          <w:szCs w:val="24"/>
+          <w:lang w:val="en-US"/>
+        </w:rPr>
+        <w:t xml:space="preserve"> &lt;&lt; name;</w:t>
+      </w:r>
+    </w:p>
+    <w:p>
+      <w:pPr>
+        <w:rPr>
+          <w:b/>
+          <w:bCs/>
+          <w:sz w:val="24"/>
+          <w:szCs w:val="24"/>
+          <w:lang w:val="en-US"/>
+        </w:rPr>
+      </w:pPr>
+      <w:r>
+        <w:rPr>
+          <w:b/>
+          <w:bCs/>
+          <w:sz w:val="24"/>
+          <w:szCs w:val="24"/>
+          <w:lang w:val="en-US"/>
+        </w:rPr>
+        <w:t>Important String Functions</w:t>
+      </w:r>
+    </w:p>
+    <w:p>
+      <w:pPr>
+        <w:rPr>
+          <w:b/>
+          <w:bCs/>
+          <w:sz w:val="24"/>
+          <w:szCs w:val="24"/>
+          <w:lang w:val="en-US"/>
+        </w:rPr>
+      </w:pPr>
+      <w:r>
+        <w:rPr>
+          <w:b/>
+          <w:bCs/>
+          <w:sz w:val="24"/>
+          <w:szCs w:val="24"/>
+          <w:lang w:val="en-US"/>
+        </w:rPr>
+        <w:t xml:space="preserve">1. </w:t>
+      </w:r>
+      <w:proofErr w:type="gramStart"/>
+      <w:r>
+        <w:rPr>
+          <w:b/>
+          <w:bCs/>
+          <w:sz w:val="24"/>
+          <w:szCs w:val="24"/>
+          <w:lang w:val="en-US"/>
+        </w:rPr>
+        <w:t>length(</w:t>
+      </w:r>
+      <w:proofErr w:type="gramEnd"/>
+      <w:r>
+        <w:rPr>
+          <w:b/>
+          <w:bCs/>
+          <w:sz w:val="24"/>
+          <w:szCs w:val="24"/>
+          <w:lang w:val="en-US"/>
+        </w:rPr>
+        <w:t>)</w:t>
+      </w:r>
+    </w:p>
+    <w:p>
+      <w:pPr>
+        <w:rPr>
+          <w:sz w:val="24"/>
+          <w:szCs w:val="24"/>
+          <w:lang w:val="en-US"/>
+        </w:rPr>
+      </w:pPr>
+      <w:r>
+        <w:rPr>
+          <w:sz w:val="24"/>
+          <w:szCs w:val="24"/>
+          <w:lang w:val="en-US"/>
+        </w:rPr>
+        <w:t>Returns length of string</w:t>
+      </w:r>
+    </w:p>
+    <w:p>
+      <w:pPr>
+        <w:rPr>
+          <w:sz w:val="24"/>
+          <w:szCs w:val="24"/>
+          <w:lang w:val="en-US"/>
+        </w:rPr>
+      </w:pPr>
+      <w:proofErr w:type="spellStart"/>
+      <w:proofErr w:type="gramStart"/>
+      <w:r>
+        <w:rPr>
+          <w:sz w:val="24"/>
+          <w:szCs w:val="24"/>
+          <w:lang w:val="en-US"/>
+        </w:rPr>
+        <w:t>s.length</w:t>
+      </w:r>
+      <w:proofErr w:type="spellEnd"/>
+      <w:proofErr w:type="gramEnd"/>
+      <w:r>
+        <w:rPr>
+          <w:sz w:val="24"/>
+          <w:szCs w:val="24"/>
+          <w:lang w:val="en-US"/>
+        </w:rPr>
+        <w:t>();</w:t>
+      </w:r>
+    </w:p>
+    <w:p>
+      <w:pPr>
+        <w:rPr>
+          <w:b/>
+          <w:bCs/>
+          <w:sz w:val="24"/>
+          <w:szCs w:val="24"/>
+          <w:lang w:val="en-US"/>
+        </w:rPr>
+      </w:pPr>
+      <w:r>
+        <w:rPr>
+          <w:b/>
+          <w:bCs/>
+          <w:sz w:val="24"/>
+          <w:szCs w:val="24"/>
+          <w:lang w:val="en-US"/>
+        </w:rPr>
+        <w:t xml:space="preserve">2. </w:t>
+      </w:r>
+      <w:proofErr w:type="gramStart"/>
+      <w:r>
+        <w:rPr>
+          <w:b/>
+          <w:bCs/>
+          <w:sz w:val="24"/>
+          <w:szCs w:val="24"/>
+          <w:lang w:val="en-US"/>
+        </w:rPr>
+        <w:t>append(</w:t>
+      </w:r>
+      <w:proofErr w:type="gramEnd"/>
+      <w:r>
+        <w:rPr>
+          <w:b/>
+          <w:bCs/>
+          <w:sz w:val="24"/>
+          <w:szCs w:val="24"/>
+          <w:lang w:val="en-US"/>
+        </w:rPr>
+        <w:t>)</w:t>
+      </w:r>
+    </w:p>
+    <w:p>
+      <w:pPr>
+        <w:rPr>
+          <w:sz w:val="24"/>
+          <w:szCs w:val="24"/>
+          <w:lang w:val="en-US"/>
+        </w:rPr>
+      </w:pPr>
+      <w:r>
+        <w:rPr>
+          <w:sz w:val="24"/>
+          <w:szCs w:val="24"/>
+          <w:lang w:val="en-US"/>
+        </w:rPr>
+        <w:t>Adds another string at the end</w:t>
+      </w:r>
+    </w:p>
+    <w:p>
+      <w:pPr>
+        <w:rPr>
+          <w:sz w:val="24"/>
+          <w:szCs w:val="24"/>
+          <w:lang w:val="en-US"/>
+        </w:rPr>
+      </w:pPr>
+      <w:proofErr w:type="spellStart"/>
+      <w:proofErr w:type="gramStart"/>
+      <w:r>
+        <w:rPr>
+          <w:sz w:val="24"/>
+          <w:szCs w:val="24"/>
+          <w:lang w:val="en-US"/>
+        </w:rPr>
+        <w:t>s.append</w:t>
+      </w:r>
+      <w:proofErr w:type="spellEnd"/>
+      <w:proofErr w:type="gramEnd"/>
+      <w:r>
+        <w:rPr>
+          <w:sz w:val="24"/>
+          <w:szCs w:val="24"/>
+          <w:lang w:val="en-US"/>
+        </w:rPr>
+        <w:t>("World");</w:t>
+      </w:r>
+    </w:p>
+    <w:p>
+      <w:pPr>
+        <w:rPr>
+          <w:b/>
+          <w:bCs/>
+          <w:sz w:val="24"/>
+          <w:szCs w:val="24"/>
+          <w:lang w:val="en-US"/>
+        </w:rPr>
+      </w:pPr>
+      <w:r>
+        <w:rPr>
+          <w:b/>
+          <w:bCs/>
+          <w:sz w:val="24"/>
+          <w:szCs w:val="24"/>
+          <w:lang w:val="en-US"/>
+        </w:rPr>
+        <w:t xml:space="preserve">3. </w:t>
+      </w:r>
+      <w:proofErr w:type="gramStart"/>
+      <w:r>
+        <w:rPr>
+          <w:b/>
+          <w:bCs/>
+          <w:sz w:val="24"/>
+          <w:szCs w:val="24"/>
+          <w:lang w:val="en-US"/>
+        </w:rPr>
+        <w:t>compare(</w:t>
+      </w:r>
+      <w:proofErr w:type="gramEnd"/>
+      <w:r>
+        <w:rPr>
+          <w:b/>
+          <w:bCs/>
+          <w:sz w:val="24"/>
+          <w:szCs w:val="24"/>
+          <w:lang w:val="en-US"/>
+        </w:rPr>
+        <w:t>)</w:t>
+      </w:r>
+    </w:p>
+    <w:p>
+      <w:pPr>
+        <w:rPr>
+          <w:sz w:val="24"/>
+          <w:szCs w:val="24"/>
+          <w:lang w:val="en-US"/>
+        </w:rPr>
+      </w:pPr>
+      <w:r>
+        <w:rPr>
+          <w:sz w:val="24"/>
+          <w:szCs w:val="24"/>
+          <w:lang w:val="en-US"/>
+        </w:rPr>
+        <w:t>Compares two strings</w:t>
+      </w:r>
+    </w:p>
+    <w:p>
+      <w:pPr>
+        <w:rPr>
+          <w:sz w:val="24"/>
+          <w:szCs w:val="24"/>
+          <w:lang w:val="en-US"/>
+        </w:rPr>
+      </w:pPr>
+      <w:r>
+        <w:rPr>
+          <w:sz w:val="24"/>
+          <w:szCs w:val="24"/>
+          <w:lang w:val="en-US"/>
+        </w:rPr>
+        <w:t>s</w:t>
+      </w:r>
+      <w:proofErr w:type="gramStart"/>
+      <w:r>
+        <w:rPr>
+          <w:sz w:val="24"/>
+          <w:szCs w:val="24"/>
+          <w:lang w:val="en-US"/>
+        </w:rPr>
+        <w:t>1.compare</w:t>
+      </w:r>
+      <w:proofErr w:type="gramEnd"/>
+      <w:r>
+        <w:rPr>
+          <w:sz w:val="24"/>
+          <w:szCs w:val="24"/>
+          <w:lang w:val="en-US"/>
+        </w:rPr>
+        <w:t>(s2);</w:t>
+      </w:r>
+    </w:p>
+    <w:p>
+      <w:pPr>
+        <w:rPr>
+          <w:b/>
+          <w:bCs/>
+          <w:sz w:val="24"/>
+          <w:szCs w:val="24"/>
+          <w:lang w:val="en-US"/>
+        </w:rPr>
+      </w:pPr>
+      <w:r>
+        <w:rPr>
+          <w:b/>
+          <w:bCs/>
+          <w:sz w:val="24"/>
+          <w:szCs w:val="24"/>
+          <w:lang w:val="en-US"/>
+        </w:rPr>
+        <w:t xml:space="preserve">4. </w:t>
+      </w:r>
+      <w:proofErr w:type="spellStart"/>
+      <w:proofErr w:type="gramStart"/>
+      <w:r>
+        <w:rPr>
+          <w:b/>
+          <w:bCs/>
+          <w:sz w:val="24"/>
+          <w:szCs w:val="24"/>
+          <w:lang w:val="en-US"/>
+        </w:rPr>
+        <w:t>substr</w:t>
+      </w:r>
+      <w:proofErr w:type="spellEnd"/>
+      <w:r>
+        <w:rPr>
+          <w:b/>
+          <w:bCs/>
+          <w:sz w:val="24"/>
+          <w:szCs w:val="24"/>
+          <w:lang w:val="en-US"/>
+        </w:rPr>
+        <w:t>(</w:t>
+      </w:r>
+      <w:proofErr w:type="gramEnd"/>
+      <w:r>
+        <w:rPr>
+          <w:b/>
+          <w:bCs/>
+          <w:sz w:val="24"/>
+          <w:szCs w:val="24"/>
+          <w:lang w:val="en-US"/>
+        </w:rPr>
+        <w:t>)</w:t>
+      </w:r>
+    </w:p>
+    <w:p>
+      <w:pPr>
+        <w:rPr>
+          <w:sz w:val="24"/>
+          <w:szCs w:val="24"/>
+          <w:lang w:val="en-US"/>
+        </w:rPr>
+      </w:pPr>
+      <w:r>
+        <w:rPr>
+          <w:sz w:val="24"/>
+          <w:szCs w:val="24"/>
+          <w:lang w:val="en-US"/>
+        </w:rPr>
+        <w:t>Returns part of string</w:t>
+      </w:r>
+    </w:p>
+    <w:p>
+      <w:pPr>
+        <w:rPr>
+          <w:sz w:val="24"/>
+          <w:szCs w:val="24"/>
+          <w:lang w:val="en-US"/>
+        </w:rPr>
+      </w:pPr>
+      <w:proofErr w:type="spellStart"/>
+      <w:proofErr w:type="gramStart"/>
+      <w:r>
+        <w:rPr>
+          <w:sz w:val="24"/>
+          <w:szCs w:val="24"/>
+          <w:lang w:val="en-US"/>
+        </w:rPr>
+        <w:t>s.substr</w:t>
+      </w:r>
+      <w:proofErr w:type="spellEnd"/>
+      <w:proofErr w:type="gramEnd"/>
+      <w:r>
+        <w:rPr>
+          <w:sz w:val="24"/>
+          <w:szCs w:val="24"/>
+          <w:lang w:val="en-US"/>
+        </w:rPr>
+        <w:t>(0, 3);</w:t>
+      </w:r>
+    </w:p>
+    <w:p>
+      <w:pPr>
+        <w:rPr>
+          <w:b/>
+          <w:bCs/>
+          <w:sz w:val="24"/>
+          <w:szCs w:val="24"/>
+          <w:lang w:val="en-US"/>
+        </w:rPr>
+      </w:pPr>
+      <w:r>
+        <w:rPr>
+          <w:b/>
+          <w:bCs/>
+          <w:sz w:val="24"/>
+          <w:szCs w:val="24"/>
+          <w:lang w:val="en-US"/>
+        </w:rPr>
+        <w:t>6.</w:t>
+      </w:r>
+      <w:proofErr w:type="gramStart"/>
+      <w:r>
+        <w:rPr>
+          <w:b/>
+          <w:bCs/>
+          <w:sz w:val="24"/>
+          <w:szCs w:val="24"/>
+          <w:lang w:val="en-US"/>
+        </w:rPr>
+        <w:t xml:space="preserve">1 </w:t>
+      </w:r>
+      <w:r>
+        <w:rPr>
+          <w:b/>
+          <w:bCs/>
+          <w:sz w:val="24"/>
+          <w:szCs w:val="24"/>
+          <w:lang w:val="en-US"/>
+        </w:rPr>
+        <w:t>.Explain</w:t>
+      </w:r>
+      <w:proofErr w:type="gramEnd"/>
+      <w:r>
+        <w:rPr>
+          <w:b/>
+          <w:bCs/>
+          <w:sz w:val="24"/>
+          <w:szCs w:val="24"/>
+          <w:lang w:val="en-US"/>
+        </w:rPr>
+        <w:t xml:space="preserve"> </w:t>
+      </w:r>
+      <w:r>
+        <w:rPr>
+          <w:b/>
+          <w:bCs/>
+          <w:sz w:val="24"/>
+          <w:szCs w:val="24"/>
+          <w:lang w:val="en-US"/>
+        </w:rPr>
+        <w:t>the</w:t>
+      </w:r>
+      <w:r>
+        <w:rPr>
+          <w:b/>
+          <w:bCs/>
+          <w:sz w:val="24"/>
+          <w:szCs w:val="24"/>
+          <w:lang w:val="en-US"/>
+        </w:rPr>
+        <w:t xml:space="preserve"> </w:t>
+      </w:r>
+      <w:r>
+        <w:rPr>
+          <w:b/>
+          <w:bCs/>
+          <w:sz w:val="24"/>
+          <w:szCs w:val="24"/>
+          <w:lang w:val="en-US"/>
+        </w:rPr>
+        <w:t>key concepts</w:t>
+      </w:r>
+      <w:r>
+        <w:rPr>
+          <w:b/>
+          <w:bCs/>
+          <w:sz w:val="24"/>
+          <w:szCs w:val="24"/>
+          <w:lang w:val="en-US"/>
+        </w:rPr>
+        <w:t xml:space="preserve"> </w:t>
+      </w:r>
+      <w:r>
+        <w:rPr>
+          <w:b/>
+          <w:bCs/>
+          <w:sz w:val="24"/>
+          <w:szCs w:val="24"/>
+          <w:lang w:val="en-US"/>
+        </w:rPr>
+        <w:t>of</w:t>
+      </w:r>
+      <w:r>
+        <w:rPr>
+          <w:b/>
+          <w:bCs/>
+          <w:sz w:val="24"/>
+          <w:szCs w:val="24"/>
+          <w:lang w:val="en-US"/>
+        </w:rPr>
+        <w:t xml:space="preserve"> </w:t>
+      </w:r>
+      <w:r>
+        <w:rPr>
+          <w:b/>
+          <w:bCs/>
+          <w:sz w:val="24"/>
+          <w:szCs w:val="24"/>
+          <w:lang w:val="en-US"/>
+        </w:rPr>
+        <w:t xml:space="preserve">Object-Oriented </w:t>
+      </w:r>
+      <w:proofErr w:type="gramStart"/>
+      <w:r>
+        <w:rPr>
+          <w:b/>
+          <w:bCs/>
+          <w:sz w:val="24"/>
+          <w:szCs w:val="24"/>
+          <w:lang w:val="en-US"/>
+        </w:rPr>
+        <w:t>Programming(</w:t>
+      </w:r>
+      <w:proofErr w:type="gramEnd"/>
+      <w:r>
+        <w:rPr>
+          <w:b/>
+          <w:bCs/>
+          <w:sz w:val="24"/>
+          <w:szCs w:val="24"/>
+          <w:lang w:val="en-US"/>
+        </w:rPr>
+        <w:t>OOP).</w:t>
+      </w:r>
+    </w:p>
+    <w:p>
+      <w:pPr>
+        <w:rPr>
+          <w:b/>
+          <w:bCs/>
+          <w:sz w:val="24"/>
+          <w:szCs w:val="24"/>
+          <w:lang w:val="en-US"/>
+        </w:rPr>
+      </w:pPr>
+      <w:r>
+        <w:rPr>
+          <w:b/>
+          <w:bCs/>
+          <w:sz w:val="24"/>
+          <w:szCs w:val="24"/>
+          <w:lang w:val="en-US"/>
+        </w:rPr>
+        <w:t>Key Concepts of Object-Oriented Programming (OOP)</w:t>
+      </w:r>
+    </w:p>
+    <w:p>
+      <w:pPr>
+        <w:rPr>
+          <w:sz w:val="24"/>
+          <w:szCs w:val="24"/>
+          <w:lang w:val="en-US"/>
+        </w:rPr>
+      </w:pPr>
+      <w:r>
+        <w:rPr>
+          <w:sz w:val="24"/>
+          <w:szCs w:val="24"/>
+          <w:lang w:val="en-US"/>
+        </w:rPr>
+        <w:t>Object-Oriented Programming (OOP) is a programming approach based on objects and classes. It helps in organizing code, reusability, and security.</w:t>
+      </w:r>
+    </w:p>
+    <w:p>
+      <w:pPr>
+        <w:rPr>
+          <w:b/>
+          <w:bCs/>
+          <w:sz w:val="24"/>
+          <w:szCs w:val="24"/>
+          <w:lang w:val="en-US"/>
+        </w:rPr>
+      </w:pPr>
+      <w:r>
+        <w:rPr>
+          <w:b/>
+          <w:bCs/>
+          <w:sz w:val="24"/>
+          <w:szCs w:val="24"/>
+          <w:lang w:val="en-US"/>
+        </w:rPr>
+        <w:t>Main Concepts of OOP</w:t>
+      </w:r>
+    </w:p>
+    <w:p>
+      <w:pPr>
+        <w:rPr>
+          <w:b/>
+          <w:bCs/>
+          <w:sz w:val="24"/>
+          <w:szCs w:val="24"/>
+          <w:lang w:val="en-US"/>
+        </w:rPr>
+      </w:pPr>
+      <w:r>
+        <w:rPr>
+          <w:b/>
+          <w:bCs/>
+          <w:sz w:val="24"/>
+          <w:szCs w:val="24"/>
+          <w:lang w:val="en-US"/>
+        </w:rPr>
+        <w:t>1. Class</w:t>
+      </w:r>
+    </w:p>
+    <w:p>
+      <w:pPr>
+        <w:rPr>
+          <w:sz w:val="24"/>
+          <w:szCs w:val="24"/>
+          <w:lang w:val="en-US"/>
+        </w:rPr>
+      </w:pPr>
+      <w:r>
+        <w:rPr>
+          <w:sz w:val="24"/>
+          <w:szCs w:val="24"/>
+          <w:lang w:val="en-US"/>
+        </w:rPr>
+        <w:t>A class is a blueprint or template used to create objects.</w:t>
+      </w:r>
+    </w:p>
+    <w:p>
+      <w:pPr>
+        <w:rPr>
+          <w:sz w:val="24"/>
+          <w:szCs w:val="24"/>
+          <w:lang w:val="en-US"/>
+        </w:rPr>
+      </w:pPr>
+      <w:r>
+        <w:rPr>
+          <w:sz w:val="24"/>
+          <w:szCs w:val="24"/>
+          <w:lang w:val="en-US"/>
+        </w:rPr>
+        <w:t>It contains data members and member functions.</w:t>
+      </w:r>
+    </w:p>
+    <w:p>
+      <w:pPr>
+        <w:rPr>
+          <w:b/>
+          <w:bCs/>
+          <w:sz w:val="24"/>
+          <w:szCs w:val="24"/>
+          <w:lang w:val="en-US"/>
+        </w:rPr>
+      </w:pPr>
+      <w:r>
+        <w:rPr>
+          <w:b/>
+          <w:bCs/>
+          <w:sz w:val="24"/>
+          <w:szCs w:val="24"/>
+          <w:lang w:val="en-US"/>
+        </w:rPr>
+        <w:lastRenderedPageBreak/>
+        <w:t>2. Object</w:t>
+      </w:r>
+    </w:p>
+    <w:p>
+      <w:pPr>
+        <w:rPr>
+          <w:sz w:val="24"/>
+          <w:szCs w:val="24"/>
+          <w:lang w:val="en-US"/>
+        </w:rPr>
+      </w:pPr>
+      <w:r>
+        <w:rPr>
+          <w:sz w:val="24"/>
+          <w:szCs w:val="24"/>
+          <w:lang w:val="en-US"/>
+        </w:rPr>
+        <w:t>An object is an instance of a class.</w:t>
+      </w:r>
+    </w:p>
+    <w:p>
+      <w:pPr>
+        <w:rPr>
+          <w:sz w:val="24"/>
+          <w:szCs w:val="24"/>
+          <w:lang w:val="en-US"/>
+        </w:rPr>
+      </w:pPr>
+      <w:r>
+        <w:rPr>
+          <w:sz w:val="24"/>
+          <w:szCs w:val="24"/>
+          <w:lang w:val="en-US"/>
+        </w:rPr>
+        <w:t>It represents a real-world entity.</w:t>
+      </w:r>
+    </w:p>
+    <w:p>
+      <w:pPr>
+        <w:rPr>
+          <w:b/>
+          <w:bCs/>
+          <w:sz w:val="24"/>
+          <w:szCs w:val="24"/>
+          <w:lang w:val="en-US"/>
+        </w:rPr>
+      </w:pPr>
+      <w:r>
+        <w:rPr>
+          <w:b/>
+          <w:bCs/>
+          <w:sz w:val="24"/>
+          <w:szCs w:val="24"/>
+          <w:lang w:val="en-US"/>
+        </w:rPr>
+        <w:t>3. Encapsulation</w:t>
+      </w:r>
+    </w:p>
+    <w:p>
+      <w:pPr>
+        <w:rPr>
+          <w:sz w:val="24"/>
+          <w:szCs w:val="24"/>
+          <w:lang w:val="en-US"/>
+        </w:rPr>
+      </w:pPr>
+      <w:r>
+        <w:rPr>
+          <w:sz w:val="24"/>
+          <w:szCs w:val="24"/>
+          <w:lang w:val="en-US"/>
+        </w:rPr>
+        <w:t>Encapsulation means binding data and functions together in a single unit (class).</w:t>
+      </w:r>
+    </w:p>
+    <w:p>
+      <w:pPr>
+        <w:rPr>
+          <w:sz w:val="24"/>
+          <w:szCs w:val="24"/>
+          <w:lang w:val="en-US"/>
+        </w:rPr>
+      </w:pPr>
+      <w:r>
+        <w:rPr>
+          <w:sz w:val="24"/>
+          <w:szCs w:val="24"/>
+          <w:lang w:val="en-US"/>
+        </w:rPr>
+        <w:t>It also provides data hiding.</w:t>
+      </w:r>
+    </w:p>
+    <w:p>
+      <w:pPr>
+        <w:rPr>
+          <w:b/>
+          <w:bCs/>
+          <w:sz w:val="24"/>
+          <w:szCs w:val="24"/>
+          <w:lang w:val="en-US"/>
+        </w:rPr>
+      </w:pPr>
+      <w:r>
+        <w:rPr>
+          <w:b/>
+          <w:bCs/>
+          <w:sz w:val="24"/>
+          <w:szCs w:val="24"/>
+          <w:lang w:val="en-US"/>
+        </w:rPr>
+        <w:t>4. Abstraction</w:t>
+      </w:r>
+    </w:p>
+    <w:p>
+      <w:pPr>
+        <w:rPr>
+          <w:sz w:val="24"/>
+          <w:szCs w:val="24"/>
+          <w:lang w:val="en-US"/>
+        </w:rPr>
+      </w:pPr>
+      <w:r>
+        <w:rPr>
+          <w:sz w:val="24"/>
+          <w:szCs w:val="24"/>
+          <w:lang w:val="en-US"/>
+        </w:rPr>
+        <w:t>Abstraction means showing only essential details and hiding internal implementation.</w:t>
+      </w:r>
+    </w:p>
+    <w:p>
+      <w:pPr>
+        <w:rPr>
+          <w:b/>
+          <w:bCs/>
+          <w:sz w:val="24"/>
+          <w:szCs w:val="24"/>
+          <w:lang w:val="en-US"/>
+        </w:rPr>
+      </w:pPr>
+      <w:r>
+        <w:rPr>
+          <w:b/>
+          <w:bCs/>
+          <w:sz w:val="24"/>
+          <w:szCs w:val="24"/>
+          <w:lang w:val="en-US"/>
+        </w:rPr>
+        <w:t>5. Inheritance</w:t>
+      </w:r>
+    </w:p>
+    <w:p>
+      <w:pPr>
+        <w:rPr>
+          <w:sz w:val="24"/>
+          <w:szCs w:val="24"/>
+          <w:lang w:val="en-US"/>
+        </w:rPr>
+      </w:pPr>
+      <w:r>
+        <w:rPr>
+          <w:sz w:val="24"/>
+          <w:szCs w:val="24"/>
+          <w:lang w:val="en-US"/>
+        </w:rPr>
+        <w:t>Inheritance allows a class to acquire properties of another class.</w:t>
+      </w:r>
+    </w:p>
+    <w:p>
+      <w:pPr>
+        <w:rPr>
+          <w:sz w:val="24"/>
+          <w:szCs w:val="24"/>
+          <w:lang w:val="en-US"/>
+        </w:rPr>
+      </w:pPr>
+      <w:r>
+        <w:rPr>
+          <w:sz w:val="24"/>
+          <w:szCs w:val="24"/>
+          <w:lang w:val="en-US"/>
+        </w:rPr>
+        <w:t>It promotes code reusability.</w:t>
+      </w:r>
+    </w:p>
+    <w:p>
+      <w:pPr>
+        <w:rPr>
+          <w:b/>
+          <w:bCs/>
+          <w:sz w:val="24"/>
+          <w:szCs w:val="24"/>
+          <w:lang w:val="en-US"/>
+        </w:rPr>
+      </w:pPr>
+      <w:r>
+        <w:rPr>
+          <w:b/>
+          <w:bCs/>
+          <w:sz w:val="24"/>
+          <w:szCs w:val="24"/>
+          <w:lang w:val="en-US"/>
+        </w:rPr>
+        <w:t>6. Polymorphism</w:t>
+      </w:r>
+    </w:p>
+    <w:p>
+      <w:pPr>
+        <w:rPr>
+          <w:sz w:val="24"/>
+          <w:szCs w:val="24"/>
+          <w:lang w:val="en-US"/>
+        </w:rPr>
+      </w:pPr>
+      <w:r>
+        <w:rPr>
+          <w:sz w:val="24"/>
+          <w:szCs w:val="24"/>
+          <w:lang w:val="en-US"/>
+        </w:rPr>
+        <w:t>Polymorphism means one function behaving in different ways.</w:t>
+      </w:r>
+    </w:p>
+    <w:p>
+      <w:pPr>
+        <w:rPr>
+          <w:sz w:val="24"/>
+          <w:szCs w:val="24"/>
+          <w:lang w:val="en-US"/>
+        </w:rPr>
+      </w:pPr>
+      <w:r>
+        <w:rPr>
+          <w:sz w:val="24"/>
+          <w:szCs w:val="24"/>
+          <w:lang w:val="en-US"/>
+        </w:rPr>
+        <w:t>Example: function overloading, operator overloading.</w:t>
+      </w:r>
+    </w:p>
+    <w:p>
+      <w:pPr>
+        <w:rPr>
+          <w:b/>
+          <w:bCs/>
+          <w:sz w:val="24"/>
+          <w:szCs w:val="24"/>
+          <w:lang w:val="en-US"/>
+        </w:rPr>
+      </w:pPr>
+      <w:r>
+        <w:rPr>
+          <w:b/>
+          <w:bCs/>
+          <w:sz w:val="24"/>
+          <w:szCs w:val="24"/>
+          <w:lang w:val="en-US"/>
+        </w:rPr>
+        <w:t xml:space="preserve">6.2 </w:t>
+      </w:r>
+      <w:r>
+        <w:rPr>
+          <w:b/>
+          <w:bCs/>
+          <w:sz w:val="24"/>
+          <w:szCs w:val="24"/>
+          <w:lang w:val="en-US"/>
+        </w:rPr>
+        <w:t>What</w:t>
+      </w:r>
+      <w:r>
+        <w:rPr>
+          <w:b/>
+          <w:bCs/>
+          <w:sz w:val="24"/>
+          <w:szCs w:val="24"/>
+          <w:lang w:val="en-US"/>
+        </w:rPr>
+        <w:t xml:space="preserve"> </w:t>
+      </w:r>
+      <w:r>
+        <w:rPr>
+          <w:b/>
+          <w:bCs/>
+          <w:sz w:val="24"/>
+          <w:szCs w:val="24"/>
+          <w:lang w:val="en-US"/>
+        </w:rPr>
+        <w:t>are</w:t>
+      </w:r>
+      <w:r>
+        <w:rPr>
+          <w:b/>
+          <w:bCs/>
+          <w:sz w:val="24"/>
+          <w:szCs w:val="24"/>
+          <w:lang w:val="en-US"/>
+        </w:rPr>
+        <w:t xml:space="preserve"> </w:t>
+      </w:r>
+      <w:r>
+        <w:rPr>
+          <w:b/>
+          <w:bCs/>
+          <w:sz w:val="24"/>
+          <w:szCs w:val="24"/>
+          <w:lang w:val="en-US"/>
+        </w:rPr>
+        <w:t>classes</w:t>
+      </w:r>
+      <w:r>
+        <w:rPr>
+          <w:b/>
+          <w:bCs/>
+          <w:sz w:val="24"/>
+          <w:szCs w:val="24"/>
+          <w:lang w:val="en-US"/>
+        </w:rPr>
+        <w:t xml:space="preserve"> </w:t>
+      </w:r>
+      <w:r>
+        <w:rPr>
+          <w:b/>
+          <w:bCs/>
+          <w:sz w:val="24"/>
+          <w:szCs w:val="24"/>
+          <w:lang w:val="en-US"/>
+        </w:rPr>
+        <w:t>and</w:t>
+      </w:r>
+      <w:r>
+        <w:rPr>
+          <w:b/>
+          <w:bCs/>
+          <w:sz w:val="24"/>
+          <w:szCs w:val="24"/>
+          <w:lang w:val="en-US"/>
+        </w:rPr>
+        <w:t xml:space="preserve"> </w:t>
+      </w:r>
+      <w:r>
+        <w:rPr>
+          <w:b/>
+          <w:bCs/>
+          <w:sz w:val="24"/>
+          <w:szCs w:val="24"/>
+          <w:lang w:val="en-US"/>
+        </w:rPr>
+        <w:t>objects in</w:t>
+      </w:r>
+      <w:r>
+        <w:rPr>
+          <w:b/>
+          <w:bCs/>
+          <w:sz w:val="24"/>
+          <w:szCs w:val="24"/>
+          <w:lang w:val="en-US"/>
+        </w:rPr>
+        <w:t xml:space="preserve"> </w:t>
+      </w:r>
+      <w:r>
+        <w:rPr>
+          <w:b/>
+          <w:bCs/>
           <w:sz w:val="24"/>
           <w:szCs w:val="24"/>
           <w:lang w:val="en-US"/>
@@ -6170,6 +11961,8 @@
       </w:r>
       <w:r>
         <w:rPr>
+          <w:b/>
+          <w:bCs/>
           <w:sz w:val="24"/>
           <w:szCs w:val="24"/>
           <w:lang w:val="en-US"/>
@@ -6178,6 +11971,736 @@
       </w:r>
       <w:r>
         <w:rPr>
+          <w:b/>
+          <w:bCs/>
+          <w:sz w:val="24"/>
+          <w:szCs w:val="24"/>
+          <w:lang w:val="en-US"/>
+        </w:rPr>
+        <w:t>Provide</w:t>
+      </w:r>
+      <w:r>
+        <w:rPr>
+          <w:b/>
+          <w:bCs/>
+          <w:sz w:val="24"/>
+          <w:szCs w:val="24"/>
+          <w:lang w:val="en-US"/>
+        </w:rPr>
+        <w:t xml:space="preserve"> </w:t>
+      </w:r>
+      <w:r>
+        <w:rPr>
+          <w:b/>
+          <w:bCs/>
+          <w:sz w:val="24"/>
+          <w:szCs w:val="24"/>
+          <w:lang w:val="en-US"/>
+        </w:rPr>
+        <w:t>an</w:t>
+      </w:r>
+      <w:r>
+        <w:rPr>
+          <w:b/>
+          <w:bCs/>
+          <w:sz w:val="24"/>
+          <w:szCs w:val="24"/>
+          <w:lang w:val="en-US"/>
+        </w:rPr>
+        <w:t xml:space="preserve"> </w:t>
+      </w:r>
+      <w:r>
+        <w:rPr>
+          <w:b/>
+          <w:bCs/>
+          <w:sz w:val="24"/>
+          <w:szCs w:val="24"/>
+          <w:lang w:val="en-US"/>
+        </w:rPr>
+        <w:t>example.</w:t>
+      </w:r>
+    </w:p>
+    <w:p>
+      <w:pPr>
+        <w:rPr>
+          <w:b/>
+          <w:bCs/>
+          <w:sz w:val="24"/>
+          <w:szCs w:val="24"/>
+          <w:lang w:val="en-US"/>
+        </w:rPr>
+      </w:pPr>
+      <w:r>
+        <w:rPr>
+          <w:b/>
+          <w:bCs/>
+          <w:sz w:val="24"/>
+          <w:szCs w:val="24"/>
+          <w:lang w:val="en-US"/>
+        </w:rPr>
+        <w:t>Classes and Objects in C++</w:t>
+      </w:r>
+    </w:p>
+    <w:p>
+      <w:pPr>
+        <w:rPr>
+          <w:b/>
+          <w:bCs/>
+          <w:sz w:val="24"/>
+          <w:szCs w:val="24"/>
+          <w:lang w:val="en-US"/>
+        </w:rPr>
+      </w:pPr>
+      <w:r>
+        <w:rPr>
+          <w:b/>
+          <w:bCs/>
+          <w:sz w:val="24"/>
+          <w:szCs w:val="24"/>
+          <w:lang w:val="en-US"/>
+        </w:rPr>
+        <w:t>Class</w:t>
+      </w:r>
+    </w:p>
+    <w:p>
+      <w:pPr>
+        <w:rPr>
+          <w:sz w:val="24"/>
+          <w:szCs w:val="24"/>
+          <w:lang w:val="en-US"/>
+        </w:rPr>
+      </w:pPr>
+      <w:r>
+        <w:rPr>
+          <w:sz w:val="24"/>
+          <w:szCs w:val="24"/>
+          <w:lang w:val="en-US"/>
+        </w:rPr>
+        <w:t>A class is a blueprint or template used to create objects.</w:t>
+      </w:r>
+    </w:p>
+    <w:p>
+      <w:pPr>
+        <w:rPr>
+          <w:sz w:val="24"/>
+          <w:szCs w:val="24"/>
+          <w:lang w:val="en-US"/>
+        </w:rPr>
+      </w:pPr>
+      <w:r>
+        <w:rPr>
+          <w:sz w:val="24"/>
+          <w:szCs w:val="24"/>
+          <w:lang w:val="en-US"/>
+        </w:rPr>
+        <w:t>It contains data members (variables) and member functions (methods).</w:t>
+      </w:r>
+    </w:p>
+    <w:p>
+      <w:pPr>
+        <w:rPr>
+          <w:b/>
+          <w:bCs/>
+          <w:sz w:val="24"/>
+          <w:szCs w:val="24"/>
+          <w:lang w:val="en-US"/>
+        </w:rPr>
+      </w:pPr>
+      <w:r>
+        <w:rPr>
+          <w:b/>
+          <w:bCs/>
+          <w:sz w:val="24"/>
+          <w:szCs w:val="24"/>
+          <w:lang w:val="en-US"/>
+        </w:rPr>
+        <w:t>Object</w:t>
+      </w:r>
+    </w:p>
+    <w:p>
+      <w:pPr>
+        <w:rPr>
+          <w:sz w:val="24"/>
+          <w:szCs w:val="24"/>
+          <w:lang w:val="en-US"/>
+        </w:rPr>
+      </w:pPr>
+      <w:r>
+        <w:rPr>
+          <w:sz w:val="24"/>
+          <w:szCs w:val="24"/>
+          <w:lang w:val="en-US"/>
+        </w:rPr>
+        <w:t>An object is an instance of a class.</w:t>
+      </w:r>
+    </w:p>
+    <w:p>
+      <w:pPr>
+        <w:rPr>
+          <w:sz w:val="24"/>
+          <w:szCs w:val="24"/>
+          <w:lang w:val="en-US"/>
+        </w:rPr>
+      </w:pPr>
+      <w:r>
+        <w:rPr>
+          <w:sz w:val="24"/>
+          <w:szCs w:val="24"/>
+          <w:lang w:val="en-US"/>
+        </w:rPr>
+        <w:t>It is used to access the data and functions of the class.</w:t>
+      </w:r>
+    </w:p>
+    <w:p>
+      <w:pPr>
+        <w:rPr>
+          <w:b/>
+          <w:bCs/>
+          <w:sz w:val="24"/>
+          <w:szCs w:val="24"/>
+          <w:lang w:val="en-US"/>
+        </w:rPr>
+      </w:pPr>
+      <w:r>
+        <w:rPr>
+          <w:b/>
+          <w:bCs/>
+          <w:sz w:val="24"/>
+          <w:szCs w:val="24"/>
+          <w:lang w:val="en-US"/>
+        </w:rPr>
+        <w:t>Example</w:t>
+      </w:r>
+    </w:p>
+    <w:p>
+      <w:pPr>
+        <w:rPr>
+          <w:sz w:val="24"/>
+          <w:szCs w:val="24"/>
+          <w:lang w:val="en-US"/>
+        </w:rPr>
+      </w:pPr>
+      <w:r>
+        <w:rPr>
+          <w:sz w:val="24"/>
+          <w:szCs w:val="24"/>
+          <w:lang w:val="en-US"/>
+        </w:rPr>
+        <w:t>#include&lt;iostream&gt;</w:t>
+      </w:r>
+    </w:p>
+    <w:p>
+      <w:pPr>
+        <w:rPr>
+          <w:sz w:val="24"/>
+          <w:szCs w:val="24"/>
+          <w:lang w:val="en-US"/>
+        </w:rPr>
+      </w:pPr>
+      <w:r>
+        <w:rPr>
+          <w:sz w:val="24"/>
+          <w:szCs w:val="24"/>
+          <w:lang w:val="en-US"/>
+        </w:rPr>
+        <w:t>using namespace std;</w:t>
+      </w:r>
+    </w:p>
+    <w:p>
+      <w:pPr>
+        <w:rPr>
+          <w:sz w:val="24"/>
+          <w:szCs w:val="24"/>
+          <w:lang w:val="en-US"/>
+        </w:rPr>
+      </w:pPr>
+      <w:r>
+        <w:rPr>
+          <w:sz w:val="24"/>
+          <w:szCs w:val="24"/>
+          <w:lang w:val="en-US"/>
+        </w:rPr>
+        <w:t>class Student</w:t>
+      </w:r>
+    </w:p>
+    <w:p>
+      <w:pPr>
+        <w:rPr>
+          <w:sz w:val="24"/>
+          <w:szCs w:val="24"/>
+          <w:lang w:val="en-US"/>
+        </w:rPr>
+      </w:pPr>
+      <w:r>
+        <w:rPr>
+          <w:sz w:val="24"/>
+          <w:szCs w:val="24"/>
+          <w:lang w:val="en-US"/>
+        </w:rPr>
+        <w:t>{</w:t>
+      </w:r>
+    </w:p>
+    <w:p>
+      <w:pPr>
+        <w:rPr>
+          <w:sz w:val="24"/>
+          <w:szCs w:val="24"/>
+          <w:lang w:val="en-US"/>
+        </w:rPr>
+      </w:pPr>
+      <w:r>
+        <w:rPr>
+          <w:sz w:val="24"/>
+          <w:szCs w:val="24"/>
+          <w:lang w:val="en-US"/>
+        </w:rPr>
+        <w:t>public:</w:t>
+      </w:r>
+    </w:p>
+    <w:p>
+      <w:pPr>
+        <w:rPr>
+          <w:sz w:val="24"/>
+          <w:szCs w:val="24"/>
+          <w:lang w:val="en-US"/>
+        </w:rPr>
+      </w:pPr>
+      <w:r>
+        <w:rPr>
+          <w:sz w:val="24"/>
+          <w:szCs w:val="24"/>
+          <w:lang w:val="en-US"/>
+        </w:rPr>
+        <w:t xml:space="preserve">    int id;</w:t>
+      </w:r>
+    </w:p>
+    <w:p>
+      <w:pPr>
+        <w:rPr>
+          <w:sz w:val="24"/>
+          <w:szCs w:val="24"/>
+          <w:lang w:val="en-US"/>
+        </w:rPr>
+      </w:pPr>
+      <w:r>
+        <w:rPr>
+          <w:sz w:val="24"/>
+          <w:szCs w:val="24"/>
+          <w:lang w:val="en-US"/>
+        </w:rPr>
+        <w:lastRenderedPageBreak/>
+        <w:t xml:space="preserve">    string name;</w:t>
+      </w:r>
+    </w:p>
+    <w:p>
+      <w:pPr>
+        <w:rPr>
+          <w:sz w:val="24"/>
+          <w:szCs w:val="24"/>
+          <w:lang w:val="en-US"/>
+        </w:rPr>
+      </w:pPr>
+      <w:r>
+        <w:rPr>
+          <w:sz w:val="24"/>
+          <w:szCs w:val="24"/>
+          <w:lang w:val="en-US"/>
+        </w:rPr>
+        <w:t xml:space="preserve">   void </w:t>
+      </w:r>
+      <w:proofErr w:type="gramStart"/>
+      <w:r>
+        <w:rPr>
+          <w:sz w:val="24"/>
+          <w:szCs w:val="24"/>
+          <w:lang w:val="en-US"/>
+        </w:rPr>
+        <w:t>display(</w:t>
+      </w:r>
+      <w:proofErr w:type="gramEnd"/>
+      <w:r>
+        <w:rPr>
+          <w:sz w:val="24"/>
+          <w:szCs w:val="24"/>
+          <w:lang w:val="en-US"/>
+        </w:rPr>
+        <w:t>)</w:t>
+      </w:r>
+    </w:p>
+    <w:p>
+      <w:pPr>
+        <w:rPr>
+          <w:sz w:val="24"/>
+          <w:szCs w:val="24"/>
+          <w:lang w:val="en-US"/>
+        </w:rPr>
+      </w:pPr>
+      <w:r>
+        <w:rPr>
+          <w:sz w:val="24"/>
+          <w:szCs w:val="24"/>
+          <w:lang w:val="en-US"/>
+        </w:rPr>
+        <w:t xml:space="preserve">    {</w:t>
+      </w:r>
+    </w:p>
+    <w:p>
+      <w:pPr>
+        <w:rPr>
+          <w:sz w:val="24"/>
+          <w:szCs w:val="24"/>
+          <w:lang w:val="en-US"/>
+        </w:rPr>
+      </w:pPr>
+      <w:r>
+        <w:rPr>
+          <w:sz w:val="24"/>
+          <w:szCs w:val="24"/>
+          <w:lang w:val="en-US"/>
+        </w:rPr>
+        <w:t xml:space="preserve">        </w:t>
+      </w:r>
+      <w:proofErr w:type="spellStart"/>
+      <w:r>
+        <w:rPr>
+          <w:sz w:val="24"/>
+          <w:szCs w:val="24"/>
+          <w:lang w:val="en-US"/>
+        </w:rPr>
+        <w:t>cout</w:t>
+      </w:r>
+      <w:proofErr w:type="spellEnd"/>
+      <w:r>
+        <w:rPr>
+          <w:sz w:val="24"/>
+          <w:szCs w:val="24"/>
+          <w:lang w:val="en-US"/>
+        </w:rPr>
+        <w:t xml:space="preserve"> &lt;&lt; id &lt;&lt; " " &lt;&lt; name;</w:t>
+      </w:r>
+    </w:p>
+    <w:p>
+      <w:pPr>
+        <w:rPr>
+          <w:sz w:val="24"/>
+          <w:szCs w:val="24"/>
+          <w:lang w:val="en-US"/>
+        </w:rPr>
+      </w:pPr>
+      <w:r>
+        <w:rPr>
+          <w:sz w:val="24"/>
+          <w:szCs w:val="24"/>
+          <w:lang w:val="en-US"/>
+        </w:rPr>
+        <w:t xml:space="preserve">    }</w:t>
+      </w:r>
+    </w:p>
+    <w:p>
+      <w:pPr>
+        <w:rPr>
+          <w:sz w:val="24"/>
+          <w:szCs w:val="24"/>
+          <w:lang w:val="en-US"/>
+        </w:rPr>
+      </w:pPr>
+      <w:r>
+        <w:rPr>
+          <w:sz w:val="24"/>
+          <w:szCs w:val="24"/>
+          <w:lang w:val="en-US"/>
+        </w:rPr>
+        <w:t>};</w:t>
+      </w:r>
+    </w:p>
+    <w:p>
+      <w:pPr>
+        <w:rPr>
+          <w:sz w:val="24"/>
+          <w:szCs w:val="24"/>
+          <w:lang w:val="en-US"/>
+        </w:rPr>
+      </w:pPr>
+      <w:r>
+        <w:rPr>
+          <w:sz w:val="24"/>
+          <w:szCs w:val="24"/>
+          <w:lang w:val="en-US"/>
+        </w:rPr>
+        <w:t xml:space="preserve">int </w:t>
+      </w:r>
+      <w:proofErr w:type="gramStart"/>
+      <w:r>
+        <w:rPr>
+          <w:sz w:val="24"/>
+          <w:szCs w:val="24"/>
+          <w:lang w:val="en-US"/>
+        </w:rPr>
+        <w:t>main(</w:t>
+      </w:r>
+      <w:proofErr w:type="gramEnd"/>
+      <w:r>
+        <w:rPr>
+          <w:sz w:val="24"/>
+          <w:szCs w:val="24"/>
+          <w:lang w:val="en-US"/>
+        </w:rPr>
+        <w:t>)</w:t>
+      </w:r>
+    </w:p>
+    <w:p>
+      <w:pPr>
+        <w:rPr>
+          <w:sz w:val="24"/>
+          <w:szCs w:val="24"/>
+          <w:lang w:val="en-US"/>
+        </w:rPr>
+      </w:pPr>
+      <w:proofErr w:type="gramStart"/>
+      <w:r>
+        <w:rPr>
+          <w:sz w:val="24"/>
+          <w:szCs w:val="24"/>
+          <w:lang w:val="en-US"/>
+        </w:rPr>
+        <w:t xml:space="preserve">{  </w:t>
+      </w:r>
+      <w:proofErr w:type="gramEnd"/>
+      <w:r>
+        <w:rPr>
+          <w:sz w:val="24"/>
+          <w:szCs w:val="24"/>
+          <w:lang w:val="en-US"/>
+        </w:rPr>
+        <w:t xml:space="preserve">  Student s</w:t>
+      </w:r>
+      <w:proofErr w:type="gramStart"/>
+      <w:r>
+        <w:rPr>
+          <w:sz w:val="24"/>
+          <w:szCs w:val="24"/>
+          <w:lang w:val="en-US"/>
+        </w:rPr>
+        <w:t xml:space="preserve">1;   </w:t>
+      </w:r>
+      <w:proofErr w:type="gramEnd"/>
+      <w:r>
+        <w:rPr>
+          <w:sz w:val="24"/>
+          <w:szCs w:val="24"/>
+          <w:lang w:val="en-US"/>
+        </w:rPr>
+        <w:t>// Object creation</w:t>
+      </w:r>
+    </w:p>
+    <w:p>
+      <w:pPr>
+        <w:rPr>
+          <w:sz w:val="24"/>
+          <w:szCs w:val="24"/>
+          <w:lang w:val="en-US"/>
+        </w:rPr>
+      </w:pPr>
+      <w:r>
+        <w:rPr>
+          <w:sz w:val="24"/>
+          <w:szCs w:val="24"/>
+          <w:lang w:val="en-US"/>
+        </w:rPr>
+        <w:t xml:space="preserve">    s1.id = 1;</w:t>
+      </w:r>
+    </w:p>
+    <w:p>
+      <w:pPr>
+        <w:rPr>
+          <w:sz w:val="24"/>
+          <w:szCs w:val="24"/>
+          <w:lang w:val="en-US"/>
+        </w:rPr>
+      </w:pPr>
+      <w:r>
+        <w:rPr>
+          <w:sz w:val="24"/>
+          <w:szCs w:val="24"/>
+          <w:lang w:val="en-US"/>
+        </w:rPr>
+        <w:t xml:space="preserve">    s1.name = "Raj";</w:t>
+      </w:r>
+    </w:p>
+    <w:p>
+      <w:pPr>
+        <w:rPr>
+          <w:sz w:val="24"/>
+          <w:szCs w:val="24"/>
+          <w:lang w:val="en-US"/>
+        </w:rPr>
+      </w:pPr>
+      <w:r>
+        <w:rPr>
+          <w:sz w:val="24"/>
+          <w:szCs w:val="24"/>
+          <w:lang w:val="en-US"/>
+        </w:rPr>
+        <w:t>s</w:t>
+      </w:r>
+      <w:proofErr w:type="gramStart"/>
+      <w:r>
+        <w:rPr>
+          <w:sz w:val="24"/>
+          <w:szCs w:val="24"/>
+          <w:lang w:val="en-US"/>
+        </w:rPr>
+        <w:t>1.display</w:t>
+      </w:r>
+      <w:proofErr w:type="gramEnd"/>
+      <w:r>
+        <w:rPr>
+          <w:sz w:val="24"/>
+          <w:szCs w:val="24"/>
+          <w:lang w:val="en-US"/>
+        </w:rPr>
+        <w:t>(</w:t>
+      </w:r>
+      <w:proofErr w:type="gramStart"/>
+      <w:r>
+        <w:rPr>
+          <w:sz w:val="24"/>
+          <w:szCs w:val="24"/>
+          <w:lang w:val="en-US"/>
+        </w:rPr>
+        <w:t xml:space="preserve">);   </w:t>
+      </w:r>
+      <w:proofErr w:type="gramEnd"/>
+      <w:r>
+        <w:rPr>
+          <w:sz w:val="24"/>
+          <w:szCs w:val="24"/>
+          <w:lang w:val="en-US"/>
+        </w:rPr>
+        <w:t>// Function call</w:t>
+      </w:r>
+    </w:p>
+    <w:p>
+      <w:pPr>
+        <w:rPr>
+          <w:sz w:val="24"/>
+          <w:szCs w:val="24"/>
+          <w:lang w:val="en-US"/>
+        </w:rPr>
+      </w:pPr>
+      <w:r>
+        <w:rPr>
+          <w:sz w:val="24"/>
+          <w:szCs w:val="24"/>
+          <w:lang w:val="en-US"/>
+        </w:rPr>
+        <w:t>}</w:t>
+      </w:r>
+    </w:p>
+    <w:p>
+      <w:pPr>
+        <w:rPr>
+          <w:b/>
+          <w:bCs/>
+          <w:sz w:val="24"/>
+          <w:szCs w:val="24"/>
+          <w:lang w:val="en-US"/>
+        </w:rPr>
+      </w:pPr>
+      <w:r>
+        <w:rPr>
+          <w:b/>
+          <w:bCs/>
+          <w:sz w:val="24"/>
+          <w:szCs w:val="24"/>
+          <w:lang w:val="en-US"/>
+        </w:rPr>
+        <w:t xml:space="preserve">6.3 </w:t>
+      </w:r>
+      <w:r>
+        <w:rPr>
+          <w:b/>
+          <w:bCs/>
+          <w:sz w:val="24"/>
+          <w:szCs w:val="24"/>
+          <w:lang w:val="en-US"/>
+        </w:rPr>
+        <w:t>What</w:t>
+      </w:r>
+      <w:r>
+        <w:rPr>
+          <w:b/>
+          <w:bCs/>
+          <w:sz w:val="24"/>
+          <w:szCs w:val="24"/>
+          <w:lang w:val="en-US"/>
+        </w:rPr>
+        <w:t xml:space="preserve"> </w:t>
+      </w:r>
+      <w:r>
+        <w:rPr>
+          <w:b/>
+          <w:bCs/>
+          <w:sz w:val="24"/>
+          <w:szCs w:val="24"/>
+          <w:lang w:val="en-US"/>
+        </w:rPr>
+        <w:t>is</w:t>
+      </w:r>
+      <w:r>
+        <w:rPr>
+          <w:b/>
+          <w:bCs/>
+          <w:sz w:val="24"/>
+          <w:szCs w:val="24"/>
+          <w:lang w:val="en-US"/>
+        </w:rPr>
+        <w:t xml:space="preserve"> </w:t>
+      </w:r>
+      <w:r>
+        <w:rPr>
+          <w:b/>
+          <w:bCs/>
+          <w:sz w:val="24"/>
+          <w:szCs w:val="24"/>
+          <w:lang w:val="en-US"/>
+        </w:rPr>
+        <w:t>inheritance</w:t>
+      </w:r>
+      <w:r>
+        <w:rPr>
+          <w:b/>
+          <w:bCs/>
+          <w:sz w:val="24"/>
+          <w:szCs w:val="24"/>
+          <w:lang w:val="en-US"/>
+        </w:rPr>
+        <w:t xml:space="preserve"> </w:t>
+      </w:r>
+      <w:r>
+        <w:rPr>
+          <w:b/>
+          <w:bCs/>
+          <w:sz w:val="24"/>
+          <w:szCs w:val="24"/>
+          <w:lang w:val="en-US"/>
+        </w:rPr>
+        <w:t>in C++?</w:t>
+      </w:r>
+      <w:r>
+        <w:rPr>
+          <w:b/>
+          <w:bCs/>
+          <w:sz w:val="24"/>
+          <w:szCs w:val="24"/>
+          <w:lang w:val="en-US"/>
+        </w:rPr>
+        <w:t xml:space="preserve"> </w:t>
+      </w:r>
+      <w:r>
+        <w:rPr>
+          <w:b/>
+          <w:bCs/>
           <w:sz w:val="24"/>
           <w:szCs w:val="24"/>
           <w:lang w:val="en-US"/>
@@ -6186,6 +12709,8 @@
       </w:r>
       <w:r>
         <w:rPr>
+          <w:b/>
+          <w:bCs/>
           <w:sz w:val="24"/>
           <w:szCs w:val="24"/>
           <w:lang w:val="en-US"/>
@@ -6194,14 +12719,18 @@
       </w:r>
       <w:r>
         <w:rPr>
-          <w:sz w:val="24"/>
-          <w:szCs w:val="24"/>
-          <w:lang w:val="en-US"/>
-        </w:rPr>
-        <w:t>the concept of</w:t>
-      </w:r>
-      <w:r>
-        <w:rPr>
+          <w:b/>
+          <w:bCs/>
+          <w:sz w:val="24"/>
+          <w:szCs w:val="24"/>
+          <w:lang w:val="en-US"/>
+        </w:rPr>
+        <w:t>with</w:t>
+      </w:r>
+      <w:r>
+        <w:rPr>
+          <w:b/>
+          <w:bCs/>
           <w:sz w:val="24"/>
           <w:szCs w:val="24"/>
           <w:lang w:val="en-US"/>
@@ -6210,56 +12739,1797 @@
       </w:r>
       <w:r>
         <w:rPr>
-          <w:sz w:val="24"/>
-          <w:szCs w:val="24"/>
-          <w:lang w:val="en-US"/>
-        </w:rPr>
-        <w:t>function declaration, definition, and calling</w:t>
-      </w:r>
-      <w:r>
-        <w:rPr>
-          <w:sz w:val="24"/>
-          <w:szCs w:val="24"/>
-          <w:lang w:val="en-US"/>
-        </w:rPr>
-        <w:t>.</w:t>
-      </w:r>
-    </w:p>
-    <w:p>
-      <w:pPr>
-        <w:rPr>
-          <w:sz w:val="24"/>
-          <w:szCs w:val="24"/>
-          <w:lang w:val="en-US"/>
-        </w:rPr>
-      </w:pPr>
-    </w:p>
-    <w:p>
-      <w:pPr>
-        <w:rPr>
-          <w:sz w:val="24"/>
-          <w:szCs w:val="24"/>
-          <w:lang w:val="en-US"/>
-        </w:rPr>
-      </w:pPr>
-    </w:p>
-    <w:p>
-      <w:pPr>
-        <w:rPr>
-          <w:sz w:val="24"/>
-          <w:szCs w:val="24"/>
-          <w:lang w:val="en-US"/>
-        </w:rPr>
-      </w:pPr>
-    </w:p>
-    <w:p>
-      <w:pPr>
-        <w:rPr>
-          <w:sz w:val="24"/>
-          <w:szCs w:val="24"/>
-          <w:lang w:val="en-US"/>
-        </w:rPr>
-      </w:pPr>
+          <w:b/>
+          <w:bCs/>
+          <w:sz w:val="24"/>
+          <w:szCs w:val="24"/>
+          <w:lang w:val="en-US"/>
+        </w:rPr>
+        <w:t>an</w:t>
+      </w:r>
+      <w:r>
+        <w:rPr>
+          <w:b/>
+          <w:bCs/>
+          <w:sz w:val="24"/>
+          <w:szCs w:val="24"/>
+          <w:lang w:val="en-US"/>
+        </w:rPr>
+        <w:t xml:space="preserve"> </w:t>
+      </w:r>
+      <w:r>
+        <w:rPr>
+          <w:b/>
+          <w:bCs/>
+          <w:sz w:val="24"/>
+          <w:szCs w:val="24"/>
+          <w:lang w:val="en-US"/>
+        </w:rPr>
+        <w:t>example.</w:t>
+      </w:r>
+    </w:p>
+    <w:p>
+      <w:pPr>
+        <w:rPr>
+          <w:b/>
+          <w:bCs/>
+          <w:sz w:val="24"/>
+          <w:szCs w:val="24"/>
+          <w:lang w:val="en-US"/>
+        </w:rPr>
+      </w:pPr>
+      <w:r>
+        <w:rPr>
+          <w:b/>
+          <w:bCs/>
+          <w:sz w:val="24"/>
+          <w:szCs w:val="24"/>
+          <w:lang w:val="en-US"/>
+        </w:rPr>
+        <w:t>I</w:t>
+      </w:r>
+      <w:r>
+        <w:rPr>
+          <w:b/>
+          <w:bCs/>
+          <w:sz w:val="24"/>
+          <w:szCs w:val="24"/>
+          <w:lang w:val="en-US"/>
+        </w:rPr>
+        <w:t>nheritance in C++</w:t>
+      </w:r>
+    </w:p>
+    <w:p>
+      <w:pPr>
+        <w:rPr>
+          <w:sz w:val="24"/>
+          <w:szCs w:val="24"/>
+          <w:lang w:val="en-US"/>
+        </w:rPr>
+      </w:pPr>
+      <w:r>
+        <w:rPr>
+          <w:sz w:val="24"/>
+          <w:szCs w:val="24"/>
+          <w:lang w:val="en-US"/>
+        </w:rPr>
+        <w:t>Inheritance is a feature of OOP that allows a class (derived class) to acquire properties and behavior of another class (base class).</w:t>
+      </w:r>
+    </w:p>
+    <w:p>
+      <w:pPr>
+        <w:rPr>
+          <w:sz w:val="24"/>
+          <w:szCs w:val="24"/>
+          <w:lang w:val="en-US"/>
+        </w:rPr>
+      </w:pPr>
+      <w:r>
+        <w:rPr>
+          <w:sz w:val="24"/>
+          <w:szCs w:val="24"/>
+          <w:lang w:val="en-US"/>
+        </w:rPr>
+        <w:t xml:space="preserve"> It helps in code reusability and reduces duplication.</w:t>
+      </w:r>
+    </w:p>
+    <w:p>
+      <w:pPr>
+        <w:rPr>
+          <w:b/>
+          <w:bCs/>
+          <w:sz w:val="24"/>
+          <w:szCs w:val="24"/>
+          <w:lang w:val="en-US"/>
+        </w:rPr>
+      </w:pPr>
+      <w:r>
+        <w:rPr>
+          <w:b/>
+          <w:bCs/>
+          <w:sz w:val="24"/>
+          <w:szCs w:val="24"/>
+          <w:lang w:val="en-US"/>
+        </w:rPr>
+        <w:t>Example</w:t>
+      </w:r>
+    </w:p>
+    <w:p>
+      <w:pPr>
+        <w:rPr>
+          <w:sz w:val="24"/>
+          <w:szCs w:val="24"/>
+          <w:lang w:val="en-US"/>
+        </w:rPr>
+      </w:pPr>
+      <w:r>
+        <w:rPr>
+          <w:sz w:val="24"/>
+          <w:szCs w:val="24"/>
+          <w:lang w:val="en-US"/>
+        </w:rPr>
+        <w:t>#include&lt;iostream&gt;</w:t>
+      </w:r>
+    </w:p>
+    <w:p>
+      <w:pPr>
+        <w:rPr>
+          <w:sz w:val="24"/>
+          <w:szCs w:val="24"/>
+          <w:lang w:val="en-US"/>
+        </w:rPr>
+      </w:pPr>
+      <w:r>
+        <w:rPr>
+          <w:sz w:val="24"/>
+          <w:szCs w:val="24"/>
+          <w:lang w:val="en-US"/>
+        </w:rPr>
+        <w:t>using namespace std;</w:t>
+      </w:r>
+    </w:p>
+    <w:p>
+      <w:pPr>
+        <w:rPr>
+          <w:sz w:val="24"/>
+          <w:szCs w:val="24"/>
+          <w:lang w:val="en-US"/>
+        </w:rPr>
+      </w:pPr>
+      <w:r>
+        <w:rPr>
+          <w:sz w:val="24"/>
+          <w:szCs w:val="24"/>
+          <w:lang w:val="en-US"/>
+        </w:rPr>
+        <w:t>// Base class</w:t>
+      </w:r>
+    </w:p>
+    <w:p>
+      <w:pPr>
+        <w:rPr>
+          <w:sz w:val="24"/>
+          <w:szCs w:val="24"/>
+          <w:lang w:val="en-US"/>
+        </w:rPr>
+      </w:pPr>
+      <w:r>
+        <w:rPr>
+          <w:sz w:val="24"/>
+          <w:szCs w:val="24"/>
+          <w:lang w:val="en-US"/>
+        </w:rPr>
+        <w:t>class A</w:t>
+      </w:r>
+    </w:p>
+    <w:p>
+      <w:pPr>
+        <w:rPr>
+          <w:sz w:val="24"/>
+          <w:szCs w:val="24"/>
+          <w:lang w:val="en-US"/>
+        </w:rPr>
+      </w:pPr>
+      <w:r>
+        <w:rPr>
+          <w:sz w:val="24"/>
+          <w:szCs w:val="24"/>
+          <w:lang w:val="en-US"/>
+        </w:rPr>
+        <w:t>{</w:t>
+      </w:r>
+    </w:p>
+    <w:p>
+      <w:pPr>
+        <w:rPr>
+          <w:sz w:val="24"/>
+          <w:szCs w:val="24"/>
+          <w:lang w:val="en-US"/>
+        </w:rPr>
+      </w:pPr>
+      <w:r>
+        <w:rPr>
+          <w:sz w:val="24"/>
+          <w:szCs w:val="24"/>
+          <w:lang w:val="en-US"/>
+        </w:rPr>
+        <w:t>public:</w:t>
+      </w:r>
+    </w:p>
+    <w:p>
+      <w:pPr>
+        <w:rPr>
+          <w:sz w:val="24"/>
+          <w:szCs w:val="24"/>
+          <w:lang w:val="en-US"/>
+        </w:rPr>
+      </w:pPr>
+      <w:r>
+        <w:rPr>
+          <w:sz w:val="24"/>
+          <w:szCs w:val="24"/>
+          <w:lang w:val="en-US"/>
+        </w:rPr>
+        <w:t xml:space="preserve">    void </w:t>
+      </w:r>
+      <w:proofErr w:type="gramStart"/>
+      <w:r>
+        <w:rPr>
+          <w:sz w:val="24"/>
+          <w:szCs w:val="24"/>
+          <w:lang w:val="en-US"/>
+        </w:rPr>
+        <w:t>show(</w:t>
+      </w:r>
+      <w:proofErr w:type="gramEnd"/>
+      <w:r>
+        <w:rPr>
+          <w:sz w:val="24"/>
+          <w:szCs w:val="24"/>
+          <w:lang w:val="en-US"/>
+        </w:rPr>
+        <w:t>)</w:t>
+      </w:r>
+    </w:p>
+    <w:p>
+      <w:pPr>
+        <w:rPr>
+          <w:sz w:val="24"/>
+          <w:szCs w:val="24"/>
+          <w:lang w:val="en-US"/>
+        </w:rPr>
+      </w:pPr>
+      <w:r>
+        <w:rPr>
+          <w:sz w:val="24"/>
+          <w:szCs w:val="24"/>
+          <w:lang w:val="en-US"/>
+        </w:rPr>
+        <w:t xml:space="preserve">    {</w:t>
+      </w:r>
+    </w:p>
+    <w:p>
+      <w:pPr>
+        <w:rPr>
+          <w:sz w:val="24"/>
+          <w:szCs w:val="24"/>
+          <w:lang w:val="en-US"/>
+        </w:rPr>
+      </w:pPr>
+      <w:r>
+        <w:rPr>
+          <w:sz w:val="24"/>
+          <w:szCs w:val="24"/>
+          <w:lang w:val="en-US"/>
+        </w:rPr>
+        <w:t xml:space="preserve">        </w:t>
+      </w:r>
+      <w:proofErr w:type="spellStart"/>
+      <w:r>
+        <w:rPr>
+          <w:sz w:val="24"/>
+          <w:szCs w:val="24"/>
+          <w:lang w:val="en-US"/>
+        </w:rPr>
+        <w:t>cout</w:t>
+      </w:r>
+      <w:proofErr w:type="spellEnd"/>
+      <w:r>
+        <w:rPr>
+          <w:sz w:val="24"/>
+          <w:szCs w:val="24"/>
+          <w:lang w:val="en-US"/>
+        </w:rPr>
+        <w:t xml:space="preserve"> &lt;&lt; "This is base class";</w:t>
+      </w:r>
+    </w:p>
+    <w:p>
+      <w:pPr>
+        <w:rPr>
+          <w:sz w:val="24"/>
+          <w:szCs w:val="24"/>
+          <w:lang w:val="en-US"/>
+        </w:rPr>
+      </w:pPr>
+      <w:r>
+        <w:rPr>
+          <w:sz w:val="24"/>
+          <w:szCs w:val="24"/>
+          <w:lang w:val="en-US"/>
+        </w:rPr>
+        <w:t xml:space="preserve">    }</w:t>
+      </w:r>
+    </w:p>
+    <w:p>
+      <w:pPr>
+        <w:rPr>
+          <w:sz w:val="24"/>
+          <w:szCs w:val="24"/>
+          <w:lang w:val="en-US"/>
+        </w:rPr>
+      </w:pPr>
+      <w:r>
+        <w:rPr>
+          <w:sz w:val="24"/>
+          <w:szCs w:val="24"/>
+          <w:lang w:val="en-US"/>
+        </w:rPr>
+        <w:t>};</w:t>
+      </w:r>
+    </w:p>
+    <w:p>
+      <w:pPr>
+        <w:rPr>
+          <w:sz w:val="24"/>
+          <w:szCs w:val="24"/>
+          <w:lang w:val="en-US"/>
+        </w:rPr>
+      </w:pPr>
+      <w:r>
+        <w:rPr>
+          <w:sz w:val="24"/>
+          <w:szCs w:val="24"/>
+          <w:lang w:val="en-US"/>
+        </w:rPr>
+        <w:t>// Derived class</w:t>
+      </w:r>
+    </w:p>
+    <w:p>
+      <w:pPr>
+        <w:rPr>
+          <w:sz w:val="24"/>
+          <w:szCs w:val="24"/>
+          <w:lang w:val="en-US"/>
+        </w:rPr>
+      </w:pPr>
+      <w:r>
+        <w:rPr>
+          <w:sz w:val="24"/>
+          <w:szCs w:val="24"/>
+          <w:lang w:val="en-US"/>
+        </w:rPr>
+        <w:lastRenderedPageBreak/>
+        <w:t xml:space="preserve">class </w:t>
+      </w:r>
+      <w:proofErr w:type="gramStart"/>
+      <w:r>
+        <w:rPr>
+          <w:sz w:val="24"/>
+          <w:szCs w:val="24"/>
+          <w:lang w:val="en-US"/>
+        </w:rPr>
+        <w:t>B :</w:t>
+      </w:r>
+      <w:proofErr w:type="gramEnd"/>
+      <w:r>
+        <w:rPr>
+          <w:sz w:val="24"/>
+          <w:szCs w:val="24"/>
+          <w:lang w:val="en-US"/>
+        </w:rPr>
+        <w:t xml:space="preserve"> public A</w:t>
+      </w:r>
+    </w:p>
+    <w:p>
+      <w:pPr>
+        <w:rPr>
+          <w:sz w:val="24"/>
+          <w:szCs w:val="24"/>
+          <w:lang w:val="en-US"/>
+        </w:rPr>
+      </w:pPr>
+      <w:r>
+        <w:rPr>
+          <w:sz w:val="24"/>
+          <w:szCs w:val="24"/>
+          <w:lang w:val="en-US"/>
+        </w:rPr>
+        <w:t>{</w:t>
+      </w:r>
+    </w:p>
+    <w:p>
+      <w:pPr>
+        <w:rPr>
+          <w:sz w:val="24"/>
+          <w:szCs w:val="24"/>
+          <w:lang w:val="en-US"/>
+        </w:rPr>
+      </w:pPr>
+      <w:r>
+        <w:rPr>
+          <w:sz w:val="24"/>
+          <w:szCs w:val="24"/>
+          <w:lang w:val="en-US"/>
+        </w:rPr>
+        <w:t>public:</w:t>
+      </w:r>
+    </w:p>
+    <w:p>
+      <w:pPr>
+        <w:rPr>
+          <w:sz w:val="24"/>
+          <w:szCs w:val="24"/>
+          <w:lang w:val="en-US"/>
+        </w:rPr>
+      </w:pPr>
+      <w:r>
+        <w:rPr>
+          <w:sz w:val="24"/>
+          <w:szCs w:val="24"/>
+          <w:lang w:val="en-US"/>
+        </w:rPr>
+        <w:t xml:space="preserve">    void </w:t>
+      </w:r>
+      <w:proofErr w:type="gramStart"/>
+      <w:r>
+        <w:rPr>
+          <w:sz w:val="24"/>
+          <w:szCs w:val="24"/>
+          <w:lang w:val="en-US"/>
+        </w:rPr>
+        <w:t>display(</w:t>
+      </w:r>
+      <w:proofErr w:type="gramEnd"/>
+      <w:r>
+        <w:rPr>
+          <w:sz w:val="24"/>
+          <w:szCs w:val="24"/>
+          <w:lang w:val="en-US"/>
+        </w:rPr>
+        <w:t>)</w:t>
+      </w:r>
+    </w:p>
+    <w:p>
+      <w:pPr>
+        <w:rPr>
+          <w:sz w:val="24"/>
+          <w:szCs w:val="24"/>
+          <w:lang w:val="en-US"/>
+        </w:rPr>
+      </w:pPr>
+      <w:r>
+        <w:rPr>
+          <w:sz w:val="24"/>
+          <w:szCs w:val="24"/>
+          <w:lang w:val="en-US"/>
+        </w:rPr>
+        <w:t xml:space="preserve">    {</w:t>
+      </w:r>
+    </w:p>
+    <w:p>
+      <w:pPr>
+        <w:rPr>
+          <w:sz w:val="24"/>
+          <w:szCs w:val="24"/>
+          <w:lang w:val="en-US"/>
+        </w:rPr>
+      </w:pPr>
+      <w:r>
+        <w:rPr>
+          <w:sz w:val="24"/>
+          <w:szCs w:val="24"/>
+          <w:lang w:val="en-US"/>
+        </w:rPr>
+        <w:t xml:space="preserve">        </w:t>
+      </w:r>
+      <w:proofErr w:type="spellStart"/>
+      <w:r>
+        <w:rPr>
+          <w:sz w:val="24"/>
+          <w:szCs w:val="24"/>
+          <w:lang w:val="en-US"/>
+        </w:rPr>
+        <w:t>cout</w:t>
+      </w:r>
+      <w:proofErr w:type="spellEnd"/>
+      <w:r>
+        <w:rPr>
+          <w:sz w:val="24"/>
+          <w:szCs w:val="24"/>
+          <w:lang w:val="en-US"/>
+        </w:rPr>
+        <w:t xml:space="preserve"> &lt;&lt; "This is derived class";</w:t>
+      </w:r>
+    </w:p>
+    <w:p>
+      <w:pPr>
+        <w:rPr>
+          <w:sz w:val="24"/>
+          <w:szCs w:val="24"/>
+          <w:lang w:val="en-US"/>
+        </w:rPr>
+      </w:pPr>
+      <w:r>
+        <w:rPr>
+          <w:sz w:val="24"/>
+          <w:szCs w:val="24"/>
+          <w:lang w:val="en-US"/>
+        </w:rPr>
+        <w:t xml:space="preserve">    }</w:t>
+      </w:r>
+    </w:p>
+    <w:p>
+      <w:pPr>
+        <w:rPr>
+          <w:sz w:val="24"/>
+          <w:szCs w:val="24"/>
+          <w:lang w:val="en-US"/>
+        </w:rPr>
+      </w:pPr>
+      <w:r>
+        <w:rPr>
+          <w:sz w:val="24"/>
+          <w:szCs w:val="24"/>
+          <w:lang w:val="en-US"/>
+        </w:rPr>
+        <w:t>};</w:t>
+      </w:r>
+    </w:p>
+    <w:p>
+      <w:pPr>
+        <w:rPr>
+          <w:sz w:val="24"/>
+          <w:szCs w:val="24"/>
+          <w:lang w:val="en-US"/>
+        </w:rPr>
+      </w:pPr>
+      <w:r>
+        <w:rPr>
+          <w:sz w:val="24"/>
+          <w:szCs w:val="24"/>
+          <w:lang w:val="en-US"/>
+        </w:rPr>
+        <w:t xml:space="preserve">int </w:t>
+      </w:r>
+      <w:proofErr w:type="gramStart"/>
+      <w:r>
+        <w:rPr>
+          <w:sz w:val="24"/>
+          <w:szCs w:val="24"/>
+          <w:lang w:val="en-US"/>
+        </w:rPr>
+        <w:t>main(</w:t>
+      </w:r>
+      <w:proofErr w:type="gramEnd"/>
+      <w:r>
+        <w:rPr>
+          <w:sz w:val="24"/>
+          <w:szCs w:val="24"/>
+          <w:lang w:val="en-US"/>
+        </w:rPr>
+        <w:t>)</w:t>
+      </w:r>
+    </w:p>
+    <w:p>
+      <w:pPr>
+        <w:rPr>
+          <w:sz w:val="24"/>
+          <w:szCs w:val="24"/>
+          <w:lang w:val="en-US"/>
+        </w:rPr>
+      </w:pPr>
+      <w:r>
+        <w:rPr>
+          <w:sz w:val="24"/>
+          <w:szCs w:val="24"/>
+          <w:lang w:val="en-US"/>
+        </w:rPr>
+        <w:t>{</w:t>
+      </w:r>
+    </w:p>
+    <w:p>
+      <w:pPr>
+        <w:rPr>
+          <w:sz w:val="24"/>
+          <w:szCs w:val="24"/>
+          <w:lang w:val="en-US"/>
+        </w:rPr>
+      </w:pPr>
+      <w:r>
+        <w:rPr>
+          <w:sz w:val="24"/>
+          <w:szCs w:val="24"/>
+          <w:lang w:val="en-US"/>
+        </w:rPr>
+        <w:t xml:space="preserve">    B obj;</w:t>
+      </w:r>
+    </w:p>
+    <w:p>
+      <w:pPr>
+        <w:rPr>
+          <w:sz w:val="24"/>
+          <w:szCs w:val="24"/>
+          <w:lang w:val="en-US"/>
+        </w:rPr>
+      </w:pPr>
+      <w:r>
+        <w:rPr>
+          <w:sz w:val="24"/>
+          <w:szCs w:val="24"/>
+          <w:lang w:val="en-US"/>
+        </w:rPr>
+        <w:t xml:space="preserve">    </w:t>
+      </w:r>
+      <w:proofErr w:type="spellStart"/>
+      <w:proofErr w:type="gramStart"/>
+      <w:r>
+        <w:rPr>
+          <w:sz w:val="24"/>
+          <w:szCs w:val="24"/>
+          <w:lang w:val="en-US"/>
+        </w:rPr>
+        <w:t>obj.show</w:t>
+      </w:r>
+      <w:proofErr w:type="spellEnd"/>
+      <w:proofErr w:type="gramEnd"/>
+      <w:r>
+        <w:rPr>
+          <w:sz w:val="24"/>
+          <w:szCs w:val="24"/>
+          <w:lang w:val="en-US"/>
+        </w:rPr>
+        <w:t>(</w:t>
+      </w:r>
+      <w:proofErr w:type="gramStart"/>
+      <w:r>
+        <w:rPr>
+          <w:sz w:val="24"/>
+          <w:szCs w:val="24"/>
+          <w:lang w:val="en-US"/>
+        </w:rPr>
+        <w:t xml:space="preserve">);   </w:t>
+      </w:r>
+      <w:proofErr w:type="gramEnd"/>
+      <w:r>
+        <w:rPr>
+          <w:sz w:val="24"/>
+          <w:szCs w:val="24"/>
+          <w:lang w:val="en-US"/>
+        </w:rPr>
+        <w:t xml:space="preserve">  // Inherited function</w:t>
+      </w:r>
+    </w:p>
+    <w:p>
+      <w:pPr>
+        <w:rPr>
+          <w:sz w:val="24"/>
+          <w:szCs w:val="24"/>
+          <w:lang w:val="en-US"/>
+        </w:rPr>
+      </w:pPr>
+      <w:r>
+        <w:rPr>
+          <w:sz w:val="24"/>
+          <w:szCs w:val="24"/>
+          <w:lang w:val="en-US"/>
+        </w:rPr>
+        <w:t xml:space="preserve">    </w:t>
+      </w:r>
+      <w:proofErr w:type="spellStart"/>
+      <w:proofErr w:type="gramStart"/>
+      <w:r>
+        <w:rPr>
+          <w:sz w:val="24"/>
+          <w:szCs w:val="24"/>
+          <w:lang w:val="en-US"/>
+        </w:rPr>
+        <w:t>obj.display</w:t>
+      </w:r>
+      <w:proofErr w:type="spellEnd"/>
+      <w:proofErr w:type="gramEnd"/>
+      <w:r>
+        <w:rPr>
+          <w:sz w:val="24"/>
+          <w:szCs w:val="24"/>
+          <w:lang w:val="en-US"/>
+        </w:rPr>
+        <w:t>();</w:t>
+      </w:r>
+    </w:p>
+    <w:p>
+      <w:pPr>
+        <w:rPr>
+          <w:sz w:val="24"/>
+          <w:szCs w:val="24"/>
+          <w:lang w:val="en-US"/>
+        </w:rPr>
+      </w:pPr>
+      <w:r>
+        <w:rPr>
+          <w:sz w:val="24"/>
+          <w:szCs w:val="24"/>
+          <w:lang w:val="en-US"/>
+        </w:rPr>
+        <w:t>}</w:t>
+      </w:r>
+    </w:p>
+    <w:p>
+      <w:pPr>
+        <w:pStyle w:val="ListParagraph"/>
+        <w:numPr>
+          <w:ilvl w:val="0"/>
+          <w:numId w:val="5"/>
+        </w:numPr>
+        <w:rPr>
+          <w:sz w:val="24"/>
+          <w:szCs w:val="24"/>
+          <w:lang w:val="en-US"/>
+        </w:rPr>
+      </w:pPr>
+      <w:r>
+        <w:rPr>
+          <w:sz w:val="24"/>
+          <w:szCs w:val="24"/>
+          <w:lang w:val="en-US"/>
+        </w:rPr>
+        <w:t>Class B inherits class A</w:t>
+      </w:r>
+    </w:p>
+    <w:p>
+      <w:pPr>
+        <w:pStyle w:val="ListParagraph"/>
+        <w:numPr>
+          <w:ilvl w:val="0"/>
+          <w:numId w:val="5"/>
+        </w:numPr>
+        <w:rPr>
+          <w:sz w:val="24"/>
+          <w:szCs w:val="24"/>
+          <w:lang w:val="en-US"/>
+        </w:rPr>
+      </w:pPr>
+      <w:r>
+        <w:rPr>
+          <w:sz w:val="24"/>
+          <w:szCs w:val="24"/>
+          <w:lang w:val="en-US"/>
+        </w:rPr>
+        <w:t>Object of B can use both:</w:t>
+      </w:r>
+    </w:p>
+    <w:p>
+      <w:pPr>
+        <w:pStyle w:val="ListParagraph"/>
+        <w:ind w:firstLine="720"/>
+        <w:rPr>
+          <w:sz w:val="24"/>
+          <w:szCs w:val="24"/>
+          <w:lang w:val="en-US"/>
+        </w:rPr>
+      </w:pPr>
+      <w:r>
+        <w:rPr>
+          <w:sz w:val="24"/>
+          <w:szCs w:val="24"/>
+          <w:lang w:val="en-US"/>
+        </w:rPr>
+        <w:t>Its own function (</w:t>
+      </w:r>
+      <w:proofErr w:type="gramStart"/>
+      <w:r>
+        <w:rPr>
+          <w:sz w:val="24"/>
+          <w:szCs w:val="24"/>
+          <w:lang w:val="en-US"/>
+        </w:rPr>
+        <w:t>display(</w:t>
+      </w:r>
+      <w:proofErr w:type="gramEnd"/>
+      <w:r>
+        <w:rPr>
+          <w:sz w:val="24"/>
+          <w:szCs w:val="24"/>
+          <w:lang w:val="en-US"/>
+        </w:rPr>
+        <w:t>))</w:t>
+      </w:r>
+    </w:p>
+    <w:p>
+      <w:pPr>
+        <w:pStyle w:val="ListParagraph"/>
+        <w:ind w:firstLine="720"/>
+        <w:rPr>
+          <w:sz w:val="24"/>
+          <w:szCs w:val="24"/>
+          <w:lang w:val="en-US"/>
+        </w:rPr>
+      </w:pPr>
+      <w:r>
+        <w:rPr>
+          <w:sz w:val="24"/>
+          <w:szCs w:val="24"/>
+          <w:lang w:val="en-US"/>
+        </w:rPr>
+        <w:t>Base class function (</w:t>
+      </w:r>
+      <w:proofErr w:type="gramStart"/>
+      <w:r>
+        <w:rPr>
+          <w:sz w:val="24"/>
+          <w:szCs w:val="24"/>
+          <w:lang w:val="en-US"/>
+        </w:rPr>
+        <w:t>show(</w:t>
+      </w:r>
+      <w:proofErr w:type="gramEnd"/>
+      <w:r>
+        <w:rPr>
+          <w:sz w:val="24"/>
+          <w:szCs w:val="24"/>
+          <w:lang w:val="en-US"/>
+        </w:rPr>
+        <w:t>))</w:t>
+      </w:r>
+    </w:p>
+    <w:p>
+      <w:pPr>
+        <w:rPr>
+          <w:b/>
+          <w:bCs/>
+          <w:sz w:val="24"/>
+          <w:szCs w:val="24"/>
+          <w:lang w:val="en-US"/>
+        </w:rPr>
+      </w:pPr>
+      <w:r>
+        <w:rPr>
+          <w:b/>
+          <w:bCs/>
+          <w:sz w:val="24"/>
+          <w:szCs w:val="24"/>
+          <w:lang w:val="en-US"/>
+        </w:rPr>
+        <w:t>6.</w:t>
+      </w:r>
+      <w:proofErr w:type="gramStart"/>
+      <w:r>
+        <w:rPr>
+          <w:b/>
+          <w:bCs/>
+          <w:sz w:val="24"/>
+          <w:szCs w:val="24"/>
+          <w:lang w:val="en-US"/>
+        </w:rPr>
+        <w:t xml:space="preserve">4 </w:t>
+      </w:r>
+      <w:r>
+        <w:rPr>
+          <w:b/>
+          <w:bCs/>
+          <w:sz w:val="24"/>
+          <w:szCs w:val="24"/>
+          <w:lang w:val="en-US"/>
+        </w:rPr>
+        <w:t>.What</w:t>
+      </w:r>
+      <w:proofErr w:type="gramEnd"/>
+      <w:r>
+        <w:rPr>
+          <w:b/>
+          <w:bCs/>
+          <w:sz w:val="24"/>
+          <w:szCs w:val="24"/>
+          <w:lang w:val="en-US"/>
+        </w:rPr>
+        <w:t xml:space="preserve"> </w:t>
+      </w:r>
+      <w:r>
+        <w:rPr>
+          <w:b/>
+          <w:bCs/>
+          <w:sz w:val="24"/>
+          <w:szCs w:val="24"/>
+          <w:lang w:val="en-US"/>
+        </w:rPr>
+        <w:t>is</w:t>
+      </w:r>
+      <w:r>
+        <w:rPr>
+          <w:b/>
+          <w:bCs/>
+          <w:sz w:val="24"/>
+          <w:szCs w:val="24"/>
+          <w:lang w:val="en-US"/>
+        </w:rPr>
+        <w:t xml:space="preserve"> </w:t>
+      </w:r>
+      <w:r>
+        <w:rPr>
+          <w:b/>
+          <w:bCs/>
+          <w:sz w:val="24"/>
+          <w:szCs w:val="24"/>
+          <w:lang w:val="en-US"/>
+        </w:rPr>
+        <w:t>encapsulation</w:t>
+      </w:r>
+      <w:r>
+        <w:rPr>
+          <w:b/>
+          <w:bCs/>
+          <w:sz w:val="24"/>
+          <w:szCs w:val="24"/>
+          <w:lang w:val="en-US"/>
+        </w:rPr>
+        <w:t xml:space="preserve"> </w:t>
+      </w:r>
+      <w:r>
+        <w:rPr>
+          <w:b/>
+          <w:bCs/>
+          <w:sz w:val="24"/>
+          <w:szCs w:val="24"/>
+          <w:lang w:val="en-US"/>
+        </w:rPr>
+        <w:t>in</w:t>
+      </w:r>
+      <w:r>
+        <w:rPr>
+          <w:b/>
+          <w:bCs/>
+          <w:sz w:val="24"/>
+          <w:szCs w:val="24"/>
+          <w:lang w:val="en-US"/>
+        </w:rPr>
+        <w:t xml:space="preserve"> </w:t>
+      </w:r>
+      <w:r>
+        <w:rPr>
+          <w:b/>
+          <w:bCs/>
+          <w:sz w:val="24"/>
+          <w:szCs w:val="24"/>
+          <w:lang w:val="en-US"/>
+        </w:rPr>
+        <w:t>C++?</w:t>
+      </w:r>
+      <w:r>
+        <w:rPr>
+          <w:b/>
+          <w:bCs/>
+          <w:sz w:val="24"/>
+          <w:szCs w:val="24"/>
+          <w:lang w:val="en-US"/>
+        </w:rPr>
+        <w:t xml:space="preserve"> </w:t>
+      </w:r>
+      <w:r>
+        <w:rPr>
+          <w:b/>
+          <w:bCs/>
+          <w:sz w:val="24"/>
+          <w:szCs w:val="24"/>
+          <w:lang w:val="en-US"/>
+        </w:rPr>
+        <w:t>How</w:t>
+      </w:r>
+      <w:r>
+        <w:rPr>
+          <w:b/>
+          <w:bCs/>
+          <w:sz w:val="24"/>
+          <w:szCs w:val="24"/>
+          <w:lang w:val="en-US"/>
+        </w:rPr>
+        <w:t xml:space="preserve"> </w:t>
+      </w:r>
+      <w:r>
+        <w:rPr>
+          <w:b/>
+          <w:bCs/>
+          <w:sz w:val="24"/>
+          <w:szCs w:val="24"/>
+          <w:lang w:val="en-US"/>
+        </w:rPr>
+        <w:t>is</w:t>
+      </w:r>
+      <w:r>
+        <w:rPr>
+          <w:b/>
+          <w:bCs/>
+          <w:sz w:val="24"/>
+          <w:szCs w:val="24"/>
+          <w:lang w:val="en-US"/>
+        </w:rPr>
+        <w:t xml:space="preserve"> </w:t>
+      </w:r>
+      <w:r>
+        <w:rPr>
+          <w:b/>
+          <w:bCs/>
+          <w:sz w:val="24"/>
+          <w:szCs w:val="24"/>
+          <w:lang w:val="en-US"/>
+        </w:rPr>
+        <w:t>it</w:t>
+      </w:r>
+      <w:r>
+        <w:rPr>
+          <w:b/>
+          <w:bCs/>
+          <w:sz w:val="24"/>
+          <w:szCs w:val="24"/>
+          <w:lang w:val="en-US"/>
+        </w:rPr>
+        <w:t xml:space="preserve"> </w:t>
+      </w:r>
+      <w:r>
+        <w:rPr>
+          <w:b/>
+          <w:bCs/>
+          <w:sz w:val="24"/>
+          <w:szCs w:val="24"/>
+          <w:lang w:val="en-US"/>
+        </w:rPr>
+        <w:t>achieved in</w:t>
+      </w:r>
+      <w:r>
+        <w:rPr>
+          <w:b/>
+          <w:bCs/>
+          <w:sz w:val="24"/>
+          <w:szCs w:val="24"/>
+          <w:lang w:val="en-US"/>
+        </w:rPr>
+        <w:t xml:space="preserve"> </w:t>
+      </w:r>
+      <w:r>
+        <w:rPr>
+          <w:b/>
+          <w:bCs/>
+          <w:sz w:val="24"/>
+          <w:szCs w:val="24"/>
+          <w:lang w:val="en-US"/>
+        </w:rPr>
+        <w:t>classes</w:t>
+      </w:r>
+      <w:r>
+        <w:rPr>
+          <w:b/>
+          <w:bCs/>
+          <w:sz w:val="24"/>
+          <w:szCs w:val="24"/>
+          <w:lang w:val="en-US"/>
+        </w:rPr>
+        <w:t>?</w:t>
+      </w:r>
+    </w:p>
+    <w:p>
+      <w:pPr>
+        <w:rPr>
+          <w:b/>
+          <w:bCs/>
+          <w:sz w:val="24"/>
+          <w:szCs w:val="24"/>
+          <w:lang w:val="en-US"/>
+        </w:rPr>
+      </w:pPr>
+      <w:r>
+        <w:rPr>
+          <w:b/>
+          <w:bCs/>
+          <w:sz w:val="24"/>
+          <w:szCs w:val="24"/>
+          <w:lang w:val="en-US"/>
+        </w:rPr>
+        <w:t>Encapsulation in C++</w:t>
+      </w:r>
+    </w:p>
+    <w:p>
+      <w:pPr>
+        <w:rPr>
+          <w:sz w:val="24"/>
+          <w:szCs w:val="24"/>
+          <w:lang w:val="en-US"/>
+        </w:rPr>
+      </w:pPr>
+      <w:r>
+        <w:rPr>
+          <w:sz w:val="24"/>
+          <w:szCs w:val="24"/>
+          <w:lang w:val="en-US"/>
+        </w:rPr>
+        <w:t>Encapsulation is the process of wrapping data (variables) and functions (methods) together into a single unit, i.e., a class.</w:t>
+      </w:r>
+    </w:p>
+    <w:p>
+      <w:pPr>
+        <w:rPr>
+          <w:sz w:val="24"/>
+          <w:szCs w:val="24"/>
+          <w:lang w:val="en-US"/>
+        </w:rPr>
+      </w:pPr>
+      <w:r>
+        <w:rPr>
+          <w:sz w:val="24"/>
+          <w:szCs w:val="24"/>
+          <w:lang w:val="en-US"/>
+        </w:rPr>
+        <w:t>It is used to protect data from unauthorized access.</w:t>
+      </w:r>
+    </w:p>
+    <w:p>
+      <w:pPr>
+        <w:rPr>
+          <w:sz w:val="24"/>
+          <w:szCs w:val="24"/>
+          <w:lang w:val="en-US"/>
+        </w:rPr>
+      </w:pPr>
+      <w:r>
+        <w:rPr>
+          <w:sz w:val="24"/>
+          <w:szCs w:val="24"/>
+          <w:lang w:val="en-US"/>
+        </w:rPr>
+        <w:t>How it is Achieved in Classes</w:t>
+      </w:r>
+    </w:p>
+    <w:p>
+      <w:pPr>
+        <w:rPr>
+          <w:sz w:val="24"/>
+          <w:szCs w:val="24"/>
+          <w:lang w:val="en-US"/>
+        </w:rPr>
+      </w:pPr>
+      <w:r>
+        <w:rPr>
+          <w:sz w:val="24"/>
+          <w:szCs w:val="24"/>
+          <w:lang w:val="en-US"/>
+        </w:rPr>
+        <w:t>Encapsulation is achieved using:</w:t>
+      </w:r>
+    </w:p>
+    <w:p>
+      <w:pPr>
+        <w:rPr>
+          <w:b/>
+          <w:bCs/>
+          <w:sz w:val="24"/>
+          <w:szCs w:val="24"/>
+          <w:lang w:val="en-US"/>
+        </w:rPr>
+      </w:pPr>
+      <w:r>
+        <w:rPr>
+          <w:b/>
+          <w:bCs/>
+          <w:sz w:val="24"/>
+          <w:szCs w:val="24"/>
+          <w:lang w:val="en-US"/>
+        </w:rPr>
+        <w:t>Classes</w:t>
+      </w:r>
+    </w:p>
+    <w:p>
+      <w:pPr>
+        <w:rPr>
+          <w:sz w:val="24"/>
+          <w:szCs w:val="24"/>
+          <w:lang w:val="en-US"/>
+        </w:rPr>
+      </w:pPr>
+      <w:r>
+        <w:rPr>
+          <w:sz w:val="24"/>
+          <w:szCs w:val="24"/>
+          <w:lang w:val="en-US"/>
+        </w:rPr>
+        <w:t>Access specifiers (private, public, protected)</w:t>
+      </w:r>
+    </w:p>
+    <w:p>
+      <w:pPr>
+        <w:rPr>
+          <w:sz w:val="24"/>
+          <w:szCs w:val="24"/>
+          <w:lang w:val="en-US"/>
+        </w:rPr>
+      </w:pPr>
+      <w:r>
+        <w:rPr>
+          <w:sz w:val="24"/>
+          <w:szCs w:val="24"/>
+          <w:lang w:val="en-US"/>
+        </w:rPr>
+        <w:t>Data members are usually kept private and accessed using public member functions (getters/setters).</w:t>
+      </w:r>
+    </w:p>
+    <w:p>
+      <w:pPr>
+        <w:rPr>
+          <w:sz w:val="24"/>
+          <w:szCs w:val="24"/>
+          <w:lang w:val="en-US"/>
+        </w:rPr>
+      </w:pPr>
+      <w:r>
+        <w:rPr>
+          <w:sz w:val="24"/>
+          <w:szCs w:val="24"/>
+          <w:lang w:val="en-US"/>
+        </w:rPr>
+        <w:t>Example</w:t>
+      </w:r>
+    </w:p>
+    <w:p>
+      <w:pPr>
+        <w:rPr>
+          <w:sz w:val="24"/>
+          <w:szCs w:val="24"/>
+          <w:lang w:val="en-US"/>
+        </w:rPr>
+      </w:pPr>
+      <w:r>
+        <w:rPr>
+          <w:sz w:val="24"/>
+          <w:szCs w:val="24"/>
+          <w:lang w:val="en-US"/>
+        </w:rPr>
+        <w:t>#include&lt;iostream&gt;</w:t>
+      </w:r>
+    </w:p>
+    <w:p>
+      <w:pPr>
+        <w:rPr>
+          <w:sz w:val="24"/>
+          <w:szCs w:val="24"/>
+          <w:lang w:val="en-US"/>
+        </w:rPr>
+      </w:pPr>
+      <w:r>
+        <w:rPr>
+          <w:sz w:val="24"/>
+          <w:szCs w:val="24"/>
+          <w:lang w:val="en-US"/>
+        </w:rPr>
+        <w:lastRenderedPageBreak/>
+        <w:t>using namespace std;</w:t>
+      </w:r>
+    </w:p>
+    <w:p>
+      <w:pPr>
+        <w:rPr>
+          <w:sz w:val="24"/>
+          <w:szCs w:val="24"/>
+          <w:lang w:val="en-US"/>
+        </w:rPr>
+      </w:pPr>
+      <w:r>
+        <w:rPr>
+          <w:sz w:val="24"/>
+          <w:szCs w:val="24"/>
+          <w:lang w:val="en-US"/>
+        </w:rPr>
+        <w:t xml:space="preserve">class </w:t>
+      </w:r>
+      <w:proofErr w:type="gramStart"/>
+      <w:r>
+        <w:rPr>
+          <w:sz w:val="24"/>
+          <w:szCs w:val="24"/>
+          <w:lang w:val="en-US"/>
+        </w:rPr>
+        <w:t>Student{</w:t>
+      </w:r>
+      <w:proofErr w:type="gramEnd"/>
+    </w:p>
+    <w:p>
+      <w:pPr>
+        <w:rPr>
+          <w:sz w:val="24"/>
+          <w:szCs w:val="24"/>
+          <w:lang w:val="en-US"/>
+        </w:rPr>
+      </w:pPr>
+      <w:r>
+        <w:rPr>
+          <w:sz w:val="24"/>
+          <w:szCs w:val="24"/>
+          <w:lang w:val="en-US"/>
+        </w:rPr>
+        <w:t>private:</w:t>
+      </w:r>
+    </w:p>
+    <w:p>
+      <w:pPr>
+        <w:rPr>
+          <w:sz w:val="24"/>
+          <w:szCs w:val="24"/>
+          <w:lang w:val="en-US"/>
+        </w:rPr>
+      </w:pPr>
+      <w:r>
+        <w:rPr>
+          <w:sz w:val="24"/>
+          <w:szCs w:val="24"/>
+          <w:lang w:val="en-US"/>
+        </w:rPr>
+        <w:t xml:space="preserve">    int </w:t>
+      </w:r>
+      <w:proofErr w:type="gramStart"/>
+      <w:r>
+        <w:rPr>
+          <w:sz w:val="24"/>
+          <w:szCs w:val="24"/>
+          <w:lang w:val="en-US"/>
+        </w:rPr>
+        <w:t xml:space="preserve">marks;   </w:t>
+      </w:r>
+      <w:proofErr w:type="gramEnd"/>
+      <w:r>
+        <w:rPr>
+          <w:sz w:val="24"/>
+          <w:szCs w:val="24"/>
+          <w:lang w:val="en-US"/>
+        </w:rPr>
+        <w:t>// Data hidden</w:t>
+      </w:r>
+    </w:p>
+    <w:p>
+      <w:pPr>
+        <w:rPr>
+          <w:sz w:val="24"/>
+          <w:szCs w:val="24"/>
+          <w:lang w:val="en-US"/>
+        </w:rPr>
+      </w:pPr>
+      <w:r>
+        <w:rPr>
+          <w:sz w:val="24"/>
+          <w:szCs w:val="24"/>
+          <w:lang w:val="en-US"/>
+        </w:rPr>
+        <w:t>public:</w:t>
+      </w:r>
+    </w:p>
+    <w:p>
+      <w:pPr>
+        <w:rPr>
+          <w:sz w:val="24"/>
+          <w:szCs w:val="24"/>
+          <w:lang w:val="en-US"/>
+        </w:rPr>
+      </w:pPr>
+      <w:r>
+        <w:rPr>
+          <w:sz w:val="24"/>
+          <w:szCs w:val="24"/>
+          <w:lang w:val="en-US"/>
+        </w:rPr>
+        <w:t xml:space="preserve">    void </w:t>
+      </w:r>
+      <w:proofErr w:type="spellStart"/>
+      <w:proofErr w:type="gramStart"/>
+      <w:r>
+        <w:rPr>
+          <w:sz w:val="24"/>
+          <w:szCs w:val="24"/>
+          <w:lang w:val="en-US"/>
+        </w:rPr>
+        <w:t>setMarks</w:t>
+      </w:r>
+      <w:proofErr w:type="spellEnd"/>
+      <w:r>
+        <w:rPr>
+          <w:sz w:val="24"/>
+          <w:szCs w:val="24"/>
+          <w:lang w:val="en-US"/>
+        </w:rPr>
+        <w:t>(</w:t>
+      </w:r>
+      <w:proofErr w:type="gramEnd"/>
+      <w:r>
+        <w:rPr>
+          <w:sz w:val="24"/>
+          <w:szCs w:val="24"/>
+          <w:lang w:val="en-US"/>
+        </w:rPr>
+        <w:t>int m)   // Setter</w:t>
+      </w:r>
+    </w:p>
+    <w:p>
+      <w:pPr>
+        <w:rPr>
+          <w:sz w:val="24"/>
+          <w:szCs w:val="24"/>
+          <w:lang w:val="en-US"/>
+        </w:rPr>
+      </w:pPr>
+      <w:r>
+        <w:rPr>
+          <w:sz w:val="24"/>
+          <w:szCs w:val="24"/>
+          <w:lang w:val="en-US"/>
+        </w:rPr>
+        <w:t xml:space="preserve">    {</w:t>
+      </w:r>
+    </w:p>
+    <w:p>
+      <w:pPr>
+        <w:rPr>
+          <w:sz w:val="24"/>
+          <w:szCs w:val="24"/>
+          <w:lang w:val="en-US"/>
+        </w:rPr>
+      </w:pPr>
+      <w:r>
+        <w:rPr>
+          <w:sz w:val="24"/>
+          <w:szCs w:val="24"/>
+          <w:lang w:val="en-US"/>
+        </w:rPr>
+        <w:t xml:space="preserve">        marks = m;</w:t>
+      </w:r>
+    </w:p>
+    <w:p>
+      <w:pPr>
+        <w:rPr>
+          <w:sz w:val="24"/>
+          <w:szCs w:val="24"/>
+          <w:lang w:val="en-US"/>
+        </w:rPr>
+      </w:pPr>
+      <w:r>
+        <w:rPr>
+          <w:sz w:val="24"/>
+          <w:szCs w:val="24"/>
+          <w:lang w:val="en-US"/>
+        </w:rPr>
+        <w:t xml:space="preserve">    }</w:t>
+      </w:r>
+    </w:p>
+    <w:p>
+      <w:pPr>
+        <w:rPr>
+          <w:sz w:val="24"/>
+          <w:szCs w:val="24"/>
+          <w:lang w:val="en-US"/>
+        </w:rPr>
+      </w:pPr>
+      <w:r>
+        <w:rPr>
+          <w:sz w:val="24"/>
+          <w:szCs w:val="24"/>
+          <w:lang w:val="en-US"/>
+        </w:rPr>
+        <w:t xml:space="preserve"> int </w:t>
+      </w:r>
+      <w:proofErr w:type="spellStart"/>
+      <w:proofErr w:type="gramStart"/>
+      <w:r>
+        <w:rPr>
+          <w:sz w:val="24"/>
+          <w:szCs w:val="24"/>
+          <w:lang w:val="en-US"/>
+        </w:rPr>
+        <w:t>getMarks</w:t>
+      </w:r>
+      <w:proofErr w:type="spellEnd"/>
+      <w:r>
+        <w:rPr>
+          <w:sz w:val="24"/>
+          <w:szCs w:val="24"/>
+          <w:lang w:val="en-US"/>
+        </w:rPr>
+        <w:t>(</w:t>
+      </w:r>
+      <w:proofErr w:type="gramEnd"/>
+      <w:r>
+        <w:rPr>
+          <w:sz w:val="24"/>
+          <w:szCs w:val="24"/>
+          <w:lang w:val="en-US"/>
+        </w:rPr>
+        <w:t>)   // Getter</w:t>
+      </w:r>
+    </w:p>
+    <w:p>
+      <w:pPr>
+        <w:rPr>
+          <w:sz w:val="24"/>
+          <w:szCs w:val="24"/>
+          <w:lang w:val="en-US"/>
+        </w:rPr>
+      </w:pPr>
+      <w:r>
+        <w:rPr>
+          <w:sz w:val="24"/>
+          <w:szCs w:val="24"/>
+          <w:lang w:val="en-US"/>
+        </w:rPr>
+        <w:t xml:space="preserve">    {</w:t>
+      </w:r>
+    </w:p>
+    <w:p>
+      <w:pPr>
+        <w:rPr>
+          <w:sz w:val="24"/>
+          <w:szCs w:val="24"/>
+          <w:lang w:val="en-US"/>
+        </w:rPr>
+      </w:pPr>
+      <w:r>
+        <w:rPr>
+          <w:sz w:val="24"/>
+          <w:szCs w:val="24"/>
+          <w:lang w:val="en-US"/>
+        </w:rPr>
+        <w:t xml:space="preserve">        return marks;</w:t>
+      </w:r>
+    </w:p>
+    <w:p>
+      <w:pPr>
+        <w:rPr>
+          <w:sz w:val="24"/>
+          <w:szCs w:val="24"/>
+          <w:lang w:val="en-US"/>
+        </w:rPr>
+      </w:pPr>
+      <w:r>
+        <w:rPr>
+          <w:sz w:val="24"/>
+          <w:szCs w:val="24"/>
+          <w:lang w:val="en-US"/>
+        </w:rPr>
+        <w:t xml:space="preserve">    }</w:t>
+      </w:r>
+    </w:p>
+    <w:p>
+      <w:pPr>
+        <w:rPr>
+          <w:sz w:val="24"/>
+          <w:szCs w:val="24"/>
+          <w:lang w:val="en-US"/>
+        </w:rPr>
+      </w:pPr>
+      <w:r>
+        <w:rPr>
+          <w:sz w:val="24"/>
+          <w:szCs w:val="24"/>
+          <w:lang w:val="en-US"/>
+        </w:rPr>
+        <w:t>};</w:t>
+      </w:r>
+    </w:p>
+    <w:p>
+      <w:pPr>
+        <w:rPr>
+          <w:sz w:val="24"/>
+          <w:szCs w:val="24"/>
+          <w:lang w:val="en-US"/>
+        </w:rPr>
+      </w:pPr>
+      <w:r>
+        <w:rPr>
+          <w:sz w:val="24"/>
+          <w:szCs w:val="24"/>
+          <w:lang w:val="en-US"/>
+        </w:rPr>
+        <w:t xml:space="preserve">int </w:t>
+      </w:r>
+      <w:proofErr w:type="gramStart"/>
+      <w:r>
+        <w:rPr>
+          <w:sz w:val="24"/>
+          <w:szCs w:val="24"/>
+          <w:lang w:val="en-US"/>
+        </w:rPr>
+        <w:t>main(</w:t>
+      </w:r>
+      <w:proofErr w:type="gramEnd"/>
+      <w:r>
+        <w:rPr>
+          <w:sz w:val="24"/>
+          <w:szCs w:val="24"/>
+          <w:lang w:val="en-US"/>
+        </w:rPr>
+        <w:t>)</w:t>
+      </w:r>
+    </w:p>
+    <w:p>
+      <w:pPr>
+        <w:rPr>
+          <w:sz w:val="24"/>
+          <w:szCs w:val="24"/>
+          <w:lang w:val="en-US"/>
+        </w:rPr>
+      </w:pPr>
+      <w:r>
+        <w:rPr>
+          <w:sz w:val="24"/>
+          <w:szCs w:val="24"/>
+          <w:lang w:val="en-US"/>
+        </w:rPr>
+        <w:t>{</w:t>
+      </w:r>
+    </w:p>
+    <w:p>
+      <w:pPr>
+        <w:rPr>
+          <w:sz w:val="24"/>
+          <w:szCs w:val="24"/>
+          <w:lang w:val="en-US"/>
+        </w:rPr>
+      </w:pPr>
+      <w:r>
+        <w:rPr>
+          <w:sz w:val="24"/>
+          <w:szCs w:val="24"/>
+          <w:lang w:val="en-US"/>
+        </w:rPr>
+        <w:t xml:space="preserve">    Student s;</w:t>
+      </w:r>
+    </w:p>
+    <w:p>
+      <w:pPr>
+        <w:rPr>
+          <w:sz w:val="24"/>
+          <w:szCs w:val="24"/>
+          <w:lang w:val="en-US"/>
+        </w:rPr>
+      </w:pPr>
+      <w:r>
+        <w:rPr>
+          <w:sz w:val="24"/>
+          <w:szCs w:val="24"/>
+          <w:lang w:val="en-US"/>
+        </w:rPr>
+        <w:t xml:space="preserve">    </w:t>
+      </w:r>
+      <w:proofErr w:type="spellStart"/>
+      <w:proofErr w:type="gramStart"/>
+      <w:r>
+        <w:rPr>
+          <w:sz w:val="24"/>
+          <w:szCs w:val="24"/>
+          <w:lang w:val="en-US"/>
+        </w:rPr>
+        <w:t>s.setMarks</w:t>
+      </w:r>
+      <w:proofErr w:type="spellEnd"/>
+      <w:proofErr w:type="gramEnd"/>
+      <w:r>
+        <w:rPr>
+          <w:sz w:val="24"/>
+          <w:szCs w:val="24"/>
+          <w:lang w:val="en-US"/>
+        </w:rPr>
+        <w:t>(90);</w:t>
+      </w:r>
+    </w:p>
+    <w:p>
+      <w:pPr>
+        <w:rPr>
+          <w:sz w:val="24"/>
+          <w:szCs w:val="24"/>
+          <w:lang w:val="en-US"/>
+        </w:rPr>
+      </w:pPr>
+      <w:r>
+        <w:rPr>
+          <w:sz w:val="24"/>
+          <w:szCs w:val="24"/>
+          <w:lang w:val="en-US"/>
+        </w:rPr>
+        <w:t xml:space="preserve">    </w:t>
+      </w:r>
+      <w:proofErr w:type="spellStart"/>
+      <w:r>
+        <w:rPr>
+          <w:sz w:val="24"/>
+          <w:szCs w:val="24"/>
+          <w:lang w:val="en-US"/>
+        </w:rPr>
+        <w:t>cout</w:t>
+      </w:r>
+      <w:proofErr w:type="spellEnd"/>
+      <w:r>
+        <w:rPr>
+          <w:sz w:val="24"/>
+          <w:szCs w:val="24"/>
+          <w:lang w:val="en-US"/>
+        </w:rPr>
+        <w:t xml:space="preserve"> &lt;&lt; </w:t>
+      </w:r>
+      <w:proofErr w:type="spellStart"/>
+      <w:proofErr w:type="gramStart"/>
+      <w:r>
+        <w:rPr>
+          <w:sz w:val="24"/>
+          <w:szCs w:val="24"/>
+          <w:lang w:val="en-US"/>
+        </w:rPr>
+        <w:t>s.getMarks</w:t>
+      </w:r>
+      <w:proofErr w:type="spellEnd"/>
+      <w:proofErr w:type="gramEnd"/>
+      <w:r>
+        <w:rPr>
+          <w:sz w:val="24"/>
+          <w:szCs w:val="24"/>
+          <w:lang w:val="en-US"/>
+        </w:rPr>
+        <w:t>();</w:t>
+      </w:r>
+    </w:p>
+    <w:p>
+      <w:pPr>
+        <w:rPr>
+          <w:sz w:val="24"/>
+          <w:szCs w:val="24"/>
+          <w:lang w:val="en-US"/>
+        </w:rPr>
+      </w:pPr>
+      <w:r>
+        <w:rPr>
+          <w:sz w:val="24"/>
+          <w:szCs w:val="24"/>
+          <w:lang w:val="en-US"/>
+        </w:rPr>
+        <w:t>}</w:t>
+      </w:r>
+    </w:p>
+    <w:p>
+      <w:pPr>
+        <w:rPr>
+          <w:b/>
+          <w:bCs/>
+          <w:sz w:val="24"/>
+          <w:szCs w:val="24"/>
+          <w:lang w:val="en-US"/>
+        </w:rPr>
+      </w:pPr>
+      <w:r>
+        <w:rPr>
+          <w:b/>
+          <w:bCs/>
+          <w:sz w:val="24"/>
+          <w:szCs w:val="24"/>
+          <w:lang w:val="en-US"/>
+        </w:rPr>
+        <w:t>Conclusion</w:t>
+      </w:r>
+    </w:p>
+    <w:p>
+      <w:pPr>
+        <w:rPr>
+          <w:sz w:val="24"/>
+          <w:szCs w:val="24"/>
+          <w:lang w:val="en-US"/>
+        </w:rPr>
+      </w:pPr>
+      <w:r>
+        <w:rPr>
+          <w:sz w:val="24"/>
+          <w:szCs w:val="24"/>
+          <w:lang w:val="en-US"/>
+        </w:rPr>
+        <w:t>Encapsulation ensures data hiding and security by restricting direct access and allowing controlled access through functions.</w:t>
+      </w:r>
     </w:p>
     <w:sectPr>
       <w:pgSz w:w="11906" w:h="16838"/>
@@ -6387,9 +14657,9 @@
     </w:lvl>
   </w:abstractNum>
   <w:abstractNum w:abstractNumId="1" w15:restartNumberingAfterBreak="0">
-    <w:nsid w:val="353613EA"/>
+    <w:nsid w:val="34BF356B"/>
     <w:multiLevelType w:val="hybridMultilevel"/>
-    <w:tmpl w:val="545258D2"/>
+    <w:tmpl w:val="00621428"/>
     <w:lvl w:ilvl="0" w:tplc="40090001">
       <w:start w:val="1"/>
       <w:numFmt w:val="bullet"/>
@@ -6500,9 +14770,9 @@
     </w:lvl>
   </w:abstractNum>
   <w:abstractNum w:abstractNumId="2" w15:restartNumberingAfterBreak="0">
-    <w:nsid w:val="5FFE6557"/>
+    <w:nsid w:val="353613EA"/>
     <w:multiLevelType w:val="hybridMultilevel"/>
-    <w:tmpl w:val="24621DDC"/>
+    <w:tmpl w:val="545258D2"/>
     <w:lvl w:ilvl="0" w:tplc="40090001">
       <w:start w:val="1"/>
       <w:numFmt w:val="bullet"/>
@@ -6613,9 +14883,9 @@
     </w:lvl>
   </w:abstractNum>
   <w:abstractNum w:abstractNumId="3" w15:restartNumberingAfterBreak="0">
-    <w:nsid w:val="63E34801"/>
+    <w:nsid w:val="5FFE6557"/>
     <w:multiLevelType w:val="hybridMultilevel"/>
-    <w:tmpl w:val="FE8A89BA"/>
+    <w:tmpl w:val="24621DDC"/>
     <w:lvl w:ilvl="0" w:tplc="40090001">
       <w:start w:val="1"/>
       <w:numFmt w:val="bullet"/>
@@ -6725,17 +14995,133 @@
       </w:rPr>
     </w:lvl>
   </w:abstractNum>
+  <w:abstractNum w:abstractNumId="4" w15:restartNumberingAfterBreak="0">
+    <w:nsid w:val="63E34801"/>
+    <w:multiLevelType w:val="hybridMultilevel"/>
+    <w:tmpl w:val="FE8A89BA"/>
+    <w:lvl w:ilvl="0" w:tplc="40090001">
+      <w:start w:val="1"/>
+      <w:numFmt w:val="bullet"/>
+      <w:lvlText w:val=""/>
+      <w:lvlJc w:val="left"/>
+      <w:pPr>
+        <w:ind w:left="720" w:hanging="360"/>
+      </w:pPr>
+      <w:rPr>
+        <w:rFonts w:ascii="Symbol" w:hAnsi="Symbol" w:hint="default"/>
+      </w:rPr>
+    </w:lvl>
+    <w:lvl w:ilvl="1" w:tplc="40090003" w:tentative="1">
+      <w:start w:val="1"/>
+      <w:numFmt w:val="bullet"/>
+      <w:lvlText w:val="o"/>
+      <w:lvlJc w:val="left"/>
+      <w:pPr>
+        <w:ind w:left="1440" w:hanging="360"/>
+      </w:pPr>
+      <w:rPr>
+        <w:rFonts w:ascii="Courier New" w:hAnsi="Courier New" w:cs="Courier New" w:hint="default"/>
+      </w:rPr>
+    </w:lvl>
+    <w:lvl w:ilvl="2" w:tplc="40090005" w:tentative="1">
+      <w:start w:val="1"/>
+      <w:numFmt w:val="bullet"/>
+      <w:lvlText w:val=""/>
+      <w:lvlJc w:val="left"/>
+      <w:pPr>
+        <w:ind w:left="2160" w:hanging="360"/>
+      </w:pPr>
+      <w:rPr>
+        <w:rFonts w:ascii="Wingdings" w:hAnsi="Wingdings" w:hint="default"/>
+      </w:rPr>
+    </w:lvl>
+    <w:lvl w:ilvl="3" w:tplc="40090001" w:tentative="1">
+      <w:start w:val="1"/>
+      <w:numFmt w:val="bullet"/>
+      <w:lvlText w:val=""/>
+      <w:lvlJc w:val="left"/>
+      <w:pPr>
+        <w:ind w:left="2880" w:hanging="360"/>
+      </w:pPr>
+      <w:rPr>
+        <w:rFonts w:ascii="Symbol" w:hAnsi="Symbol" w:hint="default"/>
+      </w:rPr>
+    </w:lvl>
+    <w:lvl w:ilvl="4" w:tplc="40090003" w:tentative="1">
+      <w:start w:val="1"/>
+      <w:numFmt w:val="bullet"/>
+      <w:lvlText w:val="o"/>
+      <w:lvlJc w:val="left"/>
+      <w:pPr>
+        <w:ind w:left="3600" w:hanging="360"/>
+      </w:pPr>
+      <w:rPr>
+        <w:rFonts w:ascii="Courier New" w:hAnsi="Courier New" w:cs="Courier New" w:hint="default"/>
+      </w:rPr>
+    </w:lvl>
+    <w:lvl w:ilvl="5" w:tplc="40090005" w:tentative="1">
+      <w:start w:val="1"/>
+      <w:numFmt w:val="bullet"/>
+      <w:lvlText w:val=""/>
+      <w:lvlJc w:val="left"/>
+      <w:pPr>
+        <w:ind w:left="4320" w:hanging="360"/>
+      </w:pPr>
+      <w:rPr>
+        <w:rFonts w:ascii="Wingdings" w:hAnsi="Wingdings" w:hint="default"/>
+      </w:rPr>
+    </w:lvl>
+    <w:lvl w:ilvl="6" w:tplc="40090001" w:tentative="1">
+      <w:start w:val="1"/>
+      <w:numFmt w:val="bullet"/>
+      <w:lvlText w:val=""/>
+      <w:lvlJc w:val="left"/>
+      <w:pPr>
+        <w:ind w:left="5040" w:hanging="360"/>
+      </w:pPr>
+      <w:rPr>
+        <w:rFonts w:ascii="Symbol" w:hAnsi="Symbol" w:hint="default"/>
+      </w:rPr>
+    </w:lvl>
+    <w:lvl w:ilvl="7" w:tplc="40090003" w:tentative="1">
+      <w:start w:val="1"/>
+      <w:numFmt w:val="bullet"/>
+      <w:lvlText w:val="o"/>
+      <w:lvlJc w:val="left"/>
+      <w:pPr>
+        <w:ind w:left="5760" w:hanging="360"/>
+      </w:pPr>
+      <w:rPr>
+        <w:rFonts w:ascii="Courier New" w:hAnsi="Courier New" w:cs="Courier New" w:hint="default"/>
+      </w:rPr>
+    </w:lvl>
+    <w:lvl w:ilvl="8" w:tplc="40090005" w:tentative="1">
+      <w:start w:val="1"/>
+      <w:numFmt w:val="bullet"/>
+      <w:lvlText w:val=""/>
+      <w:lvlJc w:val="left"/>
+      <w:pPr>
+        <w:ind w:left="6480" w:hanging="360"/>
+      </w:pPr>
+      <w:rPr>
+        <w:rFonts w:ascii="Wingdings" w:hAnsi="Wingdings" w:hint="default"/>
+      </w:rPr>
+    </w:lvl>
+  </w:abstractNum>
   <w:num w:numId="1" w16cid:durableId="2077705233">
     <w:abstractNumId w:val="0"/>
   </w:num>
   <w:num w:numId="2" w16cid:durableId="1961917607">
+    <w:abstractNumId w:val="3"/>
+  </w:num>
+  <w:num w:numId="3" w16cid:durableId="1892304748">
     <w:abstractNumId w:val="2"/>
   </w:num>
-  <w:num w:numId="3" w16cid:durableId="1892304748">
+  <w:num w:numId="4" w16cid:durableId="502013352">
+    <w:abstractNumId w:val="4"/>
+  </w:num>
+  <w:num w:numId="5" w16cid:durableId="1442992144">
     <w:abstractNumId w:val="1"/>
-  </w:num>
-  <w:num w:numId="4" w16cid:durableId="502013352">
-    <w:abstractNumId w:val="3"/>
   </w:num>
 </w:numbering>
 </file>
@@ -7343,6 +15729,7 @@
   <w:style w:type="character" w:default="1" w:styleId="DefaultParagraphFont">
     <w:name w:val="Default Paragraph Font"/>
     <w:uiPriority w:val="1"/>
+    <w:semiHidden/>
     <w:unhideWhenUsed/>
   </w:style>
   <w:style w:type="table" w:default="1" w:styleId="TableNormal">
